--- a/docs/informe.docx
+++ b/docs/informe.docx
@@ -491,7 +491,7 @@
     <w:sdt>
       <w:sdtPr>
         <w:alias w:val="Índice"/>
-        <w:id w:val="-82294361"/>
+        <w:id w:val="-139657954"/>
       </w:sdtPr>
       <w:sdtEndPr/>
       <w:sdtContent>
@@ -502,7 +502,10 @@
               <w:tab w:val="right" w:leader="dot" w:pos="9350"/>
             </w:tabs>
             <w:rPr>
+              <w:rFonts w:asciiTheme="minorHAnsi" w:eastAsiaTheme="minorEastAsia" w:hAnsiTheme="minorHAnsi" w:cstheme="minorBidi"/>
               <w:noProof/>
+              <w:sz w:val="22"/>
+              <w:szCs w:val="22"/>
             </w:rPr>
           </w:pPr>
           <w:r>
@@ -514,7 +517,7 @@
           <w:r>
             <w:fldChar w:fldCharType="separate"/>
           </w:r>
-          <w:hyperlink w:anchor="_Toc240376011" w:history="1">
+          <w:hyperlink w:anchor="_Toc240959681" w:history="1">
             <w:r>
               <w:rPr>
                 <w:rStyle w:val="Hipervnculo"/>
@@ -538,7 +541,7 @@
               <w:rPr>
                 <w:noProof/>
               </w:rPr>
-              <w:instrText xml:space="preserve"> PAGEREF _Toc240376011 \h </w:instrText>
+              <w:instrText xml:space="preserve"> PAGEREF _Toc240959681 \h </w:instrText>
             </w:r>
             <w:r>
               <w:rPr>
@@ -572,10 +575,13 @@
               <w:tab w:val="right" w:leader="dot" w:pos="9350"/>
             </w:tabs>
             <w:rPr>
+              <w:rFonts w:asciiTheme="minorHAnsi" w:eastAsiaTheme="minorEastAsia" w:hAnsiTheme="minorHAnsi" w:cstheme="minorBidi"/>
               <w:noProof/>
+              <w:sz w:val="22"/>
+              <w:szCs w:val="22"/>
             </w:rPr>
           </w:pPr>
-          <w:hyperlink w:anchor="_Toc240376012" w:history="1">
+          <w:hyperlink w:anchor="_Toc240959682" w:history="1">
             <w:r>
               <w:rPr>
                 <w:rStyle w:val="Hipervnculo"/>
@@ -599,7 +605,7 @@
               <w:rPr>
                 <w:noProof/>
               </w:rPr>
-              <w:instrText xml:space="preserve"> PAGEREF _Toc240376012 \h </w:instrText>
+              <w:instrText xml:space="preserve"> PAGEREF _Toc240959682 \h </w:instrText>
             </w:r>
             <w:r>
               <w:rPr>
@@ -633,10 +639,13 @@
               <w:tab w:val="right" w:leader="dot" w:pos="9350"/>
             </w:tabs>
             <w:rPr>
+              <w:rFonts w:asciiTheme="minorHAnsi" w:eastAsiaTheme="minorEastAsia" w:hAnsiTheme="minorHAnsi" w:cstheme="minorBidi"/>
               <w:noProof/>
+              <w:sz w:val="22"/>
+              <w:szCs w:val="22"/>
             </w:rPr>
           </w:pPr>
-          <w:hyperlink w:anchor="_Toc240376013" w:history="1">
+          <w:hyperlink w:anchor="_Toc240959683" w:history="1">
             <w:r>
               <w:rPr>
                 <w:rStyle w:val="Hipervnculo"/>
@@ -660,7 +669,7 @@
               <w:rPr>
                 <w:noProof/>
               </w:rPr>
-              <w:instrText xml:space="preserve"> PAGEREF _Toc240376013 \h </w:instrText>
+              <w:instrText xml:space="preserve"> PAGEREF _Toc240959683 \h </w:instrText>
             </w:r>
             <w:r>
               <w:rPr>
@@ -694,10 +703,13 @@
               <w:tab w:val="right" w:leader="dot" w:pos="9350"/>
             </w:tabs>
             <w:rPr>
+              <w:rFonts w:asciiTheme="minorHAnsi" w:eastAsiaTheme="minorEastAsia" w:hAnsiTheme="minorHAnsi" w:cstheme="minorBidi"/>
               <w:noProof/>
+              <w:sz w:val="22"/>
+              <w:szCs w:val="22"/>
             </w:rPr>
           </w:pPr>
-          <w:hyperlink w:anchor="_Toc240376014" w:history="1">
+          <w:hyperlink w:anchor="_Toc240959684" w:history="1">
             <w:r>
               <w:rPr>
                 <w:rStyle w:val="Hipervnculo"/>
@@ -721,7 +733,7 @@
               <w:rPr>
                 <w:noProof/>
               </w:rPr>
-              <w:instrText xml:space="preserve"> PAGEREF _Toc240376014 \h </w:instrText>
+              <w:instrText xml:space="preserve"> PAGEREF _Toc240959684 \h </w:instrText>
             </w:r>
             <w:r>
               <w:rPr>
@@ -739,6 +751,70 @@
                 <w:noProof/>
               </w:rPr>
               <w:t>5</w:t>
+            </w:r>
+            <w:r>
+              <w:rPr>
+                <w:noProof/>
+              </w:rPr>
+              <w:fldChar w:fldCharType="end"/>
+            </w:r>
+          </w:hyperlink>
+        </w:p>
+        <w:p>
+          <w:pPr>
+            <w:pStyle w:val="TDC2"/>
+            <w:tabs>
+              <w:tab w:val="right" w:leader="dot" w:pos="9350"/>
+            </w:tabs>
+            <w:rPr>
+              <w:rFonts w:asciiTheme="minorHAnsi" w:eastAsiaTheme="minorEastAsia" w:hAnsiTheme="minorHAnsi" w:cstheme="minorBidi"/>
+              <w:noProof/>
+              <w:sz w:val="22"/>
+              <w:szCs w:val="22"/>
+            </w:rPr>
+          </w:pPr>
+          <w:hyperlink w:anchor="_Toc240959685" w:history="1">
+            <w:r>
+              <w:rPr>
+                <w:rStyle w:val="Hipervnculo"/>
+                <w:noProof/>
+              </w:rPr>
+              <w:t>2.3 Diagrama de componentes</w:t>
+            </w:r>
+            <w:r>
+              <w:rPr>
+                <w:noProof/>
+              </w:rPr>
+              <w:tab/>
+            </w:r>
+            <w:r>
+              <w:rPr>
+                <w:noProof/>
+              </w:rPr>
+              <w:fldChar w:fldCharType="begin"/>
+            </w:r>
+            <w:r>
+              <w:rPr>
+                <w:noProof/>
+              </w:rPr>
+              <w:instrText xml:space="preserve"> PAGEREF _Toc240959685 \h </w:instrText>
+            </w:r>
+            <w:r>
+              <w:rPr>
+                <w:noProof/>
+              </w:rPr>
+            </w:r>
+            <w:r>
+              <w:rPr>
+                <w:noProof/>
+              </w:rPr>
+              <w:fldChar w:fldCharType="separate"/>
+            </w:r>
+            <w:r>
+              <w:rPr>
+                <w:noProof/>
+              </w:rPr>
+              <w:t>6</w:t>
             </w:r>
             <w:r>
               <w:rPr>
@@ -755,10 +831,13 @@
               <w:tab w:val="right" w:leader="dot" w:pos="9350"/>
             </w:tabs>
             <w:rPr>
+              <w:rFonts w:asciiTheme="minorHAnsi" w:eastAsiaTheme="minorEastAsia" w:hAnsiTheme="minorHAnsi" w:cstheme="minorBidi"/>
               <w:noProof/>
+              <w:sz w:val="22"/>
+              <w:szCs w:val="22"/>
             </w:rPr>
           </w:pPr>
-          <w:hyperlink w:anchor="_Toc240376015" w:history="1">
+          <w:hyperlink w:anchor="_Toc240959686" w:history="1">
             <w:r>
               <w:rPr>
                 <w:rStyle w:val="Hipervnculo"/>
@@ -798,7 +877,7 @@
               <w:rPr>
                 <w:noProof/>
               </w:rPr>
-              <w:instrText xml:space="preserve"> PAGEREF _Toc240376015 \h </w:instrText>
+              <w:instrText xml:space="preserve"> PAGEREF _Toc240959686 \h </w:instrText>
             </w:r>
             <w:r>
               <w:rPr>
@@ -815,7 +894,7 @@
               <w:rPr>
                 <w:noProof/>
               </w:rPr>
-              <w:t>7</w:t>
+              <w:t>9</w:t>
             </w:r>
             <w:r>
               <w:rPr>
@@ -832,10 +911,13 @@
               <w:tab w:val="right" w:leader="dot" w:pos="9350"/>
             </w:tabs>
             <w:rPr>
+              <w:rFonts w:asciiTheme="minorHAnsi" w:eastAsiaTheme="minorEastAsia" w:hAnsiTheme="minorHAnsi" w:cstheme="minorBidi"/>
               <w:noProof/>
+              <w:sz w:val="22"/>
+              <w:szCs w:val="22"/>
             </w:rPr>
           </w:pPr>
-          <w:hyperlink w:anchor="_Toc240376016" w:history="1">
+          <w:hyperlink w:anchor="_Toc240959687" w:history="1">
             <w:r>
               <w:rPr>
                 <w:rStyle w:val="Hipervnculo"/>
@@ -874,7 +956,7 @@
               <w:rPr>
                 <w:noProof/>
               </w:rPr>
-              <w:instrText xml:space="preserve"> PAGEREF _Toc240376016 \h </w:instrText>
+              <w:instrText xml:space="preserve"> PAGEREF _Toc240959687 \h </w:instrText>
             </w:r>
             <w:r>
               <w:rPr>
@@ -891,7 +973,7 @@
               <w:rPr>
                 <w:noProof/>
               </w:rPr>
-              <w:t>7</w:t>
+              <w:t>9</w:t>
             </w:r>
             <w:r>
               <w:rPr>
@@ -908,10 +990,13 @@
               <w:tab w:val="right" w:leader="dot" w:pos="9350"/>
             </w:tabs>
             <w:rPr>
+              <w:rFonts w:asciiTheme="minorHAnsi" w:eastAsiaTheme="minorEastAsia" w:hAnsiTheme="minorHAnsi" w:cstheme="minorBidi"/>
               <w:noProof/>
+              <w:sz w:val="22"/>
+              <w:szCs w:val="22"/>
             </w:rPr>
           </w:pPr>
-          <w:hyperlink w:anchor="_Toc240376017" w:history="1">
+          <w:hyperlink w:anchor="_Toc240959688" w:history="1">
             <w:r>
               <w:rPr>
                 <w:rStyle w:val="Hipervnculo"/>
@@ -950,7 +1035,7 @@
               <w:rPr>
                 <w:noProof/>
               </w:rPr>
-              <w:instrText xml:space="preserve"> PAGEREF _Toc240376017 \h </w:instrText>
+              <w:instrText xml:space="preserve"> PAGEREF _Toc240959688 \h </w:instrText>
             </w:r>
             <w:r>
               <w:rPr>
@@ -967,7 +1052,7 @@
               <w:rPr>
                 <w:noProof/>
               </w:rPr>
-              <w:t>7</w:t>
+              <w:t>9</w:t>
             </w:r>
             <w:r>
               <w:rPr>
@@ -984,10 +1069,13 @@
               <w:tab w:val="right" w:leader="dot" w:pos="9350"/>
             </w:tabs>
             <w:rPr>
+              <w:rFonts w:asciiTheme="minorHAnsi" w:eastAsiaTheme="minorEastAsia" w:hAnsiTheme="minorHAnsi" w:cstheme="minorBidi"/>
               <w:noProof/>
+              <w:sz w:val="22"/>
+              <w:szCs w:val="22"/>
             </w:rPr>
           </w:pPr>
-          <w:hyperlink w:anchor="_Toc240376018" w:history="1">
+          <w:hyperlink w:anchor="_Toc240959689" w:history="1">
             <w:r>
               <w:rPr>
                 <w:rStyle w:val="Hipervnculo"/>
@@ -1027,7 +1115,7 @@
               <w:rPr>
                 <w:noProof/>
               </w:rPr>
-              <w:instrText xml:space="preserve"> PAGEREF _Toc240376018 \h </w:instrText>
+              <w:instrText xml:space="preserve"> PAGEREF _Toc240959689 \h </w:instrText>
             </w:r>
             <w:r>
               <w:rPr>
@@ -1044,7 +1132,7 @@
               <w:rPr>
                 <w:noProof/>
               </w:rPr>
-              <w:t>9</w:t>
+              <w:t>11</w:t>
             </w:r>
             <w:r>
               <w:rPr>
@@ -1061,10 +1149,13 @@
               <w:tab w:val="right" w:leader="dot" w:pos="9350"/>
             </w:tabs>
             <w:rPr>
+              <w:rFonts w:asciiTheme="minorHAnsi" w:eastAsiaTheme="minorEastAsia" w:hAnsiTheme="minorHAnsi" w:cstheme="minorBidi"/>
               <w:noProof/>
+              <w:sz w:val="22"/>
+              <w:szCs w:val="22"/>
             </w:rPr>
           </w:pPr>
-          <w:hyperlink w:anchor="_Toc240376019" w:history="1">
+          <w:hyperlink w:anchor="_Toc240959690" w:history="1">
             <w:r>
               <w:rPr>
                 <w:rStyle w:val="Hipervnculo"/>
@@ -1103,7 +1194,7 @@
               <w:rPr>
                 <w:noProof/>
               </w:rPr>
-              <w:instrText xml:space="preserve"> PAGEREF _Toc240376019 \h </w:instrText>
+              <w:instrText xml:space="preserve"> PAGEREF _Toc240959690 \h </w:instrText>
             </w:r>
             <w:r>
               <w:rPr>
@@ -1120,7 +1211,7 @@
               <w:rPr>
                 <w:noProof/>
               </w:rPr>
-              <w:t>9</w:t>
+              <w:t>11</w:t>
             </w:r>
             <w:r>
               <w:rPr>
@@ -1137,10 +1228,13 @@
               <w:tab w:val="right" w:leader="dot" w:pos="9350"/>
             </w:tabs>
             <w:rPr>
+              <w:rFonts w:asciiTheme="minorHAnsi" w:eastAsiaTheme="minorEastAsia" w:hAnsiTheme="minorHAnsi" w:cstheme="minorBidi"/>
               <w:noProof/>
+              <w:sz w:val="22"/>
+              <w:szCs w:val="22"/>
             </w:rPr>
           </w:pPr>
-          <w:hyperlink w:anchor="_Toc240376020" w:history="1">
+          <w:hyperlink w:anchor="_Toc240959691" w:history="1">
             <w:r>
               <w:rPr>
                 <w:rStyle w:val="Hipervnculo"/>
@@ -1179,7 +1273,7 @@
               <w:rPr>
                 <w:noProof/>
               </w:rPr>
-              <w:instrText xml:space="preserve"> PAGEREF _Toc240376020 \h </w:instrText>
+              <w:instrText xml:space="preserve"> PAGEREF _Toc240959691 \h </w:instrText>
             </w:r>
             <w:r>
               <w:rPr>
@@ -1196,7 +1290,7 @@
               <w:rPr>
                 <w:noProof/>
               </w:rPr>
-              <w:t>9</w:t>
+              <w:t>11</w:t>
             </w:r>
             <w:r>
               <w:rPr>
@@ -1213,10 +1307,13 @@
               <w:tab w:val="right" w:leader="dot" w:pos="9350"/>
             </w:tabs>
             <w:rPr>
+              <w:rFonts w:asciiTheme="minorHAnsi" w:eastAsiaTheme="minorEastAsia" w:hAnsiTheme="minorHAnsi" w:cstheme="minorBidi"/>
               <w:noProof/>
+              <w:sz w:val="22"/>
+              <w:szCs w:val="22"/>
             </w:rPr>
           </w:pPr>
-          <w:hyperlink w:anchor="_Toc240376021" w:history="1">
+          <w:hyperlink w:anchor="_Toc240959692" w:history="1">
             <w:r>
               <w:rPr>
                 <w:rStyle w:val="Hipervnculo"/>
@@ -1240,7 +1337,7 @@
               <w:rPr>
                 <w:noProof/>
               </w:rPr>
-              <w:instrText xml:space="preserve"> PAGEREF _Toc240376021 \h </w:instrText>
+              <w:instrText xml:space="preserve"> PAGEREF _Toc240959692 \h </w:instrText>
             </w:r>
             <w:r>
               <w:rPr>
@@ -1257,7 +1354,7 @@
               <w:rPr>
                 <w:noProof/>
               </w:rPr>
-              <w:t>9</w:t>
+              <w:t>11</w:t>
             </w:r>
             <w:r>
               <w:rPr>
@@ -1274,10 +1371,13 @@
               <w:tab w:val="right" w:leader="dot" w:pos="9350"/>
             </w:tabs>
             <w:rPr>
+              <w:rFonts w:asciiTheme="minorHAnsi" w:eastAsiaTheme="minorEastAsia" w:hAnsiTheme="minorHAnsi" w:cstheme="minorBidi"/>
               <w:noProof/>
+              <w:sz w:val="22"/>
+              <w:szCs w:val="22"/>
             </w:rPr>
           </w:pPr>
-          <w:hyperlink w:anchor="_Toc240376022" w:history="1">
+          <w:hyperlink w:anchor="_Toc240959693" w:history="1">
             <w:r>
               <w:rPr>
                 <w:rStyle w:val="Hipervnculo"/>
@@ -1301,7 +1401,7 @@
               <w:rPr>
                 <w:noProof/>
               </w:rPr>
-              <w:instrText xml:space="preserve"> PAGEREF _Toc240376022 \h </w:instrText>
+              <w:instrText xml:space="preserve"> PAGEREF _Toc240959693 \h </w:instrText>
             </w:r>
             <w:r>
               <w:rPr>
@@ -1318,7 +1418,7 @@
               <w:rPr>
                 <w:noProof/>
               </w:rPr>
-              <w:t>11</w:t>
+              <w:t>13</w:t>
             </w:r>
             <w:r>
               <w:rPr>
@@ -1335,10 +1435,13 @@
               <w:tab w:val="right" w:leader="dot" w:pos="9350"/>
             </w:tabs>
             <w:rPr>
+              <w:rFonts w:asciiTheme="minorHAnsi" w:eastAsiaTheme="minorEastAsia" w:hAnsiTheme="minorHAnsi" w:cstheme="minorBidi"/>
               <w:noProof/>
+              <w:sz w:val="22"/>
+              <w:szCs w:val="22"/>
             </w:rPr>
           </w:pPr>
-          <w:hyperlink w:anchor="_Toc240376023" w:history="1">
+          <w:hyperlink w:anchor="_Toc240959694" w:history="1">
             <w:r>
               <w:rPr>
                 <w:rStyle w:val="Hipervnculo"/>
@@ -1362,7 +1465,7 @@
               <w:rPr>
                 <w:noProof/>
               </w:rPr>
-              <w:instrText xml:space="preserve"> PAGEREF _Toc240376023 \h </w:instrText>
+              <w:instrText xml:space="preserve"> PAGEREF _Toc240959694 \h </w:instrText>
             </w:r>
             <w:r>
               <w:rPr>
@@ -1379,7 +1482,7 @@
               <w:rPr>
                 <w:noProof/>
               </w:rPr>
-              <w:t>12</w:t>
+              <w:t>14</w:t>
             </w:r>
             <w:r>
               <w:rPr>
@@ -1396,10 +1499,13 @@
               <w:tab w:val="right" w:leader="dot" w:pos="9350"/>
             </w:tabs>
             <w:rPr>
+              <w:rFonts w:asciiTheme="minorHAnsi" w:eastAsiaTheme="minorEastAsia" w:hAnsiTheme="minorHAnsi" w:cstheme="minorBidi"/>
               <w:noProof/>
+              <w:sz w:val="22"/>
+              <w:szCs w:val="22"/>
             </w:rPr>
           </w:pPr>
-          <w:hyperlink w:anchor="_Toc240376024" w:history="1">
+          <w:hyperlink w:anchor="_Toc240959695" w:history="1">
             <w:r>
               <w:rPr>
                 <w:rStyle w:val="Hipervnculo"/>
@@ -1423,7 +1529,7 @@
               <w:rPr>
                 <w:noProof/>
               </w:rPr>
-              <w:instrText xml:space="preserve"> PAGEREF _Toc240376024 \h </w:instrText>
+              <w:instrText xml:space="preserve"> PAGEREF _Toc240959695 \h </w:instrText>
             </w:r>
             <w:r>
               <w:rPr>
@@ -1440,7 +1546,7 @@
               <w:rPr>
                 <w:noProof/>
               </w:rPr>
-              <w:t>12</w:t>
+              <w:t>14</w:t>
             </w:r>
             <w:r>
               <w:rPr>
@@ -1457,10 +1563,13 @@
               <w:tab w:val="right" w:leader="dot" w:pos="9350"/>
             </w:tabs>
             <w:rPr>
+              <w:rFonts w:asciiTheme="minorHAnsi" w:eastAsiaTheme="minorEastAsia" w:hAnsiTheme="minorHAnsi" w:cstheme="minorBidi"/>
               <w:noProof/>
+              <w:sz w:val="22"/>
+              <w:szCs w:val="22"/>
             </w:rPr>
           </w:pPr>
-          <w:hyperlink w:anchor="_Toc240376025" w:history="1">
+          <w:hyperlink w:anchor="_Toc240959696" w:history="1">
             <w:r>
               <w:rPr>
                 <w:rStyle w:val="Hipervnculo"/>
@@ -1484,7 +1593,7 @@
               <w:rPr>
                 <w:noProof/>
               </w:rPr>
-              <w:instrText xml:space="preserve"> PAGEREF _Toc240376025 \h </w:instrText>
+              <w:instrText xml:space="preserve"> PAGEREF _Toc240959696 \h </w:instrText>
             </w:r>
             <w:r>
               <w:rPr>
@@ -1501,7 +1610,7 @@
               <w:rPr>
                 <w:noProof/>
               </w:rPr>
-              <w:t>13</w:t>
+              <w:t>15</w:t>
             </w:r>
             <w:r>
               <w:rPr>
@@ -1518,10 +1627,13 @@
               <w:tab w:val="right" w:leader="dot" w:pos="9350"/>
             </w:tabs>
             <w:rPr>
+              <w:rFonts w:asciiTheme="minorHAnsi" w:eastAsiaTheme="minorEastAsia" w:hAnsiTheme="minorHAnsi" w:cstheme="minorBidi"/>
               <w:noProof/>
+              <w:sz w:val="22"/>
+              <w:szCs w:val="22"/>
             </w:rPr>
           </w:pPr>
-          <w:hyperlink w:anchor="_Toc240376026" w:history="1">
+          <w:hyperlink w:anchor="_Toc240959697" w:history="1">
             <w:r>
               <w:rPr>
                 <w:rStyle w:val="Hipervnculo"/>
@@ -1545,7 +1657,7 @@
               <w:rPr>
                 <w:noProof/>
               </w:rPr>
-              <w:instrText xml:space="preserve"> PAGEREF _Toc240376026 \h </w:instrText>
+              <w:instrText xml:space="preserve"> PAGEREF _Toc240959697 \h </w:instrText>
             </w:r>
             <w:r>
               <w:rPr>
@@ -1562,7 +1674,7 @@
               <w:rPr>
                 <w:noProof/>
               </w:rPr>
-              <w:t>14</w:t>
+              <w:t>16</w:t>
             </w:r>
             <w:r>
               <w:rPr>
@@ -1579,10 +1691,13 @@
               <w:tab w:val="right" w:leader="dot" w:pos="9350"/>
             </w:tabs>
             <w:rPr>
+              <w:rFonts w:asciiTheme="minorHAnsi" w:eastAsiaTheme="minorEastAsia" w:hAnsiTheme="minorHAnsi" w:cstheme="minorBidi"/>
               <w:noProof/>
+              <w:sz w:val="22"/>
+              <w:szCs w:val="22"/>
             </w:rPr>
           </w:pPr>
-          <w:hyperlink w:anchor="_Toc240376027" w:history="1">
+          <w:hyperlink w:anchor="_Toc240959698" w:history="1">
             <w:r>
               <w:rPr>
                 <w:rStyle w:val="Hipervnculo"/>
@@ -1606,7 +1721,7 @@
               <w:rPr>
                 <w:noProof/>
               </w:rPr>
-              <w:instrText xml:space="preserve"> PAGEREF _Toc240376027 \h </w:instrText>
+              <w:instrText xml:space="preserve"> PAGEREF _Toc240959698 \h </w:instrText>
             </w:r>
             <w:r>
               <w:rPr>
@@ -1623,7 +1738,7 @@
               <w:rPr>
                 <w:noProof/>
               </w:rPr>
-              <w:t>14</w:t>
+              <w:t>16</w:t>
             </w:r>
             <w:r>
               <w:rPr>
@@ -1640,10 +1755,13 @@
               <w:tab w:val="right" w:leader="dot" w:pos="9350"/>
             </w:tabs>
             <w:rPr>
+              <w:rFonts w:asciiTheme="minorHAnsi" w:eastAsiaTheme="minorEastAsia" w:hAnsiTheme="minorHAnsi" w:cstheme="minorBidi"/>
               <w:noProof/>
+              <w:sz w:val="22"/>
+              <w:szCs w:val="22"/>
             </w:rPr>
           </w:pPr>
-          <w:hyperlink w:anchor="_Toc240376028" w:history="1">
+          <w:hyperlink w:anchor="_Toc240959699" w:history="1">
             <w:r>
               <w:rPr>
                 <w:rStyle w:val="Hipervnculo"/>
@@ -1667,7 +1785,7 @@
               <w:rPr>
                 <w:noProof/>
               </w:rPr>
-              <w:instrText xml:space="preserve"> PAGEREF _Toc240376028 \h </w:instrText>
+              <w:instrText xml:space="preserve"> PAGEREF _Toc240959699 \h </w:instrText>
             </w:r>
             <w:r>
               <w:rPr>
@@ -1684,7 +1802,7 @@
               <w:rPr>
                 <w:noProof/>
               </w:rPr>
-              <w:t>15</w:t>
+              <w:t>17</w:t>
             </w:r>
             <w:r>
               <w:rPr>
@@ -1701,10 +1819,13 @@
               <w:tab w:val="right" w:leader="dot" w:pos="9350"/>
             </w:tabs>
             <w:rPr>
+              <w:rFonts w:asciiTheme="minorHAnsi" w:eastAsiaTheme="minorEastAsia" w:hAnsiTheme="minorHAnsi" w:cstheme="minorBidi"/>
               <w:noProof/>
+              <w:sz w:val="22"/>
+              <w:szCs w:val="22"/>
             </w:rPr>
           </w:pPr>
-          <w:hyperlink w:anchor="_Toc240376029" w:history="1">
+          <w:hyperlink w:anchor="_Toc240959700" w:history="1">
             <w:r>
               <w:rPr>
                 <w:rStyle w:val="Hipervnculo"/>
@@ -1728,7 +1849,7 @@
               <w:rPr>
                 <w:noProof/>
               </w:rPr>
-              <w:instrText xml:space="preserve"> PAGEREF _Toc240376029 \h </w:instrText>
+              <w:instrText xml:space="preserve"> PAGEREF _Toc240959700 \h </w:instrText>
             </w:r>
             <w:r>
               <w:rPr>
@@ -1745,7 +1866,7 @@
               <w:rPr>
                 <w:noProof/>
               </w:rPr>
-              <w:t>15</w:t>
+              <w:t>17</w:t>
             </w:r>
             <w:r>
               <w:rPr>
@@ -1762,10 +1883,13 @@
               <w:tab w:val="right" w:leader="dot" w:pos="9350"/>
             </w:tabs>
             <w:rPr>
+              <w:rFonts w:asciiTheme="minorHAnsi" w:eastAsiaTheme="minorEastAsia" w:hAnsiTheme="minorHAnsi" w:cstheme="minorBidi"/>
               <w:noProof/>
+              <w:sz w:val="22"/>
+              <w:szCs w:val="22"/>
             </w:rPr>
           </w:pPr>
-          <w:hyperlink w:anchor="_Toc240376030" w:history="1">
+          <w:hyperlink w:anchor="_Toc240959701" w:history="1">
             <w:r>
               <w:rPr>
                 <w:rStyle w:val="Hipervnculo"/>
@@ -1789,7 +1913,7 @@
               <w:rPr>
                 <w:noProof/>
               </w:rPr>
-              <w:instrText xml:space="preserve"> PAGEREF _Toc240376030 \h </w:instrText>
+              <w:instrText xml:space="preserve"> PAGEREF _Toc240959701 \h </w:instrText>
             </w:r>
             <w:r>
               <w:rPr>
@@ -1806,7 +1930,7 @@
               <w:rPr>
                 <w:noProof/>
               </w:rPr>
-              <w:t>16</w:t>
+              <w:t>18</w:t>
             </w:r>
             <w:r>
               <w:rPr>
@@ -1823,10 +1947,13 @@
               <w:tab w:val="right" w:leader="dot" w:pos="9350"/>
             </w:tabs>
             <w:rPr>
+              <w:rFonts w:asciiTheme="minorHAnsi" w:eastAsiaTheme="minorEastAsia" w:hAnsiTheme="minorHAnsi" w:cstheme="minorBidi"/>
               <w:noProof/>
+              <w:sz w:val="22"/>
+              <w:szCs w:val="22"/>
             </w:rPr>
           </w:pPr>
-          <w:hyperlink w:anchor="_Toc240376031" w:history="1">
+          <w:hyperlink w:anchor="_Toc240959702" w:history="1">
             <w:r>
               <w:rPr>
                 <w:rStyle w:val="Hipervnculo"/>
@@ -1850,7 +1977,7 @@
               <w:rPr>
                 <w:noProof/>
               </w:rPr>
-              <w:instrText xml:space="preserve"> PAGEREF _Toc240376031 \h </w:instrText>
+              <w:instrText xml:space="preserve"> PAGEREF _Toc240959702 \h </w:instrText>
             </w:r>
             <w:r>
               <w:rPr>
@@ -1867,7 +1994,7 @@
               <w:rPr>
                 <w:noProof/>
               </w:rPr>
-              <w:t>16</w:t>
+              <w:t>18</w:t>
             </w:r>
             <w:r>
               <w:rPr>
@@ -1884,16 +2011,19 @@
               <w:tab w:val="right" w:leader="dot" w:pos="9350"/>
             </w:tabs>
             <w:rPr>
+              <w:rFonts w:asciiTheme="minorHAnsi" w:eastAsiaTheme="minorEastAsia" w:hAnsiTheme="minorHAnsi" w:cstheme="minorBidi"/>
               <w:noProof/>
+              <w:sz w:val="22"/>
+              <w:szCs w:val="22"/>
             </w:rPr>
           </w:pPr>
-          <w:hyperlink w:anchor="_Toc240376032" w:history="1">
+          <w:hyperlink w:anchor="_Toc240959703" w:history="1">
             <w:r>
               <w:rPr>
                 <w:rStyle w:val="Hipervnculo"/>
                 <w:noProof/>
               </w:rPr>
-              <w:t>7. Conclusiones</w:t>
+              <w:t>7. Consumo de un servicio externo desde el frontend</w:t>
             </w:r>
             <w:r>
               <w:rPr>
@@ -1911,7 +2041,7 @@
               <w:rPr>
                 <w:noProof/>
               </w:rPr>
-              <w:instrText xml:space="preserve"> PAGEREF _Toc240376032 \h </w:instrText>
+              <w:instrText xml:space="preserve"> PAGEREF _Toc240959703 \h </w:instrText>
             </w:r>
             <w:r>
               <w:rPr>
@@ -1928,7 +2058,519 @@
               <w:rPr>
                 <w:noProof/>
               </w:rPr>
-              <w:t>19</w:t>
+              <w:t>21</w:t>
+            </w:r>
+            <w:r>
+              <w:rPr>
+                <w:noProof/>
+              </w:rPr>
+              <w:fldChar w:fldCharType="end"/>
+            </w:r>
+          </w:hyperlink>
+        </w:p>
+        <w:p>
+          <w:pPr>
+            <w:pStyle w:val="TDC2"/>
+            <w:tabs>
+              <w:tab w:val="right" w:leader="dot" w:pos="9350"/>
+            </w:tabs>
+            <w:rPr>
+              <w:rFonts w:asciiTheme="minorHAnsi" w:eastAsiaTheme="minorEastAsia" w:hAnsiTheme="minorHAnsi" w:cstheme="minorBidi"/>
+              <w:noProof/>
+              <w:sz w:val="22"/>
+              <w:szCs w:val="22"/>
+            </w:rPr>
+          </w:pPr>
+          <w:hyperlink w:anchor="_Toc240959704" w:history="1">
+            <w:r>
+              <w:rPr>
+                <w:rStyle w:val="Hipervnculo"/>
+                <w:noProof/>
+              </w:rPr>
+              <w:t>7.1 Por qué la llamada sale del navegador</w:t>
+            </w:r>
+            <w:r>
+              <w:rPr>
+                <w:noProof/>
+              </w:rPr>
+              <w:tab/>
+            </w:r>
+            <w:r>
+              <w:rPr>
+                <w:noProof/>
+              </w:rPr>
+              <w:fldChar w:fldCharType="begin"/>
+            </w:r>
+            <w:r>
+              <w:rPr>
+                <w:noProof/>
+              </w:rPr>
+              <w:instrText xml:space="preserve"> PAGEREF _Toc240959704 \h </w:instrText>
+            </w:r>
+            <w:r>
+              <w:rPr>
+                <w:noProof/>
+              </w:rPr>
+            </w:r>
+            <w:r>
+              <w:rPr>
+                <w:noProof/>
+              </w:rPr>
+              <w:fldChar w:fldCharType="separate"/>
+            </w:r>
+            <w:r>
+              <w:rPr>
+                <w:noProof/>
+              </w:rPr>
+              <w:t>21</w:t>
+            </w:r>
+            <w:r>
+              <w:rPr>
+                <w:noProof/>
+              </w:rPr>
+              <w:fldChar w:fldCharType="end"/>
+            </w:r>
+          </w:hyperlink>
+        </w:p>
+        <w:p>
+          <w:pPr>
+            <w:pStyle w:val="TDC2"/>
+            <w:tabs>
+              <w:tab w:val="right" w:leader="dot" w:pos="9350"/>
+            </w:tabs>
+            <w:rPr>
+              <w:rFonts w:asciiTheme="minorHAnsi" w:eastAsiaTheme="minorEastAsia" w:hAnsiTheme="minorHAnsi" w:cstheme="minorBidi"/>
+              <w:noProof/>
+              <w:sz w:val="22"/>
+              <w:szCs w:val="22"/>
+            </w:rPr>
+          </w:pPr>
+          <w:hyperlink w:anchor="_Toc240959705" w:history="1">
+            <w:r>
+              <w:rPr>
+                <w:rStyle w:val="Hipervnculo"/>
+                <w:noProof/>
+              </w:rPr>
+              <w:t>7.2 Un campo nuevo: la ciudad</w:t>
+            </w:r>
+            <w:r>
+              <w:rPr>
+                <w:noProof/>
+              </w:rPr>
+              <w:tab/>
+            </w:r>
+            <w:r>
+              <w:rPr>
+                <w:noProof/>
+              </w:rPr>
+              <w:fldChar w:fldCharType="begin"/>
+            </w:r>
+            <w:r>
+              <w:rPr>
+                <w:noProof/>
+              </w:rPr>
+              <w:instrText xml:space="preserve"> PAGEREF _Toc240959705 \h </w:instrText>
+            </w:r>
+            <w:r>
+              <w:rPr>
+                <w:noProof/>
+              </w:rPr>
+            </w:r>
+            <w:r>
+              <w:rPr>
+                <w:noProof/>
+              </w:rPr>
+              <w:fldChar w:fldCharType="separate"/>
+            </w:r>
+            <w:r>
+              <w:rPr>
+                <w:noProof/>
+              </w:rPr>
+              <w:t>22</w:t>
+            </w:r>
+            <w:r>
+              <w:rPr>
+                <w:noProof/>
+              </w:rPr>
+              <w:fldChar w:fldCharType="end"/>
+            </w:r>
+          </w:hyperlink>
+        </w:p>
+        <w:p>
+          <w:pPr>
+            <w:pStyle w:val="TDC2"/>
+            <w:tabs>
+              <w:tab w:val="right" w:leader="dot" w:pos="9350"/>
+            </w:tabs>
+            <w:rPr>
+              <w:rFonts w:asciiTheme="minorHAnsi" w:eastAsiaTheme="minorEastAsia" w:hAnsiTheme="minorHAnsi" w:cstheme="minorBidi"/>
+              <w:noProof/>
+              <w:sz w:val="22"/>
+              <w:szCs w:val="22"/>
+            </w:rPr>
+          </w:pPr>
+          <w:hyperlink w:anchor="_Toc240959706" w:history="1">
+            <w:r>
+              <w:rPr>
+                <w:rStyle w:val="Hipervnculo"/>
+                <w:noProof/>
+              </w:rPr>
+              <w:t>7.3 El cliente de Open-Meteo</w:t>
+            </w:r>
+            <w:r>
+              <w:rPr>
+                <w:noProof/>
+              </w:rPr>
+              <w:tab/>
+            </w:r>
+            <w:r>
+              <w:rPr>
+                <w:noProof/>
+              </w:rPr>
+              <w:fldChar w:fldCharType="begin"/>
+            </w:r>
+            <w:r>
+              <w:rPr>
+                <w:noProof/>
+              </w:rPr>
+              <w:instrText xml:space="preserve"> PAGEREF _Toc240959706 \h </w:instrText>
+            </w:r>
+            <w:r>
+              <w:rPr>
+                <w:noProof/>
+              </w:rPr>
+            </w:r>
+            <w:r>
+              <w:rPr>
+                <w:noProof/>
+              </w:rPr>
+              <w:fldChar w:fldCharType="separate"/>
+            </w:r>
+            <w:r>
+              <w:rPr>
+                <w:noProof/>
+              </w:rPr>
+              <w:t>22</w:t>
+            </w:r>
+            <w:r>
+              <w:rPr>
+                <w:noProof/>
+              </w:rPr>
+              <w:fldChar w:fldCharType="end"/>
+            </w:r>
+          </w:hyperlink>
+        </w:p>
+        <w:p>
+          <w:pPr>
+            <w:pStyle w:val="TDC2"/>
+            <w:tabs>
+              <w:tab w:val="right" w:leader="dot" w:pos="9350"/>
+            </w:tabs>
+            <w:rPr>
+              <w:rFonts w:asciiTheme="minorHAnsi" w:eastAsiaTheme="minorEastAsia" w:hAnsiTheme="minorHAnsi" w:cstheme="minorBidi"/>
+              <w:noProof/>
+              <w:sz w:val="22"/>
+              <w:szCs w:val="22"/>
+            </w:rPr>
+          </w:pPr>
+          <w:hyperlink w:anchor="_Toc240959707" w:history="1">
+            <w:r>
+              <w:rPr>
+                <w:rStyle w:val="Hipervnculo"/>
+                <w:noProof/>
+              </w:rPr>
+              <w:t>7.4 La tarjeta «Clima ahora»</w:t>
+            </w:r>
+            <w:r>
+              <w:rPr>
+                <w:noProof/>
+              </w:rPr>
+              <w:tab/>
+            </w:r>
+            <w:r>
+              <w:rPr>
+                <w:noProof/>
+              </w:rPr>
+              <w:fldChar w:fldCharType="begin"/>
+            </w:r>
+            <w:r>
+              <w:rPr>
+                <w:noProof/>
+              </w:rPr>
+              <w:instrText xml:space="preserve"> PAGEREF _Toc240959707 \h </w:instrText>
+            </w:r>
+            <w:r>
+              <w:rPr>
+                <w:noProof/>
+              </w:rPr>
+            </w:r>
+            <w:r>
+              <w:rPr>
+                <w:noProof/>
+              </w:rPr>
+              <w:fldChar w:fldCharType="separate"/>
+            </w:r>
+            <w:r>
+              <w:rPr>
+                <w:noProof/>
+              </w:rPr>
+              <w:t>23</w:t>
+            </w:r>
+            <w:r>
+              <w:rPr>
+                <w:noProof/>
+              </w:rPr>
+              <w:fldChar w:fldCharType="end"/>
+            </w:r>
+          </w:hyperlink>
+        </w:p>
+        <w:p>
+          <w:pPr>
+            <w:pStyle w:val="TDC2"/>
+            <w:tabs>
+              <w:tab w:val="right" w:leader="dot" w:pos="9350"/>
+            </w:tabs>
+            <w:rPr>
+              <w:rFonts w:asciiTheme="minorHAnsi" w:eastAsiaTheme="minorEastAsia" w:hAnsiTheme="minorHAnsi" w:cstheme="minorBidi"/>
+              <w:noProof/>
+              <w:sz w:val="22"/>
+              <w:szCs w:val="22"/>
+            </w:rPr>
+          </w:pPr>
+          <w:hyperlink w:anchor="_Toc240959708" w:history="1">
+            <w:r>
+              <w:rPr>
+                <w:rStyle w:val="Hipervnculo"/>
+                <w:noProof/>
+              </w:rPr>
+              <w:t>7.5 Evidencia de que la petición la hace el navegador</w:t>
+            </w:r>
+            <w:r>
+              <w:rPr>
+                <w:noProof/>
+              </w:rPr>
+              <w:tab/>
+            </w:r>
+            <w:r>
+              <w:rPr>
+                <w:noProof/>
+              </w:rPr>
+              <w:fldChar w:fldCharType="begin"/>
+            </w:r>
+            <w:r>
+              <w:rPr>
+                <w:noProof/>
+              </w:rPr>
+              <w:instrText xml:space="preserve"> PAGEREF _Toc240959708 \h </w:instrText>
+            </w:r>
+            <w:r>
+              <w:rPr>
+                <w:noProof/>
+              </w:rPr>
+            </w:r>
+            <w:r>
+              <w:rPr>
+                <w:noProof/>
+              </w:rPr>
+              <w:fldChar w:fldCharType="separate"/>
+            </w:r>
+            <w:r>
+              <w:rPr>
+                <w:noProof/>
+              </w:rPr>
+              <w:t>25</w:t>
+            </w:r>
+            <w:r>
+              <w:rPr>
+                <w:noProof/>
+              </w:rPr>
+              <w:fldChar w:fldCharType="end"/>
+            </w:r>
+          </w:hyperlink>
+        </w:p>
+        <w:p>
+          <w:pPr>
+            <w:pStyle w:val="TDC2"/>
+            <w:tabs>
+              <w:tab w:val="right" w:leader="dot" w:pos="9350"/>
+            </w:tabs>
+            <w:rPr>
+              <w:rFonts w:asciiTheme="minorHAnsi" w:eastAsiaTheme="minorEastAsia" w:hAnsiTheme="minorHAnsi" w:cstheme="minorBidi"/>
+              <w:noProof/>
+              <w:sz w:val="22"/>
+              <w:szCs w:val="22"/>
+            </w:rPr>
+          </w:pPr>
+          <w:hyperlink w:anchor="_Toc240959709" w:history="1">
+            <w:r>
+              <w:rPr>
+                <w:rStyle w:val="Hipervnculo"/>
+                <w:noProof/>
+              </w:rPr>
+              <w:t>7.6 Pruebas</w:t>
+            </w:r>
+            <w:r>
+              <w:rPr>
+                <w:noProof/>
+              </w:rPr>
+              <w:tab/>
+            </w:r>
+            <w:r>
+              <w:rPr>
+                <w:noProof/>
+              </w:rPr>
+              <w:fldChar w:fldCharType="begin"/>
+            </w:r>
+            <w:r>
+              <w:rPr>
+                <w:noProof/>
+              </w:rPr>
+              <w:instrText xml:space="preserve"> PAGEREF _Toc240959709 \h </w:instrText>
+            </w:r>
+            <w:r>
+              <w:rPr>
+                <w:noProof/>
+              </w:rPr>
+            </w:r>
+            <w:r>
+              <w:rPr>
+                <w:noProof/>
+              </w:rPr>
+              <w:fldChar w:fldCharType="separate"/>
+            </w:r>
+            <w:r>
+              <w:rPr>
+                <w:noProof/>
+              </w:rPr>
+              <w:t>27</w:t>
+            </w:r>
+            <w:r>
+              <w:rPr>
+                <w:noProof/>
+              </w:rPr>
+              <w:fldChar w:fldCharType="end"/>
+            </w:r>
+          </w:hyperlink>
+        </w:p>
+        <w:p>
+          <w:pPr>
+            <w:pStyle w:val="TDC2"/>
+            <w:tabs>
+              <w:tab w:val="right" w:leader="dot" w:pos="9350"/>
+            </w:tabs>
+            <w:rPr>
+              <w:rFonts w:asciiTheme="minorHAnsi" w:eastAsiaTheme="minorEastAsia" w:hAnsiTheme="minorHAnsi" w:cstheme="minorBidi"/>
+              <w:noProof/>
+              <w:sz w:val="22"/>
+              <w:szCs w:val="22"/>
+            </w:rPr>
+          </w:pPr>
+          <w:hyperlink w:anchor="_Toc240959710" w:history="1">
+            <w:r>
+              <w:rPr>
+                <w:rStyle w:val="Hipervnculo"/>
+                <w:noProof/>
+              </w:rPr>
+              <w:t>7.7 Limitaciones</w:t>
+            </w:r>
+            <w:r>
+              <w:rPr>
+                <w:noProof/>
+              </w:rPr>
+              <w:tab/>
+            </w:r>
+            <w:r>
+              <w:rPr>
+                <w:noProof/>
+              </w:rPr>
+              <w:fldChar w:fldCharType="begin"/>
+            </w:r>
+            <w:r>
+              <w:rPr>
+                <w:noProof/>
+              </w:rPr>
+              <w:instrText xml:space="preserve"> PAGEREF _Toc240959710 \h </w:instrText>
+            </w:r>
+            <w:r>
+              <w:rPr>
+                <w:noProof/>
+              </w:rPr>
+            </w:r>
+            <w:r>
+              <w:rPr>
+                <w:noProof/>
+              </w:rPr>
+              <w:fldChar w:fldCharType="separate"/>
+            </w:r>
+            <w:r>
+              <w:rPr>
+                <w:noProof/>
+              </w:rPr>
+              <w:t>27</w:t>
+            </w:r>
+            <w:r>
+              <w:rPr>
+                <w:noProof/>
+              </w:rPr>
+              <w:fldChar w:fldCharType="end"/>
+            </w:r>
+          </w:hyperlink>
+        </w:p>
+        <w:p>
+          <w:pPr>
+            <w:pStyle w:val="TDC1"/>
+            <w:tabs>
+              <w:tab w:val="right" w:leader="dot" w:pos="9350"/>
+            </w:tabs>
+            <w:rPr>
+              <w:rFonts w:asciiTheme="minorHAnsi" w:eastAsiaTheme="minorEastAsia" w:hAnsiTheme="minorHAnsi" w:cstheme="minorBidi"/>
+              <w:noProof/>
+              <w:sz w:val="22"/>
+              <w:szCs w:val="22"/>
+            </w:rPr>
+          </w:pPr>
+          <w:hyperlink w:anchor="_Toc240959711" w:history="1">
+            <w:r>
+              <w:rPr>
+                <w:rStyle w:val="Hipervnculo"/>
+                <w:noProof/>
+              </w:rPr>
+              <w:t>8. Conclusiones</w:t>
+            </w:r>
+            <w:r>
+              <w:rPr>
+                <w:noProof/>
+              </w:rPr>
+              <w:tab/>
+            </w:r>
+            <w:r>
+              <w:rPr>
+                <w:noProof/>
+              </w:rPr>
+              <w:fldChar w:fldCharType="begin"/>
+            </w:r>
+            <w:r>
+              <w:rPr>
+                <w:noProof/>
+              </w:rPr>
+              <w:instrText xml:space="preserve"> PAGEREF _Toc240959711 \h </w:instrText>
+            </w:r>
+            <w:r>
+              <w:rPr>
+                <w:noProof/>
+              </w:rPr>
+            </w:r>
+            <w:r>
+              <w:rPr>
+                <w:noProof/>
+              </w:rPr>
+              <w:fldChar w:fldCharType="separate"/>
+            </w:r>
+            <w:r>
+              <w:rPr>
+                <w:noProof/>
+              </w:rPr>
+              <w:t>28</w:t>
             </w:r>
             <w:r>
               <w:rPr>
@@ -1950,7 +2592,7 @@
         <w:pStyle w:val="Ttulo1"/>
         <w:pageBreakBefore/>
       </w:pPr>
-      <w:bookmarkStart w:id="0" w:name="_Toc240376011"/>
+      <w:bookmarkStart w:id="0" w:name="_Toc240959681"/>
       <w:r>
         <w:lastRenderedPageBreak/>
         <w:t>1. Introducción</w:t>
@@ -2901,7 +3543,7 @@
         <w:spacing w:after="160"/>
       </w:pPr>
       <w:r>
-        <w:t>Este informe explica cómo se implementaron cuatro requisitos del trabajo:</w:t>
+        <w:t>Este informe explica cómo se implementaron cinco requisitos del trabajo:</w:t>
       </w:r>
     </w:p>
     <w:p>
@@ -2914,7 +3556,7 @@
         <w:spacing w:after="100"/>
       </w:pPr>
       <w:r>
-        <w:t>la arquitectura en n capas;</w:t>
+        <w:t>la arquitectura en n capas y su diagrama de componentes;</w:t>
       </w:r>
     </w:p>
     <w:p>
@@ -2953,7 +3595,23 @@
         <w:spacing w:after="100"/>
       </w:pPr>
       <w:r>
-        <w:t>la validación de un formulario con expresiones regulares.</w:t>
+        <w:t>la validación de un formulario con expresiones regulares;</w:t>
+      </w:r>
+    </w:p>
+    <w:p>
+      <w:pPr>
+        <w:pStyle w:val="Prrafodelista"/>
+        <w:numPr>
+          <w:ilvl w:val="0"/>
+          <w:numId w:val="2"/>
+        </w:numPr>
+        <w:spacing w:after="100"/>
+      </w:pPr>
+      <w:r>
+        <w:t>el consumo de un servicio externo desde el front</w:t>
+      </w:r>
+      <w:r>
+        <w:t>end.</w:t>
       </w:r>
     </w:p>
     <w:p>
@@ -2978,13 +3636,10 @@
         <w:pStyle w:val="Ttulo1"/>
         <w:pageBreakBefore/>
       </w:pPr>
-      <w:bookmarkStart w:id="1" w:name="_Toc240376012"/>
+      <w:bookmarkStart w:id="1" w:name="_Toc240959682"/>
       <w:r>
         <w:lastRenderedPageBreak/>
-        <w:t>2. Arquit</w:t>
-      </w:r>
-      <w:r>
-        <w:t>ectura en n capas</w:t>
+        <w:t>2. Arquitectura en n capas</w:t>
       </w:r>
       <w:bookmarkEnd w:id="1"/>
     </w:p>
@@ -2993,17 +3648,17 @@
         <w:spacing w:after="160"/>
       </w:pPr>
       <w:r>
-        <w:t>Una arquitectura en n capas separa el sistema en niveles con una responsabilidad única. Cada capa solo se comunica con la inmediata siguiente. En este proyecto la separación existe en dos niveles: el sistema completo y el interior de cada</w:t>
-      </w:r>
-      <w:r>
-        <w:t xml:space="preserve"> módulo de la API.</w:t>
+        <w:t>Una arquitectura en n capas separa el sistema en niveles con una responsabilidad única. Cada capa solo se comunica con la inmedi</w:t>
+      </w:r>
+      <w:r>
+        <w:t>ata siguiente. En este proyecto la separación existe en dos niveles: el sistema completo y el interior de cada módulo de la API.</w:t>
       </w:r>
     </w:p>
     <w:p>
       <w:pPr>
         <w:pStyle w:val="Ttulo2"/>
       </w:pPr>
-      <w:bookmarkStart w:id="2" w:name="_Toc240376013"/>
+      <w:bookmarkStart w:id="2" w:name="_Toc240959683"/>
       <w:r>
         <w:t>2.1 Capas del sistema</w:t>
       </w:r>
@@ -3019,7 +3674,7 @@
           <w:noProof/>
         </w:rPr>
         <w:drawing>
-          <wp:inline distT="0" distB="0" distL="0" distR="0" wp14:anchorId="22D9BF12" wp14:editId="1683D9F4">
+          <wp:inline distT="0" distB="0" distL="0" distR="0" wp14:anchorId="6970CF36" wp14:editId="27CA3F5B">
             <wp:extent cx="5715000" cy="1143000"/>
             <wp:effectExtent l="0" t="0" r="0" b="0"/>
             <wp:docPr id="1" name="Diagrama 1" descr="Diagrama 1" title="Diagrama 1"/>
@@ -3075,7 +3730,10 @@
         <w:t>Presentación.</w:t>
       </w:r>
       <w:r>
-        <w:t xml:space="preserve"> Los componentes de React dibujan las pantallas y reciben lo que la persona escribe. No conocen la base de datos ni los tokens de sesión.</w:t>
+        <w:t xml:space="preserve"> Los componentes de React dibujan las pantallas y reciben lo que la persona escribe. No co</w:t>
+      </w:r>
+      <w:r>
+        <w:t>nocen la base de datos ni los tokens de sesión.</w:t>
       </w:r>
     </w:p>
     <w:p>
@@ -3095,10 +3753,7 @@
         <w:t>Servidor web o BFF (*Backend for Frontend*).</w:t>
       </w:r>
       <w:r>
-        <w:t xml:space="preserve"> Next.js cumple do</w:t>
-      </w:r>
-      <w:r>
-        <w:t>s funciones:</w:t>
+        <w:t xml:space="preserve"> Next.js cumple dos funciones:</w:t>
       </w:r>
     </w:p>
     <w:p>
@@ -3130,13 +3785,16 @@
         <w:rPr>
           <w:rFonts w:ascii="Courier New" w:eastAsia="Courier New" w:hAnsi="Courier New" w:cs="Courier New"/>
         </w:rPr>
-        <w:t>HttpOnly</w:t>
-      </w:r>
-      <w:r>
-        <w:t xml:space="preserve">, que el código del navegador no puede leer. Cada petición que modifica datos verifica que venga del propio </w:t>
-      </w:r>
-      <w:r>
-        <w:t>sitio antes de reenviarla a la API con el token del usuario.</w:t>
+        <w:t>HttpOn</w:t>
+      </w:r>
+      <w:r>
+        <w:rPr>
+          <w:rFonts w:ascii="Courier New" w:eastAsia="Courier New" w:hAnsi="Courier New" w:cs="Courier New"/>
+        </w:rPr>
+        <w:t>ly</w:t>
+      </w:r>
+      <w:r>
+        <w:t>, que el código del navegador no puede leer. Cada petición que modifica datos verifica que venga del propio sitio antes de reenviarla a la API con el token del usuario.</w:t>
       </w:r>
     </w:p>
     <w:p>
@@ -3156,7 +3814,10 @@
         <w:t>Lógica de negocio.</w:t>
       </w:r>
       <w:r>
-        <w:t xml:space="preserve"> La API de NestJS aplica las reglas del dominio: quién puede editar qué restaurante, cómo se valida un precio o cuándo se publica una carta.</w:t>
+        <w:t xml:space="preserve"> La API de NestJS aplica las reglas del dominio: quién puede editar</w:t>
+      </w:r>
+      <w:r>
+        <w:t xml:space="preserve"> qué restaurante, cómo se valida un precio o cuándo se publica una carta.</w:t>
       </w:r>
     </w:p>
     <w:p>
@@ -3176,10 +3837,7 @@
         <w:t>Datos.</w:t>
       </w:r>
       <w:r>
-        <w:t xml:space="preserve"> PostgreSQL guarda restaurante</w:t>
-      </w:r>
-      <w:r>
-        <w:t>s, cartas y estadísticas, y un volumen de archivos guarda logos e imágenes.</w:t>
+        <w:t xml:space="preserve"> PostgreSQL guarda restaurantes, cartas y estadísticas, y un volumen de archivos guarda logos e imágenes.</w:t>
       </w:r>
     </w:p>
     <w:p>
@@ -3194,7 +3852,14 @@
           <w:b/>
           <w:bCs/>
         </w:rPr>
-        <w:t>el navegador nunca habla con la API ni con la base de datos</w:t>
+        <w:t>el navegador nunca hab</w:t>
+      </w:r>
+      <w:r>
+        <w:rPr>
+          <w:b/>
+          <w:bCs/>
+        </w:rPr>
+        <w:t>la con la API ni con la base de datos</w:t>
       </w:r>
       <w:r>
         <w:t xml:space="preserve">. Por ejemplo, guardar el perfil de un restaurante pasa por este </w:t>
@@ -3204,14 +3869,7 @@
           <w:i/>
           <w:iCs/>
         </w:rPr>
-        <w:t>Route Ha</w:t>
-      </w:r>
-      <w:r>
-        <w:rPr>
-          <w:i/>
-          <w:iCs/>
-        </w:rPr>
-        <w:t>ndler</w:t>
+        <w:t>Route Handler</w:t>
       </w:r>
       <w:r>
         <w:t xml:space="preserve"> del BFF:</w:t>
@@ -3242,7 +3900,15 @@
           <w:sz w:val="18"/>
           <w:szCs w:val="18"/>
         </w:rPr>
-        <w:t>export async function PATCH(request: Request, context: { params: Promise&lt;{ restaurantId: string }&gt; }) {</w:t>
+        <w:t xml:space="preserve">export async function PATCH(request: Request, context: { </w:t>
+      </w:r>
+      <w:r>
+        <w:rPr>
+          <w:rFonts w:ascii="Courier New" w:eastAsia="Courier New" w:hAnsi="Courier New" w:cs="Courier New"/>
+          <w:sz w:val="18"/>
+          <w:szCs w:val="18"/>
+        </w:rPr>
+        <w:t>params: Promise&lt;{ restaurantId: string }&gt; }) {</w:t>
       </w:r>
     </w:p>
     <w:p>
@@ -3270,15 +3936,7 @@
           <w:sz w:val="18"/>
           <w:szCs w:val="18"/>
         </w:rPr>
-        <w:t xml:space="preserve">    return invalidOriginRespons</w:t>
-      </w:r>
-      <w:r>
-        <w:rPr>
-          <w:rFonts w:ascii="Courier New" w:eastAsia="Courier New" w:hAnsi="Courier New" w:cs="Courier New"/>
-          <w:sz w:val="18"/>
-          <w:szCs w:val="18"/>
-        </w:rPr>
-        <w:t>e();                 // rechaza peticiones de otros sitios</w:t>
+        <w:t xml:space="preserve">    return invalidOriginResponse();                 // rechaza peticiones de otros sitios</w:t>
       </w:r>
     </w:p>
     <w:p>
@@ -3448,7 +4106,7 @@
       <w:pPr>
         <w:pStyle w:val="Ttulo2"/>
       </w:pPr>
-      <w:bookmarkStart w:id="3" w:name="_Toc240376014"/>
+      <w:bookmarkStart w:id="3" w:name="_Toc240959684"/>
       <w:r>
         <w:t>2.2 Capas dentro de la API</w:t>
       </w:r>
@@ -3533,7 +4191,7 @@
           <w:noProof/>
         </w:rPr>
         <w:drawing>
-          <wp:inline distT="0" distB="0" distL="0" distR="0" wp14:anchorId="5B4D12E5" wp14:editId="36DAD04E">
+          <wp:inline distT="0" distB="0" distL="0" distR="0" wp14:anchorId="14ED5FC0" wp14:editId="717F0C7C">
             <wp:extent cx="5715000" cy="2724150"/>
             <wp:effectExtent l="0" t="0" r="0" b="0"/>
             <wp:docPr id="2" name="Diagrama 2" descr="Diagrama 2" title="Diagrama 2"/>
@@ -4506,23 +5164,11 @@
     </w:p>
     <w:p>
       <w:pPr>
-        <w:pStyle w:val="Ttulo1"/>
-        <w:pageBreakBefore/>
-      </w:pPr>
-      <w:bookmarkStart w:id="4" w:name="_Toc240376015"/>
-      <w:r>
-        <w:lastRenderedPageBreak/>
-        <w:t>3. Componentes con estado (</w:t>
-      </w:r>
-      <w:r>
-        <w:rPr>
-          <w:i/>
-          <w:iCs/>
-        </w:rPr>
-        <w:t>stateful</w:t>
-      </w:r>
-      <w:r>
-        <w:t>)</w:t>
+        <w:pStyle w:val="Ttulo2"/>
+      </w:pPr>
+      <w:bookmarkStart w:id="4" w:name="_Toc240959685"/>
+      <w:r>
+        <w:t>2.3 Diagrama de componentes</w:t>
       </w:r>
       <w:bookmarkEnd w:id="4"/>
     </w:p>
@@ -4531,783 +5177,57 @@
         <w:spacing w:after="160"/>
       </w:pPr>
       <w:r>
-        <w:t xml:space="preserve">En React, un componente es </w:t>
-      </w:r>
-      <w:r>
-        <w:rPr>
-          <w:b/>
-          <w:bCs/>
-        </w:rPr>
-        <w:t>con e</w:t>
-      </w:r>
-      <w:r>
-        <w:rPr>
-          <w:b/>
-          <w:bCs/>
-        </w:rPr>
-        <w:t>stado</w:t>
-      </w:r>
-      <w:r>
-        <w:t xml:space="preserve"> cuando guarda información propia que cambia mientras la persona interactúa (con el </w:t>
-      </w:r>
-      <w:r>
-        <w:rPr>
-          <w:i/>
-          <w:iCs/>
-        </w:rPr>
-        <w:t>hook</w:t>
-      </w:r>
-      <w:r>
-        <w:t xml:space="preserve"> </w:t>
-      </w:r>
-      <w:r>
-        <w:rPr>
-          <w:rFonts w:ascii="Courier New" w:eastAsia="Courier New" w:hAnsi="Courier New" w:cs="Courier New"/>
-        </w:rPr>
-        <w:t>useState</w:t>
-      </w:r>
-      <w:r>
-        <w:t>) y esa información decide lo que se dibuja. Si el estado cambia, React vuelve a dibujar el componente.</w:t>
-      </w:r>
-    </w:p>
-    <w:p>
-      <w:pPr>
-        <w:pStyle w:val="Ttulo2"/>
-      </w:pPr>
-      <w:bookmarkStart w:id="5" w:name="_Toc240376016"/>
-      <w:r>
-        <w:t xml:space="preserve">3.1 </w:t>
-      </w:r>
-      <w:r>
-        <w:rPr>
-          <w:rFonts w:ascii="Courier New" w:eastAsia="Courier New" w:hAnsi="Courier New" w:cs="Courier New"/>
-        </w:rPr>
-        <w:t>LoginForm</w:t>
-      </w:r>
-      <w:r>
-        <w:t xml:space="preserve"> — formulario de acceso</w:t>
-      </w:r>
-      <w:bookmarkEnd w:id="5"/>
+        <w:t>Los dos diagramas anteriores muestran cap</w:t>
+      </w:r>
+      <w:r>
+        <w:t>as. El diagrama de componentes baja un nivel: dibuja cada módulo de la API como una pieza propia y muestra con qué se conecta cada uno.</w:t>
+      </w:r>
     </w:p>
     <w:p>
       <w:pPr>
         <w:spacing w:after="160"/>
       </w:pPr>
       <w:r>
-        <w:t xml:space="preserve">Archivo: </w:t>
-      </w:r>
-      <w:r>
-        <w:rPr>
-          <w:rFonts w:ascii="Courier New" w:eastAsia="Courier New" w:hAnsi="Courier New" w:cs="Courier New"/>
-        </w:rPr>
-        <w:t>apps</w:t>
-      </w:r>
-      <w:r>
-        <w:rPr>
-          <w:rFonts w:ascii="Courier New" w:eastAsia="Courier New" w:hAnsi="Courier New" w:cs="Courier New"/>
-        </w:rPr>
-        <w:t>/web/src/app/login/login-form.tsx</w:t>
-      </w:r>
-    </w:p>
-    <w:p>
-      <w:pPr>
-        <w:shd w:val="clear" w:color="auto" w:fill="F2F2F2"/>
-        <w:spacing w:before="120" w:line="260" w:lineRule="auto"/>
-      </w:pPr>
-      <w:r>
-        <w:rPr>
-          <w:rFonts w:ascii="Courier New" w:eastAsia="Courier New" w:hAnsi="Courier New" w:cs="Courier New"/>
-          <w:sz w:val="18"/>
-          <w:szCs w:val="18"/>
-        </w:rPr>
-        <w:t>export function LoginForm() {</w:t>
-      </w:r>
-    </w:p>
-    <w:p>
-      <w:pPr>
-        <w:shd w:val="clear" w:color="auto" w:fill="F2F2F2"/>
-        <w:spacing w:line="260" w:lineRule="auto"/>
-      </w:pPr>
-      <w:r>
-        <w:rPr>
-          <w:rFonts w:ascii="Courier New" w:eastAsia="Courier New" w:hAnsi="Courier New" w:cs="Courier New"/>
-          <w:sz w:val="18"/>
-          <w:szCs w:val="18"/>
-        </w:rPr>
-        <w:t xml:space="preserve">  const router = useRouter();</w:t>
-      </w:r>
-    </w:p>
-    <w:p>
-      <w:pPr>
-        <w:shd w:val="clear" w:color="auto" w:fill="F2F2F2"/>
-        <w:spacing w:line="260" w:lineRule="auto"/>
-      </w:pPr>
-      <w:r>
-        <w:rPr>
-          <w:rFonts w:ascii="Courier New" w:eastAsia="Courier New" w:hAnsi="Courier New" w:cs="Courier New"/>
-          <w:sz w:val="18"/>
-          <w:szCs w:val="18"/>
-        </w:rPr>
-        <w:t xml:space="preserve">  const copy = useCopy(loginCopy);</w:t>
-      </w:r>
-    </w:p>
-    <w:p>
-      <w:pPr>
-        <w:shd w:val="clear" w:color="auto" w:fill="F2F2F2"/>
-        <w:spacing w:line="260" w:lineRule="auto"/>
-      </w:pPr>
-      <w:r>
-        <w:rPr>
-          <w:rFonts w:ascii="Courier New" w:eastAsia="Courier New" w:hAnsi="Courier New" w:cs="Courier New"/>
-          <w:sz w:val="18"/>
-          <w:szCs w:val="18"/>
-        </w:rPr>
-        <w:t xml:space="preserve">  const [failure, setFailure] = useState&lt;LoginFailure | null&gt;(null);   // ¿por qué falló el último intento?</w:t>
-      </w:r>
-    </w:p>
-    <w:p>
-      <w:pPr>
-        <w:shd w:val="clear" w:color="auto" w:fill="F2F2F2"/>
-        <w:spacing w:line="260" w:lineRule="auto"/>
-      </w:pPr>
-      <w:r>
-        <w:rPr>
-          <w:rFonts w:ascii="Courier New" w:eastAsia="Courier New" w:hAnsi="Courier New" w:cs="Courier New"/>
-          <w:sz w:val="18"/>
-          <w:szCs w:val="18"/>
-        </w:rPr>
-        <w:t xml:space="preserve">  const [submitting, setSubmitting] = useState(false);                 // ¿hay una petición en curso?</w:t>
-      </w:r>
-    </w:p>
-    <w:p>
-      <w:pPr>
-        <w:shd w:val="clear" w:color="auto" w:fill="F2F2F2"/>
-        <w:spacing w:line="260" w:lineRule="auto"/>
-      </w:pPr>
-      <w:r>
-        <w:rPr>
-          <w:rFonts w:ascii="Courier New" w:eastAsia="Courier New" w:hAnsi="Courier New" w:cs="Courier New"/>
-          <w:sz w:val="18"/>
-          <w:szCs w:val="18"/>
-        </w:rPr>
-        <w:t xml:space="preserve">  const validation = useCredentialsValidation();                       // estado de la validación (sección 6)</w:t>
-      </w:r>
-    </w:p>
-    <w:p>
-      <w:pPr>
-        <w:shd w:val="clear" w:color="auto" w:fill="F2F2F2"/>
-        <w:spacing w:line="260" w:lineRule="auto"/>
-      </w:pPr>
-      <w:r>
-        <w:rPr>
-          <w:rFonts w:ascii="Courier New" w:eastAsia="Courier New" w:hAnsi="Courier New" w:cs="Courier New"/>
-          <w:sz w:val="18"/>
-          <w:szCs w:val="18"/>
-        </w:rPr>
-        <w:t xml:space="preserve"> </w:t>
-      </w:r>
-    </w:p>
-    <w:p>
-      <w:pPr>
-        <w:shd w:val="clear" w:color="auto" w:fill="F2F2F2"/>
-        <w:spacing w:line="260" w:lineRule="auto"/>
-      </w:pPr>
-      <w:r>
-        <w:rPr>
-          <w:rFonts w:ascii="Courier New" w:eastAsia="Courier New" w:hAnsi="Courier New" w:cs="Courier New"/>
-          <w:sz w:val="18"/>
-          <w:szCs w:val="18"/>
-        </w:rPr>
-        <w:t xml:space="preserve">  async function handleSubmit(event: FormE</w:t>
-      </w:r>
-      <w:r>
-        <w:rPr>
-          <w:rFonts w:ascii="Courier New" w:eastAsia="Courier New" w:hAnsi="Courier New" w:cs="Courier New"/>
-          <w:sz w:val="18"/>
-          <w:szCs w:val="18"/>
-        </w:rPr>
-        <w:t>vent&lt;HTMLFormElement&gt;) {</w:t>
-      </w:r>
-    </w:p>
-    <w:p>
-      <w:pPr>
-        <w:shd w:val="clear" w:color="auto" w:fill="F2F2F2"/>
-        <w:spacing w:line="260" w:lineRule="auto"/>
-      </w:pPr>
-      <w:r>
-        <w:rPr>
-          <w:rFonts w:ascii="Courier New" w:eastAsia="Courier New" w:hAnsi="Courier New" w:cs="Courier New"/>
-          <w:sz w:val="18"/>
-          <w:szCs w:val="18"/>
-        </w:rPr>
-        <w:t xml:space="preserve">    event.preventDefault();</w:t>
-      </w:r>
-    </w:p>
-    <w:p>
-      <w:pPr>
-        <w:shd w:val="clear" w:color="auto" w:fill="F2F2F2"/>
-        <w:spacing w:line="260" w:lineRule="auto"/>
-      </w:pPr>
-      <w:r>
-        <w:rPr>
-          <w:rFonts w:ascii="Courier New" w:eastAsia="Courier New" w:hAnsi="Courier New" w:cs="Courier New"/>
-          <w:sz w:val="18"/>
-          <w:szCs w:val="18"/>
-        </w:rPr>
-        <w:t xml:space="preserve">    // …</w:t>
-      </w:r>
-    </w:p>
-    <w:p>
-      <w:pPr>
-        <w:shd w:val="clear" w:color="auto" w:fill="F2F2F2"/>
-        <w:spacing w:line="260" w:lineRule="auto"/>
-      </w:pPr>
-      <w:r>
-        <w:rPr>
-          <w:rFonts w:ascii="Courier New" w:eastAsia="Courier New" w:hAnsi="Courier New" w:cs="Courier New"/>
-          <w:sz w:val="18"/>
-          <w:szCs w:val="18"/>
-        </w:rPr>
-        <w:t xml:space="preserve">    if (!validation.approveSubmission(email, password)) return;</w:t>
-      </w:r>
-    </w:p>
-    <w:p>
-      <w:pPr>
-        <w:shd w:val="clear" w:color="auto" w:fill="F2F2F2"/>
-        <w:spacing w:line="260" w:lineRule="auto"/>
-      </w:pPr>
-      <w:r>
-        <w:rPr>
-          <w:rFonts w:ascii="Courier New" w:eastAsia="Courier New" w:hAnsi="Courier New" w:cs="Courier New"/>
-          <w:sz w:val="18"/>
-          <w:szCs w:val="18"/>
-        </w:rPr>
-        <w:t xml:space="preserve">    setSubmitting(true);</w:t>
-      </w:r>
-    </w:p>
-    <w:p>
-      <w:pPr>
-        <w:shd w:val="clear" w:color="auto" w:fill="F2F2F2"/>
-        <w:spacing w:line="260" w:lineRule="auto"/>
-      </w:pPr>
-      <w:r>
-        <w:rPr>
-          <w:rFonts w:ascii="Courier New" w:eastAsia="Courier New" w:hAnsi="Courier New" w:cs="Courier New"/>
-          <w:sz w:val="18"/>
-          <w:szCs w:val="18"/>
-        </w:rPr>
-        <w:t xml:space="preserve">    setFailure(null);</w:t>
-      </w:r>
-    </w:p>
-    <w:p>
-      <w:pPr>
-        <w:shd w:val="clear" w:color="auto" w:fill="F2F2F2"/>
-        <w:spacing w:line="260" w:lineRule="auto"/>
-      </w:pPr>
-      <w:r>
-        <w:rPr>
-          <w:rFonts w:ascii="Courier New" w:eastAsia="Courier New" w:hAnsi="Courier New" w:cs="Courier New"/>
-          <w:sz w:val="18"/>
-          <w:szCs w:val="18"/>
-        </w:rPr>
-        <w:t xml:space="preserve">    const response = await fetch('/api/session/login', { /* … */ });</w:t>
-      </w:r>
-    </w:p>
-    <w:p>
-      <w:pPr>
-        <w:shd w:val="clear" w:color="auto" w:fill="F2F2F2"/>
-        <w:spacing w:line="260" w:lineRule="auto"/>
-      </w:pPr>
-      <w:r>
-        <w:rPr>
-          <w:rFonts w:ascii="Courier New" w:eastAsia="Courier New" w:hAnsi="Courier New" w:cs="Courier New"/>
-          <w:sz w:val="18"/>
-          <w:szCs w:val="18"/>
-        </w:rPr>
-        <w:t xml:space="preserve">    if (!respo</w:t>
-      </w:r>
-      <w:r>
-        <w:rPr>
-          <w:rFonts w:ascii="Courier New" w:eastAsia="Courier New" w:hAnsi="Courier New" w:cs="Courier New"/>
-          <w:sz w:val="18"/>
-          <w:szCs w:val="18"/>
-        </w:rPr>
-        <w:t>nse.ok) {</w:t>
-      </w:r>
-    </w:p>
-    <w:p>
-      <w:pPr>
-        <w:shd w:val="clear" w:color="auto" w:fill="F2F2F2"/>
-        <w:spacing w:line="260" w:lineRule="auto"/>
-      </w:pPr>
-      <w:r>
-        <w:rPr>
-          <w:rFonts w:ascii="Courier New" w:eastAsia="Courier New" w:hAnsi="Courier New" w:cs="Courier New"/>
-          <w:sz w:val="18"/>
-          <w:szCs w:val="18"/>
-        </w:rPr>
-        <w:t xml:space="preserve">      const wrongCredentials = response.status === 400 || response.status === 401;</w:t>
-      </w:r>
-    </w:p>
-    <w:p>
-      <w:pPr>
-        <w:shd w:val="clear" w:color="auto" w:fill="F2F2F2"/>
-        <w:spacing w:line="260" w:lineRule="auto"/>
-      </w:pPr>
-      <w:r>
-        <w:rPr>
-          <w:rFonts w:ascii="Courier New" w:eastAsia="Courier New" w:hAnsi="Courier New" w:cs="Courier New"/>
-          <w:sz w:val="18"/>
-          <w:szCs w:val="18"/>
-        </w:rPr>
-        <w:t xml:space="preserve">      setFailure(wrongCredentials ? 'invalidCredentials' : 'serviceUnavailable');</w:t>
-      </w:r>
-    </w:p>
-    <w:p>
-      <w:pPr>
-        <w:shd w:val="clear" w:color="auto" w:fill="F2F2F2"/>
-        <w:spacing w:line="260" w:lineRule="auto"/>
-      </w:pPr>
-      <w:r>
-        <w:rPr>
-          <w:rFonts w:ascii="Courier New" w:eastAsia="Courier New" w:hAnsi="Courier New" w:cs="Courier New"/>
-          <w:sz w:val="18"/>
-          <w:szCs w:val="18"/>
-        </w:rPr>
-        <w:t xml:space="preserve">      setSubmitting(false);</w:t>
-      </w:r>
-    </w:p>
-    <w:p>
-      <w:pPr>
-        <w:shd w:val="clear" w:color="auto" w:fill="F2F2F2"/>
-        <w:spacing w:line="260" w:lineRule="auto"/>
-      </w:pPr>
-      <w:r>
-        <w:rPr>
-          <w:rFonts w:ascii="Courier New" w:eastAsia="Courier New" w:hAnsi="Courier New" w:cs="Courier New"/>
-          <w:sz w:val="18"/>
-          <w:szCs w:val="18"/>
-        </w:rPr>
-        <w:t xml:space="preserve">      return;</w:t>
-      </w:r>
-    </w:p>
-    <w:p>
-      <w:pPr>
-        <w:shd w:val="clear" w:color="auto" w:fill="F2F2F2"/>
-        <w:spacing w:line="260" w:lineRule="auto"/>
-      </w:pPr>
-      <w:r>
-        <w:rPr>
-          <w:rFonts w:ascii="Courier New" w:eastAsia="Courier New" w:hAnsi="Courier New" w:cs="Courier New"/>
-          <w:sz w:val="18"/>
-          <w:szCs w:val="18"/>
-        </w:rPr>
-        <w:t xml:space="preserve">    }</w:t>
-      </w:r>
-    </w:p>
-    <w:p>
-      <w:pPr>
-        <w:shd w:val="clear" w:color="auto" w:fill="F2F2F2"/>
-        <w:spacing w:line="260" w:lineRule="auto"/>
-      </w:pPr>
-      <w:r>
-        <w:rPr>
-          <w:rFonts w:ascii="Courier New" w:eastAsia="Courier New" w:hAnsi="Courier New" w:cs="Courier New"/>
-          <w:sz w:val="18"/>
-          <w:szCs w:val="18"/>
-        </w:rPr>
-        <w:t xml:space="preserve">    router.replace('/backoffice');</w:t>
-      </w:r>
-    </w:p>
-    <w:p>
-      <w:pPr>
-        <w:shd w:val="clear" w:color="auto" w:fill="F2F2F2"/>
-        <w:spacing w:line="260" w:lineRule="auto"/>
-      </w:pPr>
-      <w:r>
-        <w:rPr>
-          <w:rFonts w:ascii="Courier New" w:eastAsia="Courier New" w:hAnsi="Courier New" w:cs="Courier New"/>
-          <w:sz w:val="18"/>
-          <w:szCs w:val="18"/>
-        </w:rPr>
-        <w:t xml:space="preserve">  }</w:t>
-      </w:r>
-    </w:p>
-    <w:p>
-      <w:pPr>
-        <w:shd w:val="clear" w:color="auto" w:fill="F2F2F2"/>
-        <w:spacing w:line="260" w:lineRule="auto"/>
-      </w:pPr>
-      <w:r>
-        <w:rPr>
-          <w:rFonts w:ascii="Courier New" w:eastAsia="Courier New" w:hAnsi="Courier New" w:cs="Courier New"/>
-          <w:sz w:val="18"/>
-          <w:szCs w:val="18"/>
-        </w:rPr>
-        <w:t xml:space="preserve">  // …</w:t>
-      </w:r>
-    </w:p>
-    <w:p>
-      <w:pPr>
-        <w:shd w:val="clear" w:color="auto" w:fill="F2F2F2"/>
-        <w:spacing w:line="260" w:lineRule="auto"/>
-      </w:pPr>
-      <w:r>
-        <w:rPr>
-          <w:rFonts w:ascii="Courier New" w:eastAsia="Courier New" w:hAnsi="Courier New" w:cs="Courier New"/>
-          <w:sz w:val="18"/>
-          <w:szCs w:val="18"/>
-        </w:rPr>
-        <w:t xml:space="preserve">  &lt;Button disabled={submitting} full type="submit"&gt;</w:t>
-      </w:r>
-    </w:p>
-    <w:p>
-      <w:pPr>
-        <w:shd w:val="clear" w:color="auto" w:fill="F2F2F2"/>
-        <w:spacing w:line="260" w:lineRule="auto"/>
-      </w:pPr>
-      <w:r>
-        <w:rPr>
-          <w:rFonts w:ascii="Courier New" w:eastAsia="Courier New" w:hAnsi="Courier New" w:cs="Courier New"/>
-          <w:sz w:val="18"/>
-          <w:szCs w:val="18"/>
-        </w:rPr>
-        <w:t xml:space="preserve">    {submitting ? copy.submitting : copy.admin.submit}</w:t>
-      </w:r>
-    </w:p>
-    <w:p>
-      <w:pPr>
-        <w:shd w:val="clear" w:color="auto" w:fill="F2F2F2"/>
-        <w:spacing w:line="260" w:lineRule="auto"/>
-      </w:pPr>
-      <w:r>
-        <w:rPr>
-          <w:rFonts w:ascii="Courier New" w:eastAsia="Courier New" w:hAnsi="Courier New" w:cs="Courier New"/>
-          <w:sz w:val="18"/>
-          <w:szCs w:val="18"/>
-        </w:rPr>
-        <w:t xml:space="preserve">  &lt;/Button&gt;</w:t>
-      </w:r>
-    </w:p>
-    <w:p>
-      <w:pPr>
-        <w:shd w:val="clear" w:color="auto" w:fill="F2F2F2"/>
-        <w:spacing w:after="200" w:line="260" w:lineRule="auto"/>
-      </w:pPr>
-      <w:r>
-        <w:rPr>
-          <w:rFonts w:ascii="Courier New" w:eastAsia="Courier New" w:hAnsi="Courier New" w:cs="Courier New"/>
-          <w:sz w:val="18"/>
-          <w:szCs w:val="18"/>
-        </w:rPr>
-        <w:t>}</w:t>
-      </w:r>
-    </w:p>
-    <w:p>
-      <w:pPr>
-        <w:pStyle w:val="Prrafodelista"/>
-        <w:numPr>
-          <w:ilvl w:val="0"/>
-          <w:numId w:val="2"/>
-        </w:numPr>
-        <w:spacing w:after="100"/>
-      </w:pPr>
-      <w:r>
-        <w:rPr>
-          <w:rFonts w:ascii="Courier New" w:eastAsia="Courier New" w:hAnsi="Courier New" w:cs="Courier New"/>
-        </w:rPr>
-        <w:t>submitting</w:t>
-      </w:r>
-      <w:r>
-        <w:t xml:space="preserve"> pasa a </w:t>
-      </w:r>
-      <w:r>
-        <w:rPr>
-          <w:rFonts w:ascii="Courier New" w:eastAsia="Courier New" w:hAnsi="Courier New" w:cs="Courier New"/>
-        </w:rPr>
-        <w:t>true</w:t>
-      </w:r>
-      <w:r>
-        <w:t xml:space="preserve"> al enviar: el botón se desactiva y muestra «Ingresando…», lo que e</w:t>
-      </w:r>
-      <w:r>
-        <w:t>vita enviar dos veces.</w:t>
-      </w:r>
-    </w:p>
-    <w:p>
-      <w:pPr>
-        <w:pStyle w:val="Prrafodelista"/>
-        <w:numPr>
-          <w:ilvl w:val="0"/>
-          <w:numId w:val="2"/>
-        </w:numPr>
-        <w:spacing w:after="100"/>
-      </w:pPr>
-      <w:r>
-        <w:rPr>
-          <w:rFonts w:ascii="Courier New" w:eastAsia="Courier New" w:hAnsi="Courier New" w:cs="Courier New"/>
-        </w:rPr>
-        <w:t>failure</w:t>
-      </w:r>
-      <w:r>
-        <w:t xml:space="preserve"> recuerda el tipo de error y muestra un mensaje distinto para credenciales incorrectas o para un fallo del servicio.</w:t>
-      </w:r>
-    </w:p>
-    <w:p>
-      <w:pPr>
-        <w:spacing w:after="160"/>
-      </w:pPr>
-      <w:r>
-        <w:t xml:space="preserve">El formulario del dueño, </w:t>
-      </w:r>
-      <w:r>
-        <w:rPr>
-          <w:rFonts w:ascii="Courier New" w:eastAsia="Courier New" w:hAnsi="Courier New" w:cs="Courier New"/>
-        </w:rPr>
-        <w:t>OwnerLoginForm</w:t>
-      </w:r>
-      <w:r>
-        <w:t>, sigue exactamente el mismo diseño.</w:t>
-      </w:r>
-    </w:p>
-    <w:p>
-      <w:pPr>
-        <w:pStyle w:val="Ttulo2"/>
-      </w:pPr>
-      <w:bookmarkStart w:id="6" w:name="_Toc240376017"/>
-      <w:r>
-        <w:t xml:space="preserve">3.2 </w:t>
-      </w:r>
-      <w:r>
-        <w:rPr>
-          <w:rFonts w:ascii="Courier New" w:eastAsia="Courier New" w:hAnsi="Courier New" w:cs="Courier New"/>
-        </w:rPr>
-        <w:t>PasswordField</w:t>
-      </w:r>
-      <w:r>
-        <w:t xml:space="preserve"> — campo de cont</w:t>
-      </w:r>
-      <w:r>
-        <w:t>raseña con «Mostrar»</w:t>
-      </w:r>
-      <w:bookmarkEnd w:id="6"/>
-    </w:p>
-    <w:p>
-      <w:pPr>
-        <w:spacing w:after="160"/>
-      </w:pPr>
-      <w:r>
-        <w:t xml:space="preserve">Archivo: </w:t>
-      </w:r>
-      <w:r>
-        <w:rPr>
-          <w:rFonts w:ascii="Courier New" w:eastAsia="Courier New" w:hAnsi="Courier New" w:cs="Courier New"/>
-        </w:rPr>
-        <w:t>apps/web/src/components/password-field.tsx</w:t>
-      </w:r>
-    </w:p>
-    <w:p>
-      <w:pPr>
-        <w:shd w:val="clear" w:color="auto" w:fill="F2F2F2"/>
-        <w:spacing w:before="120" w:line="260" w:lineRule="auto"/>
-      </w:pPr>
-      <w:r>
-        <w:rPr>
-          <w:rFonts w:ascii="Courier New" w:eastAsia="Courier New" w:hAnsi="Courier New" w:cs="Courier New"/>
-          <w:sz w:val="18"/>
-          <w:szCs w:val="18"/>
-        </w:rPr>
-        <w:t>export function PasswordField({ error, hint, label, ...rest }) {</w:t>
-      </w:r>
-    </w:p>
-    <w:p>
-      <w:pPr>
-        <w:shd w:val="clear" w:color="auto" w:fill="F2F2F2"/>
-        <w:spacing w:line="260" w:lineRule="auto"/>
-      </w:pPr>
-      <w:r>
-        <w:rPr>
-          <w:rFonts w:ascii="Courier New" w:eastAsia="Courier New" w:hAnsi="Courier New" w:cs="Courier New"/>
-          <w:sz w:val="18"/>
-          <w:szCs w:val="18"/>
-        </w:rPr>
-        <w:t xml:space="preserve">  const [revealed, setRevealed] = useState(false);</w:t>
-      </w:r>
-    </w:p>
-    <w:p>
-      <w:pPr>
-        <w:shd w:val="clear" w:color="auto" w:fill="F2F2F2"/>
-        <w:spacing w:line="260" w:lineRule="auto"/>
-      </w:pPr>
-      <w:r>
-        <w:rPr>
-          <w:rFonts w:ascii="Courier New" w:eastAsia="Courier New" w:hAnsi="Courier New" w:cs="Courier New"/>
-          <w:sz w:val="18"/>
-          <w:szCs w:val="18"/>
-        </w:rPr>
-        <w:t xml:space="preserve"> </w:t>
-      </w:r>
-    </w:p>
-    <w:p>
-      <w:pPr>
-        <w:shd w:val="clear" w:color="auto" w:fill="F2F2F2"/>
-        <w:spacing w:line="260" w:lineRule="auto"/>
-      </w:pPr>
-      <w:r>
-        <w:rPr>
-          <w:rFonts w:ascii="Courier New" w:eastAsia="Courier New" w:hAnsi="Courier New" w:cs="Courier New"/>
-          <w:sz w:val="18"/>
-          <w:szCs w:val="18"/>
-        </w:rPr>
-        <w:lastRenderedPageBreak/>
-        <w:t xml:space="preserve">  return (</w:t>
-      </w:r>
-    </w:p>
-    <w:p>
-      <w:pPr>
-        <w:shd w:val="clear" w:color="auto" w:fill="F2F2F2"/>
-        <w:spacing w:line="260" w:lineRule="auto"/>
-      </w:pPr>
-      <w:r>
-        <w:rPr>
-          <w:rFonts w:ascii="Courier New" w:eastAsia="Courier New" w:hAnsi="Courier New" w:cs="Courier New"/>
-          <w:sz w:val="18"/>
-          <w:szCs w:val="18"/>
-        </w:rPr>
-        <w:t xml:space="preserve">    &lt;div className="relative"&gt;</w:t>
-      </w:r>
-    </w:p>
-    <w:p>
-      <w:pPr>
-        <w:shd w:val="clear" w:color="auto" w:fill="F2F2F2"/>
-        <w:spacing w:line="260" w:lineRule="auto"/>
-      </w:pPr>
-      <w:r>
-        <w:rPr>
-          <w:rFonts w:ascii="Courier New" w:eastAsia="Courier New" w:hAnsi="Courier New" w:cs="Courier New"/>
-          <w:sz w:val="18"/>
-          <w:szCs w:val="18"/>
-        </w:rPr>
-        <w:t xml:space="preserve">      &lt;input type={reve</w:t>
-      </w:r>
-      <w:r>
-        <w:rPr>
-          <w:rFonts w:ascii="Courier New" w:eastAsia="Courier New" w:hAnsi="Courier New" w:cs="Courier New"/>
-          <w:sz w:val="18"/>
-          <w:szCs w:val="18"/>
-        </w:rPr>
-        <w:t>aled ? 'text' : 'password'} {...rest} /&gt;</w:t>
-      </w:r>
-    </w:p>
-    <w:p>
-      <w:pPr>
-        <w:shd w:val="clear" w:color="auto" w:fill="F2F2F2"/>
-        <w:spacing w:line="260" w:lineRule="auto"/>
-      </w:pPr>
-      <w:r>
-        <w:rPr>
-          <w:rFonts w:ascii="Courier New" w:eastAsia="Courier New" w:hAnsi="Courier New" w:cs="Courier New"/>
-          <w:sz w:val="18"/>
-          <w:szCs w:val="18"/>
-        </w:rPr>
-        <w:t xml:space="preserve">      &lt;button aria-pressed={revealed} onClick={() =&gt; setRevealed((current) =&gt; !current)} type="button"&gt;</w:t>
-      </w:r>
-    </w:p>
-    <w:p>
-      <w:pPr>
-        <w:shd w:val="clear" w:color="auto" w:fill="F2F2F2"/>
-        <w:spacing w:line="260" w:lineRule="auto"/>
-      </w:pPr>
-      <w:r>
-        <w:rPr>
-          <w:rFonts w:ascii="Courier New" w:eastAsia="Courier New" w:hAnsi="Courier New" w:cs="Courier New"/>
-          <w:sz w:val="18"/>
-          <w:szCs w:val="18"/>
-        </w:rPr>
-        <w:t xml:space="preserve">        {revealed ? copy.hide : copy.show}</w:t>
-      </w:r>
-    </w:p>
-    <w:p>
-      <w:pPr>
-        <w:shd w:val="clear" w:color="auto" w:fill="F2F2F2"/>
-        <w:spacing w:line="260" w:lineRule="auto"/>
-      </w:pPr>
-      <w:r>
-        <w:rPr>
-          <w:rFonts w:ascii="Courier New" w:eastAsia="Courier New" w:hAnsi="Courier New" w:cs="Courier New"/>
-          <w:sz w:val="18"/>
-          <w:szCs w:val="18"/>
-        </w:rPr>
-        <w:t xml:space="preserve">      &lt;/button&gt;</w:t>
-      </w:r>
-    </w:p>
-    <w:p>
-      <w:pPr>
-        <w:shd w:val="clear" w:color="auto" w:fill="F2F2F2"/>
-        <w:spacing w:line="260" w:lineRule="auto"/>
-      </w:pPr>
-      <w:r>
-        <w:rPr>
-          <w:rFonts w:ascii="Courier New" w:eastAsia="Courier New" w:hAnsi="Courier New" w:cs="Courier New"/>
-          <w:sz w:val="18"/>
-          <w:szCs w:val="18"/>
-        </w:rPr>
-        <w:t xml:space="preserve">    &lt;/div&gt;</w:t>
-      </w:r>
-    </w:p>
-    <w:p>
-      <w:pPr>
-        <w:shd w:val="clear" w:color="auto" w:fill="F2F2F2"/>
-        <w:spacing w:line="260" w:lineRule="auto"/>
-      </w:pPr>
-      <w:r>
-        <w:rPr>
-          <w:rFonts w:ascii="Courier New" w:eastAsia="Courier New" w:hAnsi="Courier New" w:cs="Courier New"/>
-          <w:sz w:val="18"/>
-          <w:szCs w:val="18"/>
-        </w:rPr>
-        <w:t xml:space="preserve">  );</w:t>
-      </w:r>
-    </w:p>
-    <w:p>
-      <w:pPr>
-        <w:shd w:val="clear" w:color="auto" w:fill="F2F2F2"/>
-        <w:spacing w:after="200" w:line="260" w:lineRule="auto"/>
-      </w:pPr>
-      <w:r>
-        <w:rPr>
-          <w:rFonts w:ascii="Courier New" w:eastAsia="Courier New" w:hAnsi="Courier New" w:cs="Courier New"/>
-          <w:sz w:val="18"/>
-          <w:szCs w:val="18"/>
-        </w:rPr>
-        <w:t>}</w:t>
-      </w:r>
-    </w:p>
-    <w:p>
-      <w:pPr>
-        <w:spacing w:after="160"/>
-      </w:pPr>
-      <w:r>
-        <w:t xml:space="preserve">Un único estado, </w:t>
-      </w:r>
-      <w:r>
-        <w:rPr>
-          <w:rFonts w:ascii="Courier New" w:eastAsia="Courier New" w:hAnsi="Courier New" w:cs="Courier New"/>
-        </w:rPr>
-        <w:t>revealed</w:t>
-      </w:r>
-      <w:r>
-        <w:t xml:space="preserve">, controla tres cosas a la vez: el tipo del campo (texto oculto o visible), el texto del botón («Mostrar» / «Ocultar») y el atributo </w:t>
-      </w:r>
-      <w:r>
-        <w:rPr>
-          <w:rFonts w:ascii="Courier New" w:eastAsia="Courier New" w:hAnsi="Courier New" w:cs="Courier New"/>
-        </w:rPr>
-        <w:t>aria-pressed</w:t>
-      </w:r>
-      <w:r>
-        <w:t xml:space="preserve"> que anuncian los lectores de pantalla.</w:t>
-      </w:r>
+        <w:t xml:space="preserve">El diagrama se generó con Archify y es una página HTML interactiva: </w:t>
+      </w:r>
+      <w:r>
+        <w:rPr>
+          <w:rFonts w:ascii="Courier New" w:eastAsia="Courier New" w:hAnsi="Courier New" w:cs="Courier New"/>
+        </w:rPr>
+        <w:t>docs/diagrams/component-diagram.html</w:t>
+      </w:r>
+      <w:r>
+        <w:t>. Se abre en cua</w:t>
+      </w:r>
+      <w:r>
+        <w:t xml:space="preserve">lquier navegador sin instalar nada y permite acercar la vista, buscar un componente, resaltar sus conexiones y recorrer cuatro vistas guiadas. Su fuente es </w:t>
+      </w:r>
+      <w:r>
+        <w:rPr>
+          <w:rFonts w:ascii="Courier New" w:eastAsia="Courier New" w:hAnsi="Courier New" w:cs="Courier New"/>
+        </w:rPr>
+        <w:t>component-diagram.json</w:t>
+      </w:r>
+      <w:r>
+        <w:t>. Cada componente cita el archivo del repositorio que lo implementa, y Archify</w:t>
+      </w:r>
+      <w:r>
+        <w:t xml:space="preserve"> comprobó que esos archivos existen en la revisión indicada antes de dibujarlo.</w:t>
+      </w:r>
+    </w:p>
+    <w:p>
+      <w:pPr>
+        <w:sectPr>
+          <w:footerReference w:type="default" r:id="rId9"/>
+          <w:headerReference w:type="first" r:id="rId10"/>
+          <w:footerReference w:type="first" r:id="rId11"/>
+          <w:pgSz w:w="12240" w:h="15840"/>
+          <w:pgMar w:top="1440" w:right="1440" w:bottom="1440" w:left="1440" w:header="708" w:footer="708" w:gutter="0"/>
+          <w:cols w:space="720"/>
+          <w:titlePg/>
+          <w:docGrid w:linePitch="360"/>
+        </w:sectPr>
+      </w:pPr>
     </w:p>
     <w:p>
       <w:pPr>
@@ -5318,11 +5238,12 @@
         <w:rPr>
           <w:noProof/>
         </w:rPr>
+        <w:lastRenderedPageBreak/>
         <w:drawing>
-          <wp:inline distT="0" distB="0" distL="0" distR="0" wp14:anchorId="03761682" wp14:editId="644A285B">
-            <wp:extent cx="5143500" cy="4457700"/>
+          <wp:inline distT="0" distB="0" distL="0" distR="0" wp14:anchorId="320ED2AE" wp14:editId="7DB52AC2">
+            <wp:extent cx="8191500" cy="4495800"/>
             <wp:effectExtent l="0" t="0" r="0" b="0"/>
-            <wp:docPr id="3" name="Diagrama 3" descr="Diagrama 3" title="Diagrama 3"/>
+            <wp:docPr id="3" name="Diagrama de componentes generado con Archify" descr="Diagrama de componentes generado con Archify" title="Diagrama de componentes generado con Archify"/>
             <wp:cNvGraphicFramePr>
               <a:graphicFrameLocks xmlns:a="http://schemas.openxmlformats.org/drawingml/2006/main" noChangeAspect="1"/>
             </wp:cNvGraphicFramePr>
@@ -5336,7 +5257,1955 @@
                     </pic:cNvPicPr>
                   </pic:nvPicPr>
                   <pic:blipFill>
-                    <a:blip r:embed="rId9"/>
+                    <a:blip r:embed="rId12"/>
+                    <a:srcRect/>
+                    <a:stretch>
+                      <a:fillRect/>
+                    </a:stretch>
+                  </pic:blipFill>
+                  <pic:spPr bwMode="auto">
+                    <a:xfrm>
+                      <a:off x="0" y="0"/>
+                      <a:ext cx="8191500" cy="4495800"/>
+                    </a:xfrm>
+                    <a:prstGeom prst="rect">
+                      <a:avLst/>
+                    </a:prstGeom>
+                  </pic:spPr>
+                </pic:pic>
+              </a:graphicData>
+            </a:graphic>
+          </wp:inline>
+        </w:drawing>
+      </w:r>
+    </w:p>
+    <w:p>
+      <w:pPr>
+        <w:spacing w:after="200"/>
+        <w:jc w:val="center"/>
+      </w:pPr>
+      <w:r>
+        <w:rPr>
+          <w:i/>
+          <w:iCs/>
+          <w:color w:val="595959"/>
+          <w:sz w:val="20"/>
+          <w:szCs w:val="20"/>
+        </w:rPr>
+        <w:t>Figura 1. Diagrama de componentes: un componente por módulo de la API, la frontera del BFF y los dos servicios externos, cada uno usado desde un lado distinto.</w:t>
+      </w:r>
+    </w:p>
+    <w:p>
+      <w:pPr>
+        <w:sectPr>
+          <w:footerReference w:type="default" r:id="rId13"/>
+          <w:pgSz w:w="15840" w:h="12240" w:orient="landscape"/>
+          <w:pgMar w:top="1440" w:right="1440" w:bottom="1440" w:left="1440" w:header="708" w:footer="708" w:gutter="0"/>
+          <w:cols w:space="720"/>
+          <w:docGrid w:linePitch="360"/>
+        </w:sectPr>
+      </w:pPr>
+    </w:p>
+    <w:tbl>
+      <w:tblPr>
+        <w:tblW w:w="9360" w:type="dxa"/>
+        <w:tblBorders>
+          <w:top w:val="single" w:sz="4" w:space="0" w:color="auto"/>
+          <w:left w:val="single" w:sz="4" w:space="0" w:color="auto"/>
+          <w:bottom w:val="single" w:sz="4" w:space="0" w:color="auto"/>
+          <w:right w:val="single" w:sz="4" w:space="0" w:color="auto"/>
+          <w:insideH w:val="single" w:sz="4" w:space="0" w:color="auto"/>
+          <w:insideV w:val="single" w:sz="4" w:space="0" w:color="auto"/>
+        </w:tblBorders>
+        <w:tblCellMar>
+          <w:left w:w="10" w:type="dxa"/>
+          <w:right w:w="10" w:type="dxa"/>
+        </w:tblCellMar>
+        <w:tblLook w:val="0000" w:firstRow="0" w:lastRow="0" w:firstColumn="0" w:lastColumn="0" w:noHBand="0" w:noVBand="0"/>
+      </w:tblPr>
+      <w:tblGrid>
+        <w:gridCol w:w="3120"/>
+        <w:gridCol w:w="3120"/>
+        <w:gridCol w:w="3120"/>
+      </w:tblGrid>
+      <w:tr>
+        <w:tblPrEx>
+          <w:tblCellMar>
+            <w:top w:w="0" w:type="dxa"/>
+            <w:bottom w:w="0" w:type="dxa"/>
+          </w:tblCellMar>
+        </w:tblPrEx>
+        <w:trPr>
+          <w:tblHeader/>
+        </w:trPr>
+        <w:tc>
+          <w:tcPr>
+            <w:tcW w:w="3120" w:type="dxa"/>
+            <w:tcBorders>
+              <w:top w:val="single" w:sz="2" w:space="0" w:color="BFBFBF"/>
+              <w:left w:val="single" w:sz="2" w:space="0" w:color="BFBFBF"/>
+              <w:bottom w:val="single" w:sz="2" w:space="0" w:color="BFBFBF"/>
+              <w:right w:val="single" w:sz="2" w:space="0" w:color="BFBFBF"/>
+            </w:tcBorders>
+            <w:shd w:val="clear" w:color="auto" w:fill="D9D9D9"/>
+            <w:tcMar>
+              <w:top w:w="80" w:type="dxa"/>
+              <w:left w:w="120" w:type="dxa"/>
+              <w:bottom w:w="80" w:type="dxa"/>
+              <w:right w:w="120" w:type="dxa"/>
+            </w:tcMar>
+            <w:vAlign w:val="center"/>
+          </w:tcPr>
+          <w:p>
+            <w:r>
+              <w:rPr>
+                <w:b/>
+                <w:bCs/>
+                <w:sz w:val="20"/>
+                <w:szCs w:val="20"/>
+              </w:rPr>
+              <w:lastRenderedPageBreak/>
+              <w:t>Componente</w:t>
+            </w:r>
+          </w:p>
+        </w:tc>
+        <w:tc>
+          <w:tcPr>
+            <w:tcW w:w="3120" w:type="dxa"/>
+            <w:tcBorders>
+              <w:top w:val="single" w:sz="2" w:space="0" w:color="BFBFBF"/>
+              <w:left w:val="single" w:sz="2" w:space="0" w:color="BFBFBF"/>
+              <w:bottom w:val="single" w:sz="2" w:space="0" w:color="BFBFBF"/>
+              <w:right w:val="single" w:sz="2" w:space="0" w:color="BFBFBF"/>
+            </w:tcBorders>
+            <w:shd w:val="clear" w:color="auto" w:fill="D9D9D9"/>
+            <w:tcMar>
+              <w:top w:w="80" w:type="dxa"/>
+              <w:left w:w="120" w:type="dxa"/>
+              <w:bottom w:w="80" w:type="dxa"/>
+              <w:right w:w="120" w:type="dxa"/>
+            </w:tcMar>
+            <w:vAlign w:val="center"/>
+          </w:tcPr>
+          <w:p>
+            <w:r>
+              <w:rPr>
+                <w:b/>
+                <w:bCs/>
+                <w:sz w:val="20"/>
+                <w:szCs w:val="20"/>
+              </w:rPr>
+              <w:t>Tipo</w:t>
+            </w:r>
+          </w:p>
+        </w:tc>
+        <w:tc>
+          <w:tcPr>
+            <w:tcW w:w="3120" w:type="dxa"/>
+            <w:tcBorders>
+              <w:top w:val="single" w:sz="2" w:space="0" w:color="BFBFBF"/>
+              <w:left w:val="single" w:sz="2" w:space="0" w:color="BFBFBF"/>
+              <w:bottom w:val="single" w:sz="2" w:space="0" w:color="BFBFBF"/>
+              <w:right w:val="single" w:sz="2" w:space="0" w:color="BFBFBF"/>
+            </w:tcBorders>
+            <w:shd w:val="clear" w:color="auto" w:fill="D9D9D9"/>
+            <w:tcMar>
+              <w:top w:w="80" w:type="dxa"/>
+              <w:left w:w="120" w:type="dxa"/>
+              <w:bottom w:w="80" w:type="dxa"/>
+              <w:right w:w="120" w:type="dxa"/>
+            </w:tcMar>
+            <w:vAlign w:val="center"/>
+          </w:tcPr>
+          <w:p>
+            <w:r>
+              <w:rPr>
+                <w:b/>
+                <w:bCs/>
+                <w:sz w:val="20"/>
+                <w:szCs w:val="20"/>
+              </w:rPr>
+              <w:t>Qué hace</w:t>
+            </w:r>
+          </w:p>
+        </w:tc>
+      </w:tr>
+      <w:tr>
+        <w:tblPrEx>
+          <w:tblCellMar>
+            <w:top w:w="0" w:type="dxa"/>
+            <w:bottom w:w="0" w:type="dxa"/>
+          </w:tblCellMar>
+        </w:tblPrEx>
+        <w:tc>
+          <w:tcPr>
+            <w:tcW w:w="3120" w:type="dxa"/>
+            <w:tcBorders>
+              <w:top w:val="single" w:sz="2" w:space="0" w:color="BFBFBF"/>
+              <w:left w:val="single" w:sz="2" w:space="0" w:color="BFBFBF"/>
+              <w:bottom w:val="single" w:sz="2" w:space="0" w:color="BFBFBF"/>
+              <w:right w:val="single" w:sz="2" w:space="0" w:color="BFBFBF"/>
+            </w:tcBorders>
+            <w:tcMar>
+              <w:top w:w="80" w:type="dxa"/>
+              <w:left w:w="120" w:type="dxa"/>
+              <w:bottom w:w="80" w:type="dxa"/>
+              <w:right w:w="120" w:type="dxa"/>
+            </w:tcMar>
+            <w:vAlign w:val="center"/>
+          </w:tcPr>
+          <w:p>
+            <w:r>
+              <w:rPr>
+                <w:sz w:val="20"/>
+                <w:szCs w:val="20"/>
+              </w:rPr>
+              <w:t>Navegador</w:t>
+            </w:r>
+          </w:p>
+        </w:tc>
+        <w:tc>
+          <w:tcPr>
+            <w:tcW w:w="3120" w:type="dxa"/>
+            <w:tcBorders>
+              <w:top w:val="single" w:sz="2" w:space="0" w:color="BFBFBF"/>
+              <w:left w:val="single" w:sz="2" w:space="0" w:color="BFBFBF"/>
+              <w:bottom w:val="single" w:sz="2" w:space="0" w:color="BFBFBF"/>
+              <w:right w:val="single" w:sz="2" w:space="0" w:color="BFBFBF"/>
+            </w:tcBorders>
+            <w:tcMar>
+              <w:top w:w="80" w:type="dxa"/>
+              <w:left w:w="120" w:type="dxa"/>
+              <w:bottom w:w="80" w:type="dxa"/>
+              <w:right w:w="120" w:type="dxa"/>
+            </w:tcMar>
+            <w:vAlign w:val="center"/>
+          </w:tcPr>
+          <w:p>
+            <w:r>
+              <w:rPr>
+                <w:sz w:val="20"/>
+                <w:szCs w:val="20"/>
+              </w:rPr>
+              <w:t>Externo</w:t>
+            </w:r>
+          </w:p>
+        </w:tc>
+        <w:tc>
+          <w:tcPr>
+            <w:tcW w:w="3120" w:type="dxa"/>
+            <w:tcBorders>
+              <w:top w:val="single" w:sz="2" w:space="0" w:color="BFBFBF"/>
+              <w:left w:val="single" w:sz="2" w:space="0" w:color="BFBFBF"/>
+              <w:bottom w:val="single" w:sz="2" w:space="0" w:color="BFBFBF"/>
+              <w:right w:val="single" w:sz="2" w:space="0" w:color="BFBFBF"/>
+            </w:tcBorders>
+            <w:tcMar>
+              <w:top w:w="80" w:type="dxa"/>
+              <w:left w:w="120" w:type="dxa"/>
+              <w:bottom w:w="80" w:type="dxa"/>
+              <w:right w:w="120" w:type="dxa"/>
+            </w:tcMar>
+            <w:vAlign w:val="center"/>
+          </w:tcPr>
+          <w:p>
+            <w:r>
+              <w:rPr>
+                <w:sz w:val="20"/>
+                <w:szCs w:val="20"/>
+              </w:rPr>
+              <w:t>Lo usan el comensal, el dueño y el administrador</w:t>
+            </w:r>
+          </w:p>
+        </w:tc>
+      </w:tr>
+      <w:tr>
+        <w:tblPrEx>
+          <w:tblCellMar>
+            <w:top w:w="0" w:type="dxa"/>
+            <w:bottom w:w="0" w:type="dxa"/>
+          </w:tblCellMar>
+        </w:tblPrEx>
+        <w:tc>
+          <w:tcPr>
+            <w:tcW w:w="3120" w:type="dxa"/>
+            <w:tcBorders>
+              <w:top w:val="single" w:sz="2" w:space="0" w:color="BFBFBF"/>
+              <w:left w:val="single" w:sz="2" w:space="0" w:color="BFBFBF"/>
+              <w:bottom w:val="single" w:sz="2" w:space="0" w:color="BFBFBF"/>
+              <w:right w:val="single" w:sz="2" w:space="0" w:color="BFBFBF"/>
+            </w:tcBorders>
+            <w:tcMar>
+              <w:top w:w="80" w:type="dxa"/>
+              <w:left w:w="120" w:type="dxa"/>
+              <w:bottom w:w="80" w:type="dxa"/>
+              <w:right w:w="120" w:type="dxa"/>
+            </w:tcMar>
+            <w:vAlign w:val="center"/>
+          </w:tcPr>
+          <w:p>
+            <w:r>
+              <w:rPr>
+                <w:sz w:val="20"/>
+                <w:szCs w:val="20"/>
+              </w:rPr>
+              <w:t>Next.js</w:t>
+            </w:r>
+          </w:p>
+        </w:tc>
+        <w:tc>
+          <w:tcPr>
+            <w:tcW w:w="3120" w:type="dxa"/>
+            <w:tcBorders>
+              <w:top w:val="single" w:sz="2" w:space="0" w:color="BFBFBF"/>
+              <w:left w:val="single" w:sz="2" w:space="0" w:color="BFBFBF"/>
+              <w:bottom w:val="single" w:sz="2" w:space="0" w:color="BFBFBF"/>
+              <w:right w:val="single" w:sz="2" w:space="0" w:color="BFBFBF"/>
+            </w:tcBorders>
+            <w:tcMar>
+              <w:top w:w="80" w:type="dxa"/>
+              <w:left w:w="120" w:type="dxa"/>
+              <w:bottom w:w="80" w:type="dxa"/>
+              <w:right w:w="120" w:type="dxa"/>
+            </w:tcMar>
+            <w:vAlign w:val="center"/>
+          </w:tcPr>
+          <w:p>
+            <w:r>
+              <w:rPr>
+                <w:sz w:val="20"/>
+                <w:szCs w:val="20"/>
+              </w:rPr>
+              <w:t>Servidor web</w:t>
+            </w:r>
+          </w:p>
+        </w:tc>
+        <w:tc>
+          <w:tcPr>
+            <w:tcW w:w="3120" w:type="dxa"/>
+            <w:tcBorders>
+              <w:top w:val="single" w:sz="2" w:space="0" w:color="BFBFBF"/>
+              <w:left w:val="single" w:sz="2" w:space="0" w:color="BFBFBF"/>
+              <w:bottom w:val="single" w:sz="2" w:space="0" w:color="BFBFBF"/>
+              <w:right w:val="single" w:sz="2" w:space="0" w:color="BFBFBF"/>
+            </w:tcBorders>
+            <w:tcMar>
+              <w:top w:w="80" w:type="dxa"/>
+              <w:left w:w="120" w:type="dxa"/>
+              <w:bottom w:w="80" w:type="dxa"/>
+              <w:right w:w="120" w:type="dxa"/>
+            </w:tcMar>
+            <w:vAlign w:val="center"/>
+          </w:tcPr>
+          <w:p>
+            <w:r>
+              <w:rPr>
+                <w:sz w:val="20"/>
+                <w:szCs w:val="20"/>
+              </w:rPr>
+              <w:t xml:space="preserve">Genera las páginas y hace de BFF con sus </w:t>
+            </w:r>
+            <w:r>
+              <w:rPr>
+                <w:i/>
+                <w:iCs/>
+                <w:sz w:val="20"/>
+                <w:szCs w:val="20"/>
+              </w:rPr>
+              <w:t>Route Handlers</w:t>
+            </w:r>
+          </w:p>
+        </w:tc>
+      </w:tr>
+      <w:tr>
+        <w:tblPrEx>
+          <w:tblCellMar>
+            <w:top w:w="0" w:type="dxa"/>
+            <w:bottom w:w="0" w:type="dxa"/>
+          </w:tblCellMar>
+        </w:tblPrEx>
+        <w:tc>
+          <w:tcPr>
+            <w:tcW w:w="3120" w:type="dxa"/>
+            <w:tcBorders>
+              <w:top w:val="single" w:sz="2" w:space="0" w:color="BFBFBF"/>
+              <w:left w:val="single" w:sz="2" w:space="0" w:color="BFBFBF"/>
+              <w:bottom w:val="single" w:sz="2" w:space="0" w:color="BFBFBF"/>
+              <w:right w:val="single" w:sz="2" w:space="0" w:color="BFBFBF"/>
+            </w:tcBorders>
+            <w:tcMar>
+              <w:top w:w="80" w:type="dxa"/>
+              <w:left w:w="120" w:type="dxa"/>
+              <w:bottom w:w="80" w:type="dxa"/>
+              <w:right w:w="120" w:type="dxa"/>
+            </w:tcMar>
+            <w:vAlign w:val="center"/>
+          </w:tcPr>
+          <w:p>
+            <w:r>
+              <w:rPr>
+                <w:rFonts w:ascii="Courier New" w:eastAsia="Courier New" w:hAnsi="Courier New" w:cs="Courier New"/>
+                <w:sz w:val="20"/>
+                <w:szCs w:val="20"/>
+              </w:rPr>
+              <w:t>auth</w:t>
+            </w:r>
+            <w:r>
+              <w:rPr>
+                <w:sz w:val="20"/>
+                <w:szCs w:val="20"/>
+              </w:rPr>
+              <w:t xml:space="preserve">, </w:t>
+            </w:r>
+            <w:r>
+              <w:rPr>
+                <w:rFonts w:ascii="Courier New" w:eastAsia="Courier New" w:hAnsi="Courier New" w:cs="Courier New"/>
+                <w:sz w:val="20"/>
+                <w:szCs w:val="20"/>
+              </w:rPr>
+              <w:t>analytics</w:t>
+            </w:r>
+            <w:r>
+              <w:rPr>
+                <w:sz w:val="20"/>
+                <w:szCs w:val="20"/>
+              </w:rPr>
+              <w:t xml:space="preserve">, </w:t>
+            </w:r>
+            <w:r>
+              <w:rPr>
+                <w:rFonts w:ascii="Courier New" w:eastAsia="Courier New" w:hAnsi="Courier New" w:cs="Courier New"/>
+                <w:sz w:val="20"/>
+                <w:szCs w:val="20"/>
+              </w:rPr>
+              <w:t>restaurants</w:t>
+            </w:r>
+            <w:r>
+              <w:rPr>
+                <w:sz w:val="20"/>
+                <w:szCs w:val="20"/>
+              </w:rPr>
+              <w:t xml:space="preserve">, </w:t>
+            </w:r>
+            <w:r>
+              <w:rPr>
+                <w:rFonts w:ascii="Courier New" w:eastAsia="Courier New" w:hAnsi="Courier New" w:cs="Courier New"/>
+                <w:sz w:val="20"/>
+                <w:szCs w:val="20"/>
+              </w:rPr>
+              <w:t>menu-management</w:t>
+            </w:r>
+            <w:r>
+              <w:rPr>
+                <w:sz w:val="20"/>
+                <w:szCs w:val="20"/>
+              </w:rPr>
+              <w:t xml:space="preserve">, </w:t>
+            </w:r>
+            <w:r>
+              <w:rPr>
+                <w:rFonts w:ascii="Courier New" w:eastAsia="Courier New" w:hAnsi="Courier New" w:cs="Courier New"/>
+                <w:sz w:val="20"/>
+                <w:szCs w:val="20"/>
+              </w:rPr>
+              <w:t>digitization</w:t>
+            </w:r>
+          </w:p>
+        </w:tc>
+        <w:tc>
+          <w:tcPr>
+            <w:tcW w:w="3120" w:type="dxa"/>
+            <w:tcBorders>
+              <w:top w:val="single" w:sz="2" w:space="0" w:color="BFBFBF"/>
+              <w:left w:val="single" w:sz="2" w:space="0" w:color="BFBFBF"/>
+              <w:bottom w:val="single" w:sz="2" w:space="0" w:color="BFBFBF"/>
+              <w:right w:val="single" w:sz="2" w:space="0" w:color="BFBFBF"/>
+            </w:tcBorders>
+            <w:tcMar>
+              <w:top w:w="80" w:type="dxa"/>
+              <w:left w:w="120" w:type="dxa"/>
+              <w:bottom w:w="80" w:type="dxa"/>
+              <w:right w:w="120" w:type="dxa"/>
+            </w:tcMar>
+            <w:vAlign w:val="center"/>
+          </w:tcPr>
+          <w:p>
+            <w:r>
+              <w:rPr>
+                <w:sz w:val="20"/>
+                <w:szCs w:val="20"/>
+              </w:rPr>
+              <w:t>Módulos de dominio de la API</w:t>
+            </w:r>
+          </w:p>
+        </w:tc>
+        <w:tc>
+          <w:tcPr>
+            <w:tcW w:w="3120" w:type="dxa"/>
+            <w:tcBorders>
+              <w:top w:val="single" w:sz="2" w:space="0" w:color="BFBFBF"/>
+              <w:left w:val="single" w:sz="2" w:space="0" w:color="BFBFBF"/>
+              <w:bottom w:val="single" w:sz="2" w:space="0" w:color="BFBFBF"/>
+              <w:right w:val="single" w:sz="2" w:space="0" w:color="BFBFBF"/>
+            </w:tcBorders>
+            <w:tcMar>
+              <w:top w:w="80" w:type="dxa"/>
+              <w:left w:w="120" w:type="dxa"/>
+              <w:bottom w:w="80" w:type="dxa"/>
+              <w:right w:w="120" w:type="dxa"/>
+            </w:tcMar>
+            <w:vAlign w:val="center"/>
+          </w:tcPr>
+          <w:p>
+            <w:r>
+              <w:rPr>
+                <w:sz w:val="20"/>
+                <w:szCs w:val="20"/>
+              </w:rPr>
+              <w:t>Siguen la arquitectura hexagonal de la sección 2.2</w:t>
+            </w:r>
+          </w:p>
+        </w:tc>
+      </w:tr>
+      <w:tr>
+        <w:tblPrEx>
+          <w:tblCellMar>
+            <w:top w:w="0" w:type="dxa"/>
+            <w:bottom w:w="0" w:type="dxa"/>
+          </w:tblCellMar>
+        </w:tblPrEx>
+        <w:tc>
+          <w:tcPr>
+            <w:tcW w:w="3120" w:type="dxa"/>
+            <w:tcBorders>
+              <w:top w:val="single" w:sz="2" w:space="0" w:color="BFBFBF"/>
+              <w:left w:val="single" w:sz="2" w:space="0" w:color="BFBFBF"/>
+              <w:bottom w:val="single" w:sz="2" w:space="0" w:color="BFBFBF"/>
+              <w:right w:val="single" w:sz="2" w:space="0" w:color="BFBFBF"/>
+            </w:tcBorders>
+            <w:tcMar>
+              <w:top w:w="80" w:type="dxa"/>
+              <w:left w:w="120" w:type="dxa"/>
+              <w:bottom w:w="80" w:type="dxa"/>
+              <w:right w:w="120" w:type="dxa"/>
+            </w:tcMar>
+            <w:vAlign w:val="center"/>
+          </w:tcPr>
+          <w:p>
+            <w:r>
+              <w:rPr>
+                <w:rFonts w:ascii="Courier New" w:eastAsia="Courier New" w:hAnsi="Courier New" w:cs="Courier New"/>
+                <w:sz w:val="20"/>
+                <w:szCs w:val="20"/>
+              </w:rPr>
+              <w:t>health</w:t>
+            </w:r>
+          </w:p>
+        </w:tc>
+        <w:tc>
+          <w:tcPr>
+            <w:tcW w:w="3120" w:type="dxa"/>
+            <w:tcBorders>
+              <w:top w:val="single" w:sz="2" w:space="0" w:color="BFBFBF"/>
+              <w:left w:val="single" w:sz="2" w:space="0" w:color="BFBFBF"/>
+              <w:bottom w:val="single" w:sz="2" w:space="0" w:color="BFBFBF"/>
+              <w:right w:val="single" w:sz="2" w:space="0" w:color="BFBFBF"/>
+            </w:tcBorders>
+            <w:tcMar>
+              <w:top w:w="80" w:type="dxa"/>
+              <w:left w:w="120" w:type="dxa"/>
+              <w:bottom w:w="80" w:type="dxa"/>
+              <w:right w:w="120" w:type="dxa"/>
+            </w:tcMar>
+            <w:vAlign w:val="center"/>
+          </w:tcPr>
+          <w:p>
+            <w:r>
+              <w:rPr>
+                <w:sz w:val="20"/>
+                <w:szCs w:val="20"/>
+              </w:rPr>
+              <w:t>Módulo de la API</w:t>
+            </w:r>
+          </w:p>
+        </w:tc>
+        <w:tc>
+          <w:tcPr>
+            <w:tcW w:w="3120" w:type="dxa"/>
+            <w:tcBorders>
+              <w:top w:val="single" w:sz="2" w:space="0" w:color="BFBFBF"/>
+              <w:left w:val="single" w:sz="2" w:space="0" w:color="BFBFBF"/>
+              <w:bottom w:val="single" w:sz="2" w:space="0" w:color="BFBFBF"/>
+              <w:right w:val="single" w:sz="2" w:space="0" w:color="BFBFBF"/>
+            </w:tcBorders>
+            <w:tcMar>
+              <w:top w:w="80" w:type="dxa"/>
+              <w:left w:w="120" w:type="dxa"/>
+              <w:bottom w:w="80" w:type="dxa"/>
+              <w:right w:w="120" w:type="dxa"/>
+            </w:tcMar>
+            <w:vAlign w:val="center"/>
+          </w:tcPr>
+          <w:p>
+            <w:r>
+              <w:rPr>
+                <w:sz w:val="20"/>
+                <w:szCs w:val="20"/>
+              </w:rPr>
+              <w:t>Informa si la API y la base de datos responden</w:t>
+            </w:r>
+          </w:p>
+        </w:tc>
+      </w:tr>
+      <w:tr>
+        <w:tblPrEx>
+          <w:tblCellMar>
+            <w:top w:w="0" w:type="dxa"/>
+            <w:bottom w:w="0" w:type="dxa"/>
+          </w:tblCellMar>
+        </w:tblPrEx>
+        <w:tc>
+          <w:tcPr>
+            <w:tcW w:w="3120" w:type="dxa"/>
+            <w:tcBorders>
+              <w:top w:val="single" w:sz="2" w:space="0" w:color="BFBFBF"/>
+              <w:left w:val="single" w:sz="2" w:space="0" w:color="BFBFBF"/>
+              <w:bottom w:val="single" w:sz="2" w:space="0" w:color="BFBFBF"/>
+              <w:right w:val="single" w:sz="2" w:space="0" w:color="BFBFBF"/>
+            </w:tcBorders>
+            <w:tcMar>
+              <w:top w:w="80" w:type="dxa"/>
+              <w:left w:w="120" w:type="dxa"/>
+              <w:bottom w:w="80" w:type="dxa"/>
+              <w:right w:w="120" w:type="dxa"/>
+            </w:tcMar>
+            <w:vAlign w:val="center"/>
+          </w:tcPr>
+          <w:p>
+            <w:r>
+              <w:rPr>
+                <w:sz w:val="20"/>
+                <w:szCs w:val="20"/>
+              </w:rPr>
+              <w:t xml:space="preserve">Volumen </w:t>
+            </w:r>
+            <w:r>
+              <w:rPr>
+                <w:rFonts w:ascii="Courier New" w:eastAsia="Courier New" w:hAnsi="Courier New" w:cs="Courier New"/>
+                <w:sz w:val="20"/>
+                <w:szCs w:val="20"/>
+              </w:rPr>
+              <w:t>uploads_data</w:t>
+            </w:r>
+          </w:p>
+        </w:tc>
+        <w:tc>
+          <w:tcPr>
+            <w:tcW w:w="3120" w:type="dxa"/>
+            <w:tcBorders>
+              <w:top w:val="single" w:sz="2" w:space="0" w:color="BFBFBF"/>
+              <w:left w:val="single" w:sz="2" w:space="0" w:color="BFBFBF"/>
+              <w:bottom w:val="single" w:sz="2" w:space="0" w:color="BFBFBF"/>
+              <w:right w:val="single" w:sz="2" w:space="0" w:color="BFBFBF"/>
+            </w:tcBorders>
+            <w:tcMar>
+              <w:top w:w="80" w:type="dxa"/>
+              <w:left w:w="120" w:type="dxa"/>
+              <w:bottom w:w="80" w:type="dxa"/>
+              <w:right w:w="120" w:type="dxa"/>
+            </w:tcMar>
+            <w:vAlign w:val="center"/>
+          </w:tcPr>
+          <w:p>
+            <w:r>
+              <w:rPr>
+                <w:sz w:val="20"/>
+                <w:szCs w:val="20"/>
+              </w:rPr>
+              <w:t>Almacenamiento de archivos</w:t>
+            </w:r>
+          </w:p>
+        </w:tc>
+        <w:tc>
+          <w:tcPr>
+            <w:tcW w:w="3120" w:type="dxa"/>
+            <w:tcBorders>
+              <w:top w:val="single" w:sz="2" w:space="0" w:color="BFBFBF"/>
+              <w:left w:val="single" w:sz="2" w:space="0" w:color="BFBFBF"/>
+              <w:bottom w:val="single" w:sz="2" w:space="0" w:color="BFBFBF"/>
+              <w:right w:val="single" w:sz="2" w:space="0" w:color="BFBFBF"/>
+            </w:tcBorders>
+            <w:tcMar>
+              <w:top w:w="80" w:type="dxa"/>
+              <w:left w:w="120" w:type="dxa"/>
+              <w:bottom w:w="80" w:type="dxa"/>
+              <w:right w:w="120" w:type="dxa"/>
+            </w:tcMar>
+            <w:vAlign w:val="center"/>
+          </w:tcPr>
+          <w:p>
+            <w:r>
+              <w:rPr>
+                <w:sz w:val="20"/>
+                <w:szCs w:val="20"/>
+              </w:rPr>
+              <w:t>Guarda logos y fotos de producto</w:t>
+            </w:r>
+          </w:p>
+        </w:tc>
+      </w:tr>
+      <w:tr>
+        <w:tblPrEx>
+          <w:tblCellMar>
+            <w:top w:w="0" w:type="dxa"/>
+            <w:bottom w:w="0" w:type="dxa"/>
+          </w:tblCellMar>
+        </w:tblPrEx>
+        <w:tc>
+          <w:tcPr>
+            <w:tcW w:w="3120" w:type="dxa"/>
+            <w:tcBorders>
+              <w:top w:val="single" w:sz="2" w:space="0" w:color="BFBFBF"/>
+              <w:left w:val="single" w:sz="2" w:space="0" w:color="BFBFBF"/>
+              <w:bottom w:val="single" w:sz="2" w:space="0" w:color="BFBFBF"/>
+              <w:right w:val="single" w:sz="2" w:space="0" w:color="BFBFBF"/>
+            </w:tcBorders>
+            <w:tcMar>
+              <w:top w:w="80" w:type="dxa"/>
+              <w:left w:w="120" w:type="dxa"/>
+              <w:bottom w:w="80" w:type="dxa"/>
+              <w:right w:w="120" w:type="dxa"/>
+            </w:tcMar>
+            <w:vAlign w:val="center"/>
+          </w:tcPr>
+          <w:p>
+            <w:r>
+              <w:rPr>
+                <w:sz w:val="20"/>
+                <w:szCs w:val="20"/>
+              </w:rPr>
+              <w:t>PostgreSQL</w:t>
+            </w:r>
+          </w:p>
+        </w:tc>
+        <w:tc>
+          <w:tcPr>
+            <w:tcW w:w="3120" w:type="dxa"/>
+            <w:tcBorders>
+              <w:top w:val="single" w:sz="2" w:space="0" w:color="BFBFBF"/>
+              <w:left w:val="single" w:sz="2" w:space="0" w:color="BFBFBF"/>
+              <w:bottom w:val="single" w:sz="2" w:space="0" w:color="BFBFBF"/>
+              <w:right w:val="single" w:sz="2" w:space="0" w:color="BFBFBF"/>
+            </w:tcBorders>
+            <w:tcMar>
+              <w:top w:w="80" w:type="dxa"/>
+              <w:left w:w="120" w:type="dxa"/>
+              <w:bottom w:w="80" w:type="dxa"/>
+              <w:right w:w="120" w:type="dxa"/>
+            </w:tcMar>
+            <w:vAlign w:val="center"/>
+          </w:tcPr>
+          <w:p>
+            <w:r>
+              <w:rPr>
+                <w:sz w:val="20"/>
+                <w:szCs w:val="20"/>
+              </w:rPr>
+              <w:t>Base de datos</w:t>
+            </w:r>
+          </w:p>
+        </w:tc>
+        <w:tc>
+          <w:tcPr>
+            <w:tcW w:w="3120" w:type="dxa"/>
+            <w:tcBorders>
+              <w:top w:val="single" w:sz="2" w:space="0" w:color="BFBFBF"/>
+              <w:left w:val="single" w:sz="2" w:space="0" w:color="BFBFBF"/>
+              <w:bottom w:val="single" w:sz="2" w:space="0" w:color="BFBFBF"/>
+              <w:right w:val="single" w:sz="2" w:space="0" w:color="BFBFBF"/>
+            </w:tcBorders>
+            <w:tcMar>
+              <w:top w:w="80" w:type="dxa"/>
+              <w:left w:w="120" w:type="dxa"/>
+              <w:bottom w:w="80" w:type="dxa"/>
+              <w:right w:w="120" w:type="dxa"/>
+            </w:tcMar>
+            <w:vAlign w:val="center"/>
+          </w:tcPr>
+          <w:p>
+            <w:r>
+              <w:rPr>
+                <w:sz w:val="20"/>
+                <w:szCs w:val="20"/>
+              </w:rPr>
+              <w:t>Guarda todos los datos del negocio, incluido el QR en PNG y SVG</w:t>
+            </w:r>
+          </w:p>
+        </w:tc>
+      </w:tr>
+      <w:tr>
+        <w:tblPrEx>
+          <w:tblCellMar>
+            <w:top w:w="0" w:type="dxa"/>
+            <w:bottom w:w="0" w:type="dxa"/>
+          </w:tblCellMar>
+        </w:tblPrEx>
+        <w:tc>
+          <w:tcPr>
+            <w:tcW w:w="3120" w:type="dxa"/>
+            <w:tcBorders>
+              <w:top w:val="single" w:sz="2" w:space="0" w:color="BFBFBF"/>
+              <w:left w:val="single" w:sz="2" w:space="0" w:color="BFBFBF"/>
+              <w:bottom w:val="single" w:sz="2" w:space="0" w:color="BFBFBF"/>
+              <w:right w:val="single" w:sz="2" w:space="0" w:color="BFBFBF"/>
+            </w:tcBorders>
+            <w:tcMar>
+              <w:top w:w="80" w:type="dxa"/>
+              <w:left w:w="120" w:type="dxa"/>
+              <w:bottom w:w="80" w:type="dxa"/>
+              <w:right w:w="120" w:type="dxa"/>
+            </w:tcMar>
+            <w:vAlign w:val="center"/>
+          </w:tcPr>
+          <w:p>
+            <w:r>
+              <w:rPr>
+                <w:sz w:val="20"/>
+                <w:szCs w:val="20"/>
+              </w:rPr>
+              <w:t>Google Gemini</w:t>
+            </w:r>
+          </w:p>
+        </w:tc>
+        <w:tc>
+          <w:tcPr>
+            <w:tcW w:w="3120" w:type="dxa"/>
+            <w:tcBorders>
+              <w:top w:val="single" w:sz="2" w:space="0" w:color="BFBFBF"/>
+              <w:left w:val="single" w:sz="2" w:space="0" w:color="BFBFBF"/>
+              <w:bottom w:val="single" w:sz="2" w:space="0" w:color="BFBFBF"/>
+              <w:right w:val="single" w:sz="2" w:space="0" w:color="BFBFBF"/>
+            </w:tcBorders>
+            <w:tcMar>
+              <w:top w:w="80" w:type="dxa"/>
+              <w:left w:w="120" w:type="dxa"/>
+              <w:bottom w:w="80" w:type="dxa"/>
+              <w:right w:w="120" w:type="dxa"/>
+            </w:tcMar>
+            <w:vAlign w:val="center"/>
+          </w:tcPr>
+          <w:p>
+            <w:r>
+              <w:rPr>
+                <w:sz w:val="20"/>
+                <w:szCs w:val="20"/>
+              </w:rPr>
+              <w:t>Servicio externo</w:t>
+            </w:r>
+          </w:p>
+        </w:tc>
+        <w:tc>
+          <w:tcPr>
+            <w:tcW w:w="3120" w:type="dxa"/>
+            <w:tcBorders>
+              <w:top w:val="single" w:sz="2" w:space="0" w:color="BFBFBF"/>
+              <w:left w:val="single" w:sz="2" w:space="0" w:color="BFBFBF"/>
+              <w:bottom w:val="single" w:sz="2" w:space="0" w:color="BFBFBF"/>
+              <w:right w:val="single" w:sz="2" w:space="0" w:color="BFBFBF"/>
+            </w:tcBorders>
+            <w:tcMar>
+              <w:top w:w="80" w:type="dxa"/>
+              <w:left w:w="120" w:type="dxa"/>
+              <w:bottom w:w="80" w:type="dxa"/>
+              <w:right w:w="120" w:type="dxa"/>
+            </w:tcMar>
+            <w:vAlign w:val="center"/>
+          </w:tcPr>
+          <w:p>
+            <w:r>
+              <w:rPr>
+                <w:sz w:val="20"/>
+                <w:szCs w:val="20"/>
+              </w:rPr>
+              <w:t>Convierte las fotos de la carta en un borrador estructurado</w:t>
+            </w:r>
+          </w:p>
+        </w:tc>
+      </w:tr>
+      <w:tr>
+        <w:tblPrEx>
+          <w:tblCellMar>
+            <w:top w:w="0" w:type="dxa"/>
+            <w:bottom w:w="0" w:type="dxa"/>
+          </w:tblCellMar>
+        </w:tblPrEx>
+        <w:tc>
+          <w:tcPr>
+            <w:tcW w:w="3120" w:type="dxa"/>
+            <w:tcBorders>
+              <w:top w:val="single" w:sz="2" w:space="0" w:color="BFBFBF"/>
+              <w:left w:val="single" w:sz="2" w:space="0" w:color="BFBFBF"/>
+              <w:bottom w:val="single" w:sz="2" w:space="0" w:color="BFBFBF"/>
+              <w:right w:val="single" w:sz="2" w:space="0" w:color="BFBFBF"/>
+            </w:tcBorders>
+            <w:tcMar>
+              <w:top w:w="80" w:type="dxa"/>
+              <w:left w:w="120" w:type="dxa"/>
+              <w:bottom w:w="80" w:type="dxa"/>
+              <w:right w:w="120" w:type="dxa"/>
+            </w:tcMar>
+            <w:vAlign w:val="center"/>
+          </w:tcPr>
+          <w:p>
+            <w:r>
+              <w:rPr>
+                <w:sz w:val="20"/>
+                <w:szCs w:val="20"/>
+              </w:rPr>
+              <w:t>Open-Meteo</w:t>
+            </w:r>
+          </w:p>
+        </w:tc>
+        <w:tc>
+          <w:tcPr>
+            <w:tcW w:w="3120" w:type="dxa"/>
+            <w:tcBorders>
+              <w:top w:val="single" w:sz="2" w:space="0" w:color="BFBFBF"/>
+              <w:left w:val="single" w:sz="2" w:space="0" w:color="BFBFBF"/>
+              <w:bottom w:val="single" w:sz="2" w:space="0" w:color="BFBFBF"/>
+              <w:right w:val="single" w:sz="2" w:space="0" w:color="BFBFBF"/>
+            </w:tcBorders>
+            <w:tcMar>
+              <w:top w:w="80" w:type="dxa"/>
+              <w:left w:w="120" w:type="dxa"/>
+              <w:bottom w:w="80" w:type="dxa"/>
+              <w:right w:w="120" w:type="dxa"/>
+            </w:tcMar>
+            <w:vAlign w:val="center"/>
+          </w:tcPr>
+          <w:p>
+            <w:r>
+              <w:rPr>
+                <w:sz w:val="20"/>
+                <w:szCs w:val="20"/>
+              </w:rPr>
+              <w:t>Servicio externo</w:t>
+            </w:r>
+          </w:p>
+        </w:tc>
+        <w:tc>
+          <w:tcPr>
+            <w:tcW w:w="3120" w:type="dxa"/>
+            <w:tcBorders>
+              <w:top w:val="single" w:sz="2" w:space="0" w:color="BFBFBF"/>
+              <w:left w:val="single" w:sz="2" w:space="0" w:color="BFBFBF"/>
+              <w:bottom w:val="single" w:sz="2" w:space="0" w:color="BFBFBF"/>
+              <w:right w:val="single" w:sz="2" w:space="0" w:color="BFBFBF"/>
+            </w:tcBorders>
+            <w:tcMar>
+              <w:top w:w="80" w:type="dxa"/>
+              <w:left w:w="120" w:type="dxa"/>
+              <w:bottom w:w="80" w:type="dxa"/>
+              <w:right w:w="120" w:type="dxa"/>
+            </w:tcMar>
+            <w:vAlign w:val="center"/>
+          </w:tcPr>
+          <w:p>
+            <w:r>
+              <w:rPr>
+                <w:sz w:val="20"/>
+                <w:szCs w:val="20"/>
+              </w:rPr>
+              <w:t>Da el clima actual de la zona del restaurante</w:t>
+            </w:r>
+          </w:p>
+        </w:tc>
+      </w:tr>
+    </w:tbl>
+    <w:p>
+      <w:pPr>
+        <w:spacing w:after="160"/>
+      </w:pPr>
+    </w:p>
+    <w:p>
+      <w:pPr>
+        <w:spacing w:after="160"/>
+      </w:pPr>
+      <w:r>
+        <w:t>El diagrama deja a la vista tres decisiones:</w:t>
+      </w:r>
+    </w:p>
+    <w:p>
+      <w:pPr>
+        <w:pStyle w:val="Prrafodelista"/>
+        <w:numPr>
+          <w:ilvl w:val="0"/>
+          <w:numId w:val="4"/>
+        </w:numPr>
+        <w:spacing w:after="100"/>
+      </w:pPr>
+      <w:r>
+        <w:rPr>
+          <w:b/>
+          <w:bCs/>
+        </w:rPr>
+        <w:t>Todo el tráfico del sistema pasa por Next.js.</w:t>
+      </w:r>
+      <w:r>
+        <w:t xml:space="preserve"> El archivo </w:t>
+      </w:r>
+      <w:r>
+        <w:rPr>
+          <w:rFonts w:ascii="Courier New" w:eastAsia="Courier New" w:hAnsi="Courier New" w:cs="Courier New"/>
+        </w:rPr>
+        <w:t>next.config.ts</w:t>
+      </w:r>
+      <w:r>
+        <w:t xml:space="preserve"> solo reescribe </w:t>
+      </w:r>
+      <w:r>
+        <w:rPr>
+          <w:rFonts w:ascii="Courier New" w:eastAsia="Courier New" w:hAnsi="Courier New" w:cs="Courier New"/>
+        </w:rPr>
+        <w:t>/api/health*</w:t>
+      </w:r>
+      <w:r>
+        <w:t xml:space="preserve"> y </w:t>
+      </w:r>
+      <w:r>
+        <w:rPr>
+          <w:rFonts w:ascii="Courier New" w:eastAsia="Courier New" w:hAnsi="Courier New" w:cs="Courier New"/>
+        </w:rPr>
+        <w:t>/api/auth/*</w:t>
+      </w:r>
+      <w:r>
+        <w:t xml:space="preserve"> hacia la API; cualquier otra ruta pasa por un </w:t>
+      </w:r>
+      <w:r>
+        <w:rPr>
+          <w:i/>
+          <w:iCs/>
+        </w:rPr>
+        <w:t>Rou</w:t>
+      </w:r>
+      <w:r>
+        <w:rPr>
+          <w:i/>
+          <w:iCs/>
+        </w:rPr>
+        <w:t>te Handler</w:t>
+      </w:r>
+      <w:r>
+        <w:t xml:space="preserve"> explícito que valida el origen.</w:t>
+      </w:r>
+    </w:p>
+    <w:p>
+      <w:pPr>
+        <w:pStyle w:val="Prrafodelista"/>
+        <w:numPr>
+          <w:ilvl w:val="0"/>
+          <w:numId w:val="4"/>
+        </w:numPr>
+        <w:spacing w:after="100"/>
+      </w:pPr>
+      <w:r>
+        <w:rPr>
+          <w:b/>
+          <w:bCs/>
+        </w:rPr>
+        <w:t>El volumen de archivos está dentro del contenedor de la API.</w:t>
+      </w:r>
+      <w:r>
+        <w:t xml:space="preserve"> Docker Compose lo monta solo ahí (</w:t>
+      </w:r>
+      <w:r>
+        <w:rPr>
+          <w:rFonts w:ascii="Courier New" w:eastAsia="Courier New" w:hAnsi="Courier New" w:cs="Courier New"/>
+        </w:rPr>
+        <w:t>uploads_data:/app/storage</w:t>
+      </w:r>
+      <w:r>
+        <w:t xml:space="preserve">). Únicamente </w:t>
+      </w:r>
+      <w:r>
+        <w:rPr>
+          <w:rFonts w:ascii="Courier New" w:eastAsia="Courier New" w:hAnsi="Courier New" w:cs="Courier New"/>
+        </w:rPr>
+        <w:t>restaurants</w:t>
+      </w:r>
+      <w:r>
+        <w:t xml:space="preserve"> (logos) y </w:t>
+      </w:r>
+      <w:r>
+        <w:rPr>
+          <w:rFonts w:ascii="Courier New" w:eastAsia="Courier New" w:hAnsi="Courier New" w:cs="Courier New"/>
+        </w:rPr>
+        <w:t>menu-management</w:t>
+      </w:r>
+      <w:r>
+        <w:t xml:space="preserve"> (imágenes de producto) escriben en él.</w:t>
+      </w:r>
+    </w:p>
+    <w:p>
+      <w:pPr>
+        <w:pStyle w:val="Prrafodelista"/>
+        <w:numPr>
+          <w:ilvl w:val="0"/>
+          <w:numId w:val="4"/>
+        </w:numPr>
+        <w:spacing w:after="100"/>
+      </w:pPr>
+      <w:r>
+        <w:rPr>
+          <w:b/>
+          <w:bCs/>
+        </w:rPr>
+        <w:t>Lo</w:t>
+      </w:r>
+      <w:r>
+        <w:rPr>
+          <w:b/>
+          <w:bCs/>
+        </w:rPr>
+        <w:t>s dos servicios externos se usan desde lados opuestos.</w:t>
+      </w:r>
+      <w:r>
+        <w:t xml:space="preserve"> Gemini se llama solo desde el backend, porque exige una clave secreta (</w:t>
+      </w:r>
+      <w:r>
+        <w:rPr>
+          <w:rFonts w:ascii="Courier New" w:eastAsia="Courier New" w:hAnsi="Courier New" w:cs="Courier New"/>
+        </w:rPr>
+        <w:t>GEMINI_API_KEY</w:t>
+      </w:r>
+      <w:r>
+        <w:t xml:space="preserve">). Open-Meteo se llama directamente desde el navegador, porque es público y no necesita clave. Es la única petición </w:t>
+      </w:r>
+      <w:r>
+        <w:t>del navegador que no pasa por el BFF.</w:t>
+      </w:r>
+    </w:p>
+    <w:p>
+      <w:pPr>
+        <w:pStyle w:val="Ttulo1"/>
+        <w:pageBreakBefore/>
+      </w:pPr>
+      <w:bookmarkStart w:id="5" w:name="_Toc240959686"/>
+      <w:r>
+        <w:lastRenderedPageBreak/>
+        <w:t>3. Componentes con estado (</w:t>
+      </w:r>
+      <w:r>
+        <w:rPr>
+          <w:i/>
+          <w:iCs/>
+        </w:rPr>
+        <w:t>stateful</w:t>
+      </w:r>
+      <w:r>
+        <w:t>)</w:t>
+      </w:r>
+      <w:bookmarkEnd w:id="5"/>
+    </w:p>
+    <w:p>
+      <w:pPr>
+        <w:spacing w:after="160"/>
+      </w:pPr>
+      <w:r>
+        <w:t xml:space="preserve">En React, un componente es </w:t>
+      </w:r>
+      <w:r>
+        <w:rPr>
+          <w:b/>
+          <w:bCs/>
+        </w:rPr>
+        <w:t>con estado</w:t>
+      </w:r>
+      <w:r>
+        <w:t xml:space="preserve"> cuando guarda información propia que cambia mientras la persona interactúa (con el </w:t>
+      </w:r>
+      <w:r>
+        <w:rPr>
+          <w:i/>
+          <w:iCs/>
+        </w:rPr>
+        <w:t>hook</w:t>
+      </w:r>
+      <w:r>
+        <w:t xml:space="preserve"> </w:t>
+      </w:r>
+      <w:r>
+        <w:rPr>
+          <w:rFonts w:ascii="Courier New" w:eastAsia="Courier New" w:hAnsi="Courier New" w:cs="Courier New"/>
+        </w:rPr>
+        <w:t>useState</w:t>
+      </w:r>
+      <w:r>
+        <w:t>) y esa información decide lo que se dibuja. Si el estado cambia, React vuelve a dibujar el componente.</w:t>
+      </w:r>
+    </w:p>
+    <w:p>
+      <w:pPr>
+        <w:pStyle w:val="Ttulo2"/>
+      </w:pPr>
+      <w:bookmarkStart w:id="6" w:name="_Toc240959687"/>
+      <w:r>
+        <w:t xml:space="preserve">3.1 </w:t>
+      </w:r>
+      <w:r>
+        <w:rPr>
+          <w:rFonts w:ascii="Courier New" w:eastAsia="Courier New" w:hAnsi="Courier New" w:cs="Courier New"/>
+        </w:rPr>
+        <w:t>LoginForm</w:t>
+      </w:r>
+      <w:r>
+        <w:t xml:space="preserve"> — formulario de acceso</w:t>
+      </w:r>
+      <w:bookmarkEnd w:id="6"/>
+    </w:p>
+    <w:p>
+      <w:pPr>
+        <w:spacing w:after="160"/>
+      </w:pPr>
+      <w:r>
+        <w:t xml:space="preserve">Archivo: </w:t>
+      </w:r>
+      <w:r>
+        <w:rPr>
+          <w:rFonts w:ascii="Courier New" w:eastAsia="Courier New" w:hAnsi="Courier New" w:cs="Courier New"/>
+        </w:rPr>
+        <w:t>apps/web/</w:t>
+      </w:r>
+      <w:r>
+        <w:rPr>
+          <w:rFonts w:ascii="Courier New" w:eastAsia="Courier New" w:hAnsi="Courier New" w:cs="Courier New"/>
+        </w:rPr>
+        <w:t>src/app/login/login-form.tsx</w:t>
+      </w:r>
+    </w:p>
+    <w:p>
+      <w:pPr>
+        <w:shd w:val="clear" w:color="auto" w:fill="F2F2F2"/>
+        <w:spacing w:before="120" w:line="260" w:lineRule="auto"/>
+      </w:pPr>
+      <w:r>
+        <w:rPr>
+          <w:rFonts w:ascii="Courier New" w:eastAsia="Courier New" w:hAnsi="Courier New" w:cs="Courier New"/>
+          <w:sz w:val="18"/>
+          <w:szCs w:val="18"/>
+        </w:rPr>
+        <w:t>export function LoginForm() {</w:t>
+      </w:r>
+    </w:p>
+    <w:p>
+      <w:pPr>
+        <w:shd w:val="clear" w:color="auto" w:fill="F2F2F2"/>
+        <w:spacing w:line="260" w:lineRule="auto"/>
+      </w:pPr>
+      <w:r>
+        <w:rPr>
+          <w:rFonts w:ascii="Courier New" w:eastAsia="Courier New" w:hAnsi="Courier New" w:cs="Courier New"/>
+          <w:sz w:val="18"/>
+          <w:szCs w:val="18"/>
+        </w:rPr>
+        <w:t xml:space="preserve">  const router = useRouter();</w:t>
+      </w:r>
+    </w:p>
+    <w:p>
+      <w:pPr>
+        <w:shd w:val="clear" w:color="auto" w:fill="F2F2F2"/>
+        <w:spacing w:line="260" w:lineRule="auto"/>
+      </w:pPr>
+      <w:r>
+        <w:rPr>
+          <w:rFonts w:ascii="Courier New" w:eastAsia="Courier New" w:hAnsi="Courier New" w:cs="Courier New"/>
+          <w:sz w:val="18"/>
+          <w:szCs w:val="18"/>
+        </w:rPr>
+        <w:t xml:space="preserve">  const copy = useCopy(loginCopy);</w:t>
+      </w:r>
+    </w:p>
+    <w:p>
+      <w:pPr>
+        <w:shd w:val="clear" w:color="auto" w:fill="F2F2F2"/>
+        <w:spacing w:line="260" w:lineRule="auto"/>
+      </w:pPr>
+      <w:r>
+        <w:rPr>
+          <w:rFonts w:ascii="Courier New" w:eastAsia="Courier New" w:hAnsi="Courier New" w:cs="Courier New"/>
+          <w:sz w:val="18"/>
+          <w:szCs w:val="18"/>
+        </w:rPr>
+        <w:t xml:space="preserve">  const [failure, setFailure] = useState&lt;LoginFailure | null&gt;(null);   // ¿por qué falló el último intento?</w:t>
+      </w:r>
+    </w:p>
+    <w:p>
+      <w:pPr>
+        <w:shd w:val="clear" w:color="auto" w:fill="F2F2F2"/>
+        <w:spacing w:line="260" w:lineRule="auto"/>
+      </w:pPr>
+      <w:r>
+        <w:rPr>
+          <w:rFonts w:ascii="Courier New" w:eastAsia="Courier New" w:hAnsi="Courier New" w:cs="Courier New"/>
+          <w:sz w:val="18"/>
+          <w:szCs w:val="18"/>
+        </w:rPr>
+        <w:t xml:space="preserve">  const [submitting, set</w:t>
+      </w:r>
+      <w:r>
+        <w:rPr>
+          <w:rFonts w:ascii="Courier New" w:eastAsia="Courier New" w:hAnsi="Courier New" w:cs="Courier New"/>
+          <w:sz w:val="18"/>
+          <w:szCs w:val="18"/>
+        </w:rPr>
+        <w:t>Submitting] = useState(false);                 // ¿hay una petición en curso?</w:t>
+      </w:r>
+    </w:p>
+    <w:p>
+      <w:pPr>
+        <w:shd w:val="clear" w:color="auto" w:fill="F2F2F2"/>
+        <w:spacing w:line="260" w:lineRule="auto"/>
+      </w:pPr>
+      <w:r>
+        <w:rPr>
+          <w:rFonts w:ascii="Courier New" w:eastAsia="Courier New" w:hAnsi="Courier New" w:cs="Courier New"/>
+          <w:sz w:val="18"/>
+          <w:szCs w:val="18"/>
+        </w:rPr>
+        <w:t xml:space="preserve">  const validation = useCredentialsValidation();                       // estado de la validación (sección 6)</w:t>
+      </w:r>
+    </w:p>
+    <w:p>
+      <w:pPr>
+        <w:shd w:val="clear" w:color="auto" w:fill="F2F2F2"/>
+        <w:spacing w:line="260" w:lineRule="auto"/>
+      </w:pPr>
+      <w:r>
+        <w:rPr>
+          <w:rFonts w:ascii="Courier New" w:eastAsia="Courier New" w:hAnsi="Courier New" w:cs="Courier New"/>
+          <w:sz w:val="18"/>
+          <w:szCs w:val="18"/>
+        </w:rPr>
+        <w:t xml:space="preserve"> </w:t>
+      </w:r>
+    </w:p>
+    <w:p>
+      <w:pPr>
+        <w:shd w:val="clear" w:color="auto" w:fill="F2F2F2"/>
+        <w:spacing w:line="260" w:lineRule="auto"/>
+      </w:pPr>
+      <w:r>
+        <w:rPr>
+          <w:rFonts w:ascii="Courier New" w:eastAsia="Courier New" w:hAnsi="Courier New" w:cs="Courier New"/>
+          <w:sz w:val="18"/>
+          <w:szCs w:val="18"/>
+        </w:rPr>
+        <w:t xml:space="preserve">  async function handleSubmit(event: FormEvent&lt;HTMLFormElement&gt;) {</w:t>
+      </w:r>
+    </w:p>
+    <w:p>
+      <w:pPr>
+        <w:shd w:val="clear" w:color="auto" w:fill="F2F2F2"/>
+        <w:spacing w:line="260" w:lineRule="auto"/>
+      </w:pPr>
+      <w:r>
+        <w:rPr>
+          <w:rFonts w:ascii="Courier New" w:eastAsia="Courier New" w:hAnsi="Courier New" w:cs="Courier New"/>
+          <w:sz w:val="18"/>
+          <w:szCs w:val="18"/>
+        </w:rPr>
+        <w:t xml:space="preserve">    event.preventDefault();</w:t>
+      </w:r>
+    </w:p>
+    <w:p>
+      <w:pPr>
+        <w:shd w:val="clear" w:color="auto" w:fill="F2F2F2"/>
+        <w:spacing w:line="260" w:lineRule="auto"/>
+      </w:pPr>
+      <w:r>
+        <w:rPr>
+          <w:rFonts w:ascii="Courier New" w:eastAsia="Courier New" w:hAnsi="Courier New" w:cs="Courier New"/>
+          <w:sz w:val="18"/>
+          <w:szCs w:val="18"/>
+        </w:rPr>
+        <w:t xml:space="preserve">    // …</w:t>
+      </w:r>
+    </w:p>
+    <w:p>
+      <w:pPr>
+        <w:shd w:val="clear" w:color="auto" w:fill="F2F2F2"/>
+        <w:spacing w:line="260" w:lineRule="auto"/>
+      </w:pPr>
+      <w:r>
+        <w:rPr>
+          <w:rFonts w:ascii="Courier New" w:eastAsia="Courier New" w:hAnsi="Courier New" w:cs="Courier New"/>
+          <w:sz w:val="18"/>
+          <w:szCs w:val="18"/>
+        </w:rPr>
+        <w:t xml:space="preserve">    if (!validation.approveSubmission(email, password)) return;</w:t>
+      </w:r>
+    </w:p>
+    <w:p>
+      <w:pPr>
+        <w:shd w:val="clear" w:color="auto" w:fill="F2F2F2"/>
+        <w:spacing w:line="260" w:lineRule="auto"/>
+      </w:pPr>
+      <w:r>
+        <w:rPr>
+          <w:rFonts w:ascii="Courier New" w:eastAsia="Courier New" w:hAnsi="Courier New" w:cs="Courier New"/>
+          <w:sz w:val="18"/>
+          <w:szCs w:val="18"/>
+        </w:rPr>
+        <w:t xml:space="preserve">    setSubmitting(true);</w:t>
+      </w:r>
+    </w:p>
+    <w:p>
+      <w:pPr>
+        <w:shd w:val="clear" w:color="auto" w:fill="F2F2F2"/>
+        <w:spacing w:line="260" w:lineRule="auto"/>
+      </w:pPr>
+      <w:r>
+        <w:rPr>
+          <w:rFonts w:ascii="Courier New" w:eastAsia="Courier New" w:hAnsi="Courier New" w:cs="Courier New"/>
+          <w:sz w:val="18"/>
+          <w:szCs w:val="18"/>
+        </w:rPr>
+        <w:t xml:space="preserve">    setFailure(null);</w:t>
+      </w:r>
+    </w:p>
+    <w:p>
+      <w:pPr>
+        <w:shd w:val="clear" w:color="auto" w:fill="F2F2F2"/>
+        <w:spacing w:line="260" w:lineRule="auto"/>
+      </w:pPr>
+      <w:r>
+        <w:rPr>
+          <w:rFonts w:ascii="Courier New" w:eastAsia="Courier New" w:hAnsi="Courier New" w:cs="Courier New"/>
+          <w:sz w:val="18"/>
+          <w:szCs w:val="18"/>
+        </w:rPr>
+        <w:t xml:space="preserve">    const response = await fetch('/api/session/login', { /* … */ });</w:t>
+      </w:r>
+    </w:p>
+    <w:p>
+      <w:pPr>
+        <w:shd w:val="clear" w:color="auto" w:fill="F2F2F2"/>
+        <w:spacing w:line="260" w:lineRule="auto"/>
+      </w:pPr>
+      <w:r>
+        <w:rPr>
+          <w:rFonts w:ascii="Courier New" w:eastAsia="Courier New" w:hAnsi="Courier New" w:cs="Courier New"/>
+          <w:sz w:val="18"/>
+          <w:szCs w:val="18"/>
+        </w:rPr>
+        <w:t xml:space="preserve">    if (!response.ok) {</w:t>
+      </w:r>
+    </w:p>
+    <w:p>
+      <w:pPr>
+        <w:shd w:val="clear" w:color="auto" w:fill="F2F2F2"/>
+        <w:spacing w:line="260" w:lineRule="auto"/>
+      </w:pPr>
+      <w:r>
+        <w:rPr>
+          <w:rFonts w:ascii="Courier New" w:eastAsia="Courier New" w:hAnsi="Courier New" w:cs="Courier New"/>
+          <w:sz w:val="18"/>
+          <w:szCs w:val="18"/>
+        </w:rPr>
+        <w:t xml:space="preserve">      const wrongCredentials = response.status === 400 || response.status === 401;</w:t>
+      </w:r>
+    </w:p>
+    <w:p>
+      <w:pPr>
+        <w:shd w:val="clear" w:color="auto" w:fill="F2F2F2"/>
+        <w:spacing w:line="260" w:lineRule="auto"/>
+      </w:pPr>
+      <w:r>
+        <w:rPr>
+          <w:rFonts w:ascii="Courier New" w:eastAsia="Courier New" w:hAnsi="Courier New" w:cs="Courier New"/>
+          <w:sz w:val="18"/>
+          <w:szCs w:val="18"/>
+        </w:rPr>
+        <w:t xml:space="preserve">      setFailure(wrongCredentials ? 'invalidCredentials' : 'serviceUnavailable');</w:t>
+      </w:r>
+    </w:p>
+    <w:p>
+      <w:pPr>
+        <w:shd w:val="clear" w:color="auto" w:fill="F2F2F2"/>
+        <w:spacing w:line="260" w:lineRule="auto"/>
+      </w:pPr>
+      <w:r>
+        <w:rPr>
+          <w:rFonts w:ascii="Courier New" w:eastAsia="Courier New" w:hAnsi="Courier New" w:cs="Courier New"/>
+          <w:sz w:val="18"/>
+          <w:szCs w:val="18"/>
+        </w:rPr>
+        <w:t xml:space="preserve">      setSubmitting(false);</w:t>
+      </w:r>
+    </w:p>
+    <w:p>
+      <w:pPr>
+        <w:shd w:val="clear" w:color="auto" w:fill="F2F2F2"/>
+        <w:spacing w:line="260" w:lineRule="auto"/>
+      </w:pPr>
+      <w:r>
+        <w:rPr>
+          <w:rFonts w:ascii="Courier New" w:eastAsia="Courier New" w:hAnsi="Courier New" w:cs="Courier New"/>
+          <w:sz w:val="18"/>
+          <w:szCs w:val="18"/>
+        </w:rPr>
+        <w:t xml:space="preserve">      return;</w:t>
+      </w:r>
+    </w:p>
+    <w:p>
+      <w:pPr>
+        <w:shd w:val="clear" w:color="auto" w:fill="F2F2F2"/>
+        <w:spacing w:line="260" w:lineRule="auto"/>
+      </w:pPr>
+      <w:r>
+        <w:rPr>
+          <w:rFonts w:ascii="Courier New" w:eastAsia="Courier New" w:hAnsi="Courier New" w:cs="Courier New"/>
+          <w:sz w:val="18"/>
+          <w:szCs w:val="18"/>
+        </w:rPr>
+        <w:t xml:space="preserve">    }</w:t>
+      </w:r>
+    </w:p>
+    <w:p>
+      <w:pPr>
+        <w:shd w:val="clear" w:color="auto" w:fill="F2F2F2"/>
+        <w:spacing w:line="260" w:lineRule="auto"/>
+      </w:pPr>
+      <w:r>
+        <w:rPr>
+          <w:rFonts w:ascii="Courier New" w:eastAsia="Courier New" w:hAnsi="Courier New" w:cs="Courier New"/>
+          <w:sz w:val="18"/>
+          <w:szCs w:val="18"/>
+        </w:rPr>
+        <w:t xml:space="preserve">    router.replace('/backoffice');</w:t>
+      </w:r>
+    </w:p>
+    <w:p>
+      <w:pPr>
+        <w:shd w:val="clear" w:color="auto" w:fill="F2F2F2"/>
+        <w:spacing w:line="260" w:lineRule="auto"/>
+      </w:pPr>
+      <w:r>
+        <w:rPr>
+          <w:rFonts w:ascii="Courier New" w:eastAsia="Courier New" w:hAnsi="Courier New" w:cs="Courier New"/>
+          <w:sz w:val="18"/>
+          <w:szCs w:val="18"/>
+        </w:rPr>
+        <w:t xml:space="preserve">  }</w:t>
+      </w:r>
+    </w:p>
+    <w:p>
+      <w:pPr>
+        <w:shd w:val="clear" w:color="auto" w:fill="F2F2F2"/>
+        <w:spacing w:line="260" w:lineRule="auto"/>
+      </w:pPr>
+      <w:r>
+        <w:rPr>
+          <w:rFonts w:ascii="Courier New" w:eastAsia="Courier New" w:hAnsi="Courier New" w:cs="Courier New"/>
+          <w:sz w:val="18"/>
+          <w:szCs w:val="18"/>
+        </w:rPr>
+        <w:t xml:space="preserve">  // …</w:t>
+      </w:r>
+    </w:p>
+    <w:p>
+      <w:pPr>
+        <w:shd w:val="clear" w:color="auto" w:fill="F2F2F2"/>
+        <w:spacing w:line="260" w:lineRule="auto"/>
+      </w:pPr>
+      <w:r>
+        <w:rPr>
+          <w:rFonts w:ascii="Courier New" w:eastAsia="Courier New" w:hAnsi="Courier New" w:cs="Courier New"/>
+          <w:sz w:val="18"/>
+          <w:szCs w:val="18"/>
+        </w:rPr>
+        <w:t xml:space="preserve">  &lt;Button disabled={submitting} full type="submit"&gt;</w:t>
+      </w:r>
+    </w:p>
+    <w:p>
+      <w:pPr>
+        <w:shd w:val="clear" w:color="auto" w:fill="F2F2F2"/>
+        <w:spacing w:line="260" w:lineRule="auto"/>
+      </w:pPr>
+      <w:r>
+        <w:rPr>
+          <w:rFonts w:ascii="Courier New" w:eastAsia="Courier New" w:hAnsi="Courier New" w:cs="Courier New"/>
+          <w:sz w:val="18"/>
+          <w:szCs w:val="18"/>
+        </w:rPr>
+        <w:t xml:space="preserve">    {submitting ? copy.submitting : copy.admin.submit}</w:t>
+      </w:r>
+    </w:p>
+    <w:p>
+      <w:pPr>
+        <w:shd w:val="clear" w:color="auto" w:fill="F2F2F2"/>
+        <w:spacing w:line="260" w:lineRule="auto"/>
+      </w:pPr>
+      <w:r>
+        <w:rPr>
+          <w:rFonts w:ascii="Courier New" w:eastAsia="Courier New" w:hAnsi="Courier New" w:cs="Courier New"/>
+          <w:sz w:val="18"/>
+          <w:szCs w:val="18"/>
+        </w:rPr>
+        <w:t xml:space="preserve">  &lt;/Button&gt;</w:t>
+      </w:r>
+    </w:p>
+    <w:p>
+      <w:pPr>
+        <w:shd w:val="clear" w:color="auto" w:fill="F2F2F2"/>
+        <w:spacing w:after="200" w:line="260" w:lineRule="auto"/>
+      </w:pPr>
+      <w:r>
+        <w:rPr>
+          <w:rFonts w:ascii="Courier New" w:eastAsia="Courier New" w:hAnsi="Courier New" w:cs="Courier New"/>
+          <w:sz w:val="18"/>
+          <w:szCs w:val="18"/>
+        </w:rPr>
+        <w:t>}</w:t>
+      </w:r>
+    </w:p>
+    <w:p>
+      <w:pPr>
+        <w:pStyle w:val="Prrafodelista"/>
+        <w:numPr>
+          <w:ilvl w:val="0"/>
+          <w:numId w:val="2"/>
+        </w:numPr>
+        <w:spacing w:after="100"/>
+      </w:pPr>
+      <w:r>
+        <w:rPr>
+          <w:rFonts w:ascii="Courier New" w:eastAsia="Courier New" w:hAnsi="Courier New" w:cs="Courier New"/>
+        </w:rPr>
+        <w:t>submitting</w:t>
+      </w:r>
+      <w:r>
+        <w:t xml:space="preserve"> pasa a </w:t>
+      </w:r>
+      <w:r>
+        <w:rPr>
+          <w:rFonts w:ascii="Courier New" w:eastAsia="Courier New" w:hAnsi="Courier New" w:cs="Courier New"/>
+        </w:rPr>
+        <w:t>true</w:t>
+      </w:r>
+      <w:r>
+        <w:t xml:space="preserve"> al enviar: el botón se desactiva y muestra «Ingresando…», lo que evita enviar dos veces.</w:t>
+      </w:r>
+    </w:p>
+    <w:p>
+      <w:pPr>
+        <w:pStyle w:val="Prrafodelista"/>
+        <w:numPr>
+          <w:ilvl w:val="0"/>
+          <w:numId w:val="2"/>
+        </w:numPr>
+        <w:spacing w:after="100"/>
+      </w:pPr>
+      <w:r>
+        <w:rPr>
+          <w:rFonts w:ascii="Courier New" w:eastAsia="Courier New" w:hAnsi="Courier New" w:cs="Courier New"/>
+        </w:rPr>
+        <w:t>failure</w:t>
+      </w:r>
+      <w:r>
+        <w:t xml:space="preserve"> recuerda</w:t>
+      </w:r>
+      <w:r>
+        <w:t xml:space="preserve"> el tipo de error y muestra un mensaje distinto para credenciales incorrectas o para un fallo del servicio.</w:t>
+      </w:r>
+    </w:p>
+    <w:p>
+      <w:pPr>
+        <w:spacing w:after="160"/>
+      </w:pPr>
+      <w:r>
+        <w:t xml:space="preserve">El formulario del dueño, </w:t>
+      </w:r>
+      <w:r>
+        <w:rPr>
+          <w:rFonts w:ascii="Courier New" w:eastAsia="Courier New" w:hAnsi="Courier New" w:cs="Courier New"/>
+        </w:rPr>
+        <w:t>OwnerLoginForm</w:t>
+      </w:r>
+      <w:r>
+        <w:t>, sigue exactamente el mismo diseño.</w:t>
+      </w:r>
+    </w:p>
+    <w:p>
+      <w:pPr>
+        <w:pStyle w:val="Ttulo2"/>
+      </w:pPr>
+      <w:bookmarkStart w:id="7" w:name="_Toc240959688"/>
+      <w:r>
+        <w:t xml:space="preserve">3.2 </w:t>
+      </w:r>
+      <w:r>
+        <w:rPr>
+          <w:rFonts w:ascii="Courier New" w:eastAsia="Courier New" w:hAnsi="Courier New" w:cs="Courier New"/>
+        </w:rPr>
+        <w:t>PasswordField</w:t>
+      </w:r>
+      <w:r>
+        <w:t xml:space="preserve"> — campo de contraseña con «Mostrar»</w:t>
+      </w:r>
+      <w:bookmarkEnd w:id="7"/>
+    </w:p>
+    <w:p>
+      <w:pPr>
+        <w:spacing w:after="160"/>
+      </w:pPr>
+      <w:r>
+        <w:t xml:space="preserve">Archivo: </w:t>
+      </w:r>
+      <w:r>
+        <w:rPr>
+          <w:rFonts w:ascii="Courier New" w:eastAsia="Courier New" w:hAnsi="Courier New" w:cs="Courier New"/>
+        </w:rPr>
+        <w:t>apps/web/</w:t>
+      </w:r>
+      <w:r>
+        <w:rPr>
+          <w:rFonts w:ascii="Courier New" w:eastAsia="Courier New" w:hAnsi="Courier New" w:cs="Courier New"/>
+        </w:rPr>
+        <w:t>src/components/password-field.tsx</w:t>
+      </w:r>
+    </w:p>
+    <w:p>
+      <w:pPr>
+        <w:shd w:val="clear" w:color="auto" w:fill="F2F2F2"/>
+        <w:spacing w:before="120" w:line="260" w:lineRule="auto"/>
+      </w:pPr>
+      <w:r>
+        <w:rPr>
+          <w:rFonts w:ascii="Courier New" w:eastAsia="Courier New" w:hAnsi="Courier New" w:cs="Courier New"/>
+          <w:sz w:val="18"/>
+          <w:szCs w:val="18"/>
+        </w:rPr>
+        <w:t>export function PasswordField({ error, hint, label, ...rest }) {</w:t>
+      </w:r>
+    </w:p>
+    <w:p>
+      <w:pPr>
+        <w:shd w:val="clear" w:color="auto" w:fill="F2F2F2"/>
+        <w:spacing w:line="260" w:lineRule="auto"/>
+      </w:pPr>
+      <w:r>
+        <w:rPr>
+          <w:rFonts w:ascii="Courier New" w:eastAsia="Courier New" w:hAnsi="Courier New" w:cs="Courier New"/>
+          <w:sz w:val="18"/>
+          <w:szCs w:val="18"/>
+        </w:rPr>
+        <w:t xml:space="preserve">  const [revealed, setRevealed] = useState(false);</w:t>
+      </w:r>
+    </w:p>
+    <w:p>
+      <w:pPr>
+        <w:shd w:val="clear" w:color="auto" w:fill="F2F2F2"/>
+        <w:spacing w:line="260" w:lineRule="auto"/>
+      </w:pPr>
+      <w:r>
+        <w:rPr>
+          <w:rFonts w:ascii="Courier New" w:eastAsia="Courier New" w:hAnsi="Courier New" w:cs="Courier New"/>
+          <w:sz w:val="18"/>
+          <w:szCs w:val="18"/>
+        </w:rPr>
+        <w:t xml:space="preserve"> </w:t>
+      </w:r>
+    </w:p>
+    <w:p>
+      <w:pPr>
+        <w:shd w:val="clear" w:color="auto" w:fill="F2F2F2"/>
+        <w:spacing w:line="260" w:lineRule="auto"/>
+      </w:pPr>
+      <w:r>
+        <w:rPr>
+          <w:rFonts w:ascii="Courier New" w:eastAsia="Courier New" w:hAnsi="Courier New" w:cs="Courier New"/>
+          <w:sz w:val="18"/>
+          <w:szCs w:val="18"/>
+        </w:rPr>
+        <w:lastRenderedPageBreak/>
+        <w:t xml:space="preserve">  return (</w:t>
+      </w:r>
+    </w:p>
+    <w:p>
+      <w:pPr>
+        <w:shd w:val="clear" w:color="auto" w:fill="F2F2F2"/>
+        <w:spacing w:line="260" w:lineRule="auto"/>
+      </w:pPr>
+      <w:r>
+        <w:rPr>
+          <w:rFonts w:ascii="Courier New" w:eastAsia="Courier New" w:hAnsi="Courier New" w:cs="Courier New"/>
+          <w:sz w:val="18"/>
+          <w:szCs w:val="18"/>
+        </w:rPr>
+        <w:t xml:space="preserve">    &lt;div className="relative"&gt;</w:t>
+      </w:r>
+    </w:p>
+    <w:p>
+      <w:pPr>
+        <w:shd w:val="clear" w:color="auto" w:fill="F2F2F2"/>
+        <w:spacing w:line="260" w:lineRule="auto"/>
+      </w:pPr>
+      <w:r>
+        <w:rPr>
+          <w:rFonts w:ascii="Courier New" w:eastAsia="Courier New" w:hAnsi="Courier New" w:cs="Courier New"/>
+          <w:sz w:val="18"/>
+          <w:szCs w:val="18"/>
+        </w:rPr>
+        <w:t xml:space="preserve">      &lt;input type={revealed ? 'text' : 'password'} {...rest} /</w:t>
+      </w:r>
+      <w:r>
+        <w:rPr>
+          <w:rFonts w:ascii="Courier New" w:eastAsia="Courier New" w:hAnsi="Courier New" w:cs="Courier New"/>
+          <w:sz w:val="18"/>
+          <w:szCs w:val="18"/>
+        </w:rPr>
+        <w:t>&gt;</w:t>
+      </w:r>
+    </w:p>
+    <w:p>
+      <w:pPr>
+        <w:shd w:val="clear" w:color="auto" w:fill="F2F2F2"/>
+        <w:spacing w:line="260" w:lineRule="auto"/>
+      </w:pPr>
+      <w:r>
+        <w:rPr>
+          <w:rFonts w:ascii="Courier New" w:eastAsia="Courier New" w:hAnsi="Courier New" w:cs="Courier New"/>
+          <w:sz w:val="18"/>
+          <w:szCs w:val="18"/>
+        </w:rPr>
+        <w:t xml:space="preserve">      &lt;button aria-pressed={revealed} onClick={() =&gt; setRevealed((current) =&gt; !current)} type="button"&gt;</w:t>
+      </w:r>
+    </w:p>
+    <w:p>
+      <w:pPr>
+        <w:shd w:val="clear" w:color="auto" w:fill="F2F2F2"/>
+        <w:spacing w:line="260" w:lineRule="auto"/>
+      </w:pPr>
+      <w:r>
+        <w:rPr>
+          <w:rFonts w:ascii="Courier New" w:eastAsia="Courier New" w:hAnsi="Courier New" w:cs="Courier New"/>
+          <w:sz w:val="18"/>
+          <w:szCs w:val="18"/>
+        </w:rPr>
+        <w:t xml:space="preserve">        {revealed ? copy.hide : copy.show}</w:t>
+      </w:r>
+    </w:p>
+    <w:p>
+      <w:pPr>
+        <w:shd w:val="clear" w:color="auto" w:fill="F2F2F2"/>
+        <w:spacing w:line="260" w:lineRule="auto"/>
+      </w:pPr>
+      <w:r>
+        <w:rPr>
+          <w:rFonts w:ascii="Courier New" w:eastAsia="Courier New" w:hAnsi="Courier New" w:cs="Courier New"/>
+          <w:sz w:val="18"/>
+          <w:szCs w:val="18"/>
+        </w:rPr>
+        <w:t xml:space="preserve">      &lt;/button&gt;</w:t>
+      </w:r>
+    </w:p>
+    <w:p>
+      <w:pPr>
+        <w:shd w:val="clear" w:color="auto" w:fill="F2F2F2"/>
+        <w:spacing w:line="260" w:lineRule="auto"/>
+      </w:pPr>
+      <w:r>
+        <w:rPr>
+          <w:rFonts w:ascii="Courier New" w:eastAsia="Courier New" w:hAnsi="Courier New" w:cs="Courier New"/>
+          <w:sz w:val="18"/>
+          <w:szCs w:val="18"/>
+        </w:rPr>
+        <w:t xml:space="preserve">    &lt;/div&gt;</w:t>
+      </w:r>
+    </w:p>
+    <w:p>
+      <w:pPr>
+        <w:shd w:val="clear" w:color="auto" w:fill="F2F2F2"/>
+        <w:spacing w:line="260" w:lineRule="auto"/>
+      </w:pPr>
+      <w:r>
+        <w:rPr>
+          <w:rFonts w:ascii="Courier New" w:eastAsia="Courier New" w:hAnsi="Courier New" w:cs="Courier New"/>
+          <w:sz w:val="18"/>
+          <w:szCs w:val="18"/>
+        </w:rPr>
+        <w:t xml:space="preserve">  );</w:t>
+      </w:r>
+    </w:p>
+    <w:p>
+      <w:pPr>
+        <w:shd w:val="clear" w:color="auto" w:fill="F2F2F2"/>
+        <w:spacing w:after="200" w:line="260" w:lineRule="auto"/>
+      </w:pPr>
+      <w:r>
+        <w:rPr>
+          <w:rFonts w:ascii="Courier New" w:eastAsia="Courier New" w:hAnsi="Courier New" w:cs="Courier New"/>
+          <w:sz w:val="18"/>
+          <w:szCs w:val="18"/>
+        </w:rPr>
+        <w:t>}</w:t>
+      </w:r>
+    </w:p>
+    <w:p>
+      <w:pPr>
+        <w:spacing w:after="160"/>
+      </w:pPr>
+      <w:r>
+        <w:t xml:space="preserve">Un único estado, </w:t>
+      </w:r>
+      <w:r>
+        <w:rPr>
+          <w:rFonts w:ascii="Courier New" w:eastAsia="Courier New" w:hAnsi="Courier New" w:cs="Courier New"/>
+        </w:rPr>
+        <w:t>revealed</w:t>
+      </w:r>
+      <w:r>
+        <w:t xml:space="preserve">, controla tres cosas a la vez: el tipo del campo (texto oculto o visible), el texto del botón («Mostrar» / «Ocultar») y el atributo </w:t>
+      </w:r>
+      <w:r>
+        <w:rPr>
+          <w:rFonts w:ascii="Courier New" w:eastAsia="Courier New" w:hAnsi="Courier New" w:cs="Courier New"/>
+        </w:rPr>
+        <w:t>aria-pressed</w:t>
+      </w:r>
+      <w:r>
+        <w:t xml:space="preserve"> que anuncian los lectores de pantalla.</w:t>
+      </w:r>
+    </w:p>
+    <w:p>
+      <w:pPr>
+        <w:spacing w:before="200" w:after="60"/>
+        <w:jc w:val="center"/>
+      </w:pPr>
+      <w:r>
+        <w:rPr>
+          <w:noProof/>
+        </w:rPr>
+        <w:drawing>
+          <wp:inline distT="0" distB="0" distL="0" distR="0" wp14:anchorId="2A36549B" wp14:editId="0158892B">
+            <wp:extent cx="5143500" cy="4457700"/>
+            <wp:effectExtent l="0" t="0" r="0" b="0"/>
+            <wp:docPr id="4" name="Diagrama 3" descr="Diagrama 3" title="Diagrama 3"/>
+            <wp:cNvGraphicFramePr>
+              <a:graphicFrameLocks xmlns:a="http://schemas.openxmlformats.org/drawingml/2006/main" noChangeAspect="1"/>
+            </wp:cNvGraphicFramePr>
+            <a:graphic xmlns:a="http://schemas.openxmlformats.org/drawingml/2006/main">
+              <a:graphicData uri="http://schemas.openxmlformats.org/drawingml/2006/picture">
+                <pic:pic xmlns:pic="http://schemas.openxmlformats.org/drawingml/2006/picture">
+                  <pic:nvPicPr>
+                    <pic:cNvPr id="0" name=""/>
+                    <pic:cNvPicPr>
+                      <a:picLocks noChangeAspect="1" noChangeArrowheads="1"/>
+                    </pic:cNvPicPr>
+                  </pic:nvPicPr>
+                  <pic:blipFill>
+                    <a:blip r:embed="rId14"/>
                     <a:srcRect/>
                     <a:stretch>
                       <a:fillRect/>
@@ -5363,7 +7232,7 @@
         <w:pStyle w:val="Ttulo1"/>
         <w:pageBreakBefore/>
       </w:pPr>
-      <w:bookmarkStart w:id="7" w:name="_Toc240376018"/>
+      <w:bookmarkStart w:id="8" w:name="_Toc240959689"/>
       <w:r>
         <w:lastRenderedPageBreak/>
         <w:t>4. Componentes sin estado (</w:t>
@@ -5378,7 +7247,7 @@
       <w:r>
         <w:t>)</w:t>
       </w:r>
-      <w:bookmarkEnd w:id="7"/>
+      <w:bookmarkEnd w:id="8"/>
     </w:p>
     <w:p>
       <w:pPr>
@@ -5424,7 +7293,7 @@
       <w:pPr>
         <w:pStyle w:val="Ttulo2"/>
       </w:pPr>
-      <w:bookmarkStart w:id="8" w:name="_Toc240376019"/>
+      <w:bookmarkStart w:id="9" w:name="_Toc240959690"/>
       <w:r>
         <w:t xml:space="preserve">4.1 </w:t>
       </w:r>
@@ -5437,7 +7306,7 @@
       <w:r>
         <w:t xml:space="preserve"> — superficie de los paneles</w:t>
       </w:r>
-      <w:bookmarkEnd w:id="8"/>
+      <w:bookmarkEnd w:id="9"/>
     </w:p>
     <w:p>
       <w:pPr>
@@ -5450,13 +7319,7 @@
         <w:rPr>
           <w:rFonts w:ascii="Courier New" w:eastAsia="Courier New" w:hAnsi="Courier New" w:cs="Courier New"/>
         </w:rPr>
-        <w:t>apps/we</w:t>
-      </w:r>
-      <w:r>
-        <w:rPr>
-          <w:rFonts w:ascii="Courier New" w:eastAsia="Courier New" w:hAnsi="Courier New" w:cs="Courier New"/>
-        </w:rPr>
-        <w:t>b/src/components/surfaces.tsx</w:t>
+        <w:t>apps/web/src/components/surfaces.tsx</w:t>
       </w:r>
     </w:p>
     <w:p>
@@ -5498,7 +7361,15 @@
           <w:sz w:val="18"/>
           <w:szCs w:val="18"/>
         </w:rPr>
-        <w:t xml:space="preserve">    &lt;div className={cn('rounded-2xl bg-paper shadow-soft', accent &amp;&amp; ACCENT_BORDERS[accent], className)}&gt;</w:t>
+        <w:t xml:space="preserve">    &lt;div className={cn('</w:t>
+      </w:r>
+      <w:r>
+        <w:rPr>
+          <w:rFonts w:ascii="Courier New" w:eastAsia="Courier New" w:hAnsi="Courier New" w:cs="Courier New"/>
+          <w:sz w:val="18"/>
+          <w:szCs w:val="18"/>
+        </w:rPr>
+        <w:t>rounded-2xl bg-paper shadow-soft', accent &amp;&amp; ACCENT_BORDERS[accent], className)}&gt;</w:t>
       </w:r>
     </w:p>
     <w:p>
@@ -5562,17 +7433,17 @@
         <w:spacing w:after="160"/>
       </w:pPr>
       <w:r>
-        <w:t xml:space="preserve">Recibe </w:t>
-      </w:r>
-      <w:r>
-        <w:t>el contenido y un color de acento opcional, y devuelve la tarjeta con el estilo del sistema de diseño. La usan el perfil, la carta, el QR, las estadísticas y el backoffice.</w:t>
+        <w:t xml:space="preserve">Recibe el contenido y un color de acento opcional, y devuelve la tarjeta con el estilo del sistema de diseño. La usan el perfil, la carta, </w:t>
+      </w:r>
+      <w:r>
+        <w:t>el QR, las estadísticas y el backoffice.</w:t>
       </w:r>
     </w:p>
     <w:p>
       <w:pPr>
         <w:pStyle w:val="Ttulo2"/>
       </w:pPr>
-      <w:bookmarkStart w:id="9" w:name="_Toc240376020"/>
+      <w:bookmarkStart w:id="10" w:name="_Toc240959691"/>
       <w:r>
         <w:t xml:space="preserve">4.2 </w:t>
       </w:r>
@@ -5585,7 +7456,7 @@
       <w:r>
         <w:t xml:space="preserve"> — etiqueta de estado</w:t>
       </w:r>
-      <w:bookmarkEnd w:id="9"/>
+      <w:bookmarkEnd w:id="10"/>
     </w:p>
     <w:p>
       <w:pPr>
@@ -5612,15 +7483,7 @@
           <w:sz w:val="18"/>
           <w:szCs w:val="18"/>
         </w:rPr>
-        <w:t>e</w:t>
-      </w:r>
-      <w:r>
-        <w:rPr>
-          <w:rFonts w:ascii="Courier New" w:eastAsia="Courier New" w:hAnsi="Courier New" w:cs="Courier New"/>
-          <w:sz w:val="18"/>
-          <w:szCs w:val="18"/>
-        </w:rPr>
-        <w:t>xport function StatusPill({ children, tone }: { children: ReactNode; tone: 'draft' | 'muted' | 'positive' }) {</w:t>
+        <w:t>export function StatusPill({ children, tone }: { children: ReactNode; tone: 'draft' | 'muted' | 'positive' }) {</w:t>
       </w:r>
     </w:p>
     <w:p>
@@ -5648,7 +7511,15 @@
           <w:sz w:val="18"/>
           <w:szCs w:val="18"/>
         </w:rPr>
-        <w:t xml:space="preserve">    draft: 'bg-copper-wash text-copper',</w:t>
+        <w:t xml:space="preserve">   </w:t>
+      </w:r>
+      <w:r>
+        <w:rPr>
+          <w:rFonts w:ascii="Courier New" w:eastAsia="Courier New" w:hAnsi="Courier New" w:cs="Courier New"/>
+          <w:sz w:val="18"/>
+          <w:szCs w:val="18"/>
+        </w:rPr>
+        <w:t xml:space="preserve"> draft: 'bg-copper-wash text-copper',</w:t>
       </w:r>
     </w:p>
     <w:p>
@@ -5796,18 +7667,21 @@
         <w:spacing w:after="160"/>
       </w:pPr>
       <w:r>
-        <w:t>Convierte un tono en colores. Muestra, por ejemplo, «Habilitado» / «Deshabilitado» en el backoffice y «Borrador» / «En vivo» en la carta. No decide qué estado tiene el restaurante: solo lo representa.</w:t>
+        <w:t xml:space="preserve">Convierte un tono en </w:t>
+      </w:r>
+      <w:r>
+        <w:t>colores. Muestra, por ejemplo, «Habilitado» / «Deshabilitado» en el backoffice y «Borrador» / «En vivo» en la carta. No decide qué estado tiene el restaurante: solo lo representa.</w:t>
       </w:r>
     </w:p>
     <w:p>
       <w:pPr>
         <w:pStyle w:val="Ttulo2"/>
       </w:pPr>
-      <w:bookmarkStart w:id="10" w:name="_Toc240376021"/>
+      <w:bookmarkStart w:id="11" w:name="_Toc240959692"/>
       <w:r>
         <w:t>4.3 Comparación</w:t>
       </w:r>
-      <w:bookmarkEnd w:id="10"/>
+      <w:bookmarkEnd w:id="11"/>
     </w:p>
     <w:tbl>
       <w:tblPr>
@@ -5887,16 +7761,7 @@
                 <w:sz w:val="20"/>
                 <w:szCs w:val="20"/>
               </w:rPr>
-              <w:t>C</w:t>
-            </w:r>
-            <w:r>
-              <w:rPr>
-                <w:b/>
-                <w:bCs/>
-                <w:sz w:val="20"/>
-                <w:szCs w:val="20"/>
-              </w:rPr>
-              <w:t>on estado (</w:t>
+              <w:t>Con estado (</w:t>
             </w:r>
             <w:r>
               <w:rPr>
@@ -5993,7 +7858,17 @@
                 <w:sz w:val="20"/>
                 <w:szCs w:val="20"/>
               </w:rPr>
-              <w:t>StatusPill</w:t>
+              <w:t>Sta</w:t>
+            </w:r>
+            <w:r>
+              <w:rPr>
+                <w:rFonts w:ascii="Courier New" w:eastAsia="Courier New" w:hAnsi="Courier New" w:cs="Courier New"/>
+                <w:b/>
+                <w:bCs/>
+                <w:sz w:val="20"/>
+                <w:szCs w:val="20"/>
+              </w:rPr>
+              <w:t>tusPill</w:t>
             </w:r>
             <w:r>
               <w:rPr>
@@ -6399,10 +8274,10 @@
         <w:spacing w:after="160"/>
       </w:pPr>
       <w:r>
-        <w:t>La combinación de ambos es intencional. Los componentes con estado son pocos y concentran la lógica de interacción; los componentes</w:t>
-      </w:r>
-      <w:r>
-        <w:t xml:space="preserve"> sin estado forman la mayor parte de la interfaz, son predecibles y dan coherencia visual.</w:t>
+        <w:t>La combinación de ambos es intencional. Los componentes con estado son pocos y concentran la lógica de interacción; los componentes sin estado forman la mayor parte de la interfaz, son predeci</w:t>
+      </w:r>
+      <w:r>
+        <w:t>bles y dan coherencia visual.</w:t>
       </w:r>
     </w:p>
     <w:p>
@@ -6410,12 +8285,12 @@
         <w:pStyle w:val="Ttulo1"/>
         <w:pageBreakBefore/>
       </w:pPr>
-      <w:bookmarkStart w:id="11" w:name="_Toc240376022"/>
+      <w:bookmarkStart w:id="12" w:name="_Toc240959693"/>
       <w:r>
         <w:lastRenderedPageBreak/>
         <w:t>5. Internacionalización (i18n) con menú desplegable de idioma</w:t>
       </w:r>
-      <w:bookmarkEnd w:id="11"/>
+      <w:bookmarkEnd w:id="12"/>
     </w:p>
     <w:p>
       <w:pPr>
@@ -6442,10 +8317,10 @@
         <w:t>inglés</w:t>
       </w:r>
       <w:r>
-        <w:t>. El idioma se elige desde u</w:t>
-      </w:r>
-      <w:r>
-        <w:t>n menú desplegable que aparece en la página de inicio, en las dos pantallas de acceso y en el menú lateral del panel y del backoffice.</w:t>
+        <w:t>. El idioma se elige desde un menú desplegable que aparece en la página de inicio, en las</w:t>
+      </w:r>
+      <w:r>
+        <w:t xml:space="preserve"> dos pantallas de acceso y en el menú lateral del panel y del backoffice.</w:t>
       </w:r>
     </w:p>
     <w:p>
@@ -6458,10 +8333,10 @@
           <w:noProof/>
         </w:rPr>
         <w:drawing>
-          <wp:inline distT="0" distB="0" distL="0" distR="0" wp14:anchorId="0BFB0E91" wp14:editId="396A8C8B">
+          <wp:inline distT="0" distB="0" distL="0" distR="0" wp14:anchorId="3C92D558" wp14:editId="680F5694">
             <wp:extent cx="5715000" cy="3571875"/>
             <wp:effectExtent l="0" t="0" r="0" b="0"/>
-            <wp:docPr id="4" name="Página de inicio en español con el selector de idioma" descr="Página de inicio en español con el selector de idioma" title="Página de inicio en español con el selector de idioma"/>
+            <wp:docPr id="5" name="Página de inicio en español con el selector de idioma" descr="Página de inicio en español con el selector de idioma" title="Página de inicio en español con el selector de idioma"/>
             <wp:cNvGraphicFramePr>
               <a:graphicFrameLocks xmlns:a="http://schemas.openxmlformats.org/drawingml/2006/main" noChangeAspect="1"/>
             </wp:cNvGraphicFramePr>
@@ -6475,7 +8350,7 @@
                     </pic:cNvPicPr>
                   </pic:nvPicPr>
                   <pic:blipFill>
-                    <a:blip r:embed="rId10"/>
+                    <a:blip r:embed="rId15"/>
                     <a:srcRect/>
                     <a:stretch>
                       <a:fillRect/>
@@ -6510,7 +8385,7 @@
           <w:sz w:val="20"/>
           <w:szCs w:val="20"/>
         </w:rPr>
-        <w:t>Figura 1. Página de inicio en español; el selector «Español» está junto a la marca.</w:t>
+        <w:t>Figura 2. Página de inicio en español; el selector «Español» está junto a la marca.</w:t>
       </w:r>
     </w:p>
     <w:p>
@@ -6524,10 +8399,10 @@
         </w:rPr>
         <w:lastRenderedPageBreak/>
         <w:drawing>
-          <wp:inline distT="0" distB="0" distL="0" distR="0" wp14:anchorId="479E8F5B" wp14:editId="28EE6E40">
+          <wp:inline distT="0" distB="0" distL="0" distR="0" wp14:anchorId="2F794741" wp14:editId="5AAF5A22">
             <wp:extent cx="5715000" cy="3571875"/>
             <wp:effectExtent l="0" t="0" r="0" b="0"/>
-            <wp:docPr id="5" name="Página de inicio en inglés" descr="Página de inicio en inglés" title="Página de inicio en inglés"/>
+            <wp:docPr id="6" name="Página de inicio en inglés" descr="Página de inicio en inglés" title="Página de inicio en inglés"/>
             <wp:cNvGraphicFramePr>
               <a:graphicFrameLocks xmlns:a="http://schemas.openxmlformats.org/drawingml/2006/main" noChangeAspect="1"/>
             </wp:cNvGraphicFramePr>
@@ -6541,7 +8416,7 @@
                     </pic:cNvPicPr>
                   </pic:nvPicPr>
                   <pic:blipFill>
-                    <a:blip r:embed="rId11"/>
+                    <a:blip r:embed="rId16"/>
                     <a:srcRect/>
                     <a:stretch>
                       <a:fillRect/>
@@ -6576,18 +8451,18 @@
           <w:sz w:val="20"/>
           <w:szCs w:val="20"/>
         </w:rPr>
-        <w:t>Figura 2. La misma página tras elegir «English» en el menú desplegable.</w:t>
+        <w:t>Figura 3. La misma página tras elegir «English» en el menú desplegable.</w:t>
       </w:r>
     </w:p>
     <w:p>
       <w:pPr>
         <w:pStyle w:val="Ttulo2"/>
       </w:pPr>
-      <w:bookmarkStart w:id="12" w:name="_Toc240376023"/>
+      <w:bookmarkStart w:id="13" w:name="_Toc240959694"/>
       <w:r>
         <w:t>5.1 Decisiones de diseño</w:t>
       </w:r>
-      <w:bookmarkEnd w:id="12"/>
+      <w:bookmarkEnd w:id="13"/>
     </w:p>
     <w:p>
       <w:pPr>
@@ -6606,10 +8481,10 @@
         <w:t>Sin dependencias externas.</w:t>
       </w:r>
       <w:r>
-        <w:t xml:space="preserve"> Se implementó una capa propia y pequeña, con d</w:t>
-      </w:r>
-      <w:r>
-        <w:t>iccionarios de TypeScript, una cookie y un contexto de React, en lugar de una librería. Así se evita peso extra y se aprovecha el tipado del lenguaje.</w:t>
+        <w:t xml:space="preserve"> Se implementó una capa propia y pequeña, con diccionarios de TypeScript, una cookie y un contexto de React, en lugar de una librería</w:t>
+      </w:r>
+      <w:r>
+        <w:t>. Así se evita peso extra y se aprovecha el tipado del lenguaje.</w:t>
       </w:r>
     </w:p>
     <w:p>
@@ -6638,10 +8513,7 @@
         <w:t>/en/…</w:t>
       </w:r>
       <w:r>
-        <w:t xml:space="preserve"> no sirven aquí, porque cada QR impreso apunta a una</w:t>
-      </w:r>
-      <w:r>
-        <w:t xml:space="preserve"> dirección fija </w:t>
+        <w:t xml:space="preserve"> no sirven aquí, porque cada QR impreso apunta a una dirección fija </w:t>
       </w:r>
       <w:r>
         <w:rPr>
@@ -6650,7 +8522,10 @@
         <w:t>/{slug}</w:t>
       </w:r>
       <w:r>
-        <w:t xml:space="preserve"> que no puede cambiar. El idioma se guarda en la cookie de sesión </w:t>
+        <w:t xml:space="preserve"> que no puede cambiar. El idioma se guarda en la cookie de sesi</w:t>
+      </w:r>
+      <w:r>
+        <w:t xml:space="preserve">ón </w:t>
       </w:r>
       <w:r>
         <w:rPr>
@@ -6686,11 +8561,11 @@
       <w:pPr>
         <w:pStyle w:val="Ttulo2"/>
       </w:pPr>
-      <w:bookmarkStart w:id="13" w:name="_Toc240376024"/>
+      <w:bookmarkStart w:id="14" w:name="_Toc240959695"/>
       <w:r>
         <w:t>5.2 El menú desplegable</w:t>
       </w:r>
-      <w:bookmarkEnd w:id="13"/>
+      <w:bookmarkEnd w:id="14"/>
     </w:p>
     <w:p>
       <w:pPr>
@@ -6703,7 +8578,13 @@
         <w:rPr>
           <w:rFonts w:ascii="Courier New" w:eastAsia="Courier New" w:hAnsi="Courier New" w:cs="Courier New"/>
         </w:rPr>
-        <w:t>apps/web/src/components/language-switcher.tsx</w:t>
+        <w:t>apps/web/src/components/langu</w:t>
+      </w:r>
+      <w:r>
+        <w:rPr>
+          <w:rFonts w:ascii="Courier New" w:eastAsia="Courier New" w:hAnsi="Courier New" w:cs="Courier New"/>
+        </w:rPr>
+        <w:t>age-switcher.tsx</w:t>
       </w:r>
     </w:p>
     <w:p>
@@ -6717,15 +8598,7 @@
           <w:sz w:val="18"/>
           <w:szCs w:val="18"/>
         </w:rPr>
-        <w:t>const LANGUAGE_NAMES: Record&lt;Locale, str</w:t>
-      </w:r>
-      <w:r>
-        <w:rPr>
-          <w:rFonts w:ascii="Courier New" w:eastAsia="Courier New" w:hAnsi="Courier New" w:cs="Courier New"/>
-          <w:sz w:val="18"/>
-          <w:szCs w:val="18"/>
-        </w:rPr>
-        <w:t>ing&gt; = { en: 'English', es: 'Español' };</w:t>
+        <w:t>const LANGUAGE_NAMES: Record&lt;Locale, string&gt; = { en: 'English', es: 'Español' };</w:t>
       </w:r>
     </w:p>
     <w:p>
@@ -6823,15 +8696,7 @@
           <w:sz w:val="18"/>
           <w:szCs w:val="18"/>
         </w:rPr>
-        <w:t xml:space="preserve">    </w:t>
-      </w:r>
-      <w:r>
-        <w:rPr>
-          <w:rFonts w:ascii="Courier New" w:eastAsia="Courier New" w:hAnsi="Courier New" w:cs="Courier New"/>
-          <w:sz w:val="18"/>
-          <w:szCs w:val="18"/>
-        </w:rPr>
-        <w:t>const next = event.currentTarget.value;</w:t>
+        <w:t xml:space="preserve">    const next = event.currentTarget.value;</w:t>
       </w:r>
     </w:p>
     <w:p>
@@ -6874,7 +8739,15 @@
           <w:szCs w:val="18"/>
         </w:rPr>
         <w:lastRenderedPageBreak/>
-        <w:t xml:space="preserve">      body: JSON.stringify({ locale: next }),</w:t>
+        <w:t xml:space="preserve">      body: JSON</w:t>
+      </w:r>
+      <w:r>
+        <w:rPr>
+          <w:rFonts w:ascii="Courier New" w:eastAsia="Courier New" w:hAnsi="Courier New" w:cs="Courier New"/>
+          <w:sz w:val="18"/>
+          <w:szCs w:val="18"/>
+        </w:rPr>
+        <w:t>.stringify({ locale: next }),</w:t>
       </w:r>
     </w:p>
     <w:p>
@@ -6916,15 +8789,7 @@
           <w:sz w:val="18"/>
           <w:szCs w:val="18"/>
         </w:rPr>
-        <w:t xml:space="preserve">  </w:t>
-      </w:r>
-      <w:r>
-        <w:rPr>
-          <w:rFonts w:ascii="Courier New" w:eastAsia="Courier New" w:hAnsi="Courier New" w:cs="Courier New"/>
-          <w:sz w:val="18"/>
-          <w:szCs w:val="18"/>
-        </w:rPr>
-        <w:t xml:space="preserve">  }).catch(() =&gt; null);</w:t>
+        <w:t xml:space="preserve">    }).catch(() =&gt; null);</w:t>
       </w:r>
     </w:p>
     <w:p>
@@ -7036,7 +8901,15 @@
           <w:sz w:val="18"/>
           <w:szCs w:val="18"/>
         </w:rPr>
-        <w:t xml:space="preserve">        &lt;option key={option} lang={option} value={option}&gt;{LANGUAGE_NAMES[option]}&lt;/option&gt;</w:t>
+        <w:t xml:space="preserve">        &lt;optio</w:t>
+      </w:r>
+      <w:r>
+        <w:rPr>
+          <w:rFonts w:ascii="Courier New" w:eastAsia="Courier New" w:hAnsi="Courier New" w:cs="Courier New"/>
+          <w:sz w:val="18"/>
+          <w:szCs w:val="18"/>
+        </w:rPr>
+        <w:t>n key={option} lang={option} value={option}&gt;{LANGUAGE_NAMES[option]}&lt;/option&gt;</w:t>
       </w:r>
     </w:p>
     <w:p>
@@ -7100,10 +8973,7 @@
         <w:spacing w:after="160"/>
       </w:pPr>
       <w:r>
-        <w:t xml:space="preserve">Se </w:t>
-      </w:r>
-      <w:r>
-        <w:t xml:space="preserve">usó un </w:t>
+        <w:t xml:space="preserve">Se usó un </w:t>
       </w:r>
       <w:r>
         <w:rPr>
@@ -7112,21 +8982,21 @@
         <w:t>&lt;select&gt;</w:t>
       </w:r>
       <w:r>
-        <w:t xml:space="preserve"> nativo por accesibilidad: funciona con teclado, con lectores de pantalla y con el selector propio del teléfono sin código adicional. Cada idioma aparece escrito en sí mismo («Español», «English»), para que alguien que no entiende el idioma </w:t>
-      </w:r>
-      <w:r>
-        <w:t>actual reconozca el suyo.</w:t>
+        <w:t xml:space="preserve"> nativo por accesibilidad: funciona con teclado, con lectores de pantalla y con el selector propio del teléfono sin código adicio</w:t>
+      </w:r>
+      <w:r>
+        <w:t>nal. Cada idioma aparece escrito en sí mismo («Español», «English»), para que alguien que no entiende el idioma actual reconozca el suyo.</w:t>
       </w:r>
     </w:p>
     <w:p>
       <w:pPr>
         <w:pStyle w:val="Ttulo2"/>
       </w:pPr>
-      <w:bookmarkStart w:id="14" w:name="_Toc240376025"/>
+      <w:bookmarkStart w:id="15" w:name="_Toc240959696"/>
       <w:r>
         <w:t>5.3 Cómo viaja el idioma por las capas</w:t>
       </w:r>
-      <w:bookmarkEnd w:id="14"/>
+      <w:bookmarkEnd w:id="15"/>
     </w:p>
     <w:p>
       <w:pPr>
@@ -7138,10 +9008,10 @@
           <w:noProof/>
         </w:rPr>
         <w:drawing>
-          <wp:inline distT="0" distB="0" distL="0" distR="0" wp14:anchorId="5E085F12" wp14:editId="02341CDF">
+          <wp:inline distT="0" distB="0" distL="0" distR="0" wp14:anchorId="1421BC2C" wp14:editId="6D3C9416">
             <wp:extent cx="5715000" cy="904875"/>
             <wp:effectExtent l="0" t="0" r="0" b="0"/>
-            <wp:docPr id="6" name="Diagrama 4" descr="Diagrama 4" title="Diagrama 4"/>
+            <wp:docPr id="7" name="Diagrama 4" descr="Diagrama 4" title="Diagrama 4"/>
             <wp:cNvGraphicFramePr>
               <a:graphicFrameLocks xmlns:a="http://schemas.openxmlformats.org/drawingml/2006/main" noChangeAspect="1"/>
             </wp:cNvGraphicFramePr>
@@ -7155,7 +9025,7 @@
                     </pic:cNvPicPr>
                   </pic:nvPicPr>
                   <pic:blipFill>
-                    <a:blip r:embed="rId12"/>
+                    <a:blip r:embed="rId17"/>
                     <a:srcRect/>
                     <a:stretch>
                       <a:fillRect/>
@@ -7182,7 +9052,7 @@
         <w:pStyle w:val="Prrafodelista"/>
         <w:numPr>
           <w:ilvl w:val="0"/>
-          <w:numId w:val="3"/>
+          <w:numId w:val="5"/>
         </w:numPr>
         <w:spacing w:after="100"/>
       </w:pPr>
@@ -7197,7 +9067,10 @@
         <w:t>Route Handler</w:t>
       </w:r>
       <w:r>
-        <w:t xml:space="preserve"> que valida el origen y escribe la cookie.</w:t>
+        <w:t xml:space="preserve"> que valida el origen y esc</w:t>
+      </w:r>
+      <w:r>
+        <w:t>ribe la cookie.</w:t>
       </w:r>
     </w:p>
     <w:p>
@@ -7205,7 +9078,7 @@
         <w:pStyle w:val="Prrafodelista"/>
         <w:numPr>
           <w:ilvl w:val="0"/>
-          <w:numId w:val="3"/>
+          <w:numId w:val="5"/>
         </w:numPr>
         <w:spacing w:after="100"/>
       </w:pPr>
@@ -7228,10 +9101,7 @@
         <w:t>&lt;html lang="…"&gt;</w:t>
       </w:r>
       <w:r>
-        <w:t xml:space="preserve"> </w:t>
-      </w:r>
-      <w:r>
-        <w:t>y entrega el idioma a un contexto de React (</w:t>
+        <w:t xml:space="preserve"> y entrega el idioma a un contexto de React (</w:t>
       </w:r>
       <w:r>
         <w:rPr>
@@ -7248,7 +9118,7 @@
         <w:pStyle w:val="Prrafodelista"/>
         <w:numPr>
           <w:ilvl w:val="0"/>
-          <w:numId w:val="3"/>
+          <w:numId w:val="5"/>
         </w:numPr>
         <w:spacing w:after="100"/>
       </w:pPr>
@@ -7276,7 +9146,15 @@
           <w:sz w:val="18"/>
           <w:szCs w:val="18"/>
         </w:rPr>
-        <w:t>// apps/web/src/i18n/messages/login.ts (extracto)</w:t>
+        <w:t>// apps/web/src/i18n/m</w:t>
+      </w:r>
+      <w:r>
+        <w:rPr>
+          <w:rFonts w:ascii="Courier New" w:eastAsia="Courier New" w:hAnsi="Courier New" w:cs="Courier New"/>
+          <w:sz w:val="18"/>
+          <w:szCs w:val="18"/>
+        </w:rPr>
+        <w:t>essages/login.ts (extracto)</w:t>
       </w:r>
     </w:p>
     <w:p>
@@ -7318,15 +9196,15 @@
           <w:sz w:val="18"/>
           <w:szCs w:val="18"/>
         </w:rPr>
-        <w:t xml:space="preserve">  es: { invalidCredentials: 'El correo o la contraseña no son correctos.', submitting: 'Ingresand</w:t>
-      </w:r>
-      <w:r>
-        <w:rPr>
-          <w:rFonts w:ascii="Courier New" w:eastAsia="Courier New" w:hAnsi="Courier New" w:cs="Courier New"/>
-          <w:sz w:val="18"/>
-          <w:szCs w:val="18"/>
-        </w:rPr>
-        <w:t>o…', /* … */ },</w:t>
+        <w:t xml:space="preserve">  es: { invalidCredentials: 'El correo o la contraseña no son correct</w:t>
+      </w:r>
+      <w:r>
+        <w:rPr>
+          <w:rFonts w:ascii="Courier New" w:eastAsia="Courier New" w:hAnsi="Courier New" w:cs="Courier New"/>
+          <w:sz w:val="18"/>
+          <w:szCs w:val="18"/>
+        </w:rPr>
+        <w:t>os.', submitting: 'Ingresando…', /* … */ },</w:t>
       </w:r>
     </w:p>
     <w:p>
@@ -7398,14 +9276,14 @@
       <w:pPr>
         <w:pStyle w:val="Ttulo2"/>
       </w:pPr>
-      <w:bookmarkStart w:id="15" w:name="_Toc240376026"/>
+      <w:bookmarkStart w:id="16" w:name="_Toc240959697"/>
       <w:r>
         <w:t>5.4 Formato de precios, número</w:t>
       </w:r>
       <w:r>
         <w:t>s y fechas</w:t>
       </w:r>
-      <w:bookmarkEnd w:id="15"/>
+      <w:bookmarkEnd w:id="16"/>
     </w:p>
     <w:p>
       <w:pPr>
@@ -7449,11 +9327,11 @@
       <w:pPr>
         <w:pStyle w:val="Ttulo2"/>
       </w:pPr>
-      <w:bookmarkStart w:id="16" w:name="_Toc240376027"/>
+      <w:bookmarkStart w:id="17" w:name="_Toc240959698"/>
       <w:r>
         <w:t>5.5 Mensajes de error de la API</w:t>
       </w:r>
-      <w:bookmarkEnd w:id="16"/>
+      <w:bookmarkEnd w:id="17"/>
     </w:p>
     <w:p>
       <w:pPr>
@@ -7495,10 +9373,10 @@
           <w:noProof/>
         </w:rPr>
         <w:drawing>
-          <wp:inline distT="0" distB="0" distL="0" distR="0" wp14:anchorId="244436A2" wp14:editId="67F0B15B">
+          <wp:inline distT="0" distB="0" distL="0" distR="0" wp14:anchorId="480A015C" wp14:editId="42E2F984">
             <wp:extent cx="5715000" cy="3571875"/>
             <wp:effectExtent l="0" t="0" r="0" b="0"/>
-            <wp:docPr id="7" name="Panel del dueño en inglés" descr="Panel del dueño en inglés" title="Panel del dueño en inglés"/>
+            <wp:docPr id="8" name="Panel del dueño en inglés" descr="Panel del dueño en inglés" title="Panel del dueño en inglés"/>
             <wp:cNvGraphicFramePr>
               <a:graphicFrameLocks xmlns:a="http://schemas.openxmlformats.org/drawingml/2006/main" noChangeAspect="1"/>
             </wp:cNvGraphicFramePr>
@@ -7512,7 +9390,7 @@
                     </pic:cNvPicPr>
                   </pic:nvPicPr>
                   <pic:blipFill>
-                    <a:blip r:embed="rId13"/>
+                    <a:blip r:embed="rId18"/>
                     <a:srcRect/>
                     <a:stretch>
                       <a:fillRect/>
@@ -7547,7 +9425,7 @@
           <w:sz w:val="20"/>
           <w:szCs w:val="20"/>
         </w:rPr>
-        <w:t>Figura 3. Panel del dueño en inglés; el nombre del restaurante, que es contenido del dueño, no se traduce.</w:t>
+        <w:t>Figura 4. Panel del dueño en inglés; el nombre del restaurante, que es contenido del dueño, no se traduce.</w:t>
       </w:r>
     </w:p>
     <w:p>
@@ -7555,7 +9433,7 @@
         <w:pStyle w:val="Ttulo1"/>
         <w:pageBreakBefore/>
       </w:pPr>
-      <w:bookmarkStart w:id="17" w:name="_Toc240376028"/>
+      <w:bookmarkStart w:id="18" w:name="_Toc240959699"/>
       <w:r>
         <w:lastRenderedPageBreak/>
         <w:t>6. Validación de</w:t>
@@ -7563,7 +9441,7 @@
       <w:r>
         <w:t xml:space="preserve"> formularios con expresiones regulares</w:t>
       </w:r>
-      <w:bookmarkEnd w:id="17"/>
+      <w:bookmarkEnd w:id="18"/>
     </w:p>
     <w:p>
       <w:pPr>
@@ -7577,11 +9455,11 @@
       <w:pPr>
         <w:pStyle w:val="Ttulo2"/>
       </w:pPr>
-      <w:bookmarkStart w:id="18" w:name="_Toc240376029"/>
+      <w:bookmarkStart w:id="19" w:name="_Toc240959700"/>
       <w:r>
         <w:t>6.1 Las reglas</w:t>
       </w:r>
-      <w:bookmarkEnd w:id="18"/>
+      <w:bookmarkEnd w:id="19"/>
     </w:p>
     <w:p>
       <w:pPr>
@@ -7932,7 +9810,14 @@
                 <w:sz w:val="20"/>
                 <w:szCs w:val="20"/>
               </w:rPr>
-              <w:t>La regla se aplica al texto completo, de principio a fin</w:t>
+              <w:t>La regla se aplica al texto completo, d</w:t>
+            </w:r>
+            <w:r>
+              <w:rPr>
+                <w:sz w:val="20"/>
+                <w:szCs w:val="20"/>
+              </w:rPr>
+              <w:t>e principio a fin</w:t>
             </w:r>
           </w:p>
         </w:tc>
@@ -8315,10 +10200,10 @@
         <w:t>lookaheads</w:t>
       </w:r>
       <w:r>
-        <w:t xml:space="preserve">, o búsquedas anticipadas: </w:t>
-      </w:r>
-      <w:r>
-        <w:t>comprueban que algo aparezca en algún lugar del texto sin consumirlo, y por eso admiten cualquier orden.</w:t>
+        <w:t>, o búsquedas anticipadas: comprueban que algo aparezca en algún lugar d</w:t>
+      </w:r>
+      <w:r>
+        <w:t>el texto sin consumirlo, y por eso admiten cualquier orden.</w:t>
       </w:r>
     </w:p>
     <w:tbl>
@@ -8816,7 +10701,10 @@
         <w:t>Ñandú2024</w:t>
       </w:r>
       <w:r>
-        <w:t xml:space="preserve"> es válida porque su única mayúscula es la </w:t>
+        <w:t xml:space="preserve"> es válida porque su única mayúsc</w:t>
+      </w:r>
+      <w:r>
+        <w:t xml:space="preserve">ula es la </w:t>
       </w:r>
       <w:r>
         <w:rPr>
@@ -8841,11 +10729,11 @@
       <w:pPr>
         <w:pStyle w:val="Ttulo2"/>
       </w:pPr>
-      <w:bookmarkStart w:id="19" w:name="_Toc240376030"/>
+      <w:bookmarkStart w:id="20" w:name="_Toc240959701"/>
       <w:r>
         <w:t>6.2 Una sola regla para el cliente y el servidor</w:t>
       </w:r>
-      <w:bookmarkEnd w:id="19"/>
+      <w:bookmarkEnd w:id="20"/>
     </w:p>
     <w:p>
       <w:pPr>
@@ -8861,10 +10749,7 @@
         <w:t>@sirio/shared</w:t>
       </w:r>
       <w:r>
-        <w:t>, que importan tanto la web com</w:t>
-      </w:r>
-      <w:r>
-        <w:t>o la API:</w:t>
+        <w:t>, que importan tanto la web como la API:</w:t>
       </w:r>
     </w:p>
     <w:p>
@@ -8919,11 +10804,11 @@
       <w:pPr>
         <w:pStyle w:val="Ttulo2"/>
       </w:pPr>
-      <w:bookmarkStart w:id="20" w:name="_Toc240376031"/>
+      <w:bookmarkStart w:id="21" w:name="_Toc240959702"/>
       <w:r>
         <w:t>6.3 Comportamiento en el formulario</w:t>
       </w:r>
-      <w:bookmarkEnd w:id="20"/>
+      <w:bookmarkEnd w:id="21"/>
     </w:p>
     <w:p>
       <w:pPr>
@@ -8935,10 +10820,10 @@
           <w:noProof/>
         </w:rPr>
         <w:drawing>
-          <wp:inline distT="0" distB="0" distL="0" distR="0" wp14:anchorId="17D0CC00" wp14:editId="402ECA9B">
+          <wp:inline distT="0" distB="0" distL="0" distR="0" wp14:anchorId="188B27A7" wp14:editId="2D7CFE52">
             <wp:extent cx="5715000" cy="2876550"/>
             <wp:effectExtent l="0" t="0" r="0" b="0"/>
-            <wp:docPr id="8" name="Diagrama 5" descr="Diagrama 5" title="Diagrama 5"/>
+            <wp:docPr id="9" name="Diagrama 5" descr="Diagrama 5" title="Diagrama 5"/>
             <wp:cNvGraphicFramePr>
               <a:graphicFrameLocks xmlns:a="http://schemas.openxmlformats.org/drawingml/2006/main" noChangeAspect="1"/>
             </wp:cNvGraphicFramePr>
@@ -8952,7 +10837,7 @@
                     </pic:cNvPicPr>
                   </pic:nvPicPr>
                   <pic:blipFill>
-                    <a:blip r:embed="rId14"/>
+                    <a:blip r:embed="rId19"/>
                     <a:srcRect/>
                     <a:stretch>
                       <a:fillRect/>
@@ -8985,7 +10870,13 @@
         <w:rPr>
           <w:rFonts w:ascii="Courier New" w:eastAsia="Courier New" w:hAnsi="Courier New" w:cs="Courier New"/>
         </w:rPr>
-        <w:t>apps/web/src/lib/use-credentials-validation.ts</w:t>
+        <w:t>apps/web/src/lib/use-credentials-v</w:t>
+      </w:r>
+      <w:r>
+        <w:rPr>
+          <w:rFonts w:ascii="Courier New" w:eastAsia="Courier New" w:hAnsi="Courier New" w:cs="Courier New"/>
+        </w:rPr>
+        <w:t>alidation.ts</w:t>
       </w:r>
     </w:p>
     <w:p>
@@ -8999,15 +10890,7 @@
           <w:sz w:val="18"/>
           <w:szCs w:val="18"/>
         </w:rPr>
-        <w:t>function approveSubmission(email: string, password: string): boolean</w:t>
-      </w:r>
-      <w:r>
-        <w:rPr>
-          <w:rFonts w:ascii="Courier New" w:eastAsia="Courier New" w:hAnsi="Courier New" w:cs="Courier New"/>
-          <w:sz w:val="18"/>
-          <w:szCs w:val="18"/>
-        </w:rPr>
-        <w:t xml:space="preserve"> {</w:t>
+        <w:t>function approveSubmission(email: string, password: string): boolean {</w:t>
       </w:r>
     </w:p>
     <w:p>
@@ -9049,29 +10932,29 @@
           <w:sz w:val="18"/>
           <w:szCs w:val="18"/>
         </w:rPr>
-        <w:t xml:space="preserve">  const hint = passwordPolicyHint(password);              // aplica PASSWORD_POLICY_PATTERN</w:t>
-      </w:r>
-    </w:p>
-    <w:p>
-      <w:pPr>
-        <w:shd w:val="clear" w:color="auto" w:fill="F2F2F2"/>
-        <w:spacing w:line="260" w:lineRule="auto"/>
-      </w:pPr>
-      <w:r>
-        <w:rPr>
-          <w:rFonts w:ascii="Courier New" w:eastAsia="Courier New" w:hAnsi="Courier New" w:cs="Courier New"/>
-          <w:sz w:val="18"/>
-          <w:szCs w:val="18"/>
-        </w:rPr>
-        <w:t xml:space="preserve">  setEmailError(emai</w:t>
-      </w:r>
-      <w:r>
-        <w:rPr>
-          <w:rFonts w:ascii="Courier New" w:eastAsia="Courier New" w:hAnsi="Courier New" w:cs="Courier New"/>
-          <w:sz w:val="18"/>
-          <w:szCs w:val="18"/>
-        </w:rPr>
-        <w:t>lProblem);</w:t>
+        <w:t xml:space="preserve">  const hint = passwordPolicyHi</w:t>
+      </w:r>
+      <w:r>
+        <w:rPr>
+          <w:rFonts w:ascii="Courier New" w:eastAsia="Courier New" w:hAnsi="Courier New" w:cs="Courier New"/>
+          <w:sz w:val="18"/>
+          <w:szCs w:val="18"/>
+        </w:rPr>
+        <w:t>nt(password);              // aplica PASSWORD_POLICY_PATTERN</w:t>
+      </w:r>
+    </w:p>
+    <w:p>
+      <w:pPr>
+        <w:shd w:val="clear" w:color="auto" w:fill="F2F2F2"/>
+        <w:spacing w:line="260" w:lineRule="auto"/>
+      </w:pPr>
+      <w:r>
+        <w:rPr>
+          <w:rFonts w:ascii="Courier New" w:eastAsia="Courier New" w:hAnsi="Courier New" w:cs="Courier New"/>
+          <w:sz w:val="18"/>
+          <w:szCs w:val="18"/>
+        </w:rPr>
+        <w:t xml:space="preserve">  setEmailError(emailProblem);</w:t>
       </w:r>
     </w:p>
     <w:p>
@@ -9128,7 +11011,15 @@
           <w:sz w:val="18"/>
           <w:szCs w:val="18"/>
         </w:rPr>
-        <w:t xml:space="preserve">  if (hint &amp;&amp; acknowledgedPassword !== password) {        // la contraseña débil solo advierte</w:t>
+        <w:t xml:space="preserve">  if (hint &amp;&amp; </w:t>
+      </w:r>
+      <w:r>
+        <w:rPr>
+          <w:rFonts w:ascii="Courier New" w:eastAsia="Courier New" w:hAnsi="Courier New" w:cs="Courier New"/>
+          <w:sz w:val="18"/>
+          <w:szCs w:val="18"/>
+        </w:rPr>
+        <w:t>acknowledgedPassword !== password) {        // la contraseña débil solo advierte</w:t>
       </w:r>
     </w:p>
     <w:p>
@@ -9226,7 +11117,10 @@
         <w:t>Correo inválido: bloquea el envío.</w:t>
       </w:r>
       <w:r>
-        <w:t xml:space="preserve"> No existe ninguna cuenta con un correo mal formado, así que enviarlo no tiene sentido.</w:t>
+        <w:t xml:space="preserve"> No existe ninguna</w:t>
+      </w:r>
+      <w:r>
+        <w:t xml:space="preserve"> cuenta con un correo mal formado, así que enviarlo no tiene sentido.</w:t>
       </w:r>
     </w:p>
     <w:p>
@@ -9246,10 +11140,7 @@
         <w:t>Contraseña débil: solo advierte.</w:t>
       </w:r>
       <w:r>
-        <w:t xml:space="preserve"> Las cuentas creadas antes de esta regla pueden tener contraseñas que no la cumplen. Bloquearlas impediría a sus dueños entrar, así que el formulario muestra la recomendación y deja continuar si la persona vuelve a pulsar «E</w:t>
-      </w:r>
-      <w:r>
-        <w:t>ntrar».</w:t>
+        <w:t xml:space="preserve"> Las cuentas creadas antes de esta regla pueden tener contraseñas que no la cumplen. Bloquearlas impediría a sus dueños entrar, así que el formulario muestra la recomendación y deja continuar si la persona vuelve a pulsar «Entrar».</w:t>
       </w:r>
     </w:p>
     <w:p>
@@ -9262,10 +11153,10 @@
           <w:noProof/>
         </w:rPr>
         <w:drawing>
-          <wp:inline distT="0" distB="0" distL="0" distR="0" wp14:anchorId="5E1F7566" wp14:editId="77E7A2C4">
+          <wp:inline distT="0" distB="0" distL="0" distR="0" wp14:anchorId="2F3562A9" wp14:editId="2E16C330">
             <wp:extent cx="5715000" cy="3571875"/>
             <wp:effectExtent l="0" t="0" r="0" b="0"/>
-            <wp:docPr id="9" name="Aviso de correo inválido" descr="Aviso de correo inválido" title="Aviso de correo inválido"/>
+            <wp:docPr id="10" name="Aviso de correo inválido" descr="Aviso de correo inválido" title="Aviso de correo inválido"/>
             <wp:cNvGraphicFramePr>
               <a:graphicFrameLocks xmlns:a="http://schemas.openxmlformats.org/drawingml/2006/main" noChangeAspect="1"/>
             </wp:cNvGraphicFramePr>
@@ -9279,7 +11170,7 @@
                     </pic:cNvPicPr>
                   </pic:nvPicPr>
                   <pic:blipFill>
-                    <a:blip r:embed="rId15"/>
+                    <a:blip r:embed="rId20"/>
                     <a:srcRect/>
                     <a:stretch>
                       <a:fillRect/>
@@ -9314,7 +11205,7 @@
           <w:sz w:val="20"/>
           <w:szCs w:val="20"/>
         </w:rPr>
-        <w:t xml:space="preserve">Figura 4. El correo </w:t>
+        <w:t xml:space="preserve">Figura 5. El correo </w:t>
       </w:r>
       <w:r>
         <w:rPr>
@@ -9325,16 +11216,27 @@
           <w:sz w:val="20"/>
           <w:szCs w:val="20"/>
         </w:rPr>
-        <w:t>hola@turestaurante</w:t>
-      </w:r>
-      <w:r>
-        <w:rPr>
+        <w:t>ho</w:t>
+      </w:r>
+      <w:r>
+        <w:rPr>
+          <w:rFonts w:ascii="Courier New" w:eastAsia="Courier New" w:hAnsi="Courier New" w:cs="Courier New"/>
           <w:i/>
           <w:iCs/>
           <w:color w:val="595959"/>
           <w:sz w:val="20"/>
           <w:szCs w:val="20"/>
         </w:rPr>
+        <w:t>la@turestaurante</w:t>
+      </w:r>
+      <w:r>
+        <w:rPr>
+          <w:i/>
+          <w:iCs/>
+          <w:color w:val="595959"/>
+          <w:sz w:val="20"/>
+          <w:szCs w:val="20"/>
+        </w:rPr>
         <w:t xml:space="preserve"> no cumple la expresión regular y el formulario no se envía.</w:t>
       </w:r>
     </w:p>
@@ -9349,10 +11251,10 @@
         </w:rPr>
         <w:lastRenderedPageBreak/>
         <w:drawing>
-          <wp:inline distT="0" distB="0" distL="0" distR="0" wp14:anchorId="0C5C3BCE" wp14:editId="496F1864">
+          <wp:inline distT="0" distB="0" distL="0" distR="0" wp14:anchorId="3A4AE174" wp14:editId="65B7F0E3">
             <wp:extent cx="5715000" cy="3571875"/>
             <wp:effectExtent l="0" t="0" r="0" b="0"/>
-            <wp:docPr id="10" name="Recomendación de contraseña más segura" descr="Recomendación de contraseña más segura" title="Recomendación de contraseña más segura"/>
+            <wp:docPr id="11" name="Recomendación de contraseña más segura" descr="Recomendación de contraseña más segura" title="Recomendación de contraseña más segura"/>
             <wp:cNvGraphicFramePr>
               <a:graphicFrameLocks xmlns:a="http://schemas.openxmlformats.org/drawingml/2006/main" noChangeAspect="1"/>
             </wp:cNvGraphicFramePr>
@@ -9366,7 +11268,7 @@
                     </pic:cNvPicPr>
                   </pic:nvPicPr>
                   <pic:blipFill>
-                    <a:blip r:embed="rId16"/>
+                    <a:blip r:embed="rId21"/>
                     <a:srcRect/>
                     <a:stretch>
                       <a:fillRect/>
@@ -9401,7 +11303,7 @@
           <w:sz w:val="20"/>
           <w:szCs w:val="20"/>
         </w:rPr>
-        <w:t>Figura 5. La contraseña no tiene mayúscula ni número: el formulario lo recomienda, pero permite continuar.</w:t>
+        <w:t>Figura 6. La contraseña no tiene mayúscula ni número: el formulario lo recomienda, pero permite continuar.</w:t>
       </w:r>
     </w:p>
     <w:p>
@@ -9409,7 +11311,10 @@
         <w:spacing w:after="160"/>
       </w:pPr>
       <w:r>
-        <w:t xml:space="preserve">Los mensajes también están traducidos: la validación devuelve una clave, como </w:t>
+        <w:t>Los mensajes también están traducidos: la validación devuelve una clav</w:t>
+      </w:r>
+      <w:r>
+        <w:t xml:space="preserve">e, como </w:t>
       </w:r>
       <w:r>
         <w:rPr>
@@ -9427,10 +11332,7 @@
         <w:t>noValidate</w:t>
       </w:r>
       <w:r>
-        <w:t xml:space="preserve">, para que los globos nativos del navegador no se adelanten </w:t>
-      </w:r>
-      <w:r>
-        <w:t>a los mensajes de estas reglas.</w:t>
+        <w:t>, para que los globos nativos del navegador no se adelanten a los mensajes de estas reglas.</w:t>
       </w:r>
     </w:p>
     <w:p>
@@ -9438,12 +11340,386 @@
         <w:pStyle w:val="Ttulo1"/>
         <w:pageBreakBefore/>
       </w:pPr>
-      <w:bookmarkStart w:id="21" w:name="_Toc240376032"/>
+      <w:bookmarkStart w:id="22" w:name="_Toc240959703"/>
       <w:r>
         <w:lastRenderedPageBreak/>
-        <w:t>7. Conclusiones</w:t>
-      </w:r>
-      <w:bookmarkEnd w:id="21"/>
+        <w:t>7. Consumo de un servicio externo desd</w:t>
+      </w:r>
+      <w:r>
+        <w:t>e el frontend</w:t>
+      </w:r>
+      <w:bookmarkEnd w:id="22"/>
+    </w:p>
+    <w:p>
+      <w:pPr>
+        <w:spacing w:after="160"/>
+      </w:pPr>
+      <w:r>
+        <w:t xml:space="preserve">El perfil del dueño muestra ahora una tarjeta </w:t>
+      </w:r>
+      <w:r>
+        <w:rPr>
+          <w:b/>
+          <w:bCs/>
+        </w:rPr>
+        <w:t>«Clima ahora»</w:t>
+      </w:r>
+      <w:r>
+        <w:t xml:space="preserve"> con el tiempo actual en la zona del restaurante. Le sirve para anticipar el día: con calor se venden más bebidas frías; con lluvia, más pedidos para llevar.</w:t>
+      </w:r>
+    </w:p>
+    <w:p>
+      <w:pPr>
+        <w:spacing w:after="160"/>
+      </w:pPr>
+      <w:r>
+        <w:t>Los datos vienen de Open-Meteo, un servicio meteorológico público. Se usan dos de sus APIs:</w:t>
+      </w:r>
+    </w:p>
+    <w:tbl>
+      <w:tblPr>
+        <w:tblW w:w="9360" w:type="dxa"/>
+        <w:tblBorders>
+          <w:top w:val="single" w:sz="4" w:space="0" w:color="auto"/>
+          <w:left w:val="single" w:sz="4" w:space="0" w:color="auto"/>
+          <w:bottom w:val="single" w:sz="4" w:space="0" w:color="auto"/>
+          <w:right w:val="single" w:sz="4" w:space="0" w:color="auto"/>
+          <w:insideH w:val="single" w:sz="4" w:space="0" w:color="auto"/>
+          <w:insideV w:val="single" w:sz="4" w:space="0" w:color="auto"/>
+        </w:tblBorders>
+        <w:tblCellMar>
+          <w:left w:w="10" w:type="dxa"/>
+          <w:right w:w="10" w:type="dxa"/>
+        </w:tblCellMar>
+        <w:tblLook w:val="0000" w:firstRow="0" w:lastRow="0" w:firstColumn="0" w:lastColumn="0" w:noHBand="0" w:noVBand="0"/>
+      </w:tblPr>
+      <w:tblGrid>
+        <w:gridCol w:w="3120"/>
+        <w:gridCol w:w="3120"/>
+        <w:gridCol w:w="3120"/>
+      </w:tblGrid>
+      <w:tr>
+        <w:tblPrEx>
+          <w:tblCellMar>
+            <w:top w:w="0" w:type="dxa"/>
+            <w:bottom w:w="0" w:type="dxa"/>
+          </w:tblCellMar>
+        </w:tblPrEx>
+        <w:trPr>
+          <w:tblHeader/>
+        </w:trPr>
+        <w:tc>
+          <w:tcPr>
+            <w:tcW w:w="3120" w:type="dxa"/>
+            <w:tcBorders>
+              <w:top w:val="single" w:sz="2" w:space="0" w:color="BFBFBF"/>
+              <w:left w:val="single" w:sz="2" w:space="0" w:color="BFBFBF"/>
+              <w:bottom w:val="single" w:sz="2" w:space="0" w:color="BFBFBF"/>
+              <w:right w:val="single" w:sz="2" w:space="0" w:color="BFBFBF"/>
+            </w:tcBorders>
+            <w:shd w:val="clear" w:color="auto" w:fill="D9D9D9"/>
+            <w:tcMar>
+              <w:top w:w="80" w:type="dxa"/>
+              <w:left w:w="120" w:type="dxa"/>
+              <w:bottom w:w="80" w:type="dxa"/>
+              <w:right w:w="120" w:type="dxa"/>
+            </w:tcMar>
+            <w:vAlign w:val="center"/>
+          </w:tcPr>
+          <w:p>
+            <w:r>
+              <w:rPr>
+                <w:b/>
+                <w:bCs/>
+                <w:sz w:val="20"/>
+                <w:szCs w:val="20"/>
+              </w:rPr>
+              <w:t>API</w:t>
+            </w:r>
+          </w:p>
+        </w:tc>
+        <w:tc>
+          <w:tcPr>
+            <w:tcW w:w="3120" w:type="dxa"/>
+            <w:tcBorders>
+              <w:top w:val="single" w:sz="2" w:space="0" w:color="BFBFBF"/>
+              <w:left w:val="single" w:sz="2" w:space="0" w:color="BFBFBF"/>
+              <w:bottom w:val="single" w:sz="2" w:space="0" w:color="BFBFBF"/>
+              <w:right w:val="single" w:sz="2" w:space="0" w:color="BFBFBF"/>
+            </w:tcBorders>
+            <w:shd w:val="clear" w:color="auto" w:fill="D9D9D9"/>
+            <w:tcMar>
+              <w:top w:w="80" w:type="dxa"/>
+              <w:left w:w="120" w:type="dxa"/>
+              <w:bottom w:w="80" w:type="dxa"/>
+              <w:right w:w="120" w:type="dxa"/>
+            </w:tcMar>
+            <w:vAlign w:val="center"/>
+          </w:tcPr>
+          <w:p>
+            <w:r>
+              <w:rPr>
+                <w:b/>
+                <w:bCs/>
+                <w:sz w:val="20"/>
+                <w:szCs w:val="20"/>
+              </w:rPr>
+              <w:t>Pa</w:t>
+            </w:r>
+            <w:r>
+              <w:rPr>
+                <w:b/>
+                <w:bCs/>
+                <w:sz w:val="20"/>
+                <w:szCs w:val="20"/>
+              </w:rPr>
+              <w:t>ra qué</w:t>
+            </w:r>
+          </w:p>
+        </w:tc>
+        <w:tc>
+          <w:tcPr>
+            <w:tcW w:w="3120" w:type="dxa"/>
+            <w:tcBorders>
+              <w:top w:val="single" w:sz="2" w:space="0" w:color="BFBFBF"/>
+              <w:left w:val="single" w:sz="2" w:space="0" w:color="BFBFBF"/>
+              <w:bottom w:val="single" w:sz="2" w:space="0" w:color="BFBFBF"/>
+              <w:right w:val="single" w:sz="2" w:space="0" w:color="BFBFBF"/>
+            </w:tcBorders>
+            <w:shd w:val="clear" w:color="auto" w:fill="D9D9D9"/>
+            <w:tcMar>
+              <w:top w:w="80" w:type="dxa"/>
+              <w:left w:w="120" w:type="dxa"/>
+              <w:bottom w:w="80" w:type="dxa"/>
+              <w:right w:w="120" w:type="dxa"/>
+            </w:tcMar>
+            <w:vAlign w:val="center"/>
+          </w:tcPr>
+          <w:p>
+            <w:r>
+              <w:rPr>
+                <w:b/>
+                <w:bCs/>
+                <w:sz w:val="20"/>
+                <w:szCs w:val="20"/>
+              </w:rPr>
+              <w:t>Ejemplo de respuesta</w:t>
+            </w:r>
+          </w:p>
+        </w:tc>
+      </w:tr>
+      <w:tr>
+        <w:tblPrEx>
+          <w:tblCellMar>
+            <w:top w:w="0" w:type="dxa"/>
+            <w:bottom w:w="0" w:type="dxa"/>
+          </w:tblCellMar>
+        </w:tblPrEx>
+        <w:tc>
+          <w:tcPr>
+            <w:tcW w:w="3120" w:type="dxa"/>
+            <w:tcBorders>
+              <w:top w:val="single" w:sz="2" w:space="0" w:color="BFBFBF"/>
+              <w:left w:val="single" w:sz="2" w:space="0" w:color="BFBFBF"/>
+              <w:bottom w:val="single" w:sz="2" w:space="0" w:color="BFBFBF"/>
+              <w:right w:val="single" w:sz="2" w:space="0" w:color="BFBFBF"/>
+            </w:tcBorders>
+            <w:tcMar>
+              <w:top w:w="80" w:type="dxa"/>
+              <w:left w:w="120" w:type="dxa"/>
+              <w:bottom w:w="80" w:type="dxa"/>
+              <w:right w:w="120" w:type="dxa"/>
+            </w:tcMar>
+            <w:vAlign w:val="center"/>
+          </w:tcPr>
+          <w:p>
+            <w:r>
+              <w:rPr>
+                <w:sz w:val="20"/>
+                <w:szCs w:val="20"/>
+              </w:rPr>
+              <w:t>Geocoding API</w:t>
+            </w:r>
+          </w:p>
+        </w:tc>
+        <w:tc>
+          <w:tcPr>
+            <w:tcW w:w="3120" w:type="dxa"/>
+            <w:tcBorders>
+              <w:top w:val="single" w:sz="2" w:space="0" w:color="BFBFBF"/>
+              <w:left w:val="single" w:sz="2" w:space="0" w:color="BFBFBF"/>
+              <w:bottom w:val="single" w:sz="2" w:space="0" w:color="BFBFBF"/>
+              <w:right w:val="single" w:sz="2" w:space="0" w:color="BFBFBF"/>
+            </w:tcBorders>
+            <w:tcMar>
+              <w:top w:w="80" w:type="dxa"/>
+              <w:left w:w="120" w:type="dxa"/>
+              <w:bottom w:w="80" w:type="dxa"/>
+              <w:right w:w="120" w:type="dxa"/>
+            </w:tcMar>
+            <w:vAlign w:val="center"/>
+          </w:tcPr>
+          <w:p>
+            <w:r>
+              <w:rPr>
+                <w:sz w:val="20"/>
+                <w:szCs w:val="20"/>
+              </w:rPr>
+              <w:t>Convierte el nombre de un lugar en coordenadas</w:t>
+            </w:r>
+          </w:p>
+        </w:tc>
+        <w:tc>
+          <w:tcPr>
+            <w:tcW w:w="3120" w:type="dxa"/>
+            <w:tcBorders>
+              <w:top w:val="single" w:sz="2" w:space="0" w:color="BFBFBF"/>
+              <w:left w:val="single" w:sz="2" w:space="0" w:color="BFBFBF"/>
+              <w:bottom w:val="single" w:sz="2" w:space="0" w:color="BFBFBF"/>
+              <w:right w:val="single" w:sz="2" w:space="0" w:color="BFBFBF"/>
+            </w:tcBorders>
+            <w:tcMar>
+              <w:top w:w="80" w:type="dxa"/>
+              <w:left w:w="120" w:type="dxa"/>
+              <w:bottom w:w="80" w:type="dxa"/>
+              <w:right w:w="120" w:type="dxa"/>
+            </w:tcMar>
+            <w:vAlign w:val="center"/>
+          </w:tcPr>
+          <w:p>
+            <w:r>
+              <w:rPr>
+                <w:rFonts w:ascii="Courier New" w:eastAsia="Courier New" w:hAnsi="Courier New" w:cs="Courier New"/>
+                <w:sz w:val="20"/>
+                <w:szCs w:val="20"/>
+              </w:rPr>
+              <w:t>Miraflores, Lima</w:t>
+            </w:r>
+            <w:r>
+              <w:rPr>
+                <w:sz w:val="20"/>
+                <w:szCs w:val="20"/>
+              </w:rPr>
+              <w:t xml:space="preserve"> → latitud −12,11, longitud −77,03, región «Departamento de Lima»</w:t>
+            </w:r>
+          </w:p>
+        </w:tc>
+      </w:tr>
+      <w:tr>
+        <w:tblPrEx>
+          <w:tblCellMar>
+            <w:top w:w="0" w:type="dxa"/>
+            <w:bottom w:w="0" w:type="dxa"/>
+          </w:tblCellMar>
+        </w:tblPrEx>
+        <w:tc>
+          <w:tcPr>
+            <w:tcW w:w="3120" w:type="dxa"/>
+            <w:tcBorders>
+              <w:top w:val="single" w:sz="2" w:space="0" w:color="BFBFBF"/>
+              <w:left w:val="single" w:sz="2" w:space="0" w:color="BFBFBF"/>
+              <w:bottom w:val="single" w:sz="2" w:space="0" w:color="BFBFBF"/>
+              <w:right w:val="single" w:sz="2" w:space="0" w:color="BFBFBF"/>
+            </w:tcBorders>
+            <w:tcMar>
+              <w:top w:w="80" w:type="dxa"/>
+              <w:left w:w="120" w:type="dxa"/>
+              <w:bottom w:w="80" w:type="dxa"/>
+              <w:right w:w="120" w:type="dxa"/>
+            </w:tcMar>
+            <w:vAlign w:val="center"/>
+          </w:tcPr>
+          <w:p>
+            <w:r>
+              <w:rPr>
+                <w:sz w:val="20"/>
+                <w:szCs w:val="20"/>
+              </w:rPr>
+              <w:t>Forecast API</w:t>
+            </w:r>
+          </w:p>
+        </w:tc>
+        <w:tc>
+          <w:tcPr>
+            <w:tcW w:w="3120" w:type="dxa"/>
+            <w:tcBorders>
+              <w:top w:val="single" w:sz="2" w:space="0" w:color="BFBFBF"/>
+              <w:left w:val="single" w:sz="2" w:space="0" w:color="BFBFBF"/>
+              <w:bottom w:val="single" w:sz="2" w:space="0" w:color="BFBFBF"/>
+              <w:right w:val="single" w:sz="2" w:space="0" w:color="BFBFBF"/>
+            </w:tcBorders>
+            <w:tcMar>
+              <w:top w:w="80" w:type="dxa"/>
+              <w:left w:w="120" w:type="dxa"/>
+              <w:bottom w:w="80" w:type="dxa"/>
+              <w:right w:w="120" w:type="dxa"/>
+            </w:tcMar>
+            <w:vAlign w:val="center"/>
+          </w:tcPr>
+          <w:p>
+            <w:r>
+              <w:rPr>
+                <w:sz w:val="20"/>
+                <w:szCs w:val="20"/>
+              </w:rPr>
+              <w:t>Devuelve el tiempo actual en esas coordenadas</w:t>
+            </w:r>
+          </w:p>
+        </w:tc>
+        <w:tc>
+          <w:tcPr>
+            <w:tcW w:w="3120" w:type="dxa"/>
+            <w:tcBorders>
+              <w:top w:val="single" w:sz="2" w:space="0" w:color="BFBFBF"/>
+              <w:left w:val="single" w:sz="2" w:space="0" w:color="BFBFBF"/>
+              <w:bottom w:val="single" w:sz="2" w:space="0" w:color="BFBFBF"/>
+              <w:right w:val="single" w:sz="2" w:space="0" w:color="BFBFBF"/>
+            </w:tcBorders>
+            <w:tcMar>
+              <w:top w:w="80" w:type="dxa"/>
+              <w:left w:w="120" w:type="dxa"/>
+              <w:bottom w:w="80" w:type="dxa"/>
+              <w:right w:w="120" w:type="dxa"/>
+            </w:tcMar>
+            <w:vAlign w:val="center"/>
+          </w:tcPr>
+          <w:p>
+            <w:r>
+              <w:rPr>
+                <w:sz w:val="20"/>
+                <w:szCs w:val="20"/>
+              </w:rPr>
+              <w:t>22 °C, código WMO 3 (nublado), medido a las 08:30 hora local</w:t>
+            </w:r>
+          </w:p>
+        </w:tc>
+      </w:tr>
+    </w:tbl>
+    <w:p>
+      <w:pPr>
+        <w:spacing w:after="160"/>
+      </w:pPr>
+    </w:p>
+    <w:p>
+      <w:pPr>
+        <w:pStyle w:val="Ttulo2"/>
+      </w:pPr>
+      <w:bookmarkStart w:id="23" w:name="_Toc240959704"/>
+      <w:r>
+        <w:t>7.1 Por qué la llamada sale del navegador</w:t>
+      </w:r>
+      <w:bookmarkEnd w:id="23"/>
+    </w:p>
+    <w:p>
+      <w:pPr>
+        <w:spacing w:after="160"/>
+      </w:pPr>
+      <w:r>
+        <w:t>El resto de la aplicación nunca habla con un servidor ajeno desde el navegador: todo pasa por el BFF (sec</w:t>
+      </w:r>
+      <w:r>
+        <w:t>ción 2.1). Esa regla existe para proteger los tokens de sesión y la API interna. Open-Meteo no necesita ninguna de las dos cosas:</w:t>
+      </w:r>
     </w:p>
     <w:p>
       <w:pPr>
@@ -9459,13 +11735,10 @@
           <w:b/>
           <w:bCs/>
         </w:rPr>
-        <w:t>Arquitectura en n capas.</w:t>
-      </w:r>
-      <w:r>
-        <w:t xml:space="preserve"> Se aplicó en dos niveles: el sistema se divide en presentación, servidor web (BFF), lógica de negocio y datos, y cada módulo de la API separa dominio, aplicación, infraestructura y pr</w:t>
-      </w:r>
-      <w:r>
-        <w:t>esentación. Esto aísla la seguridad de la sesión en el servidor web y permite probar cada caso de uso sin base de datos.</w:t>
+        <w:t>No pide clave.</w:t>
+      </w:r>
+      <w:r>
+        <w:t xml:space="preserve"> No hay ningún secreto que esconder en el servidor.</w:t>
       </w:r>
     </w:p>
     <w:p>
@@ -9482,58 +11755,13 @@
           <w:b/>
           <w:bCs/>
         </w:rPr>
-        <w:t>Componentes con y sin estado.</w:t>
-      </w:r>
-      <w:r>
-        <w:t xml:space="preserve"> </w:t>
-      </w:r>
-      <w:r>
-        <w:rPr>
-          <w:rFonts w:ascii="Courier New" w:eastAsia="Courier New" w:hAnsi="Courier New" w:cs="Courier New"/>
-        </w:rPr>
-        <w:t>LoginForm</w:t>
-      </w:r>
-      <w:r>
-        <w:t xml:space="preserve"> y </w:t>
-      </w:r>
-      <w:r>
-        <w:rPr>
-          <w:rFonts w:ascii="Courier New" w:eastAsia="Courier New" w:hAnsi="Courier New" w:cs="Courier New"/>
-        </w:rPr>
-        <w:t>PasswordField</w:t>
-      </w:r>
-      <w:r>
-        <w:t xml:space="preserve"> concentran la interacción mediante </w:t>
-      </w:r>
-      <w:r>
-        <w:rPr>
-          <w:rFonts w:ascii="Courier New" w:eastAsia="Courier New" w:hAnsi="Courier New" w:cs="Courier New"/>
-        </w:rPr>
-        <w:t>useState</w:t>
-      </w:r>
-      <w:r>
-        <w:t xml:space="preserve">; </w:t>
-      </w:r>
-      <w:r>
-        <w:rPr>
-          <w:rFonts w:ascii="Courier New" w:eastAsia="Courier New" w:hAnsi="Courier New" w:cs="Courier New"/>
-        </w:rPr>
-        <w:t>Card</w:t>
-      </w:r>
-      <w:r>
-        <w:t xml:space="preserve"> y </w:t>
-      </w:r>
-      <w:r>
-        <w:rPr>
-          <w:rFonts w:ascii="Courier New" w:eastAsia="Courier New" w:hAnsi="Courier New" w:cs="Courier New"/>
-        </w:rPr>
-        <w:t>StatusPill</w:t>
-      </w:r>
-      <w:r>
-        <w:t xml:space="preserve"> son funciones pu</w:t>
-      </w:r>
-      <w:r>
-        <w:t>ras de sus props que dan coherencia visual en toda la aplicación.</w:t>
+        <w:t>No recibe datos privados.</w:t>
+      </w:r>
+      <w:r>
+        <w:t xml:space="preserve"> Solo viaja el nombre de una ciudad</w:t>
+      </w:r>
+      <w:r>
+        <w:t>.</w:t>
       </w:r>
     </w:p>
     <w:p>
@@ -9550,13 +11778,2335 @@
           <w:b/>
           <w:bCs/>
         </w:rPr>
-        <w:t>Internacionalización.</w:t>
-      </w:r>
-      <w:r>
-        <w:t xml:space="preserve"> Español e inglés conviven sin librerías externas, gracias a diccionarios tipados, una cookie de sesión y un menú desplegable accesible. Se respetan dos restricciones re</w:t>
-      </w:r>
-      <w:r>
-        <w:t>ales del producto: la URL fija de cada QR y el contenido escrito por el dueño.</w:t>
+        <w:t>Acepta peticiones de cualquier sitio.</w:t>
+      </w:r>
+      <w:r>
+        <w:t xml:space="preserve"> Responde con la cabecera CORS </w:t>
+      </w:r>
+      <w:r>
+        <w:rPr>
+          <w:rFonts w:ascii="Courier New" w:eastAsia="Courier New" w:hAnsi="Courier New" w:cs="Courier New"/>
+        </w:rPr>
+        <w:t>access-control-allow-origin: *</w:t>
+      </w:r>
+      <w:r>
+        <w:t>, así que el navegador permite leer la respuesta.</w:t>
+      </w:r>
+    </w:p>
+    <w:p>
+      <w:pPr>
+        <w:spacing w:after="160"/>
+      </w:pPr>
+      <w:r>
+        <w:t>Pasar la llamada por el BFF solo añadiría un salto y carga al servidor. Por eso es la única excepción a la</w:t>
+      </w:r>
+      <w:r>
+        <w:t xml:space="preserve"> regla, y está documentada en el README.</w:t>
+      </w:r>
+    </w:p>
+    <w:p>
+      <w:pPr>
+        <w:spacing w:after="160"/>
+      </w:pPr>
+      <w:r>
+        <w:t>El caso contrario es Google Gemini, que digitaliza las cartas: exige una clave secreta (</w:t>
+      </w:r>
+      <w:r>
+        <w:rPr>
+          <w:rFonts w:ascii="Courier New" w:eastAsia="Courier New" w:hAnsi="Courier New" w:cs="Courier New"/>
+        </w:rPr>
+        <w:t>GEMINI_API_KEY</w:t>
+      </w:r>
+      <w:r>
+        <w:t>), así que solo se llama desde la API. El diagrama de componentes (figura 1) muestra ambos servicios, cada uno co</w:t>
+      </w:r>
+      <w:r>
+        <w:t>nectado desde un lado distinto.</w:t>
+      </w:r>
+    </w:p>
+    <w:p>
+      <w:pPr>
+        <w:spacing w:before="200" w:after="60"/>
+        <w:jc w:val="center"/>
+      </w:pPr>
+      <w:r>
+        <w:rPr>
+          <w:noProof/>
+        </w:rPr>
+        <w:lastRenderedPageBreak/>
+        <w:drawing>
+          <wp:inline distT="0" distB="0" distL="0" distR="0" wp14:anchorId="5CA114D2" wp14:editId="2AA8ACC2">
+            <wp:extent cx="5715000" cy="2438400"/>
+            <wp:effectExtent l="0" t="0" r="0" b="0"/>
+            <wp:docPr id="12" name="Diagrama 6" descr="Diagrama 6" title="Diagrama 6"/>
+            <wp:cNvGraphicFramePr>
+              <a:graphicFrameLocks xmlns:a="http://schemas.openxmlformats.org/drawingml/2006/main" noChangeAspect="1"/>
+            </wp:cNvGraphicFramePr>
+            <a:graphic xmlns:a="http://schemas.openxmlformats.org/drawingml/2006/main">
+              <a:graphicData uri="http://schemas.openxmlformats.org/drawingml/2006/picture">
+                <pic:pic xmlns:pic="http://schemas.openxmlformats.org/drawingml/2006/picture">
+                  <pic:nvPicPr>
+                    <pic:cNvPr id="0" name=""/>
+                    <pic:cNvPicPr>
+                      <a:picLocks noChangeAspect="1" noChangeArrowheads="1"/>
+                    </pic:cNvPicPr>
+                  </pic:nvPicPr>
+                  <pic:blipFill>
+                    <a:blip r:embed="rId22"/>
+                    <a:srcRect/>
+                    <a:stretch>
+                      <a:fillRect/>
+                    </a:stretch>
+                  </pic:blipFill>
+                  <pic:spPr bwMode="auto">
+                    <a:xfrm>
+                      <a:off x="0" y="0"/>
+                      <a:ext cx="5715000" cy="2438400"/>
+                    </a:xfrm>
+                    <a:prstGeom prst="rect">
+                      <a:avLst/>
+                    </a:prstGeom>
+                  </pic:spPr>
+                </pic:pic>
+              </a:graphicData>
+            </a:graphic>
+          </wp:inline>
+        </w:drawing>
+      </w:r>
+    </w:p>
+    <w:p>
+      <w:pPr>
+        <w:pStyle w:val="Ttulo2"/>
+      </w:pPr>
+      <w:bookmarkStart w:id="24" w:name="_Toc240959705"/>
+      <w:r>
+        <w:t>7.2 Un campo nuevo: la ciudad</w:t>
+      </w:r>
+      <w:bookmarkEnd w:id="24"/>
+    </w:p>
+    <w:p>
+      <w:pPr>
+        <w:spacing w:after="160"/>
+      </w:pPr>
+      <w:r>
+        <w:t xml:space="preserve">La primera idea fue geocodificar la dirección que el dueño ya había guardado. Al probarlo contra la API real no funcionó: la geocodificación solo entiende </w:t>
+      </w:r>
+      <w:r>
+        <w:rPr>
+          <w:b/>
+          <w:bCs/>
+        </w:rPr>
+        <w:t>nombres de lugares o códigos postales</w:t>
+      </w:r>
+      <w:r>
+        <w:t>, no calles.</w:t>
+      </w:r>
+    </w:p>
+    <w:tbl>
+      <w:tblPr>
+        <w:tblW w:w="9360" w:type="dxa"/>
+        <w:tblBorders>
+          <w:top w:val="single" w:sz="4" w:space="0" w:color="auto"/>
+          <w:left w:val="single" w:sz="4" w:space="0" w:color="auto"/>
+          <w:bottom w:val="single" w:sz="4" w:space="0" w:color="auto"/>
+          <w:right w:val="single" w:sz="4" w:space="0" w:color="auto"/>
+          <w:insideH w:val="single" w:sz="4" w:space="0" w:color="auto"/>
+          <w:insideV w:val="single" w:sz="4" w:space="0" w:color="auto"/>
+        </w:tblBorders>
+        <w:tblCellMar>
+          <w:left w:w="10" w:type="dxa"/>
+          <w:right w:w="10" w:type="dxa"/>
+        </w:tblCellMar>
+        <w:tblLook w:val="0000" w:firstRow="0" w:lastRow="0" w:firstColumn="0" w:lastColumn="0" w:noHBand="0" w:noVBand="0"/>
+      </w:tblPr>
+      <w:tblGrid>
+        <w:gridCol w:w="2995"/>
+        <w:gridCol w:w="6365"/>
+      </w:tblGrid>
+      <w:tr>
+        <w:tblPrEx>
+          <w:tblCellMar>
+            <w:top w:w="0" w:type="dxa"/>
+            <w:bottom w:w="0" w:type="dxa"/>
+          </w:tblCellMar>
+        </w:tblPrEx>
+        <w:trPr>
+          <w:tblHeader/>
+        </w:trPr>
+        <w:tc>
+          <w:tcPr>
+            <w:tcW w:w="2995" w:type="dxa"/>
+            <w:tcBorders>
+              <w:top w:val="single" w:sz="2" w:space="0" w:color="BFBFBF"/>
+              <w:left w:val="single" w:sz="2" w:space="0" w:color="BFBFBF"/>
+              <w:bottom w:val="single" w:sz="2" w:space="0" w:color="BFBFBF"/>
+              <w:right w:val="single" w:sz="2" w:space="0" w:color="BFBFBF"/>
+            </w:tcBorders>
+            <w:shd w:val="clear" w:color="auto" w:fill="D9D9D9"/>
+            <w:tcMar>
+              <w:top w:w="80" w:type="dxa"/>
+              <w:left w:w="120" w:type="dxa"/>
+              <w:bottom w:w="80" w:type="dxa"/>
+              <w:right w:w="120" w:type="dxa"/>
+            </w:tcMar>
+            <w:vAlign w:val="center"/>
+          </w:tcPr>
+          <w:p>
+            <w:r>
+              <w:rPr>
+                <w:b/>
+                <w:bCs/>
+                <w:sz w:val="20"/>
+                <w:szCs w:val="20"/>
+              </w:rPr>
+              <w:t>Texto buscado</w:t>
+            </w:r>
+          </w:p>
+        </w:tc>
+        <w:tc>
+          <w:tcPr>
+            <w:tcW w:w="6365" w:type="dxa"/>
+            <w:tcBorders>
+              <w:top w:val="single" w:sz="2" w:space="0" w:color="BFBFBF"/>
+              <w:left w:val="single" w:sz="2" w:space="0" w:color="BFBFBF"/>
+              <w:bottom w:val="single" w:sz="2" w:space="0" w:color="BFBFBF"/>
+              <w:right w:val="single" w:sz="2" w:space="0" w:color="BFBFBF"/>
+            </w:tcBorders>
+            <w:shd w:val="clear" w:color="auto" w:fill="D9D9D9"/>
+            <w:tcMar>
+              <w:top w:w="80" w:type="dxa"/>
+              <w:left w:w="120" w:type="dxa"/>
+              <w:bottom w:w="80" w:type="dxa"/>
+              <w:right w:w="120" w:type="dxa"/>
+            </w:tcMar>
+            <w:vAlign w:val="center"/>
+          </w:tcPr>
+          <w:p>
+            <w:r>
+              <w:rPr>
+                <w:b/>
+                <w:bCs/>
+                <w:sz w:val="20"/>
+                <w:szCs w:val="20"/>
+              </w:rPr>
+              <w:t>Resultado</w:t>
+            </w:r>
+          </w:p>
+        </w:tc>
+      </w:tr>
+      <w:tr>
+        <w:tblPrEx>
+          <w:tblCellMar>
+            <w:top w:w="0" w:type="dxa"/>
+            <w:bottom w:w="0" w:type="dxa"/>
+          </w:tblCellMar>
+        </w:tblPrEx>
+        <w:tc>
+          <w:tcPr>
+            <w:tcW w:w="2995" w:type="dxa"/>
+            <w:tcBorders>
+              <w:top w:val="single" w:sz="2" w:space="0" w:color="BFBFBF"/>
+              <w:left w:val="single" w:sz="2" w:space="0" w:color="BFBFBF"/>
+              <w:bottom w:val="single" w:sz="2" w:space="0" w:color="BFBFBF"/>
+              <w:right w:val="single" w:sz="2" w:space="0" w:color="BFBFBF"/>
+            </w:tcBorders>
+            <w:tcMar>
+              <w:top w:w="80" w:type="dxa"/>
+              <w:left w:w="120" w:type="dxa"/>
+              <w:bottom w:w="80" w:type="dxa"/>
+              <w:right w:w="120" w:type="dxa"/>
+            </w:tcMar>
+            <w:vAlign w:val="center"/>
+          </w:tcPr>
+          <w:p>
+            <w:r>
+              <w:rPr>
+                <w:rFonts w:ascii="Courier New" w:eastAsia="Courier New" w:hAnsi="Courier New" w:cs="Courier New"/>
+                <w:sz w:val="20"/>
+                <w:szCs w:val="20"/>
+              </w:rPr>
+              <w:t>Av. Larco 123, Miraflores, Lima</w:t>
+            </w:r>
+          </w:p>
+        </w:tc>
+        <w:tc>
+          <w:tcPr>
+            <w:tcW w:w="6365" w:type="dxa"/>
+            <w:tcBorders>
+              <w:top w:val="single" w:sz="2" w:space="0" w:color="BFBFBF"/>
+              <w:left w:val="single" w:sz="2" w:space="0" w:color="BFBFBF"/>
+              <w:bottom w:val="single" w:sz="2" w:space="0" w:color="BFBFBF"/>
+              <w:right w:val="single" w:sz="2" w:space="0" w:color="BFBFBF"/>
+            </w:tcBorders>
+            <w:tcMar>
+              <w:top w:w="80" w:type="dxa"/>
+              <w:left w:w="120" w:type="dxa"/>
+              <w:bottom w:w="80" w:type="dxa"/>
+              <w:right w:w="120" w:type="dxa"/>
+            </w:tcMar>
+            <w:vAlign w:val="center"/>
+          </w:tcPr>
+          <w:p>
+            <w:r>
+              <w:rPr>
+                <w:sz w:val="20"/>
+                <w:szCs w:val="20"/>
+              </w:rPr>
+              <w:t>Ningún resultado</w:t>
+            </w:r>
+          </w:p>
+        </w:tc>
+      </w:tr>
+      <w:tr>
+        <w:tblPrEx>
+          <w:tblCellMar>
+            <w:top w:w="0" w:type="dxa"/>
+            <w:bottom w:w="0" w:type="dxa"/>
+          </w:tblCellMar>
+        </w:tblPrEx>
+        <w:tc>
+          <w:tcPr>
+            <w:tcW w:w="2995" w:type="dxa"/>
+            <w:tcBorders>
+              <w:top w:val="single" w:sz="2" w:space="0" w:color="BFBFBF"/>
+              <w:left w:val="single" w:sz="2" w:space="0" w:color="BFBFBF"/>
+              <w:bottom w:val="single" w:sz="2" w:space="0" w:color="BFBFBF"/>
+              <w:right w:val="single" w:sz="2" w:space="0" w:color="BFBFBF"/>
+            </w:tcBorders>
+            <w:tcMar>
+              <w:top w:w="80" w:type="dxa"/>
+              <w:left w:w="120" w:type="dxa"/>
+              <w:bottom w:w="80" w:type="dxa"/>
+              <w:right w:w="120" w:type="dxa"/>
+            </w:tcMar>
+            <w:vAlign w:val="center"/>
+          </w:tcPr>
+          <w:p>
+            <w:r>
+              <w:rPr>
+                <w:rFonts w:ascii="Courier New" w:eastAsia="Courier New" w:hAnsi="Courier New" w:cs="Courier New"/>
+                <w:sz w:val="20"/>
+                <w:szCs w:val="20"/>
+              </w:rPr>
+              <w:t>Lima</w:t>
+            </w:r>
+          </w:p>
+        </w:tc>
+        <w:tc>
+          <w:tcPr>
+            <w:tcW w:w="6365" w:type="dxa"/>
+            <w:tcBorders>
+              <w:top w:val="single" w:sz="2" w:space="0" w:color="BFBFBF"/>
+              <w:left w:val="single" w:sz="2" w:space="0" w:color="BFBFBF"/>
+              <w:bottom w:val="single" w:sz="2" w:space="0" w:color="BFBFBF"/>
+              <w:right w:val="single" w:sz="2" w:space="0" w:color="BFBFBF"/>
+            </w:tcBorders>
+            <w:tcMar>
+              <w:top w:w="80" w:type="dxa"/>
+              <w:left w:w="120" w:type="dxa"/>
+              <w:bottom w:w="80" w:type="dxa"/>
+              <w:right w:w="120" w:type="dxa"/>
+            </w:tcMar>
+            <w:vAlign w:val="center"/>
+          </w:tcPr>
+          <w:p>
+            <w:r>
+              <w:rPr>
+                <w:sz w:val="20"/>
+                <w:szCs w:val="20"/>
+              </w:rPr>
+              <w:t>Lima, Provincia de Lima (correcto)</w:t>
+            </w:r>
+          </w:p>
+        </w:tc>
+      </w:tr>
+      <w:tr>
+        <w:tblPrEx>
+          <w:tblCellMar>
+            <w:top w:w="0" w:type="dxa"/>
+            <w:bottom w:w="0" w:type="dxa"/>
+          </w:tblCellMar>
+        </w:tblPrEx>
+        <w:tc>
+          <w:tcPr>
+            <w:tcW w:w="2995" w:type="dxa"/>
+            <w:tcBorders>
+              <w:top w:val="single" w:sz="2" w:space="0" w:color="BFBFBF"/>
+              <w:left w:val="single" w:sz="2" w:space="0" w:color="BFBFBF"/>
+              <w:bottom w:val="single" w:sz="2" w:space="0" w:color="BFBFBF"/>
+              <w:right w:val="single" w:sz="2" w:space="0" w:color="BFBFBF"/>
+            </w:tcBorders>
+            <w:tcMar>
+              <w:top w:w="80" w:type="dxa"/>
+              <w:left w:w="120" w:type="dxa"/>
+              <w:bottom w:w="80" w:type="dxa"/>
+              <w:right w:w="120" w:type="dxa"/>
+            </w:tcMar>
+            <w:vAlign w:val="center"/>
+          </w:tcPr>
+          <w:p>
+            <w:r>
+              <w:rPr>
+                <w:rFonts w:ascii="Courier New" w:eastAsia="Courier New" w:hAnsi="Courier New" w:cs="Courier New"/>
+                <w:sz w:val="20"/>
+                <w:szCs w:val="20"/>
+              </w:rPr>
+              <w:t>Miraflores, Lima</w:t>
+            </w:r>
+          </w:p>
+        </w:tc>
+        <w:tc>
+          <w:tcPr>
+            <w:tcW w:w="6365" w:type="dxa"/>
+            <w:tcBorders>
+              <w:top w:val="single" w:sz="2" w:space="0" w:color="BFBFBF"/>
+              <w:left w:val="single" w:sz="2" w:space="0" w:color="BFBFBF"/>
+              <w:bottom w:val="single" w:sz="2" w:space="0" w:color="BFBFBF"/>
+              <w:right w:val="single" w:sz="2" w:space="0" w:color="BFBFBF"/>
+            </w:tcBorders>
+            <w:tcMar>
+              <w:top w:w="80" w:type="dxa"/>
+              <w:left w:w="120" w:type="dxa"/>
+              <w:bottom w:w="80" w:type="dxa"/>
+              <w:right w:w="120" w:type="dxa"/>
+            </w:tcMar>
+            <w:vAlign w:val="center"/>
+          </w:tcPr>
+          <w:p>
+            <w:r>
+              <w:rPr>
+                <w:sz w:val="20"/>
+                <w:szCs w:val="20"/>
+              </w:rPr>
+              <w:t>Miraflores, Departamento de Lima (correcto)</w:t>
+            </w:r>
+          </w:p>
+        </w:tc>
+      </w:tr>
+      <w:tr>
+        <w:tblPrEx>
+          <w:tblCellMar>
+            <w:top w:w="0" w:type="dxa"/>
+            <w:bottom w:w="0" w:type="dxa"/>
+          </w:tblCellMar>
+        </w:tblPrEx>
+        <w:tc>
+          <w:tcPr>
+            <w:tcW w:w="2995" w:type="dxa"/>
+            <w:tcBorders>
+              <w:top w:val="single" w:sz="2" w:space="0" w:color="BFBFBF"/>
+              <w:left w:val="single" w:sz="2" w:space="0" w:color="BFBFBF"/>
+              <w:bottom w:val="single" w:sz="2" w:space="0" w:color="BFBFBF"/>
+              <w:right w:val="single" w:sz="2" w:space="0" w:color="BFBFBF"/>
+            </w:tcBorders>
+            <w:tcMar>
+              <w:top w:w="80" w:type="dxa"/>
+              <w:left w:w="120" w:type="dxa"/>
+              <w:bottom w:w="80" w:type="dxa"/>
+              <w:right w:w="120" w:type="dxa"/>
+            </w:tcMar>
+            <w:vAlign w:val="center"/>
+          </w:tcPr>
+          <w:p>
+            <w:r>
+              <w:rPr>
+                <w:rFonts w:ascii="Courier New" w:eastAsia="Courier New" w:hAnsi="Courier New" w:cs="Courier New"/>
+                <w:sz w:val="20"/>
+                <w:szCs w:val="20"/>
+              </w:rPr>
+              <w:t>Barranco</w:t>
+            </w:r>
+          </w:p>
+        </w:tc>
+        <w:tc>
+          <w:tcPr>
+            <w:tcW w:w="6365" w:type="dxa"/>
+            <w:tcBorders>
+              <w:top w:val="single" w:sz="2" w:space="0" w:color="BFBFBF"/>
+              <w:left w:val="single" w:sz="2" w:space="0" w:color="BFBFBF"/>
+              <w:bottom w:val="single" w:sz="2" w:space="0" w:color="BFBFBF"/>
+              <w:right w:val="single" w:sz="2" w:space="0" w:color="BFBFBF"/>
+            </w:tcBorders>
+            <w:tcMar>
+              <w:top w:w="80" w:type="dxa"/>
+              <w:left w:w="120" w:type="dxa"/>
+              <w:bottom w:w="80" w:type="dxa"/>
+              <w:right w:w="120" w:type="dxa"/>
+            </w:tcMar>
+            <w:vAlign w:val="center"/>
+          </w:tcPr>
+          <w:p>
+            <w:r>
+              <w:rPr>
+                <w:sz w:val="20"/>
+                <w:szCs w:val="20"/>
+              </w:rPr>
+              <w:t>Un pueblo de Cajamarca: ese distrito de Lima no está en la base de Open-Meteo</w:t>
+            </w:r>
+          </w:p>
+        </w:tc>
+      </w:tr>
+    </w:tbl>
+    <w:p>
+      <w:pPr>
+        <w:spacing w:after="160"/>
+      </w:pPr>
+    </w:p>
+    <w:p>
+      <w:pPr>
+        <w:spacing w:after="160"/>
+      </w:pPr>
+      <w:r>
+        <w:t xml:space="preserve">Por eso el perfil tiene ahora un campo </w:t>
+      </w:r>
+      <w:r>
+        <w:rPr>
+          <w:b/>
+          <w:bCs/>
+        </w:rPr>
+        <w:t>Ciudad</w:t>
+      </w:r>
+      <w:r>
+        <w:t xml:space="preserve">. Se guarda en la columna nueva </w:t>
+      </w:r>
+      <w:r>
+        <w:rPr>
+          <w:rFonts w:ascii="Courier New" w:eastAsia="Courier New" w:hAnsi="Courier New" w:cs="Courier New"/>
+        </w:rPr>
+        <w:t>Restaurant.city</w:t>
+      </w:r>
+      <w:r>
+        <w:t>, opcional y de hasta 120 caracteres, y la API la valida con la misma función que al</w:t>
+      </w:r>
+      <w:r>
+        <w:t xml:space="preserve"> resto del perfil (</w:t>
+      </w:r>
+      <w:r>
+        <w:rPr>
+          <w:rFonts w:ascii="Courier New" w:eastAsia="Courier New" w:hAnsi="Courier New" w:cs="Courier New"/>
+        </w:rPr>
+        <w:t>normalizeRestaurantProfile</w:t>
+      </w:r>
+      <w:r>
+        <w:t xml:space="preserve">, en la capa </w:t>
+      </w:r>
+      <w:r>
+        <w:rPr>
+          <w:rFonts w:ascii="Courier New" w:eastAsia="Courier New" w:hAnsi="Courier New" w:cs="Courier New"/>
+        </w:rPr>
+        <w:t>application</w:t>
+      </w:r>
+      <w:r>
+        <w:t>). La carta pública también la muestra, a continuación de la dirección: «Malecón de la Reserva 610 · Miraflores, Lima».</w:t>
+      </w:r>
+    </w:p>
+    <w:p>
+      <w:pPr>
+        <w:pStyle w:val="Ttulo2"/>
+      </w:pPr>
+      <w:bookmarkStart w:id="25" w:name="_Toc240959706"/>
+      <w:r>
+        <w:t>7.3 El cliente de Open-Meteo</w:t>
+      </w:r>
+      <w:bookmarkEnd w:id="25"/>
+    </w:p>
+    <w:p>
+      <w:pPr>
+        <w:spacing w:after="160"/>
+      </w:pPr>
+      <w:r>
+        <w:t xml:space="preserve">Toda la comunicación con el servicio está en un único módulo, </w:t>
+      </w:r>
+      <w:r>
+        <w:rPr>
+          <w:rFonts w:ascii="Courier New" w:eastAsia="Courier New" w:hAnsi="Courier New" w:cs="Courier New"/>
+        </w:rPr>
+        <w:t>apps/web/src/lib/weather.ts</w:t>
+      </w:r>
+      <w:r>
+        <w:t>. Son funciones si</w:t>
+      </w:r>
+      <w:r>
+        <w:t>n estado: reciben datos y devuelven datos, así que se prueban sin montar ningún componente.</w:t>
+      </w:r>
+    </w:p>
+    <w:p>
+      <w:pPr>
+        <w:shd w:val="clear" w:color="auto" w:fill="F2F2F2"/>
+        <w:spacing w:before="120" w:line="260" w:lineRule="auto"/>
+      </w:pPr>
+      <w:r>
+        <w:rPr>
+          <w:rFonts w:ascii="Courier New" w:eastAsia="Courier New" w:hAnsi="Courier New" w:cs="Courier New"/>
+          <w:sz w:val="18"/>
+          <w:szCs w:val="18"/>
+        </w:rPr>
+        <w:t>// apps/web/src/lib/weather.ts</w:t>
+      </w:r>
+    </w:p>
+    <w:p>
+      <w:pPr>
+        <w:shd w:val="clear" w:color="auto" w:fill="F2F2F2"/>
+        <w:spacing w:line="260" w:lineRule="auto"/>
+      </w:pPr>
+      <w:r>
+        <w:rPr>
+          <w:rFonts w:ascii="Courier New" w:eastAsia="Courier New" w:hAnsi="Courier New" w:cs="Courier New"/>
+          <w:sz w:val="18"/>
+          <w:szCs w:val="18"/>
+        </w:rPr>
+        <w:t>const GEOCODING_URL = 'https://geocoding-api.open-meteo.com/v1/search';</w:t>
+      </w:r>
+    </w:p>
+    <w:p>
+      <w:pPr>
+        <w:shd w:val="clear" w:color="auto" w:fill="F2F2F2"/>
+        <w:spacing w:line="260" w:lineRule="auto"/>
+      </w:pPr>
+      <w:r>
+        <w:rPr>
+          <w:rFonts w:ascii="Courier New" w:eastAsia="Courier New" w:hAnsi="Courier New" w:cs="Courier New"/>
+          <w:sz w:val="18"/>
+          <w:szCs w:val="18"/>
+        </w:rPr>
+        <w:t>const COUNTRY_CODE = 'PE';</w:t>
+      </w:r>
+    </w:p>
+    <w:p>
+      <w:pPr>
+        <w:shd w:val="clear" w:color="auto" w:fill="F2F2F2"/>
+        <w:spacing w:line="260" w:lineRule="auto"/>
+      </w:pPr>
+      <w:r>
+        <w:rPr>
+          <w:rFonts w:ascii="Courier New" w:eastAsia="Courier New" w:hAnsi="Courier New" w:cs="Courier New"/>
+          <w:sz w:val="18"/>
+          <w:szCs w:val="18"/>
+        </w:rPr>
+        <w:t xml:space="preserve"> </w:t>
+      </w:r>
+    </w:p>
+    <w:p>
+      <w:pPr>
+        <w:shd w:val="clear" w:color="auto" w:fill="F2F2F2"/>
+        <w:spacing w:line="260" w:lineRule="auto"/>
+      </w:pPr>
+      <w:r>
+        <w:rPr>
+          <w:rFonts w:ascii="Courier New" w:eastAsia="Courier New" w:hAnsi="Courier New" w:cs="Courier New"/>
+          <w:sz w:val="18"/>
+          <w:szCs w:val="18"/>
+        </w:rPr>
+        <w:t>export function geocodingUrl(city: string, locale: Locale): string {</w:t>
+      </w:r>
+    </w:p>
+    <w:p>
+      <w:pPr>
+        <w:shd w:val="clear" w:color="auto" w:fill="F2F2F2"/>
+        <w:spacing w:line="260" w:lineRule="auto"/>
+      </w:pPr>
+      <w:r>
+        <w:rPr>
+          <w:rFonts w:ascii="Courier New" w:eastAsia="Courier New" w:hAnsi="Courier New" w:cs="Courier New"/>
+          <w:sz w:val="18"/>
+          <w:szCs w:val="18"/>
+        </w:rPr>
+        <w:t xml:space="preserve">  const query = new URLSearchParams({</w:t>
+      </w:r>
+    </w:p>
+    <w:p>
+      <w:pPr>
+        <w:shd w:val="clear" w:color="auto" w:fill="F2F2F2"/>
+        <w:spacing w:line="260" w:lineRule="auto"/>
+      </w:pPr>
+      <w:r>
+        <w:rPr>
+          <w:rFonts w:ascii="Courier New" w:eastAsia="Courier New" w:hAnsi="Courier New" w:cs="Courier New"/>
+          <w:sz w:val="18"/>
+          <w:szCs w:val="18"/>
+        </w:rPr>
+        <w:lastRenderedPageBreak/>
+        <w:t xml:space="preserve">    count: '1',</w:t>
+      </w:r>
+    </w:p>
+    <w:p>
+      <w:pPr>
+        <w:shd w:val="clear" w:color="auto" w:fill="F2F2F2"/>
+        <w:spacing w:line="260" w:lineRule="auto"/>
+      </w:pPr>
+      <w:r>
+        <w:rPr>
+          <w:rFonts w:ascii="Courier New" w:eastAsia="Courier New" w:hAnsi="Courier New" w:cs="Courier New"/>
+          <w:sz w:val="18"/>
+          <w:szCs w:val="18"/>
+        </w:rPr>
+        <w:t xml:space="preserve">    countryCode: COUNTRY_CODE,</w:t>
+      </w:r>
+    </w:p>
+    <w:p>
+      <w:pPr>
+        <w:shd w:val="clear" w:color="auto" w:fill="F2F2F2"/>
+        <w:spacing w:line="260" w:lineRule="auto"/>
+      </w:pPr>
+      <w:r>
+        <w:rPr>
+          <w:rFonts w:ascii="Courier New" w:eastAsia="Courier New" w:hAnsi="Courier New" w:cs="Courier New"/>
+          <w:sz w:val="18"/>
+          <w:szCs w:val="18"/>
+        </w:rPr>
+        <w:t xml:space="preserve"> </w:t>
+      </w:r>
+      <w:r>
+        <w:rPr>
+          <w:rFonts w:ascii="Courier New" w:eastAsia="Courier New" w:hAnsi="Courier New" w:cs="Courier New"/>
+          <w:sz w:val="18"/>
+          <w:szCs w:val="18"/>
+        </w:rPr>
+        <w:t xml:space="preserve">   format: 'json',</w:t>
+      </w:r>
+    </w:p>
+    <w:p>
+      <w:pPr>
+        <w:shd w:val="clear" w:color="auto" w:fill="F2F2F2"/>
+        <w:spacing w:line="260" w:lineRule="auto"/>
+      </w:pPr>
+      <w:r>
+        <w:rPr>
+          <w:rFonts w:ascii="Courier New" w:eastAsia="Courier New" w:hAnsi="Courier New" w:cs="Courier New"/>
+          <w:sz w:val="18"/>
+          <w:szCs w:val="18"/>
+        </w:rPr>
+        <w:t xml:space="preserve">    language: locale,</w:t>
+      </w:r>
+    </w:p>
+    <w:p>
+      <w:pPr>
+        <w:shd w:val="clear" w:color="auto" w:fill="F2F2F2"/>
+        <w:spacing w:line="260" w:lineRule="auto"/>
+      </w:pPr>
+      <w:r>
+        <w:rPr>
+          <w:rFonts w:ascii="Courier New" w:eastAsia="Courier New" w:hAnsi="Courier New" w:cs="Courier New"/>
+          <w:sz w:val="18"/>
+          <w:szCs w:val="18"/>
+        </w:rPr>
+        <w:t xml:space="preserve">    name: city,</w:t>
+      </w:r>
+    </w:p>
+    <w:p>
+      <w:pPr>
+        <w:shd w:val="clear" w:color="auto" w:fill="F2F2F2"/>
+        <w:spacing w:line="260" w:lineRule="auto"/>
+      </w:pPr>
+      <w:r>
+        <w:rPr>
+          <w:rFonts w:ascii="Courier New" w:eastAsia="Courier New" w:hAnsi="Courier New" w:cs="Courier New"/>
+          <w:sz w:val="18"/>
+          <w:szCs w:val="18"/>
+        </w:rPr>
+        <w:t xml:space="preserve">  });</w:t>
+      </w:r>
+    </w:p>
+    <w:p>
+      <w:pPr>
+        <w:shd w:val="clear" w:color="auto" w:fill="F2F2F2"/>
+        <w:spacing w:line="260" w:lineRule="auto"/>
+      </w:pPr>
+      <w:r>
+        <w:rPr>
+          <w:rFonts w:ascii="Courier New" w:eastAsia="Courier New" w:hAnsi="Courier New" w:cs="Courier New"/>
+          <w:sz w:val="18"/>
+          <w:szCs w:val="18"/>
+        </w:rPr>
+        <w:t xml:space="preserve">  return `${GEOCODING_URL}?${query.toString()}`;</w:t>
+      </w:r>
+    </w:p>
+    <w:p>
+      <w:pPr>
+        <w:shd w:val="clear" w:color="auto" w:fill="F2F2F2"/>
+        <w:spacing w:line="260" w:lineRule="auto"/>
+      </w:pPr>
+      <w:r>
+        <w:rPr>
+          <w:rFonts w:ascii="Courier New" w:eastAsia="Courier New" w:hAnsi="Courier New" w:cs="Courier New"/>
+          <w:sz w:val="18"/>
+          <w:szCs w:val="18"/>
+        </w:rPr>
+        <w:t>}</w:t>
+      </w:r>
+    </w:p>
+    <w:p>
+      <w:pPr>
+        <w:shd w:val="clear" w:color="auto" w:fill="F2F2F2"/>
+        <w:spacing w:line="260" w:lineRule="auto"/>
+      </w:pPr>
+      <w:r>
+        <w:rPr>
+          <w:rFonts w:ascii="Courier New" w:eastAsia="Courier New" w:hAnsi="Courier New" w:cs="Courier New"/>
+          <w:sz w:val="18"/>
+          <w:szCs w:val="18"/>
+        </w:rPr>
+        <w:t xml:space="preserve"> </w:t>
+      </w:r>
+    </w:p>
+    <w:p>
+      <w:pPr>
+        <w:shd w:val="clear" w:color="auto" w:fill="F2F2F2"/>
+        <w:spacing w:line="260" w:lineRule="auto"/>
+      </w:pPr>
+      <w:r>
+        <w:rPr>
+          <w:rFonts w:ascii="Courier New" w:eastAsia="Courier New" w:hAnsi="Courier New" w:cs="Courier New"/>
+          <w:sz w:val="18"/>
+          <w:szCs w:val="18"/>
+        </w:rPr>
+        <w:t>export async function lookUpWeather(</w:t>
+      </w:r>
+    </w:p>
+    <w:p>
+      <w:pPr>
+        <w:shd w:val="clear" w:color="auto" w:fill="F2F2F2"/>
+        <w:spacing w:line="260" w:lineRule="auto"/>
+      </w:pPr>
+      <w:r>
+        <w:rPr>
+          <w:rFonts w:ascii="Courier New" w:eastAsia="Courier New" w:hAnsi="Courier New" w:cs="Courier New"/>
+          <w:sz w:val="18"/>
+          <w:szCs w:val="18"/>
+        </w:rPr>
+        <w:t xml:space="preserve">  city: string,</w:t>
+      </w:r>
+    </w:p>
+    <w:p>
+      <w:pPr>
+        <w:shd w:val="clear" w:color="auto" w:fill="F2F2F2"/>
+        <w:spacing w:line="260" w:lineRule="auto"/>
+      </w:pPr>
+      <w:r>
+        <w:rPr>
+          <w:rFonts w:ascii="Courier New" w:eastAsia="Courier New" w:hAnsi="Courier New" w:cs="Courier New"/>
+          <w:sz w:val="18"/>
+          <w:szCs w:val="18"/>
+        </w:rPr>
+        <w:t xml:space="preserve">  locale: Locale,</w:t>
+      </w:r>
+    </w:p>
+    <w:p>
+      <w:pPr>
+        <w:shd w:val="clear" w:color="auto" w:fill="F2F2F2"/>
+        <w:spacing w:line="260" w:lineRule="auto"/>
+      </w:pPr>
+      <w:r>
+        <w:rPr>
+          <w:rFonts w:ascii="Courier New" w:eastAsia="Courier New" w:hAnsi="Courier New" w:cs="Courier New"/>
+          <w:sz w:val="18"/>
+          <w:szCs w:val="18"/>
+        </w:rPr>
+        <w:t xml:space="preserve">  signal?: AbortSignal,</w:t>
+      </w:r>
+    </w:p>
+    <w:p>
+      <w:pPr>
+        <w:shd w:val="clear" w:color="auto" w:fill="F2F2F2"/>
+        <w:spacing w:line="260" w:lineRule="auto"/>
+      </w:pPr>
+      <w:r>
+        <w:rPr>
+          <w:rFonts w:ascii="Courier New" w:eastAsia="Courier New" w:hAnsi="Courier New" w:cs="Courier New"/>
+          <w:sz w:val="18"/>
+          <w:szCs w:val="18"/>
+        </w:rPr>
+        <w:t>): Promise&lt;WeatherLookup&gt; {</w:t>
+      </w:r>
+    </w:p>
+    <w:p>
+      <w:pPr>
+        <w:shd w:val="clear" w:color="auto" w:fill="F2F2F2"/>
+        <w:spacing w:line="260" w:lineRule="auto"/>
+      </w:pPr>
+      <w:r>
+        <w:rPr>
+          <w:rFonts w:ascii="Courier New" w:eastAsia="Courier New" w:hAnsi="Courier New" w:cs="Courier New"/>
+          <w:sz w:val="18"/>
+          <w:szCs w:val="18"/>
+        </w:rPr>
+        <w:t xml:space="preserve">  const place = p</w:t>
+      </w:r>
+      <w:r>
+        <w:rPr>
+          <w:rFonts w:ascii="Courier New" w:eastAsia="Courier New" w:hAnsi="Courier New" w:cs="Courier New"/>
+          <w:sz w:val="18"/>
+          <w:szCs w:val="18"/>
+        </w:rPr>
+        <w:t>arsePlace(await requestJson(geocodingUrl(city, locale), signal));</w:t>
+      </w:r>
+    </w:p>
+    <w:p>
+      <w:pPr>
+        <w:shd w:val="clear" w:color="auto" w:fill="F2F2F2"/>
+        <w:spacing w:line="260" w:lineRule="auto"/>
+      </w:pPr>
+      <w:r>
+        <w:rPr>
+          <w:rFonts w:ascii="Courier New" w:eastAsia="Courier New" w:hAnsi="Courier New" w:cs="Courier New"/>
+          <w:sz w:val="18"/>
+          <w:szCs w:val="18"/>
+        </w:rPr>
+        <w:t xml:space="preserve">  if (!place) return { kind: 'not-found' };</w:t>
+      </w:r>
+    </w:p>
+    <w:p>
+      <w:pPr>
+        <w:shd w:val="clear" w:color="auto" w:fill="F2F2F2"/>
+        <w:spacing w:line="260" w:lineRule="auto"/>
+      </w:pPr>
+      <w:r>
+        <w:rPr>
+          <w:rFonts w:ascii="Courier New" w:eastAsia="Courier New" w:hAnsi="Courier New" w:cs="Courier New"/>
+          <w:sz w:val="18"/>
+          <w:szCs w:val="18"/>
+        </w:rPr>
+        <w:t xml:space="preserve">  const unit = temperatureUnit(locale); // °C en español, °F en inglés</w:t>
+      </w:r>
+    </w:p>
+    <w:p>
+      <w:pPr>
+        <w:shd w:val="clear" w:color="auto" w:fill="F2F2F2"/>
+        <w:spacing w:line="260" w:lineRule="auto"/>
+      </w:pPr>
+      <w:r>
+        <w:rPr>
+          <w:rFonts w:ascii="Courier New" w:eastAsia="Courier New" w:hAnsi="Courier New" w:cs="Courier New"/>
+          <w:sz w:val="18"/>
+          <w:szCs w:val="18"/>
+        </w:rPr>
+        <w:t xml:space="preserve">  const weather = parseCurrentWeather(</w:t>
+      </w:r>
+    </w:p>
+    <w:p>
+      <w:pPr>
+        <w:shd w:val="clear" w:color="auto" w:fill="F2F2F2"/>
+        <w:spacing w:line="260" w:lineRule="auto"/>
+      </w:pPr>
+      <w:r>
+        <w:rPr>
+          <w:rFonts w:ascii="Courier New" w:eastAsia="Courier New" w:hAnsi="Courier New" w:cs="Courier New"/>
+          <w:sz w:val="18"/>
+          <w:szCs w:val="18"/>
+        </w:rPr>
+        <w:t xml:space="preserve">    await requestJson(forecastUrl(pl</w:t>
+      </w:r>
+      <w:r>
+        <w:rPr>
+          <w:rFonts w:ascii="Courier New" w:eastAsia="Courier New" w:hAnsi="Courier New" w:cs="Courier New"/>
+          <w:sz w:val="18"/>
+          <w:szCs w:val="18"/>
+        </w:rPr>
+        <w:t>ace, unit), signal),</w:t>
+      </w:r>
+    </w:p>
+    <w:p>
+      <w:pPr>
+        <w:shd w:val="clear" w:color="auto" w:fill="F2F2F2"/>
+        <w:spacing w:line="260" w:lineRule="auto"/>
+      </w:pPr>
+      <w:r>
+        <w:rPr>
+          <w:rFonts w:ascii="Courier New" w:eastAsia="Courier New" w:hAnsi="Courier New" w:cs="Courier New"/>
+          <w:sz w:val="18"/>
+          <w:szCs w:val="18"/>
+        </w:rPr>
+        <w:t xml:space="preserve">    unit,</w:t>
+      </w:r>
+    </w:p>
+    <w:p>
+      <w:pPr>
+        <w:shd w:val="clear" w:color="auto" w:fill="F2F2F2"/>
+        <w:spacing w:line="260" w:lineRule="auto"/>
+      </w:pPr>
+      <w:r>
+        <w:rPr>
+          <w:rFonts w:ascii="Courier New" w:eastAsia="Courier New" w:hAnsi="Courier New" w:cs="Courier New"/>
+          <w:sz w:val="18"/>
+          <w:szCs w:val="18"/>
+        </w:rPr>
+        <w:t xml:space="preserve">  );</w:t>
+      </w:r>
+    </w:p>
+    <w:p>
+      <w:pPr>
+        <w:shd w:val="clear" w:color="auto" w:fill="F2F2F2"/>
+        <w:spacing w:line="260" w:lineRule="auto"/>
+      </w:pPr>
+      <w:r>
+        <w:rPr>
+          <w:rFonts w:ascii="Courier New" w:eastAsia="Courier New" w:hAnsi="Courier New" w:cs="Courier New"/>
+          <w:sz w:val="18"/>
+          <w:szCs w:val="18"/>
+        </w:rPr>
+        <w:t xml:space="preserve">  return { kind: 'found', region: place.region, weather };</w:t>
+      </w:r>
+    </w:p>
+    <w:p>
+      <w:pPr>
+        <w:shd w:val="clear" w:color="auto" w:fill="F2F2F2"/>
+        <w:spacing w:line="260" w:lineRule="auto"/>
+      </w:pPr>
+      <w:r>
+        <w:rPr>
+          <w:rFonts w:ascii="Courier New" w:eastAsia="Courier New" w:hAnsi="Courier New" w:cs="Courier New"/>
+          <w:sz w:val="18"/>
+          <w:szCs w:val="18"/>
+        </w:rPr>
+        <w:t>}</w:t>
+      </w:r>
+    </w:p>
+    <w:p>
+      <w:pPr>
+        <w:shd w:val="clear" w:color="auto" w:fill="F2F2F2"/>
+        <w:spacing w:line="260" w:lineRule="auto"/>
+      </w:pPr>
+      <w:r>
+        <w:rPr>
+          <w:rFonts w:ascii="Courier New" w:eastAsia="Courier New" w:hAnsi="Courier New" w:cs="Courier New"/>
+          <w:sz w:val="18"/>
+          <w:szCs w:val="18"/>
+        </w:rPr>
+        <w:t xml:space="preserve"> </w:t>
+      </w:r>
+    </w:p>
+    <w:p>
+      <w:pPr>
+        <w:shd w:val="clear" w:color="auto" w:fill="F2F2F2"/>
+        <w:spacing w:line="260" w:lineRule="auto"/>
+      </w:pPr>
+      <w:r>
+        <w:rPr>
+          <w:rFonts w:ascii="Courier New" w:eastAsia="Courier New" w:hAnsi="Courier New" w:cs="Courier New"/>
+          <w:sz w:val="18"/>
+          <w:szCs w:val="18"/>
+        </w:rPr>
+        <w:t>async function requestJson(url: string, signal?: AbortSignal): Promise&lt;unknown&gt; {</w:t>
+      </w:r>
+    </w:p>
+    <w:p>
+      <w:pPr>
+        <w:shd w:val="clear" w:color="auto" w:fill="F2F2F2"/>
+        <w:spacing w:line="260" w:lineRule="auto"/>
+      </w:pPr>
+      <w:r>
+        <w:rPr>
+          <w:rFonts w:ascii="Courier New" w:eastAsia="Courier New" w:hAnsi="Courier New" w:cs="Courier New"/>
+          <w:sz w:val="18"/>
+          <w:szCs w:val="18"/>
+        </w:rPr>
+        <w:t xml:space="preserve">  const response = await fetch(url, { signal }); // fetch del navegador, sin /api</w:t>
+      </w:r>
+    </w:p>
+    <w:p>
+      <w:pPr>
+        <w:shd w:val="clear" w:color="auto" w:fill="F2F2F2"/>
+        <w:spacing w:line="260" w:lineRule="auto"/>
+      </w:pPr>
+      <w:r>
+        <w:rPr>
+          <w:rFonts w:ascii="Courier New" w:eastAsia="Courier New" w:hAnsi="Courier New" w:cs="Courier New"/>
+          <w:sz w:val="18"/>
+          <w:szCs w:val="18"/>
+        </w:rPr>
+        <w:t xml:space="preserve">  if (!response.ok) {</w:t>
+      </w:r>
+    </w:p>
+    <w:p>
+      <w:pPr>
+        <w:shd w:val="clear" w:color="auto" w:fill="F2F2F2"/>
+        <w:spacing w:line="260" w:lineRule="auto"/>
+      </w:pPr>
+      <w:r>
+        <w:rPr>
+          <w:rFonts w:ascii="Courier New" w:eastAsia="Courier New" w:hAnsi="Courier New" w:cs="Courier New"/>
+          <w:sz w:val="18"/>
+          <w:szCs w:val="18"/>
+        </w:rPr>
+        <w:t xml:space="preserve">    throw new WeatherUnavailableError(`Open-Meteo answered ${response.</w:t>
+      </w:r>
+      <w:r>
+        <w:rPr>
+          <w:rFonts w:ascii="Courier New" w:eastAsia="Courier New" w:hAnsi="Courier New" w:cs="Courier New"/>
+          <w:sz w:val="18"/>
+          <w:szCs w:val="18"/>
+        </w:rPr>
+        <w:t>status}`);</w:t>
+      </w:r>
+    </w:p>
+    <w:p>
+      <w:pPr>
+        <w:shd w:val="clear" w:color="auto" w:fill="F2F2F2"/>
+        <w:spacing w:line="260" w:lineRule="auto"/>
+      </w:pPr>
+      <w:r>
+        <w:rPr>
+          <w:rFonts w:ascii="Courier New" w:eastAsia="Courier New" w:hAnsi="Courier New" w:cs="Courier New"/>
+          <w:sz w:val="18"/>
+          <w:szCs w:val="18"/>
+        </w:rPr>
+        <w:t xml:space="preserve">  }</w:t>
+      </w:r>
+    </w:p>
+    <w:p>
+      <w:pPr>
+        <w:shd w:val="clear" w:color="auto" w:fill="F2F2F2"/>
+        <w:spacing w:line="260" w:lineRule="auto"/>
+      </w:pPr>
+      <w:r>
+        <w:rPr>
+          <w:rFonts w:ascii="Courier New" w:eastAsia="Courier New" w:hAnsi="Courier New" w:cs="Courier New"/>
+          <w:sz w:val="18"/>
+          <w:szCs w:val="18"/>
+        </w:rPr>
+        <w:t xml:space="preserve">  return response.json();</w:t>
+      </w:r>
+    </w:p>
+    <w:p>
+      <w:pPr>
+        <w:shd w:val="clear" w:color="auto" w:fill="F2F2F2"/>
+        <w:spacing w:after="200" w:line="260" w:lineRule="auto"/>
+      </w:pPr>
+      <w:r>
+        <w:rPr>
+          <w:rFonts w:ascii="Courier New" w:eastAsia="Courier New" w:hAnsi="Courier New" w:cs="Courier New"/>
+          <w:sz w:val="18"/>
+          <w:szCs w:val="18"/>
+        </w:rPr>
+        <w:t>}</w:t>
+      </w:r>
+    </w:p>
+    <w:p>
+      <w:pPr>
+        <w:spacing w:after="160"/>
+      </w:pPr>
+      <w:r>
+        <w:t>Tres decisiones del módulo:</w:t>
+      </w:r>
+    </w:p>
+    <w:p>
+      <w:pPr>
+        <w:pStyle w:val="Prrafodelista"/>
+        <w:numPr>
+          <w:ilvl w:val="0"/>
+          <w:numId w:val="6"/>
+        </w:numPr>
+        <w:spacing w:after="100"/>
+      </w:pPr>
+      <w:r>
+        <w:rPr>
+          <w:b/>
+          <w:bCs/>
+        </w:rPr>
+        <w:t>La respuesta de un tercero no se da por buena.</w:t>
+      </w:r>
+      <w:r>
+        <w:t xml:space="preserve"> </w:t>
+      </w:r>
+      <w:r>
+        <w:rPr>
+          <w:rFonts w:ascii="Courier New" w:eastAsia="Courier New" w:hAnsi="Courier New" w:cs="Courier New"/>
+        </w:rPr>
+        <w:t>parsePlace</w:t>
+      </w:r>
+      <w:r>
+        <w:t xml:space="preserve"> y </w:t>
+      </w:r>
+      <w:r>
+        <w:rPr>
+          <w:rFonts w:ascii="Courier New" w:eastAsia="Courier New" w:hAnsi="Courier New" w:cs="Courier New"/>
+        </w:rPr>
+        <w:t>parseCurrentWeather</w:t>
+      </w:r>
+      <w:r>
+        <w:t xml:space="preserve"> comprueban cada campo antes de usarlo, por ejemplo que la temperatura sea un número. Si la forma no es la esperada, lanzan un error propio en lugar de dibujar datos rotos.</w:t>
+      </w:r>
+    </w:p>
+    <w:p>
+      <w:pPr>
+        <w:pStyle w:val="Prrafodelista"/>
+        <w:numPr>
+          <w:ilvl w:val="0"/>
+          <w:numId w:val="6"/>
+        </w:numPr>
+        <w:spacing w:after="100"/>
+      </w:pPr>
+      <w:r>
+        <w:rPr>
+          <w:b/>
+          <w:bCs/>
+        </w:rPr>
+        <w:t>La búsqueda se limita a Perú.</w:t>
+      </w:r>
+      <w:r>
+        <w:t xml:space="preserve"> Sin el filtro, «San Miguel» devuelve primero San Migu</w:t>
+      </w:r>
+      <w:r>
+        <w:t>elito, en Panamá.</w:t>
+      </w:r>
+    </w:p>
+    <w:p>
+      <w:pPr>
+        <w:pStyle w:val="Prrafodelista"/>
+        <w:numPr>
+          <w:ilvl w:val="0"/>
+          <w:numId w:val="6"/>
+        </w:numPr>
+        <w:spacing w:after="100"/>
+      </w:pPr>
+      <w:r>
+        <w:rPr>
+          <w:b/>
+          <w:bCs/>
+        </w:rPr>
+        <w:t>Los códigos del tiempo se traducen.</w:t>
+      </w:r>
+      <w:r>
+        <w:t xml:space="preserve"> Open-Meteo devuelve códigos WMO (0 = despejado, 3 = nublado, 61 = lluvia…). </w:t>
+      </w:r>
+      <w:r>
+        <w:rPr>
+          <w:rFonts w:ascii="Courier New" w:eastAsia="Courier New" w:hAnsi="Courier New" w:cs="Courier New"/>
+        </w:rPr>
+        <w:t>weatherCondition</w:t>
+      </w:r>
+      <w:r>
+        <w:t xml:space="preserve"> los agrupa en 15 condiciones con texto en español y en inglés.</w:t>
+      </w:r>
+    </w:p>
+    <w:p>
+      <w:pPr>
+        <w:pStyle w:val="Ttulo2"/>
+      </w:pPr>
+      <w:bookmarkStart w:id="26" w:name="_Toc240959707"/>
+      <w:r>
+        <w:t>7.4 La tarjeta «Clima ahora»</w:t>
+      </w:r>
+      <w:bookmarkEnd w:id="26"/>
+    </w:p>
+    <w:p>
+      <w:pPr>
+        <w:spacing w:after="160"/>
+      </w:pPr>
+      <w:r>
+        <w:t xml:space="preserve">La tarjeta es un </w:t>
+      </w:r>
+      <w:r>
+        <w:t xml:space="preserve">componente de cliente con estado. El hook </w:t>
+      </w:r>
+      <w:r>
+        <w:rPr>
+          <w:rFonts w:ascii="Courier New" w:eastAsia="Courier New" w:hAnsi="Courier New" w:cs="Courier New"/>
+        </w:rPr>
+        <w:t>useRestaurantWeather</w:t>
+      </w:r>
+      <w:r>
+        <w:t xml:space="preserve"> pide el clima cuando cambia la ciudad guardada o el idioma, y cancela la petición anterior si el dueño cambia de ciudad antes de recibir la respuesta:</w:t>
+      </w:r>
+    </w:p>
+    <w:p>
+      <w:pPr>
+        <w:shd w:val="clear" w:color="auto" w:fill="F2F2F2"/>
+        <w:spacing w:before="120" w:line="260" w:lineRule="auto"/>
+      </w:pPr>
+      <w:r>
+        <w:rPr>
+          <w:rFonts w:ascii="Courier New" w:eastAsia="Courier New" w:hAnsi="Courier New" w:cs="Courier New"/>
+          <w:sz w:val="18"/>
+          <w:szCs w:val="18"/>
+        </w:rPr>
+        <w:t>// apps/web/src/app/admin/restaurant-weath</w:t>
+      </w:r>
+      <w:r>
+        <w:rPr>
+          <w:rFonts w:ascii="Courier New" w:eastAsia="Courier New" w:hAnsi="Courier New" w:cs="Courier New"/>
+          <w:sz w:val="18"/>
+          <w:szCs w:val="18"/>
+        </w:rPr>
+        <w:t>er.tsx</w:t>
+      </w:r>
+    </w:p>
+    <w:p>
+      <w:pPr>
+        <w:shd w:val="clear" w:color="auto" w:fill="F2F2F2"/>
+        <w:spacing w:line="260" w:lineRule="auto"/>
+      </w:pPr>
+      <w:r>
+        <w:rPr>
+          <w:rFonts w:ascii="Courier New" w:eastAsia="Courier New" w:hAnsi="Courier New" w:cs="Courier New"/>
+          <w:sz w:val="18"/>
+          <w:szCs w:val="18"/>
+        </w:rPr>
+        <w:t>export function useRestaurantWeather(savedCity: string | null): WeatherState {</w:t>
+      </w:r>
+    </w:p>
+    <w:p>
+      <w:pPr>
+        <w:shd w:val="clear" w:color="auto" w:fill="F2F2F2"/>
+        <w:spacing w:line="260" w:lineRule="auto"/>
+      </w:pPr>
+      <w:r>
+        <w:rPr>
+          <w:rFonts w:ascii="Courier New" w:eastAsia="Courier New" w:hAnsi="Courier New" w:cs="Courier New"/>
+          <w:sz w:val="18"/>
+          <w:szCs w:val="18"/>
+        </w:rPr>
+        <w:t xml:space="preserve">  const locale = useLocale();</w:t>
+      </w:r>
+    </w:p>
+    <w:p>
+      <w:pPr>
+        <w:shd w:val="clear" w:color="auto" w:fill="F2F2F2"/>
+        <w:spacing w:line="260" w:lineRule="auto"/>
+      </w:pPr>
+      <w:r>
+        <w:rPr>
+          <w:rFonts w:ascii="Courier New" w:eastAsia="Courier New" w:hAnsi="Courier New" w:cs="Courier New"/>
+          <w:sz w:val="18"/>
+          <w:szCs w:val="18"/>
+        </w:rPr>
+        <w:t xml:space="preserve">  const city = savedCity?.trim() ?? '';</w:t>
+      </w:r>
+    </w:p>
+    <w:p>
+      <w:pPr>
+        <w:shd w:val="clear" w:color="auto" w:fill="F2F2F2"/>
+        <w:spacing w:line="260" w:lineRule="auto"/>
+      </w:pPr>
+      <w:r>
+        <w:rPr>
+          <w:rFonts w:ascii="Courier New" w:eastAsia="Courier New" w:hAnsi="Courier New" w:cs="Courier New"/>
+          <w:sz w:val="18"/>
+          <w:szCs w:val="18"/>
+        </w:rPr>
+        <w:lastRenderedPageBreak/>
+        <w:t xml:space="preserve">  const key = `${locale}\n${city}`;</w:t>
+      </w:r>
+    </w:p>
+    <w:p>
+      <w:pPr>
+        <w:shd w:val="clear" w:color="auto" w:fill="F2F2F2"/>
+        <w:spacing w:line="260" w:lineRule="auto"/>
+      </w:pPr>
+      <w:r>
+        <w:rPr>
+          <w:rFonts w:ascii="Courier New" w:eastAsia="Courier New" w:hAnsi="Courier New" w:cs="Courier New"/>
+          <w:sz w:val="18"/>
+          <w:szCs w:val="18"/>
+        </w:rPr>
+        <w:t xml:space="preserve">  const [result, setResult] =</w:t>
+      </w:r>
+    </w:p>
+    <w:p>
+      <w:pPr>
+        <w:shd w:val="clear" w:color="auto" w:fill="F2F2F2"/>
+        <w:spacing w:line="260" w:lineRule="auto"/>
+      </w:pPr>
+      <w:r>
+        <w:rPr>
+          <w:rFonts w:ascii="Courier New" w:eastAsia="Courier New" w:hAnsi="Courier New" w:cs="Courier New"/>
+          <w:sz w:val="18"/>
+          <w:szCs w:val="18"/>
+        </w:rPr>
+        <w:t xml:space="preserve">    useState&lt;{ key: string; state:</w:t>
+      </w:r>
+      <w:r>
+        <w:rPr>
+          <w:rFonts w:ascii="Courier New" w:eastAsia="Courier New" w:hAnsi="Courier New" w:cs="Courier New"/>
+          <w:sz w:val="18"/>
+          <w:szCs w:val="18"/>
+        </w:rPr>
+        <w:t xml:space="preserve"> WeatherState } | null&gt;(null);</w:t>
+      </w:r>
+    </w:p>
+    <w:p>
+      <w:pPr>
+        <w:shd w:val="clear" w:color="auto" w:fill="F2F2F2"/>
+        <w:spacing w:line="260" w:lineRule="auto"/>
+      </w:pPr>
+      <w:r>
+        <w:rPr>
+          <w:rFonts w:ascii="Courier New" w:eastAsia="Courier New" w:hAnsi="Courier New" w:cs="Courier New"/>
+          <w:sz w:val="18"/>
+          <w:szCs w:val="18"/>
+        </w:rPr>
+        <w:t xml:space="preserve"> </w:t>
+      </w:r>
+    </w:p>
+    <w:p>
+      <w:pPr>
+        <w:shd w:val="clear" w:color="auto" w:fill="F2F2F2"/>
+        <w:spacing w:line="260" w:lineRule="auto"/>
+      </w:pPr>
+      <w:r>
+        <w:rPr>
+          <w:rFonts w:ascii="Courier New" w:eastAsia="Courier New" w:hAnsi="Courier New" w:cs="Courier New"/>
+          <w:sz w:val="18"/>
+          <w:szCs w:val="18"/>
+        </w:rPr>
+        <w:t xml:space="preserve">  useEffect(() =&gt; {</w:t>
+      </w:r>
+    </w:p>
+    <w:p>
+      <w:pPr>
+        <w:shd w:val="clear" w:color="auto" w:fill="F2F2F2"/>
+        <w:spacing w:line="260" w:lineRule="auto"/>
+      </w:pPr>
+      <w:r>
+        <w:rPr>
+          <w:rFonts w:ascii="Courier New" w:eastAsia="Courier New" w:hAnsi="Courier New" w:cs="Courier New"/>
+          <w:sz w:val="18"/>
+          <w:szCs w:val="18"/>
+        </w:rPr>
+        <w:t xml:space="preserve">    if (!city) return;</w:t>
+      </w:r>
+    </w:p>
+    <w:p>
+      <w:pPr>
+        <w:shd w:val="clear" w:color="auto" w:fill="F2F2F2"/>
+        <w:spacing w:line="260" w:lineRule="auto"/>
+      </w:pPr>
+      <w:r>
+        <w:rPr>
+          <w:rFonts w:ascii="Courier New" w:eastAsia="Courier New" w:hAnsi="Courier New" w:cs="Courier New"/>
+          <w:sz w:val="18"/>
+          <w:szCs w:val="18"/>
+        </w:rPr>
+        <w:t xml:space="preserve">    const controller = new AbortController();</w:t>
+      </w:r>
+    </w:p>
+    <w:p>
+      <w:pPr>
+        <w:shd w:val="clear" w:color="auto" w:fill="F2F2F2"/>
+        <w:spacing w:line="260" w:lineRule="auto"/>
+      </w:pPr>
+      <w:r>
+        <w:rPr>
+          <w:rFonts w:ascii="Courier New" w:eastAsia="Courier New" w:hAnsi="Courier New" w:cs="Courier New"/>
+          <w:sz w:val="18"/>
+          <w:szCs w:val="18"/>
+        </w:rPr>
+        <w:t xml:space="preserve">    lookUpWeather(city, locale, controller.signal).then(</w:t>
+      </w:r>
+    </w:p>
+    <w:p>
+      <w:pPr>
+        <w:shd w:val="clear" w:color="auto" w:fill="F2F2F2"/>
+        <w:spacing w:line="260" w:lineRule="auto"/>
+      </w:pPr>
+      <w:r>
+        <w:rPr>
+          <w:rFonts w:ascii="Courier New" w:eastAsia="Courier New" w:hAnsi="Courier New" w:cs="Courier New"/>
+          <w:sz w:val="18"/>
+          <w:szCs w:val="18"/>
+        </w:rPr>
+        <w:t xml:space="preserve">      (lookup) =&gt;</w:t>
+      </w:r>
+    </w:p>
+    <w:p>
+      <w:pPr>
+        <w:shd w:val="clear" w:color="auto" w:fill="F2F2F2"/>
+        <w:spacing w:line="260" w:lineRule="auto"/>
+      </w:pPr>
+      <w:r>
+        <w:rPr>
+          <w:rFonts w:ascii="Courier New" w:eastAsia="Courier New" w:hAnsi="Courier New" w:cs="Courier New"/>
+          <w:sz w:val="18"/>
+          <w:szCs w:val="18"/>
+        </w:rPr>
+        <w:t xml:space="preserve">        setResult({</w:t>
+      </w:r>
+    </w:p>
+    <w:p>
+      <w:pPr>
+        <w:shd w:val="clear" w:color="auto" w:fill="F2F2F2"/>
+        <w:spacing w:line="260" w:lineRule="auto"/>
+      </w:pPr>
+      <w:r>
+        <w:rPr>
+          <w:rFonts w:ascii="Courier New" w:eastAsia="Courier New" w:hAnsi="Courier New" w:cs="Courier New"/>
+          <w:sz w:val="18"/>
+          <w:szCs w:val="18"/>
+        </w:rPr>
+        <w:t xml:space="preserve">          key,</w:t>
+      </w:r>
+    </w:p>
+    <w:p>
+      <w:pPr>
+        <w:shd w:val="clear" w:color="auto" w:fill="F2F2F2"/>
+        <w:spacing w:line="260" w:lineRule="auto"/>
+      </w:pPr>
+      <w:r>
+        <w:rPr>
+          <w:rFonts w:ascii="Courier New" w:eastAsia="Courier New" w:hAnsi="Courier New" w:cs="Courier New"/>
+          <w:sz w:val="18"/>
+          <w:szCs w:val="18"/>
+        </w:rPr>
+        <w:t xml:space="preserve">          state:</w:t>
+      </w:r>
+    </w:p>
+    <w:p>
+      <w:pPr>
+        <w:shd w:val="clear" w:color="auto" w:fill="F2F2F2"/>
+        <w:spacing w:line="260" w:lineRule="auto"/>
+      </w:pPr>
+      <w:r>
+        <w:rPr>
+          <w:rFonts w:ascii="Courier New" w:eastAsia="Courier New" w:hAnsi="Courier New" w:cs="Courier New"/>
+          <w:sz w:val="18"/>
+          <w:szCs w:val="18"/>
+        </w:rPr>
+        <w:t xml:space="preserve">            lookup.kind === 'found'</w:t>
+      </w:r>
+    </w:p>
+    <w:p>
+      <w:pPr>
+        <w:shd w:val="clear" w:color="auto" w:fill="F2F2F2"/>
+        <w:spacing w:line="260" w:lineRule="auto"/>
+      </w:pPr>
+      <w:r>
+        <w:rPr>
+          <w:rFonts w:ascii="Courier New" w:eastAsia="Courier New" w:hAnsi="Courier New" w:cs="Courier New"/>
+          <w:sz w:val="18"/>
+          <w:szCs w:val="18"/>
+        </w:rPr>
+        <w:t xml:space="preserve">              ? { region: lookup.region, status: 'ready', weather: lookup.weather }</w:t>
+      </w:r>
+    </w:p>
+    <w:p>
+      <w:pPr>
+        <w:shd w:val="clear" w:color="auto" w:fill="F2F2F2"/>
+        <w:spacing w:line="260" w:lineRule="auto"/>
+      </w:pPr>
+      <w:r>
+        <w:rPr>
+          <w:rFonts w:ascii="Courier New" w:eastAsia="Courier New" w:hAnsi="Courier New" w:cs="Courier New"/>
+          <w:sz w:val="18"/>
+          <w:szCs w:val="18"/>
+        </w:rPr>
+        <w:t xml:space="preserve">              : { status: 'not-found' },</w:t>
+      </w:r>
+    </w:p>
+    <w:p>
+      <w:pPr>
+        <w:shd w:val="clear" w:color="auto" w:fill="F2F2F2"/>
+        <w:spacing w:line="260" w:lineRule="auto"/>
+      </w:pPr>
+      <w:r>
+        <w:rPr>
+          <w:rFonts w:ascii="Courier New" w:eastAsia="Courier New" w:hAnsi="Courier New" w:cs="Courier New"/>
+          <w:sz w:val="18"/>
+          <w:szCs w:val="18"/>
+        </w:rPr>
+        <w:t xml:space="preserve">        }),</w:t>
+      </w:r>
+    </w:p>
+    <w:p>
+      <w:pPr>
+        <w:shd w:val="clear" w:color="auto" w:fill="F2F2F2"/>
+        <w:spacing w:line="260" w:lineRule="auto"/>
+      </w:pPr>
+      <w:r>
+        <w:rPr>
+          <w:rFonts w:ascii="Courier New" w:eastAsia="Courier New" w:hAnsi="Courier New" w:cs="Courier New"/>
+          <w:sz w:val="18"/>
+          <w:szCs w:val="18"/>
+        </w:rPr>
+        <w:t xml:space="preserve">      () =&gt; {</w:t>
+      </w:r>
+    </w:p>
+    <w:p>
+      <w:pPr>
+        <w:shd w:val="clear" w:color="auto" w:fill="F2F2F2"/>
+        <w:spacing w:line="260" w:lineRule="auto"/>
+      </w:pPr>
+      <w:r>
+        <w:rPr>
+          <w:rFonts w:ascii="Courier New" w:eastAsia="Courier New" w:hAnsi="Courier New" w:cs="Courier New"/>
+          <w:sz w:val="18"/>
+          <w:szCs w:val="18"/>
+        </w:rPr>
+        <w:t xml:space="preserve">        if (!controller.signal.aborted) {</w:t>
+      </w:r>
+    </w:p>
+    <w:p>
+      <w:pPr>
+        <w:shd w:val="clear" w:color="auto" w:fill="F2F2F2"/>
+        <w:spacing w:line="260" w:lineRule="auto"/>
+      </w:pPr>
+      <w:r>
+        <w:rPr>
+          <w:rFonts w:ascii="Courier New" w:eastAsia="Courier New" w:hAnsi="Courier New" w:cs="Courier New"/>
+          <w:sz w:val="18"/>
+          <w:szCs w:val="18"/>
+        </w:rPr>
+        <w:t xml:space="preserve">          </w:t>
+      </w:r>
+      <w:r>
+        <w:rPr>
+          <w:rFonts w:ascii="Courier New" w:eastAsia="Courier New" w:hAnsi="Courier New" w:cs="Courier New"/>
+          <w:sz w:val="18"/>
+          <w:szCs w:val="18"/>
+        </w:rPr>
+        <w:t>setResult({ key, state: { status: 'error' } });</w:t>
+      </w:r>
+    </w:p>
+    <w:p>
+      <w:pPr>
+        <w:shd w:val="clear" w:color="auto" w:fill="F2F2F2"/>
+        <w:spacing w:line="260" w:lineRule="auto"/>
+      </w:pPr>
+      <w:r>
+        <w:rPr>
+          <w:rFonts w:ascii="Courier New" w:eastAsia="Courier New" w:hAnsi="Courier New" w:cs="Courier New"/>
+          <w:sz w:val="18"/>
+          <w:szCs w:val="18"/>
+        </w:rPr>
+        <w:t xml:space="preserve">        }</w:t>
+      </w:r>
+    </w:p>
+    <w:p>
+      <w:pPr>
+        <w:shd w:val="clear" w:color="auto" w:fill="F2F2F2"/>
+        <w:spacing w:line="260" w:lineRule="auto"/>
+      </w:pPr>
+      <w:r>
+        <w:rPr>
+          <w:rFonts w:ascii="Courier New" w:eastAsia="Courier New" w:hAnsi="Courier New" w:cs="Courier New"/>
+          <w:sz w:val="18"/>
+          <w:szCs w:val="18"/>
+        </w:rPr>
+        <w:t xml:space="preserve">      },</w:t>
+      </w:r>
+    </w:p>
+    <w:p>
+      <w:pPr>
+        <w:shd w:val="clear" w:color="auto" w:fill="F2F2F2"/>
+        <w:spacing w:line="260" w:lineRule="auto"/>
+      </w:pPr>
+      <w:r>
+        <w:rPr>
+          <w:rFonts w:ascii="Courier New" w:eastAsia="Courier New" w:hAnsi="Courier New" w:cs="Courier New"/>
+          <w:sz w:val="18"/>
+          <w:szCs w:val="18"/>
+        </w:rPr>
+        <w:t xml:space="preserve">    );</w:t>
+      </w:r>
+    </w:p>
+    <w:p>
+      <w:pPr>
+        <w:shd w:val="clear" w:color="auto" w:fill="F2F2F2"/>
+        <w:spacing w:line="260" w:lineRule="auto"/>
+      </w:pPr>
+      <w:r>
+        <w:rPr>
+          <w:rFonts w:ascii="Courier New" w:eastAsia="Courier New" w:hAnsi="Courier New" w:cs="Courier New"/>
+          <w:sz w:val="18"/>
+          <w:szCs w:val="18"/>
+        </w:rPr>
+        <w:t xml:space="preserve">    return () =&gt; controller.abort(); // cancela la consulta anterior</w:t>
+      </w:r>
+    </w:p>
+    <w:p>
+      <w:pPr>
+        <w:shd w:val="clear" w:color="auto" w:fill="F2F2F2"/>
+        <w:spacing w:line="260" w:lineRule="auto"/>
+      </w:pPr>
+      <w:r>
+        <w:rPr>
+          <w:rFonts w:ascii="Courier New" w:eastAsia="Courier New" w:hAnsi="Courier New" w:cs="Courier New"/>
+          <w:sz w:val="18"/>
+          <w:szCs w:val="18"/>
+        </w:rPr>
+        <w:t xml:space="preserve">  }, [city, key, locale]);</w:t>
+      </w:r>
+    </w:p>
+    <w:p>
+      <w:pPr>
+        <w:shd w:val="clear" w:color="auto" w:fill="F2F2F2"/>
+        <w:spacing w:line="260" w:lineRule="auto"/>
+      </w:pPr>
+      <w:r>
+        <w:rPr>
+          <w:rFonts w:ascii="Courier New" w:eastAsia="Courier New" w:hAnsi="Courier New" w:cs="Courier New"/>
+          <w:sz w:val="18"/>
+          <w:szCs w:val="18"/>
+        </w:rPr>
+        <w:t xml:space="preserve"> </w:t>
+      </w:r>
+    </w:p>
+    <w:p>
+      <w:pPr>
+        <w:shd w:val="clear" w:color="auto" w:fill="F2F2F2"/>
+        <w:spacing w:line="260" w:lineRule="auto"/>
+      </w:pPr>
+      <w:r>
+        <w:rPr>
+          <w:rFonts w:ascii="Courier New" w:eastAsia="Courier New" w:hAnsi="Courier New" w:cs="Courier New"/>
+          <w:sz w:val="18"/>
+          <w:szCs w:val="18"/>
+        </w:rPr>
+        <w:t xml:space="preserve">  if (!city) return { status: 'idle' };</w:t>
+      </w:r>
+    </w:p>
+    <w:p>
+      <w:pPr>
+        <w:shd w:val="clear" w:color="auto" w:fill="F2F2F2"/>
+        <w:spacing w:line="260" w:lineRule="auto"/>
+      </w:pPr>
+      <w:r>
+        <w:rPr>
+          <w:rFonts w:ascii="Courier New" w:eastAsia="Courier New" w:hAnsi="Courier New" w:cs="Courier New"/>
+          <w:sz w:val="18"/>
+          <w:szCs w:val="18"/>
+        </w:rPr>
+        <w:t xml:space="preserve">  return result?.key === key ? result.state </w:t>
+      </w:r>
+      <w:r>
+        <w:rPr>
+          <w:rFonts w:ascii="Courier New" w:eastAsia="Courier New" w:hAnsi="Courier New" w:cs="Courier New"/>
+          <w:sz w:val="18"/>
+          <w:szCs w:val="18"/>
+        </w:rPr>
+        <w:t>: { status: 'loading' };</w:t>
+      </w:r>
+    </w:p>
+    <w:p>
+      <w:pPr>
+        <w:shd w:val="clear" w:color="auto" w:fill="F2F2F2"/>
+        <w:spacing w:after="200" w:line="260" w:lineRule="auto"/>
+      </w:pPr>
+      <w:r>
+        <w:rPr>
+          <w:rFonts w:ascii="Courier New" w:eastAsia="Courier New" w:hAnsi="Courier New" w:cs="Courier New"/>
+          <w:sz w:val="18"/>
+          <w:szCs w:val="18"/>
+        </w:rPr>
+        <w:t>}</w:t>
+      </w:r>
+    </w:p>
+    <w:p>
+      <w:pPr>
+        <w:spacing w:after="160"/>
+      </w:pPr>
+      <w:r>
+        <w:t>El hook vive en el panel del perfil y no dentro del formulario. El formulario se vuelve a montar cada vez que se guarda, y si el hook estuviera dentro, guardar el teléfono volvería a consultar el clima. Una prueba lo impide: guar</w:t>
+      </w:r>
+      <w:r>
+        <w:t>dar sin cambiar la ciudad no genera peticiones nuevas.</w:t>
+      </w:r>
+    </w:p>
+    <w:tbl>
+      <w:tblPr>
+        <w:tblW w:w="9360" w:type="dxa"/>
+        <w:tblBorders>
+          <w:top w:val="single" w:sz="4" w:space="0" w:color="auto"/>
+          <w:left w:val="single" w:sz="4" w:space="0" w:color="auto"/>
+          <w:bottom w:val="single" w:sz="4" w:space="0" w:color="auto"/>
+          <w:right w:val="single" w:sz="4" w:space="0" w:color="auto"/>
+          <w:insideH w:val="single" w:sz="4" w:space="0" w:color="auto"/>
+          <w:insideV w:val="single" w:sz="4" w:space="0" w:color="auto"/>
+        </w:tblBorders>
+        <w:tblCellMar>
+          <w:left w:w="10" w:type="dxa"/>
+          <w:right w:w="10" w:type="dxa"/>
+        </w:tblCellMar>
+        <w:tblLook w:val="0000" w:firstRow="0" w:lastRow="0" w:firstColumn="0" w:lastColumn="0" w:noHBand="0" w:noVBand="0"/>
+      </w:tblPr>
+      <w:tblGrid>
+        <w:gridCol w:w="2995"/>
+        <w:gridCol w:w="6365"/>
+      </w:tblGrid>
+      <w:tr>
+        <w:tblPrEx>
+          <w:tblCellMar>
+            <w:top w:w="0" w:type="dxa"/>
+            <w:bottom w:w="0" w:type="dxa"/>
+          </w:tblCellMar>
+        </w:tblPrEx>
+        <w:trPr>
+          <w:tblHeader/>
+        </w:trPr>
+        <w:tc>
+          <w:tcPr>
+            <w:tcW w:w="2995" w:type="dxa"/>
+            <w:tcBorders>
+              <w:top w:val="single" w:sz="2" w:space="0" w:color="BFBFBF"/>
+              <w:left w:val="single" w:sz="2" w:space="0" w:color="BFBFBF"/>
+              <w:bottom w:val="single" w:sz="2" w:space="0" w:color="BFBFBF"/>
+              <w:right w:val="single" w:sz="2" w:space="0" w:color="BFBFBF"/>
+            </w:tcBorders>
+            <w:shd w:val="clear" w:color="auto" w:fill="D9D9D9"/>
+            <w:tcMar>
+              <w:top w:w="80" w:type="dxa"/>
+              <w:left w:w="120" w:type="dxa"/>
+              <w:bottom w:w="80" w:type="dxa"/>
+              <w:right w:w="120" w:type="dxa"/>
+            </w:tcMar>
+            <w:vAlign w:val="center"/>
+          </w:tcPr>
+          <w:p>
+            <w:r>
+              <w:rPr>
+                <w:b/>
+                <w:bCs/>
+                <w:sz w:val="20"/>
+                <w:szCs w:val="20"/>
+              </w:rPr>
+              <w:t>Estado</w:t>
+            </w:r>
+          </w:p>
+        </w:tc>
+        <w:tc>
+          <w:tcPr>
+            <w:tcW w:w="6365" w:type="dxa"/>
+            <w:tcBorders>
+              <w:top w:val="single" w:sz="2" w:space="0" w:color="BFBFBF"/>
+              <w:left w:val="single" w:sz="2" w:space="0" w:color="BFBFBF"/>
+              <w:bottom w:val="single" w:sz="2" w:space="0" w:color="BFBFBF"/>
+              <w:right w:val="single" w:sz="2" w:space="0" w:color="BFBFBF"/>
+            </w:tcBorders>
+            <w:shd w:val="clear" w:color="auto" w:fill="D9D9D9"/>
+            <w:tcMar>
+              <w:top w:w="80" w:type="dxa"/>
+              <w:left w:w="120" w:type="dxa"/>
+              <w:bottom w:w="80" w:type="dxa"/>
+              <w:right w:w="120" w:type="dxa"/>
+            </w:tcMar>
+            <w:vAlign w:val="center"/>
+          </w:tcPr>
+          <w:p>
+            <w:r>
+              <w:rPr>
+                <w:b/>
+                <w:bCs/>
+                <w:sz w:val="20"/>
+                <w:szCs w:val="20"/>
+              </w:rPr>
+              <w:t>Qué ve el dueño</w:t>
+            </w:r>
+          </w:p>
+        </w:tc>
+      </w:tr>
+      <w:tr>
+        <w:tblPrEx>
+          <w:tblCellMar>
+            <w:top w:w="0" w:type="dxa"/>
+            <w:bottom w:w="0" w:type="dxa"/>
+          </w:tblCellMar>
+        </w:tblPrEx>
+        <w:tc>
+          <w:tcPr>
+            <w:tcW w:w="2995" w:type="dxa"/>
+            <w:tcBorders>
+              <w:top w:val="single" w:sz="2" w:space="0" w:color="BFBFBF"/>
+              <w:left w:val="single" w:sz="2" w:space="0" w:color="BFBFBF"/>
+              <w:bottom w:val="single" w:sz="2" w:space="0" w:color="BFBFBF"/>
+              <w:right w:val="single" w:sz="2" w:space="0" w:color="BFBFBF"/>
+            </w:tcBorders>
+            <w:tcMar>
+              <w:top w:w="80" w:type="dxa"/>
+              <w:left w:w="120" w:type="dxa"/>
+              <w:bottom w:w="80" w:type="dxa"/>
+              <w:right w:w="120" w:type="dxa"/>
+            </w:tcMar>
+            <w:vAlign w:val="center"/>
+          </w:tcPr>
+          <w:p>
+            <w:r>
+              <w:rPr>
+                <w:sz w:val="20"/>
+                <w:szCs w:val="20"/>
+              </w:rPr>
+              <w:t>Sin ciudad</w:t>
+            </w:r>
+          </w:p>
+        </w:tc>
+        <w:tc>
+          <w:tcPr>
+            <w:tcW w:w="6365" w:type="dxa"/>
+            <w:tcBorders>
+              <w:top w:val="single" w:sz="2" w:space="0" w:color="BFBFBF"/>
+              <w:left w:val="single" w:sz="2" w:space="0" w:color="BFBFBF"/>
+              <w:bottom w:val="single" w:sz="2" w:space="0" w:color="BFBFBF"/>
+              <w:right w:val="single" w:sz="2" w:space="0" w:color="BFBFBF"/>
+            </w:tcBorders>
+            <w:tcMar>
+              <w:top w:w="80" w:type="dxa"/>
+              <w:left w:w="120" w:type="dxa"/>
+              <w:bottom w:w="80" w:type="dxa"/>
+              <w:right w:w="120" w:type="dxa"/>
+            </w:tcMar>
+            <w:vAlign w:val="center"/>
+          </w:tcPr>
+          <w:p>
+            <w:r>
+              <w:rPr>
+                <w:sz w:val="20"/>
+                <w:szCs w:val="20"/>
+              </w:rPr>
+              <w:t>«Agrega la ciudad de tu local para ver el clima de tu zona.»</w:t>
+            </w:r>
+          </w:p>
+        </w:tc>
+      </w:tr>
+      <w:tr>
+        <w:tblPrEx>
+          <w:tblCellMar>
+            <w:top w:w="0" w:type="dxa"/>
+            <w:bottom w:w="0" w:type="dxa"/>
+          </w:tblCellMar>
+        </w:tblPrEx>
+        <w:tc>
+          <w:tcPr>
+            <w:tcW w:w="2995" w:type="dxa"/>
+            <w:tcBorders>
+              <w:top w:val="single" w:sz="2" w:space="0" w:color="BFBFBF"/>
+              <w:left w:val="single" w:sz="2" w:space="0" w:color="BFBFBF"/>
+              <w:bottom w:val="single" w:sz="2" w:space="0" w:color="BFBFBF"/>
+              <w:right w:val="single" w:sz="2" w:space="0" w:color="BFBFBF"/>
+            </w:tcBorders>
+            <w:tcMar>
+              <w:top w:w="80" w:type="dxa"/>
+              <w:left w:w="120" w:type="dxa"/>
+              <w:bottom w:w="80" w:type="dxa"/>
+              <w:right w:w="120" w:type="dxa"/>
+            </w:tcMar>
+            <w:vAlign w:val="center"/>
+          </w:tcPr>
+          <w:p>
+            <w:r>
+              <w:rPr>
+                <w:sz w:val="20"/>
+                <w:szCs w:val="20"/>
+              </w:rPr>
+              <w:t>Consultando</w:t>
+            </w:r>
+          </w:p>
+        </w:tc>
+        <w:tc>
+          <w:tcPr>
+            <w:tcW w:w="6365" w:type="dxa"/>
+            <w:tcBorders>
+              <w:top w:val="single" w:sz="2" w:space="0" w:color="BFBFBF"/>
+              <w:left w:val="single" w:sz="2" w:space="0" w:color="BFBFBF"/>
+              <w:bottom w:val="single" w:sz="2" w:space="0" w:color="BFBFBF"/>
+              <w:right w:val="single" w:sz="2" w:space="0" w:color="BFBFBF"/>
+            </w:tcBorders>
+            <w:tcMar>
+              <w:top w:w="80" w:type="dxa"/>
+              <w:left w:w="120" w:type="dxa"/>
+              <w:bottom w:w="80" w:type="dxa"/>
+              <w:right w:w="120" w:type="dxa"/>
+            </w:tcMar>
+            <w:vAlign w:val="center"/>
+          </w:tcPr>
+          <w:p>
+            <w:r>
+              <w:rPr>
+                <w:sz w:val="20"/>
+                <w:szCs w:val="20"/>
+              </w:rPr>
+              <w:t>«Consultando el clima…»</w:t>
+            </w:r>
+          </w:p>
+        </w:tc>
+      </w:tr>
+      <w:tr>
+        <w:tblPrEx>
+          <w:tblCellMar>
+            <w:top w:w="0" w:type="dxa"/>
+            <w:bottom w:w="0" w:type="dxa"/>
+          </w:tblCellMar>
+        </w:tblPrEx>
+        <w:tc>
+          <w:tcPr>
+            <w:tcW w:w="2995" w:type="dxa"/>
+            <w:tcBorders>
+              <w:top w:val="single" w:sz="2" w:space="0" w:color="BFBFBF"/>
+              <w:left w:val="single" w:sz="2" w:space="0" w:color="BFBFBF"/>
+              <w:bottom w:val="single" w:sz="2" w:space="0" w:color="BFBFBF"/>
+              <w:right w:val="single" w:sz="2" w:space="0" w:color="BFBFBF"/>
+            </w:tcBorders>
+            <w:tcMar>
+              <w:top w:w="80" w:type="dxa"/>
+              <w:left w:w="120" w:type="dxa"/>
+              <w:bottom w:w="80" w:type="dxa"/>
+              <w:right w:w="120" w:type="dxa"/>
+            </w:tcMar>
+            <w:vAlign w:val="center"/>
+          </w:tcPr>
+          <w:p>
+            <w:r>
+              <w:rPr>
+                <w:sz w:val="20"/>
+                <w:szCs w:val="20"/>
+              </w:rPr>
+              <w:t>Ciudad no encontrada</w:t>
+            </w:r>
+          </w:p>
+        </w:tc>
+        <w:tc>
+          <w:tcPr>
+            <w:tcW w:w="6365" w:type="dxa"/>
+            <w:tcBorders>
+              <w:top w:val="single" w:sz="2" w:space="0" w:color="BFBFBF"/>
+              <w:left w:val="single" w:sz="2" w:space="0" w:color="BFBFBF"/>
+              <w:bottom w:val="single" w:sz="2" w:space="0" w:color="BFBFBF"/>
+              <w:right w:val="single" w:sz="2" w:space="0" w:color="BFBFBF"/>
+            </w:tcBorders>
+            <w:tcMar>
+              <w:top w:w="80" w:type="dxa"/>
+              <w:left w:w="120" w:type="dxa"/>
+              <w:bottom w:w="80" w:type="dxa"/>
+              <w:right w:w="120" w:type="dxa"/>
+            </w:tcMar>
+            <w:vAlign w:val="center"/>
+          </w:tcPr>
+          <w:p>
+            <w:r>
+              <w:rPr>
+                <w:sz w:val="20"/>
+                <w:szCs w:val="20"/>
+              </w:rPr>
+              <w:t>«No encontramos «X». Prueba solo con el distrito o la ciudad.»</w:t>
+            </w:r>
+          </w:p>
+        </w:tc>
+      </w:tr>
+      <w:tr>
+        <w:tblPrEx>
+          <w:tblCellMar>
+            <w:top w:w="0" w:type="dxa"/>
+            <w:bottom w:w="0" w:type="dxa"/>
+          </w:tblCellMar>
+        </w:tblPrEx>
+        <w:tc>
+          <w:tcPr>
+            <w:tcW w:w="2995" w:type="dxa"/>
+            <w:tcBorders>
+              <w:top w:val="single" w:sz="2" w:space="0" w:color="BFBFBF"/>
+              <w:left w:val="single" w:sz="2" w:space="0" w:color="BFBFBF"/>
+              <w:bottom w:val="single" w:sz="2" w:space="0" w:color="BFBFBF"/>
+              <w:right w:val="single" w:sz="2" w:space="0" w:color="BFBFBF"/>
+            </w:tcBorders>
+            <w:tcMar>
+              <w:top w:w="80" w:type="dxa"/>
+              <w:left w:w="120" w:type="dxa"/>
+              <w:bottom w:w="80" w:type="dxa"/>
+              <w:right w:w="120" w:type="dxa"/>
+            </w:tcMar>
+            <w:vAlign w:val="center"/>
+          </w:tcPr>
+          <w:p>
+            <w:r>
+              <w:rPr>
+                <w:sz w:val="20"/>
+                <w:szCs w:val="20"/>
+              </w:rPr>
+              <w:t>Error de red</w:t>
+            </w:r>
+          </w:p>
+        </w:tc>
+        <w:tc>
+          <w:tcPr>
+            <w:tcW w:w="6365" w:type="dxa"/>
+            <w:tcBorders>
+              <w:top w:val="single" w:sz="2" w:space="0" w:color="BFBFBF"/>
+              <w:left w:val="single" w:sz="2" w:space="0" w:color="BFBFBF"/>
+              <w:bottom w:val="single" w:sz="2" w:space="0" w:color="BFBFBF"/>
+              <w:right w:val="single" w:sz="2" w:space="0" w:color="BFBFBF"/>
+            </w:tcBorders>
+            <w:tcMar>
+              <w:top w:w="80" w:type="dxa"/>
+              <w:left w:w="120" w:type="dxa"/>
+              <w:bottom w:w="80" w:type="dxa"/>
+              <w:right w:w="120" w:type="dxa"/>
+            </w:tcMar>
+            <w:vAlign w:val="center"/>
+          </w:tcPr>
+          <w:p>
+            <w:r>
+              <w:rPr>
+                <w:sz w:val="20"/>
+                <w:szCs w:val="20"/>
+              </w:rPr>
+              <w:t>«No pudimos cargar el clima. Inténtalo más tarde.» El resto del perfil sigue funcionando.</w:t>
+            </w:r>
+          </w:p>
+        </w:tc>
+      </w:tr>
+      <w:tr>
+        <w:tblPrEx>
+          <w:tblCellMar>
+            <w:top w:w="0" w:type="dxa"/>
+            <w:bottom w:w="0" w:type="dxa"/>
+          </w:tblCellMar>
+        </w:tblPrEx>
+        <w:tc>
+          <w:tcPr>
+            <w:tcW w:w="2995" w:type="dxa"/>
+            <w:tcBorders>
+              <w:top w:val="single" w:sz="2" w:space="0" w:color="BFBFBF"/>
+              <w:left w:val="single" w:sz="2" w:space="0" w:color="BFBFBF"/>
+              <w:bottom w:val="single" w:sz="2" w:space="0" w:color="BFBFBF"/>
+              <w:right w:val="single" w:sz="2" w:space="0" w:color="BFBFBF"/>
+            </w:tcBorders>
+            <w:tcMar>
+              <w:top w:w="80" w:type="dxa"/>
+              <w:left w:w="120" w:type="dxa"/>
+              <w:bottom w:w="80" w:type="dxa"/>
+              <w:right w:w="120" w:type="dxa"/>
+            </w:tcMar>
+            <w:vAlign w:val="center"/>
+          </w:tcPr>
+          <w:p>
+            <w:r>
+              <w:rPr>
+                <w:sz w:val="20"/>
+                <w:szCs w:val="20"/>
+              </w:rPr>
+              <w:t>Listo</w:t>
+            </w:r>
+          </w:p>
+        </w:tc>
+        <w:tc>
+          <w:tcPr>
+            <w:tcW w:w="6365" w:type="dxa"/>
+            <w:tcBorders>
+              <w:top w:val="single" w:sz="2" w:space="0" w:color="BFBFBF"/>
+              <w:left w:val="single" w:sz="2" w:space="0" w:color="BFBFBF"/>
+              <w:bottom w:val="single" w:sz="2" w:space="0" w:color="BFBFBF"/>
+              <w:right w:val="single" w:sz="2" w:space="0" w:color="BFBFBF"/>
+            </w:tcBorders>
+            <w:tcMar>
+              <w:top w:w="80" w:type="dxa"/>
+              <w:left w:w="120" w:type="dxa"/>
+              <w:bottom w:w="80" w:type="dxa"/>
+              <w:right w:w="120" w:type="dxa"/>
+            </w:tcMar>
+            <w:vAlign w:val="center"/>
+          </w:tcPr>
+          <w:p>
+            <w:r>
+              <w:rPr>
+                <w:sz w:val="20"/>
+                <w:szCs w:val="20"/>
+              </w:rPr>
+              <w:t>Temperatura, estado del cielo, ciudad y región encontrada, hora de la medición y e</w:t>
+            </w:r>
+            <w:r>
+              <w:rPr>
+                <w:sz w:val="20"/>
+                <w:szCs w:val="20"/>
+              </w:rPr>
+              <w:t>l enlace a Open-Meteo</w:t>
+            </w:r>
+          </w:p>
+        </w:tc>
+      </w:tr>
+    </w:tbl>
+    <w:p>
+      <w:pPr>
+        <w:spacing w:after="160"/>
+      </w:pPr>
+    </w:p>
+    <w:p>
+      <w:pPr>
+        <w:spacing w:after="160"/>
+      </w:pPr>
+      <w:r>
+        <w:t>La tarjeta muestra la región que devolvió Open-Meteo junto a la ciudad guardada. Así, si la API elige un lugar equivocado (el caso de Barranco), el dueño lo ve y puede corregir la ciudad. El enlace «Weather data by Open-Meteo.com» l</w:t>
+      </w:r>
+      <w:r>
+        <w:t>o exige la licencia CC BY 4.0 de los datos.</w:t>
+      </w:r>
+    </w:p>
+    <w:p>
+      <w:pPr>
+        <w:spacing w:before="200" w:after="60"/>
+        <w:jc w:val="center"/>
+      </w:pPr>
+      <w:r>
+        <w:rPr>
+          <w:noProof/>
+        </w:rPr>
+        <w:lastRenderedPageBreak/>
+        <w:drawing>
+          <wp:inline distT="0" distB="0" distL="0" distR="0" wp14:anchorId="23F85A9B" wp14:editId="09B8B4C5">
+            <wp:extent cx="5715000" cy="5429250"/>
+            <wp:effectExtent l="0" t="0" r="0" b="0"/>
+            <wp:docPr id="13" name="Perfil del dueño con la tarjeta del clima" descr="Perfil del dueño con la tarjeta del clima" title="Perfil del dueño con la tarjeta del clima"/>
+            <wp:cNvGraphicFramePr>
+              <a:graphicFrameLocks xmlns:a="http://schemas.openxmlformats.org/drawingml/2006/main" noChangeAspect="1"/>
+            </wp:cNvGraphicFramePr>
+            <a:graphic xmlns:a="http://schemas.openxmlformats.org/drawingml/2006/main">
+              <a:graphicData uri="http://schemas.openxmlformats.org/drawingml/2006/picture">
+                <pic:pic xmlns:pic="http://schemas.openxmlformats.org/drawingml/2006/picture">
+                  <pic:nvPicPr>
+                    <pic:cNvPr id="0" name=""/>
+                    <pic:cNvPicPr>
+                      <a:picLocks noChangeAspect="1" noChangeArrowheads="1"/>
+                    </pic:cNvPicPr>
+                  </pic:nvPicPr>
+                  <pic:blipFill>
+                    <a:blip r:embed="rId23"/>
+                    <a:srcRect/>
+                    <a:stretch>
+                      <a:fillRect/>
+                    </a:stretch>
+                  </pic:blipFill>
+                  <pic:spPr bwMode="auto">
+                    <a:xfrm>
+                      <a:off x="0" y="0"/>
+                      <a:ext cx="5715000" cy="5429250"/>
+                    </a:xfrm>
+                    <a:prstGeom prst="rect">
+                      <a:avLst/>
+                    </a:prstGeom>
+                  </pic:spPr>
+                </pic:pic>
+              </a:graphicData>
+            </a:graphic>
+          </wp:inline>
+        </w:drawing>
+      </w:r>
+    </w:p>
+    <w:p>
+      <w:pPr>
+        <w:spacing w:after="200"/>
+        <w:jc w:val="center"/>
+      </w:pPr>
+      <w:r>
+        <w:rPr>
+          <w:i/>
+          <w:iCs/>
+          <w:color w:val="595959"/>
+          <w:sz w:val="20"/>
+          <w:szCs w:val="20"/>
+        </w:rPr>
+        <w:t>Figura 7. Perfil del dueño con la ciudad «Miraflores, Lima» y la tarjeta «Clima ahora» con datos reales de Open-Meteo.</w:t>
+      </w:r>
+    </w:p>
+    <w:p>
+      <w:pPr>
+        <w:pStyle w:val="Ttulo2"/>
+      </w:pPr>
+      <w:bookmarkStart w:id="27" w:name="_Toc240959708"/>
+      <w:r>
+        <w:t>7.5 Evidencia de que la petición la hace el navegador</w:t>
+      </w:r>
+      <w:bookmarkEnd w:id="27"/>
+    </w:p>
+    <w:p>
+      <w:pPr>
+        <w:spacing w:after="160"/>
+      </w:pPr>
+      <w:r>
+        <w:t xml:space="preserve">La figura 8 es la pestaña Network del visor de trazas de Playwright, grabada en la </w:t>
+      </w:r>
+      <w:r>
+        <w:t>misma sesión de la figura 7. Filtrada por «open-meteo», muestra las dos peticiones (</w:t>
+      </w:r>
+      <w:r>
+        <w:rPr>
+          <w:rFonts w:ascii="Courier New" w:eastAsia="Courier New" w:hAnsi="Courier New" w:cs="Courier New"/>
+        </w:rPr>
+        <w:t>search</w:t>
+      </w:r>
+      <w:r>
+        <w:t xml:space="preserve"> y </w:t>
+      </w:r>
+      <w:r>
+        <w:rPr>
+          <w:rFonts w:ascii="Courier New" w:eastAsia="Courier New" w:hAnsi="Courier New" w:cs="Courier New"/>
+        </w:rPr>
+        <w:t>forecast</w:t>
+      </w:r>
+      <w:r>
+        <w:t>) y el detalle de la primera.</w:t>
+      </w:r>
+    </w:p>
+    <w:p>
+      <w:pPr>
+        <w:spacing w:before="200" w:after="60"/>
+        <w:jc w:val="center"/>
+      </w:pPr>
+      <w:r>
+        <w:rPr>
+          <w:noProof/>
+        </w:rPr>
+        <w:lastRenderedPageBreak/>
+        <w:drawing>
+          <wp:inline distT="0" distB="0" distL="0" distR="0" wp14:anchorId="0DFB8F7C" wp14:editId="06BC3814">
+            <wp:extent cx="5715000" cy="5810250"/>
+            <wp:effectExtent l="0" t="0" r="0" b="0"/>
+            <wp:docPr id="14" name="Petición a Open-Meteo en el visor de trazas" descr="Petición a Open-Meteo en el visor de trazas" title="Petición a Open-Meteo en el visor de trazas"/>
+            <wp:cNvGraphicFramePr>
+              <a:graphicFrameLocks xmlns:a="http://schemas.openxmlformats.org/drawingml/2006/main" noChangeAspect="1"/>
+            </wp:cNvGraphicFramePr>
+            <a:graphic xmlns:a="http://schemas.openxmlformats.org/drawingml/2006/main">
+              <a:graphicData uri="http://schemas.openxmlformats.org/drawingml/2006/picture">
+                <pic:pic xmlns:pic="http://schemas.openxmlformats.org/drawingml/2006/picture">
+                  <pic:nvPicPr>
+                    <pic:cNvPr id="0" name=""/>
+                    <pic:cNvPicPr>
+                      <a:picLocks noChangeAspect="1" noChangeArrowheads="1"/>
+                    </pic:cNvPicPr>
+                  </pic:nvPicPr>
+                  <pic:blipFill>
+                    <a:blip r:embed="rId24"/>
+                    <a:srcRect/>
+                    <a:stretch>
+                      <a:fillRect/>
+                    </a:stretch>
+                  </pic:blipFill>
+                  <pic:spPr bwMode="auto">
+                    <a:xfrm>
+                      <a:off x="0" y="0"/>
+                      <a:ext cx="5715000" cy="5810250"/>
+                    </a:xfrm>
+                    <a:prstGeom prst="rect">
+                      <a:avLst/>
+                    </a:prstGeom>
+                  </pic:spPr>
+                </pic:pic>
+              </a:graphicData>
+            </a:graphic>
+          </wp:inline>
+        </w:drawing>
+      </w:r>
+    </w:p>
+    <w:p>
+      <w:pPr>
+        <w:spacing w:after="200"/>
+        <w:jc w:val="center"/>
+      </w:pPr>
+      <w:r>
+        <w:rPr>
+          <w:i/>
+          <w:iCs/>
+          <w:color w:val="595959"/>
+          <w:sz w:val="20"/>
+          <w:szCs w:val="20"/>
+        </w:rPr>
+        <w:t>Figura 8. Petición del navegador a la Geocoding API de Open-Meteo, con sus cabeceras de petición y de respuesta.</w:t>
+      </w:r>
+    </w:p>
+    <w:p>
+      <w:pPr>
+        <w:spacing w:after="160"/>
+      </w:pPr>
+      <w:r>
+        <w:t>Las cabece</w:t>
+      </w:r>
+      <w:r>
+        <w:t>ras prueban el origen de la llamada:</w:t>
       </w:r>
     </w:p>
     <w:p>
@@ -9570,16 +14120,734 @@
       </w:pPr>
       <w:r>
         <w:rPr>
+          <w:rFonts w:ascii="Courier New" w:eastAsia="Courier New" w:hAnsi="Courier New" w:cs="Courier New"/>
+        </w:rPr>
+        <w:t>Origin: http://127.0.0.1:3000</w:t>
+      </w:r>
+      <w:r>
+        <w:t>: la petición la inició la página web de Sirio, no el servidor.</w:t>
+      </w:r>
+    </w:p>
+    <w:p>
+      <w:pPr>
+        <w:pStyle w:val="Prrafodelista"/>
+        <w:numPr>
+          <w:ilvl w:val="0"/>
+          <w:numId w:val="2"/>
+        </w:numPr>
+        <w:spacing w:after="100"/>
+      </w:pPr>
+      <w:r>
+        <w:rPr>
+          <w:rFonts w:ascii="Courier New" w:eastAsia="Courier New" w:hAnsi="Courier New" w:cs="Courier New"/>
+        </w:rPr>
+        <w:t>Sec-Fetch-Mode: cors</w:t>
+      </w:r>
+      <w:r>
+        <w:t xml:space="preserve"> y </w:t>
+      </w:r>
+      <w:r>
+        <w:rPr>
+          <w:rFonts w:ascii="Courier New" w:eastAsia="Courier New" w:hAnsi="Courier New" w:cs="Courier New"/>
+        </w:rPr>
+        <w:t>Sec-Fetch-Site: cross-site</w:t>
+      </w:r>
+      <w:r>
+        <w:t>: el navegador la trató como una petición entre sitios distintos.</w:t>
+      </w:r>
+    </w:p>
+    <w:p>
+      <w:pPr>
+        <w:pStyle w:val="Prrafodelista"/>
+        <w:numPr>
+          <w:ilvl w:val="0"/>
+          <w:numId w:val="2"/>
+        </w:numPr>
+        <w:spacing w:after="100"/>
+      </w:pPr>
+      <w:r>
+        <w:rPr>
+          <w:rFonts w:ascii="Courier New" w:eastAsia="Courier New" w:hAnsi="Courier New" w:cs="Courier New"/>
+        </w:rPr>
+        <w:t>access-cont</w:t>
+      </w:r>
+      <w:r>
+        <w:rPr>
+          <w:rFonts w:ascii="Courier New" w:eastAsia="Courier New" w:hAnsi="Courier New" w:cs="Courier New"/>
+        </w:rPr>
+        <w:t>rol-allow-origin: *</w:t>
+      </w:r>
+      <w:r>
+        <w:t xml:space="preserve"> en la respuesta: Open-Meteo autoriza que cualquier página lea el resultado.</w:t>
+      </w:r>
+    </w:p>
+    <w:p>
+      <w:pPr>
+        <w:spacing w:after="160"/>
+      </w:pPr>
+      <w:r>
+        <w:t xml:space="preserve">La prueba E2E </w:t>
+      </w:r>
+      <w:r>
+        <w:rPr>
+          <w:rFonts w:ascii="Courier New" w:eastAsia="Courier New" w:hAnsi="Courier New" w:cs="Courier New"/>
+        </w:rPr>
+        <w:t>owner-weather.spec.ts</w:t>
+      </w:r>
+      <w:r>
+        <w:t xml:space="preserve"> comprueba lo mismo de forma automática. Intercepta Open-Meteo con </w:t>
+      </w:r>
+      <w:r>
+        <w:rPr>
+          <w:rFonts w:ascii="Courier New" w:eastAsia="Courier New" w:hAnsi="Courier New" w:cs="Courier New"/>
+        </w:rPr>
+        <w:t>page.route</w:t>
+      </w:r>
+      <w:r>
+        <w:t xml:space="preserve">, que solo ve las peticiones del navegador: si </w:t>
+      </w:r>
+      <w:r>
+        <w:lastRenderedPageBreak/>
+        <w:t>l</w:t>
+      </w:r>
+      <w:r>
+        <w:t xml:space="preserve">a llamada saliera del servidor Next.js, la prueba fallaría. Además verifica que la petición sea de tipo </w:t>
+      </w:r>
+      <w:r>
+        <w:rPr>
+          <w:rFonts w:ascii="Courier New" w:eastAsia="Courier New" w:hAnsi="Courier New" w:cs="Courier New"/>
+        </w:rPr>
+        <w:t>fetch</w:t>
+      </w:r>
+      <w:r>
+        <w:t xml:space="preserve"> y venga de la página.</w:t>
+      </w:r>
+    </w:p>
+    <w:p>
+      <w:pPr>
+        <w:pStyle w:val="Ttulo2"/>
+      </w:pPr>
+      <w:bookmarkStart w:id="28" w:name="_Toc240959709"/>
+      <w:r>
+        <w:t>7.6 Pruebas</w:t>
+      </w:r>
+      <w:bookmarkEnd w:id="28"/>
+    </w:p>
+    <w:tbl>
+      <w:tblPr>
+        <w:tblW w:w="9360" w:type="dxa"/>
+        <w:tblBorders>
+          <w:top w:val="single" w:sz="4" w:space="0" w:color="auto"/>
+          <w:left w:val="single" w:sz="4" w:space="0" w:color="auto"/>
+          <w:bottom w:val="single" w:sz="4" w:space="0" w:color="auto"/>
+          <w:right w:val="single" w:sz="4" w:space="0" w:color="auto"/>
+          <w:insideH w:val="single" w:sz="4" w:space="0" w:color="auto"/>
+          <w:insideV w:val="single" w:sz="4" w:space="0" w:color="auto"/>
+        </w:tblBorders>
+        <w:tblCellMar>
+          <w:left w:w="10" w:type="dxa"/>
+          <w:right w:w="10" w:type="dxa"/>
+        </w:tblCellMar>
+        <w:tblLook w:val="0000" w:firstRow="0" w:lastRow="0" w:firstColumn="0" w:lastColumn="0" w:noHBand="0" w:noVBand="0"/>
+      </w:tblPr>
+      <w:tblGrid>
+        <w:gridCol w:w="2995"/>
+        <w:gridCol w:w="6365"/>
+      </w:tblGrid>
+      <w:tr>
+        <w:tblPrEx>
+          <w:tblCellMar>
+            <w:top w:w="0" w:type="dxa"/>
+            <w:bottom w:w="0" w:type="dxa"/>
+          </w:tblCellMar>
+        </w:tblPrEx>
+        <w:trPr>
+          <w:tblHeader/>
+        </w:trPr>
+        <w:tc>
+          <w:tcPr>
+            <w:tcW w:w="2995" w:type="dxa"/>
+            <w:tcBorders>
+              <w:top w:val="single" w:sz="2" w:space="0" w:color="BFBFBF"/>
+              <w:left w:val="single" w:sz="2" w:space="0" w:color="BFBFBF"/>
+              <w:bottom w:val="single" w:sz="2" w:space="0" w:color="BFBFBF"/>
+              <w:right w:val="single" w:sz="2" w:space="0" w:color="BFBFBF"/>
+            </w:tcBorders>
+            <w:shd w:val="clear" w:color="auto" w:fill="D9D9D9"/>
+            <w:tcMar>
+              <w:top w:w="80" w:type="dxa"/>
+              <w:left w:w="120" w:type="dxa"/>
+              <w:bottom w:w="80" w:type="dxa"/>
+              <w:right w:w="120" w:type="dxa"/>
+            </w:tcMar>
+            <w:vAlign w:val="center"/>
+          </w:tcPr>
+          <w:p>
+            <w:r>
+              <w:rPr>
+                <w:b/>
+                <w:bCs/>
+                <w:sz w:val="20"/>
+                <w:szCs w:val="20"/>
+              </w:rPr>
+              <w:t>Prueba</w:t>
+            </w:r>
+          </w:p>
+        </w:tc>
+        <w:tc>
+          <w:tcPr>
+            <w:tcW w:w="6365" w:type="dxa"/>
+            <w:tcBorders>
+              <w:top w:val="single" w:sz="2" w:space="0" w:color="BFBFBF"/>
+              <w:left w:val="single" w:sz="2" w:space="0" w:color="BFBFBF"/>
+              <w:bottom w:val="single" w:sz="2" w:space="0" w:color="BFBFBF"/>
+              <w:right w:val="single" w:sz="2" w:space="0" w:color="BFBFBF"/>
+            </w:tcBorders>
+            <w:shd w:val="clear" w:color="auto" w:fill="D9D9D9"/>
+            <w:tcMar>
+              <w:top w:w="80" w:type="dxa"/>
+              <w:left w:w="120" w:type="dxa"/>
+              <w:bottom w:w="80" w:type="dxa"/>
+              <w:right w:w="120" w:type="dxa"/>
+            </w:tcMar>
+            <w:vAlign w:val="center"/>
+          </w:tcPr>
+          <w:p>
+            <w:r>
+              <w:rPr>
+                <w:b/>
+                <w:bCs/>
+                <w:sz w:val="20"/>
+                <w:szCs w:val="20"/>
+              </w:rPr>
+              <w:t>Qué comprueba</w:t>
+            </w:r>
+          </w:p>
+        </w:tc>
+      </w:tr>
+      <w:tr>
+        <w:tblPrEx>
+          <w:tblCellMar>
+            <w:top w:w="0" w:type="dxa"/>
+            <w:bottom w:w="0" w:type="dxa"/>
+          </w:tblCellMar>
+        </w:tblPrEx>
+        <w:tc>
+          <w:tcPr>
+            <w:tcW w:w="2995" w:type="dxa"/>
+            <w:tcBorders>
+              <w:top w:val="single" w:sz="2" w:space="0" w:color="BFBFBF"/>
+              <w:left w:val="single" w:sz="2" w:space="0" w:color="BFBFBF"/>
+              <w:bottom w:val="single" w:sz="2" w:space="0" w:color="BFBFBF"/>
+              <w:right w:val="single" w:sz="2" w:space="0" w:color="BFBFBF"/>
+            </w:tcBorders>
+            <w:tcMar>
+              <w:top w:w="80" w:type="dxa"/>
+              <w:left w:w="120" w:type="dxa"/>
+              <w:bottom w:w="80" w:type="dxa"/>
+              <w:right w:w="120" w:type="dxa"/>
+            </w:tcMar>
+            <w:vAlign w:val="center"/>
+          </w:tcPr>
+          <w:p>
+            <w:r>
+              <w:rPr>
+                <w:rFonts w:ascii="Courier New" w:eastAsia="Courier New" w:hAnsi="Courier New" w:cs="Courier New"/>
+                <w:sz w:val="20"/>
+                <w:szCs w:val="20"/>
+              </w:rPr>
+              <w:t>lib/weather.test.ts</w:t>
+            </w:r>
+            <w:r>
+              <w:rPr>
+                <w:sz w:val="20"/>
+                <w:szCs w:val="20"/>
+              </w:rPr>
+              <w:t xml:space="preserve"> (14 casos)</w:t>
+            </w:r>
+          </w:p>
+        </w:tc>
+        <w:tc>
+          <w:tcPr>
+            <w:tcW w:w="6365" w:type="dxa"/>
+            <w:tcBorders>
+              <w:top w:val="single" w:sz="2" w:space="0" w:color="BFBFBF"/>
+              <w:left w:val="single" w:sz="2" w:space="0" w:color="BFBFBF"/>
+              <w:bottom w:val="single" w:sz="2" w:space="0" w:color="BFBFBF"/>
+              <w:right w:val="single" w:sz="2" w:space="0" w:color="BFBFBF"/>
+            </w:tcBorders>
+            <w:tcMar>
+              <w:top w:w="80" w:type="dxa"/>
+              <w:left w:w="120" w:type="dxa"/>
+              <w:bottom w:w="80" w:type="dxa"/>
+              <w:right w:w="120" w:type="dxa"/>
+            </w:tcMar>
+            <w:vAlign w:val="center"/>
+          </w:tcPr>
+          <w:p>
+            <w:r>
+              <w:rPr>
+                <w:sz w:val="20"/>
+                <w:szCs w:val="20"/>
+              </w:rPr>
+              <w:t>URLs y parámetros, validación de respuestas, códigos WMO, «no encontrada», errores HTTP y cancelación</w:t>
+            </w:r>
+          </w:p>
+        </w:tc>
+      </w:tr>
+      <w:tr>
+        <w:tblPrEx>
+          <w:tblCellMar>
+            <w:top w:w="0" w:type="dxa"/>
+            <w:bottom w:w="0" w:type="dxa"/>
+          </w:tblCellMar>
+        </w:tblPrEx>
+        <w:tc>
+          <w:tcPr>
+            <w:tcW w:w="2995" w:type="dxa"/>
+            <w:tcBorders>
+              <w:top w:val="single" w:sz="2" w:space="0" w:color="BFBFBF"/>
+              <w:left w:val="single" w:sz="2" w:space="0" w:color="BFBFBF"/>
+              <w:bottom w:val="single" w:sz="2" w:space="0" w:color="BFBFBF"/>
+              <w:right w:val="single" w:sz="2" w:space="0" w:color="BFBFBF"/>
+            </w:tcBorders>
+            <w:tcMar>
+              <w:top w:w="80" w:type="dxa"/>
+              <w:left w:w="120" w:type="dxa"/>
+              <w:bottom w:w="80" w:type="dxa"/>
+              <w:right w:w="120" w:type="dxa"/>
+            </w:tcMar>
+            <w:vAlign w:val="center"/>
+          </w:tcPr>
+          <w:p>
+            <w:r>
+              <w:rPr>
+                <w:rFonts w:ascii="Courier New" w:eastAsia="Courier New" w:hAnsi="Courier New" w:cs="Courier New"/>
+                <w:sz w:val="20"/>
+                <w:szCs w:val="20"/>
+              </w:rPr>
+              <w:t>restaurant-weather.test.tsx</w:t>
+            </w:r>
+            <w:r>
+              <w:rPr>
+                <w:sz w:val="20"/>
+                <w:szCs w:val="20"/>
+              </w:rPr>
+              <w:t xml:space="preserve"> (6 casos)</w:t>
+            </w:r>
+          </w:p>
+        </w:tc>
+        <w:tc>
+          <w:tcPr>
+            <w:tcW w:w="6365" w:type="dxa"/>
+            <w:tcBorders>
+              <w:top w:val="single" w:sz="2" w:space="0" w:color="BFBFBF"/>
+              <w:left w:val="single" w:sz="2" w:space="0" w:color="BFBFBF"/>
+              <w:bottom w:val="single" w:sz="2" w:space="0" w:color="BFBFBF"/>
+              <w:right w:val="single" w:sz="2" w:space="0" w:color="BFBFBF"/>
+            </w:tcBorders>
+            <w:tcMar>
+              <w:top w:w="80" w:type="dxa"/>
+              <w:left w:w="120" w:type="dxa"/>
+              <w:bottom w:w="80" w:type="dxa"/>
+              <w:right w:w="120" w:type="dxa"/>
+            </w:tcMar>
+            <w:vAlign w:val="center"/>
+          </w:tcPr>
+          <w:p>
+            <w:r>
+              <w:rPr>
+                <w:sz w:val="20"/>
+                <w:szCs w:val="20"/>
+              </w:rPr>
+              <w:t>Cada estado de la tarjeta, °F en inglés, hora en 24 h y nueva consulta al cambiar de ciudad</w:t>
+            </w:r>
+          </w:p>
+        </w:tc>
+      </w:tr>
+      <w:tr>
+        <w:tblPrEx>
+          <w:tblCellMar>
+            <w:top w:w="0" w:type="dxa"/>
+            <w:bottom w:w="0" w:type="dxa"/>
+          </w:tblCellMar>
+        </w:tblPrEx>
+        <w:tc>
+          <w:tcPr>
+            <w:tcW w:w="2995" w:type="dxa"/>
+            <w:tcBorders>
+              <w:top w:val="single" w:sz="2" w:space="0" w:color="BFBFBF"/>
+              <w:left w:val="single" w:sz="2" w:space="0" w:color="BFBFBF"/>
+              <w:bottom w:val="single" w:sz="2" w:space="0" w:color="BFBFBF"/>
+              <w:right w:val="single" w:sz="2" w:space="0" w:color="BFBFBF"/>
+            </w:tcBorders>
+            <w:tcMar>
+              <w:top w:w="80" w:type="dxa"/>
+              <w:left w:w="120" w:type="dxa"/>
+              <w:bottom w:w="80" w:type="dxa"/>
+              <w:right w:w="120" w:type="dxa"/>
+            </w:tcMar>
+            <w:vAlign w:val="center"/>
+          </w:tcPr>
+          <w:p>
+            <w:r>
+              <w:rPr>
+                <w:rFonts w:ascii="Courier New" w:eastAsia="Courier New" w:hAnsi="Courier New" w:cs="Courier New"/>
+                <w:sz w:val="20"/>
+                <w:szCs w:val="20"/>
+              </w:rPr>
+              <w:t>restaurant-profile-panel.test.tsx</w:t>
+            </w:r>
+            <w:r>
+              <w:rPr>
+                <w:sz w:val="20"/>
+                <w:szCs w:val="20"/>
+              </w:rPr>
+              <w:t xml:space="preserve"> (2 casos nuevos)</w:t>
+            </w:r>
+          </w:p>
+        </w:tc>
+        <w:tc>
+          <w:tcPr>
+            <w:tcW w:w="6365" w:type="dxa"/>
+            <w:tcBorders>
+              <w:top w:val="single" w:sz="2" w:space="0" w:color="BFBFBF"/>
+              <w:left w:val="single" w:sz="2" w:space="0" w:color="BFBFBF"/>
+              <w:bottom w:val="single" w:sz="2" w:space="0" w:color="BFBFBF"/>
+              <w:right w:val="single" w:sz="2" w:space="0" w:color="BFBFBF"/>
+            </w:tcBorders>
+            <w:tcMar>
+              <w:top w:w="80" w:type="dxa"/>
+              <w:left w:w="120" w:type="dxa"/>
+              <w:bottom w:w="80" w:type="dxa"/>
+              <w:right w:w="120" w:type="dxa"/>
+            </w:tcMar>
+            <w:vAlign w:val="center"/>
+          </w:tcPr>
+          <w:p>
+            <w:r>
+              <w:rPr>
+                <w:sz w:val="20"/>
+                <w:szCs w:val="20"/>
+              </w:rPr>
+              <w:t>El campo Ciudad, y que guardar sin cambiar la ciudad no repite la consulta</w:t>
+            </w:r>
+          </w:p>
+        </w:tc>
+      </w:tr>
+      <w:tr>
+        <w:tblPrEx>
+          <w:tblCellMar>
+            <w:top w:w="0" w:type="dxa"/>
+            <w:bottom w:w="0" w:type="dxa"/>
+          </w:tblCellMar>
+        </w:tblPrEx>
+        <w:tc>
+          <w:tcPr>
+            <w:tcW w:w="2995" w:type="dxa"/>
+            <w:tcBorders>
+              <w:top w:val="single" w:sz="2" w:space="0" w:color="BFBFBF"/>
+              <w:left w:val="single" w:sz="2" w:space="0" w:color="BFBFBF"/>
+              <w:bottom w:val="single" w:sz="2" w:space="0" w:color="BFBFBF"/>
+              <w:right w:val="single" w:sz="2" w:space="0" w:color="BFBFBF"/>
+            </w:tcBorders>
+            <w:tcMar>
+              <w:top w:w="80" w:type="dxa"/>
+              <w:left w:w="120" w:type="dxa"/>
+              <w:bottom w:w="80" w:type="dxa"/>
+              <w:right w:w="120" w:type="dxa"/>
+            </w:tcMar>
+            <w:vAlign w:val="center"/>
+          </w:tcPr>
+          <w:p>
+            <w:r>
+              <w:rPr>
+                <w:rFonts w:ascii="Courier New" w:eastAsia="Courier New" w:hAnsi="Courier New" w:cs="Courier New"/>
+                <w:sz w:val="20"/>
+                <w:szCs w:val="20"/>
+              </w:rPr>
+              <w:t>owner-weather.spec.ts</w:t>
+            </w:r>
+            <w:r>
+              <w:rPr>
+                <w:sz w:val="20"/>
+                <w:szCs w:val="20"/>
+              </w:rPr>
+              <w:t xml:space="preserve"> (3 escenarios </w:t>
+            </w:r>
+            <w:r>
+              <w:rPr>
+                <w:sz w:val="20"/>
+                <w:szCs w:val="20"/>
+              </w:rPr>
+              <w:t>en 3 navegadores)</w:t>
+            </w:r>
+          </w:p>
+        </w:tc>
+        <w:tc>
+          <w:tcPr>
+            <w:tcW w:w="6365" w:type="dxa"/>
+            <w:tcBorders>
+              <w:top w:val="single" w:sz="2" w:space="0" w:color="BFBFBF"/>
+              <w:left w:val="single" w:sz="2" w:space="0" w:color="BFBFBF"/>
+              <w:bottom w:val="single" w:sz="2" w:space="0" w:color="BFBFBF"/>
+              <w:right w:val="single" w:sz="2" w:space="0" w:color="BFBFBF"/>
+            </w:tcBorders>
+            <w:tcMar>
+              <w:top w:w="80" w:type="dxa"/>
+              <w:left w:w="120" w:type="dxa"/>
+              <w:bottom w:w="80" w:type="dxa"/>
+              <w:right w:w="120" w:type="dxa"/>
+            </w:tcMar>
+            <w:vAlign w:val="center"/>
+          </w:tcPr>
+          <w:p>
+            <w:r>
+              <w:rPr>
+                <w:sz w:val="20"/>
+                <w:szCs w:val="20"/>
+              </w:rPr>
+              <w:t>Guardado de la ciudad, clima en español e inglés, ciudad desconocida, corte de red y ciudad en la carta pública</w:t>
+            </w:r>
+          </w:p>
+        </w:tc>
+      </w:tr>
+    </w:tbl>
+    <w:p>
+      <w:pPr>
+        <w:spacing w:after="160"/>
+      </w:pPr>
+    </w:p>
+    <w:p>
+      <w:pPr>
+        <w:pStyle w:val="Ttulo2"/>
+      </w:pPr>
+      <w:bookmarkStart w:id="29" w:name="_Toc240959710"/>
+      <w:r>
+        <w:t>7.7 Limitaciones</w:t>
+      </w:r>
+      <w:bookmarkEnd w:id="29"/>
+    </w:p>
+    <w:p>
+      <w:pPr>
+        <w:pStyle w:val="Prrafodelista"/>
+        <w:numPr>
+          <w:ilvl w:val="0"/>
+          <w:numId w:val="2"/>
+        </w:numPr>
+        <w:spacing w:after="100"/>
+      </w:pPr>
+      <w:r>
+        <w:rPr>
           <w:b/>
           <w:bCs/>
         </w:rPr>
-        <w:t>Expresiones regulares.</w:t>
-      </w:r>
-      <w:r>
-        <w:t xml:space="preserve"> Las reglas de correo y contraseña se definen una sola vez y se aplican en la web y en la API. Cada regla tiene un comportamiento diferenciado: el correo i</w:t>
-      </w:r>
-      <w:r>
-        <w:t>nválido se bloquea y la contraseña débil solo se advierte, para no dejar fuera a ningún usuario existente.</w:t>
+        <w:t>Distritos que no existen en la base.</w:t>
+      </w:r>
+      <w:r>
+        <w:t xml:space="preserve"> Barranco y San Miguel (Lima) se resuelven a pueblos homónimos de otras</w:t>
+      </w:r>
+      <w:r>
+        <w:t xml:space="preserve"> regiones. La región visible en la tarjeta deja ver el error.</w:t>
+      </w:r>
+    </w:p>
+    <w:p>
+      <w:pPr>
+        <w:pStyle w:val="Prrafodelista"/>
+        <w:numPr>
+          <w:ilvl w:val="0"/>
+          <w:numId w:val="2"/>
+        </w:numPr>
+        <w:spacing w:after="100"/>
+      </w:pPr>
+      <w:r>
+        <w:rPr>
+          <w:b/>
+          <w:bCs/>
+        </w:rPr>
+        <w:t>Uso comercial.</w:t>
+      </w:r>
+      <w:r>
+        <w:t xml:space="preserve"> El plan gratuito de Open-Meteo es solo para uso no comercial, hasta 10 000 llamadas al día. Antes de cobrar a los restaurantes hay que contratar una clave comercial.</w:t>
+      </w:r>
+    </w:p>
+    <w:p>
+      <w:pPr>
+        <w:pStyle w:val="Ttulo1"/>
+        <w:pageBreakBefore/>
+      </w:pPr>
+      <w:bookmarkStart w:id="30" w:name="_Toc240959711"/>
+      <w:r>
+        <w:lastRenderedPageBreak/>
+        <w:t>8. Conclusion</w:t>
+      </w:r>
+      <w:r>
+        <w:t>es</w:t>
+      </w:r>
+      <w:bookmarkEnd w:id="30"/>
+    </w:p>
+    <w:p>
+      <w:pPr>
+        <w:pStyle w:val="Prrafodelista"/>
+        <w:numPr>
+          <w:ilvl w:val="0"/>
+          <w:numId w:val="2"/>
+        </w:numPr>
+        <w:spacing w:after="100"/>
+      </w:pPr>
+      <w:r>
+        <w:rPr>
+          <w:b/>
+          <w:bCs/>
+        </w:rPr>
+        <w:t>Arquitectura en n capas.</w:t>
+      </w:r>
+      <w:r>
+        <w:t xml:space="preserve"> Se aplicó en dos niveles: el sistema se divide en presentación, servidor web (BFF), lógica de negocio y datos, y cada módulo de la API separa dominio, aplicación, infraestructura y presentación. Esto aísla la seguridad de la ses</w:t>
+      </w:r>
+      <w:r>
+        <w:t>ión en el servidor web y permite probar cada caso de uso sin base de datos. El diagrama de componentes, generado con Archify a partir del código real, muestra cada módulo y sus conexiones.</w:t>
+      </w:r>
+    </w:p>
+    <w:p>
+      <w:pPr>
+        <w:pStyle w:val="Prrafodelista"/>
+        <w:numPr>
+          <w:ilvl w:val="0"/>
+          <w:numId w:val="2"/>
+        </w:numPr>
+        <w:spacing w:after="100"/>
+      </w:pPr>
+      <w:r>
+        <w:rPr>
+          <w:b/>
+          <w:bCs/>
+        </w:rPr>
+        <w:t>Componentes con y sin estado.</w:t>
+      </w:r>
+      <w:r>
+        <w:t xml:space="preserve"> </w:t>
+      </w:r>
+      <w:r>
+        <w:rPr>
+          <w:rFonts w:ascii="Courier New" w:eastAsia="Courier New" w:hAnsi="Courier New" w:cs="Courier New"/>
+        </w:rPr>
+        <w:t>LoginForm</w:t>
+      </w:r>
+      <w:r>
+        <w:t xml:space="preserve"> y </w:t>
+      </w:r>
+      <w:r>
+        <w:rPr>
+          <w:rFonts w:ascii="Courier New" w:eastAsia="Courier New" w:hAnsi="Courier New" w:cs="Courier New"/>
+        </w:rPr>
+        <w:t>PasswordField</w:t>
+      </w:r>
+      <w:r>
+        <w:t xml:space="preserve"> concentran </w:t>
+      </w:r>
+      <w:r>
+        <w:t xml:space="preserve">la interacción mediante </w:t>
+      </w:r>
+      <w:r>
+        <w:rPr>
+          <w:rFonts w:ascii="Courier New" w:eastAsia="Courier New" w:hAnsi="Courier New" w:cs="Courier New"/>
+        </w:rPr>
+        <w:t>useState</w:t>
+      </w:r>
+      <w:r>
+        <w:t xml:space="preserve">; </w:t>
+      </w:r>
+      <w:r>
+        <w:rPr>
+          <w:rFonts w:ascii="Courier New" w:eastAsia="Courier New" w:hAnsi="Courier New" w:cs="Courier New"/>
+        </w:rPr>
+        <w:t>Card</w:t>
+      </w:r>
+      <w:r>
+        <w:t xml:space="preserve"> y </w:t>
+      </w:r>
+      <w:r>
+        <w:rPr>
+          <w:rFonts w:ascii="Courier New" w:eastAsia="Courier New" w:hAnsi="Courier New" w:cs="Courier New"/>
+        </w:rPr>
+        <w:t>StatusPill</w:t>
+      </w:r>
+      <w:r>
+        <w:t xml:space="preserve"> son funciones puras de sus props que dan coherencia visual en toda la aplicación.</w:t>
+      </w:r>
+    </w:p>
+    <w:p>
+      <w:pPr>
+        <w:pStyle w:val="Prrafodelista"/>
+        <w:numPr>
+          <w:ilvl w:val="0"/>
+          <w:numId w:val="2"/>
+        </w:numPr>
+        <w:spacing w:after="100"/>
+      </w:pPr>
+      <w:r>
+        <w:rPr>
+          <w:b/>
+          <w:bCs/>
+        </w:rPr>
+        <w:t>Internacionalización.</w:t>
+      </w:r>
+      <w:r>
+        <w:t xml:space="preserve"> Español e inglés conviven sin librerías externas, gracias a diccionarios tipados, una cookie de sesión y un menú desplegable accesible. Se respetan dos restricciones reales del producto: la URL fija de cada QR y el contenido escrito por el dueño.</w:t>
+      </w:r>
+    </w:p>
+    <w:p>
+      <w:pPr>
+        <w:pStyle w:val="Prrafodelista"/>
+        <w:numPr>
+          <w:ilvl w:val="0"/>
+          <w:numId w:val="2"/>
+        </w:numPr>
+        <w:spacing w:after="100"/>
+      </w:pPr>
+      <w:r>
+        <w:rPr>
+          <w:b/>
+          <w:bCs/>
+        </w:rPr>
+        <w:t>Expresio</w:t>
+      </w:r>
+      <w:r>
+        <w:rPr>
+          <w:b/>
+          <w:bCs/>
+        </w:rPr>
+        <w:t>nes regulares.</w:t>
+      </w:r>
+      <w:r>
+        <w:t xml:space="preserve"> Las reglas de correo y contraseña se definen una sola vez y se aplican en la web y en la API. Cada regla tiene un comportamiento diferenciado: el correo inválido se bloquea y la contraseña débil solo se advierte, para no dejar fuera a ningún</w:t>
+      </w:r>
+      <w:r>
+        <w:t xml:space="preserve"> usuario existente.</w:t>
+      </w:r>
+    </w:p>
+    <w:p>
+      <w:pPr>
+        <w:pStyle w:val="Prrafodelista"/>
+        <w:numPr>
+          <w:ilvl w:val="0"/>
+          <w:numId w:val="2"/>
+        </w:numPr>
+        <w:spacing w:after="100"/>
+      </w:pPr>
+      <w:r>
+        <w:rPr>
+          <w:b/>
+          <w:bCs/>
+        </w:rPr>
+        <w:t>Servicio externo desde el frontend.</w:t>
+      </w:r>
+      <w:r>
+        <w:t xml:space="preserve"> El navegador consulta directamente a Open-Meteo para mostrar el clima de la zona del restaurante. Es la única excepción a la regla del BFF, y está justificada: el servicio es público, no pide clave y </w:t>
+      </w:r>
+      <w:r>
+        <w:t>no recibe datos privados. Las respuestas del tercero se validan antes de usarse, y un fallo del servicio solo afecta a su tarjeta.</w:t>
       </w:r>
     </w:p>
     <w:p>
@@ -9600,13 +14868,10 @@
       </w:r>
     </w:p>
     <w:sectPr>
-      <w:footerReference w:type="default" r:id="rId17"/>
-      <w:headerReference w:type="first" r:id="rId18"/>
-      <w:footerReference w:type="first" r:id="rId19"/>
+      <w:footerReference w:type="default" r:id="rId25"/>
       <w:pgSz w:w="12240" w:h="15840"/>
       <w:pgMar w:top="1440" w:right="1440" w:bottom="1440" w:left="1440" w:header="708" w:footer="708" w:gutter="0"/>
       <w:cols w:space="720"/>
-      <w:titlePg/>
       <w:docGrid w:linePitch="360"/>
     </w:sectPr>
   </w:body>
@@ -9750,6 +15015,230 @@
 </w:ftr>
 </file>
 
+<file path=word/footer3.xml><?xml version="1.0" encoding="utf-8"?>
+<w:ftr xmlns:wpc="http://schemas.microsoft.com/office/word/2010/wordprocessingCanvas" xmlns:cx="http://schemas.microsoft.com/office/drawing/2014/chartex" xmlns:cx1="http://schemas.microsoft.com/office/drawing/2015/9/8/chartex" xmlns:cx2="http://schemas.microsoft.com/office/drawing/2015/10/21/chartex" xmlns:cx3="http://schemas.microsoft.com/office/drawing/2016/5/9/chartex" xmlns:cx4="http://schemas.microsoft.com/office/drawing/2016/5/10/chartex" xmlns:cx5="http://schemas.microsoft.com/office/drawing/2016/5/11/chartex" xmlns:cx6="http://schemas.microsoft.com/office/drawing/2016/5/12/chartex" xmlns:cx7="http://schemas.microsoft.com/office/drawing/2016/5/13/chartex" xmlns:cx8="http://schemas.microsoft.com/office/drawing/2016/5/14/chartex" xmlns:mc="http://schemas.openxmlformats.org/markup-compatibility/2006" xmlns:aink="http://schemas.microsoft.com/office/drawing/2016/ink" xmlns:am3d="http://schemas.microsoft.com/office/drawing/2017/model3d" xmlns:o="urn:schemas-microsoft-com:office:office" xmlns:r="http://schemas.openxmlformats.org/officeDocument/2006/relationships" xmlns:m="http://schemas.openxmlformats.org/officeDocument/2006/math" xmlns:v="urn:schemas-microsoft-com:vml" xmlns:wp14="http://schemas.microsoft.com/office/word/2010/wordprocessingDrawing" xmlns:wp="http://schemas.openxmlformats.org/drawingml/2006/wordprocessingDrawing" xmlns:w10="urn:schemas-microsoft-com:office:word" xmlns:w="http://schemas.openxmlformats.org/wordprocessingml/2006/main" xmlns:w14="http://schemas.microsoft.com/office/word/2010/wordml" xmlns:w15="http://schemas.microsoft.com/office/word/2012/wordml" xmlns:w16cex="http://schemas.microsoft.com/office/word/2018/wordml/cex" xmlns:w16cid="http://schemas.microsoft.com/office/word/2016/wordml/cid" xmlns:w16="http://schemas.microsoft.com/office/word/2018/wordml" xmlns:w16sdtdh="http://schemas.microsoft.com/office/word/2020/wordml/sdtdatahash" xmlns:w16se="http://schemas.microsoft.com/office/word/2015/wordml/symex" xmlns:wpg="http://schemas.microsoft.com/office/word/2010/wordprocessingGroup" xmlns:wpi="http://schemas.microsoft.com/office/word/2010/wordprocessingInk" xmlns:wne="http://schemas.microsoft.com/office/word/2006/wordml" xmlns:wps="http://schemas.microsoft.com/office/word/2010/wordprocessingShape" mc:Ignorable="w14 w15 w16se w16cid w16 w16cex w16sdtdh wp14">
+  <w:p>
+    <w:pPr>
+      <w:jc w:val="center"/>
+    </w:pPr>
+    <w:r>
+      <w:rPr>
+        <w:color w:val="595959"/>
+        <w:sz w:val="18"/>
+        <w:szCs w:val="18"/>
+      </w:rPr>
+      <w:t xml:space="preserve">Página </w:t>
+    </w:r>
+    <w:r>
+      <w:rPr>
+        <w:color w:val="595959"/>
+        <w:sz w:val="18"/>
+        <w:szCs w:val="18"/>
+      </w:rPr>
+      <w:fldChar w:fldCharType="begin"/>
+    </w:r>
+    <w:r>
+      <w:rPr>
+        <w:color w:val="595959"/>
+        <w:sz w:val="18"/>
+        <w:szCs w:val="18"/>
+      </w:rPr>
+      <w:instrText>PAGE</w:instrText>
+    </w:r>
+    <w:r>
+      <w:rPr>
+        <w:color w:val="595959"/>
+        <w:sz w:val="18"/>
+        <w:szCs w:val="18"/>
+      </w:rPr>
+      <w:fldChar w:fldCharType="separate"/>
+    </w:r>
+    <w:r>
+      <w:rPr>
+        <w:noProof/>
+        <w:color w:val="595959"/>
+        <w:sz w:val="18"/>
+        <w:szCs w:val="18"/>
+      </w:rPr>
+      <w:t>7</w:t>
+    </w:r>
+    <w:r>
+      <w:rPr>
+        <w:color w:val="595959"/>
+        <w:sz w:val="18"/>
+        <w:szCs w:val="18"/>
+      </w:rPr>
+      <w:fldChar w:fldCharType="end"/>
+    </w:r>
+    <w:r>
+      <w:rPr>
+        <w:color w:val="595959"/>
+        <w:sz w:val="18"/>
+        <w:szCs w:val="18"/>
+      </w:rPr>
+      <w:t xml:space="preserve"> de </w:t>
+    </w:r>
+    <w:r>
+      <w:rPr>
+        <w:color w:val="595959"/>
+        <w:sz w:val="18"/>
+        <w:szCs w:val="18"/>
+      </w:rPr>
+      <w:fldChar w:fldCharType="begin"/>
+    </w:r>
+    <w:r>
+      <w:rPr>
+        <w:color w:val="595959"/>
+        <w:sz w:val="18"/>
+        <w:szCs w:val="18"/>
+      </w:rPr>
+      <w:instrText>NUMPAGES</w:instrText>
+    </w:r>
+    <w:r>
+      <w:rPr>
+        <w:color w:val="595959"/>
+        <w:sz w:val="18"/>
+        <w:szCs w:val="18"/>
+      </w:rPr>
+      <w:fldChar w:fldCharType="separate"/>
+    </w:r>
+    <w:r>
+      <w:rPr>
+        <w:noProof/>
+        <w:color w:val="595959"/>
+        <w:sz w:val="18"/>
+        <w:szCs w:val="18"/>
+      </w:rPr>
+      <w:t>8</w:t>
+    </w:r>
+    <w:r>
+      <w:rPr>
+        <w:color w:val="595959"/>
+        <w:sz w:val="18"/>
+        <w:szCs w:val="18"/>
+      </w:rPr>
+      <w:fldChar w:fldCharType="end"/>
+    </w:r>
+  </w:p>
+</w:ftr>
+</file>
+
+<file path=word/footer4.xml><?xml version="1.0" encoding="utf-8"?>
+<w:ftr xmlns:wpc="http://schemas.microsoft.com/office/word/2010/wordprocessingCanvas" xmlns:cx="http://schemas.microsoft.com/office/drawing/2014/chartex" xmlns:cx1="http://schemas.microsoft.com/office/drawing/2015/9/8/chartex" xmlns:cx2="http://schemas.microsoft.com/office/drawing/2015/10/21/chartex" xmlns:cx3="http://schemas.microsoft.com/office/drawing/2016/5/9/chartex" xmlns:cx4="http://schemas.microsoft.com/office/drawing/2016/5/10/chartex" xmlns:cx5="http://schemas.microsoft.com/office/drawing/2016/5/11/chartex" xmlns:cx6="http://schemas.microsoft.com/office/drawing/2016/5/12/chartex" xmlns:cx7="http://schemas.microsoft.com/office/drawing/2016/5/13/chartex" xmlns:cx8="http://schemas.microsoft.com/office/drawing/2016/5/14/chartex" xmlns:mc="http://schemas.openxmlformats.org/markup-compatibility/2006" xmlns:aink="http://schemas.microsoft.com/office/drawing/2016/ink" xmlns:am3d="http://schemas.microsoft.com/office/drawing/2017/model3d" xmlns:o="urn:schemas-microsoft-com:office:office" xmlns:r="http://schemas.openxmlformats.org/officeDocument/2006/relationships" xmlns:m="http://schemas.openxmlformats.org/officeDocument/2006/math" xmlns:v="urn:schemas-microsoft-com:vml" xmlns:wp14="http://schemas.microsoft.com/office/word/2010/wordprocessingDrawing" xmlns:wp="http://schemas.openxmlformats.org/drawingml/2006/wordprocessingDrawing" xmlns:w10="urn:schemas-microsoft-com:office:word" xmlns:w="http://schemas.openxmlformats.org/wordprocessingml/2006/main" xmlns:w14="http://schemas.microsoft.com/office/word/2010/wordml" xmlns:w15="http://schemas.microsoft.com/office/word/2012/wordml" xmlns:w16cex="http://schemas.microsoft.com/office/word/2018/wordml/cex" xmlns:w16cid="http://schemas.microsoft.com/office/word/2016/wordml/cid" xmlns:w16="http://schemas.microsoft.com/office/word/2018/wordml" xmlns:w16sdtdh="http://schemas.microsoft.com/office/word/2020/wordml/sdtdatahash" xmlns:w16se="http://schemas.microsoft.com/office/word/2015/wordml/symex" xmlns:wpg="http://schemas.microsoft.com/office/word/2010/wordprocessingGroup" xmlns:wpi="http://schemas.microsoft.com/office/word/2010/wordprocessingInk" xmlns:wne="http://schemas.microsoft.com/office/word/2006/wordml" xmlns:wps="http://schemas.microsoft.com/office/word/2010/wordprocessingShape" mc:Ignorable="w14 w15 w16se w16cid w16 w16cex w16sdtdh wp14">
+  <w:p>
+    <w:pPr>
+      <w:jc w:val="center"/>
+    </w:pPr>
+    <w:r>
+      <w:rPr>
+        <w:color w:val="595959"/>
+        <w:sz w:val="18"/>
+        <w:szCs w:val="18"/>
+      </w:rPr>
+      <w:t>Página</w:t>
+    </w:r>
+    <w:r>
+      <w:rPr>
+        <w:color w:val="595959"/>
+        <w:sz w:val="18"/>
+        <w:szCs w:val="18"/>
+      </w:rPr>
+      <w:t xml:space="preserve"> </w:t>
+    </w:r>
+    <w:r>
+      <w:rPr>
+        <w:color w:val="595959"/>
+        <w:sz w:val="18"/>
+        <w:szCs w:val="18"/>
+      </w:rPr>
+      <w:fldChar w:fldCharType="begin"/>
+    </w:r>
+    <w:r>
+      <w:rPr>
+        <w:color w:val="595959"/>
+        <w:sz w:val="18"/>
+        <w:szCs w:val="18"/>
+      </w:rPr>
+      <w:instrText>PAGE</w:instrText>
+    </w:r>
+    <w:r>
+      <w:rPr>
+        <w:color w:val="595959"/>
+        <w:sz w:val="18"/>
+        <w:szCs w:val="18"/>
+      </w:rPr>
+      <w:fldChar w:fldCharType="separate"/>
+    </w:r>
+    <w:r>
+      <w:rPr>
+        <w:noProof/>
+        <w:color w:val="595959"/>
+        <w:sz w:val="18"/>
+        <w:szCs w:val="18"/>
+      </w:rPr>
+      <w:t>8</w:t>
+    </w:r>
+    <w:r>
+      <w:rPr>
+        <w:color w:val="595959"/>
+        <w:sz w:val="18"/>
+        <w:szCs w:val="18"/>
+      </w:rPr>
+      <w:fldChar w:fldCharType="end"/>
+    </w:r>
+    <w:r>
+      <w:rPr>
+        <w:color w:val="595959"/>
+        <w:sz w:val="18"/>
+        <w:szCs w:val="18"/>
+      </w:rPr>
+      <w:t xml:space="preserve"> de </w:t>
+    </w:r>
+    <w:r>
+      <w:rPr>
+        <w:color w:val="595959"/>
+        <w:sz w:val="18"/>
+        <w:szCs w:val="18"/>
+      </w:rPr>
+      <w:fldChar w:fldCharType="begin"/>
+    </w:r>
+    <w:r>
+      <w:rPr>
+        <w:color w:val="595959"/>
+        <w:sz w:val="18"/>
+        <w:szCs w:val="18"/>
+      </w:rPr>
+      <w:instrText>NUMPAGES</w:instrText>
+    </w:r>
+    <w:r>
+      <w:rPr>
+        <w:color w:val="595959"/>
+        <w:sz w:val="18"/>
+        <w:szCs w:val="18"/>
+      </w:rPr>
+      <w:fldChar w:fldCharType="separate"/>
+    </w:r>
+    <w:r>
+      <w:rPr>
+        <w:noProof/>
+        <w:color w:val="595959"/>
+        <w:sz w:val="18"/>
+        <w:szCs w:val="18"/>
+      </w:rPr>
+      <w:t>8</w:t>
+    </w:r>
+    <w:r>
+      <w:rPr>
+        <w:color w:val="595959"/>
+        <w:sz w:val="18"/>
+        <w:szCs w:val="18"/>
+      </w:rPr>
+      <w:fldChar w:fldCharType="end"/>
+    </w:r>
+  </w:p>
+</w:ftr>
+</file>
+
 <file path=word/footnotes.xml><?xml version="1.0" encoding="utf-8"?>
 <w:footnotes xmlns:wpc="http://schemas.microsoft.com/office/word/2010/wordprocessingCanvas" xmlns:cx="http://schemas.microsoft.com/office/drawing/2014/chartex" xmlns:cx1="http://schemas.microsoft.com/office/drawing/2015/9/8/chartex" xmlns:cx2="http://schemas.microsoft.com/office/drawing/2015/10/21/chartex" xmlns:cx3="http://schemas.microsoft.com/office/drawing/2016/5/9/chartex" xmlns:cx4="http://schemas.microsoft.com/office/drawing/2016/5/10/chartex" xmlns:cx5="http://schemas.microsoft.com/office/drawing/2016/5/11/chartex" xmlns:cx6="http://schemas.microsoft.com/office/drawing/2016/5/12/chartex" xmlns:cx7="http://schemas.microsoft.com/office/drawing/2016/5/13/chartex" xmlns:cx8="http://schemas.microsoft.com/office/drawing/2016/5/14/chartex" xmlns:mc="http://schemas.openxmlformats.org/markup-compatibility/2006" xmlns:aink="http://schemas.microsoft.com/office/drawing/2016/ink" xmlns:am3d="http://schemas.microsoft.com/office/drawing/2017/model3d" xmlns:o="urn:schemas-microsoft-com:office:office" xmlns:r="http://schemas.openxmlformats.org/officeDocument/2006/relationships" xmlns:m="http://schemas.openxmlformats.org/officeDocument/2006/math" xmlns:v="urn:schemas-microsoft-com:vml" xmlns:wp14="http://schemas.microsoft.com/office/word/2010/wordprocessingDrawing" xmlns:wp="http://schemas.openxmlformats.org/drawingml/2006/wordprocessingDrawing" xmlns:w10="urn:schemas-microsoft-com:office:word" xmlns:w="http://schemas.openxmlformats.org/wordprocessingml/2006/main" xmlns:w14="http://schemas.microsoft.com/office/word/2010/wordml" xmlns:w15="http://schemas.microsoft.com/office/word/2012/wordml" xmlns:w16cex="http://schemas.microsoft.com/office/word/2018/wordml/cex" xmlns:w16cid="http://schemas.microsoft.com/office/word/2016/wordml/cid" xmlns:w16="http://schemas.microsoft.com/office/word/2018/wordml" xmlns:w16sdtdh="http://schemas.microsoft.com/office/word/2020/wordml/sdtdatahash" xmlns:w16se="http://schemas.microsoft.com/office/word/2015/wordml/symex" xmlns:wpg="http://schemas.microsoft.com/office/word/2010/wordprocessingGroup" xmlns:wpi="http://schemas.microsoft.com/office/word/2010/wordprocessingInk" xmlns:wne="http://schemas.microsoft.com/office/word/2006/wordml" xmlns:wps="http://schemas.microsoft.com/office/word/2010/wordprocessingShape" mc:Ignorable="w14 w15 w16se w16cid w16 w16cex w16sdtdh wp14">
   <w:footnote w:type="separator" w:id="-1">
@@ -9782,96 +15271,10 @@
 <file path=word/numbering.xml><?xml version="1.0" encoding="utf-8"?>
 <w:numbering xmlns:wpc="http://schemas.microsoft.com/office/word/2010/wordprocessingCanvas" xmlns:cx="http://schemas.microsoft.com/office/drawing/2014/chartex" xmlns:cx1="http://schemas.microsoft.com/office/drawing/2015/9/8/chartex" xmlns:cx2="http://schemas.microsoft.com/office/drawing/2015/10/21/chartex" xmlns:cx3="http://schemas.microsoft.com/office/drawing/2016/5/9/chartex" xmlns:cx4="http://schemas.microsoft.com/office/drawing/2016/5/10/chartex" xmlns:cx5="http://schemas.microsoft.com/office/drawing/2016/5/11/chartex" xmlns:cx6="http://schemas.microsoft.com/office/drawing/2016/5/12/chartex" xmlns:cx7="http://schemas.microsoft.com/office/drawing/2016/5/13/chartex" xmlns:cx8="http://schemas.microsoft.com/office/drawing/2016/5/14/chartex" xmlns:mc="http://schemas.openxmlformats.org/markup-compatibility/2006" xmlns:aink="http://schemas.microsoft.com/office/drawing/2016/ink" xmlns:am3d="http://schemas.microsoft.com/office/drawing/2017/model3d" xmlns:o="urn:schemas-microsoft-com:office:office" xmlns:r="http://schemas.openxmlformats.org/officeDocument/2006/relationships" xmlns:m="http://schemas.openxmlformats.org/officeDocument/2006/math" xmlns:v="urn:schemas-microsoft-com:vml" xmlns:wp14="http://schemas.microsoft.com/office/word/2010/wordprocessingDrawing" xmlns:wp="http://schemas.openxmlformats.org/drawingml/2006/wordprocessingDrawing" xmlns:w10="urn:schemas-microsoft-com:office:word" xmlns:w="http://schemas.openxmlformats.org/wordprocessingml/2006/main" xmlns:w14="http://schemas.microsoft.com/office/word/2010/wordml" xmlns:w15="http://schemas.microsoft.com/office/word/2012/wordml" xmlns:w16cex="http://schemas.microsoft.com/office/word/2018/wordml/cex" xmlns:w16cid="http://schemas.microsoft.com/office/word/2016/wordml/cid" xmlns:w16="http://schemas.microsoft.com/office/word/2018/wordml" xmlns:w16sdtdh="http://schemas.microsoft.com/office/word/2020/wordml/sdtdatahash" xmlns:w16se="http://schemas.microsoft.com/office/word/2015/wordml/symex" xmlns:wpg="http://schemas.microsoft.com/office/word/2010/wordprocessingGroup" xmlns:wpi="http://schemas.microsoft.com/office/word/2010/wordprocessingInk" xmlns:wne="http://schemas.microsoft.com/office/word/2006/wordml" xmlns:wps="http://schemas.microsoft.com/office/word/2010/wordprocessingShape" mc:Ignorable="w14 w15 w16se w16cid w16 w16cex w16sdtdh wp14">
   <w:abstractNum w:abstractNumId="0" w15:restartNumberingAfterBreak="0">
-    <w:nsid w:val="0FAB3460"/>
+    <w:nsid w:val="3BF26F98"/>
     <w:multiLevelType w:val="hybridMultilevel"/>
-    <w:tmpl w:val="24706412"/>
-    <w:lvl w:ilvl="0" w:tplc="5D9222A2">
-      <w:start w:val="1"/>
-      <w:numFmt w:val="bullet"/>
-      <w:lvlText w:val="●"/>
-      <w:lvlJc w:val="left"/>
-      <w:pPr>
-        <w:ind w:left="720" w:hanging="360"/>
-      </w:pPr>
-    </w:lvl>
-    <w:lvl w:ilvl="1" w:tplc="1DAA8B66">
-      <w:start w:val="1"/>
-      <w:numFmt w:val="bullet"/>
-      <w:lvlText w:val="○"/>
-      <w:lvlJc w:val="left"/>
-      <w:pPr>
-        <w:ind w:left="1440" w:hanging="360"/>
-      </w:pPr>
-    </w:lvl>
-    <w:lvl w:ilvl="2" w:tplc="695C62B8">
-      <w:start w:val="1"/>
-      <w:numFmt w:val="bullet"/>
-      <w:lvlText w:val="■"/>
-      <w:lvlJc w:val="left"/>
-      <w:pPr>
-        <w:ind w:left="2160" w:hanging="360"/>
-      </w:pPr>
-    </w:lvl>
-    <w:lvl w:ilvl="3" w:tplc="87D8D034">
-      <w:start w:val="1"/>
-      <w:numFmt w:val="bullet"/>
-      <w:lvlText w:val="●"/>
-      <w:lvlJc w:val="left"/>
-      <w:pPr>
-        <w:ind w:left="2880" w:hanging="360"/>
-      </w:pPr>
-    </w:lvl>
-    <w:lvl w:ilvl="4" w:tplc="189EC12A">
-      <w:start w:val="1"/>
-      <w:numFmt w:val="bullet"/>
-      <w:lvlText w:val="○"/>
-      <w:lvlJc w:val="left"/>
-      <w:pPr>
-        <w:ind w:left="3600" w:hanging="360"/>
-      </w:pPr>
-    </w:lvl>
-    <w:lvl w:ilvl="5" w:tplc="06D68830">
-      <w:start w:val="1"/>
-      <w:numFmt w:val="bullet"/>
-      <w:lvlText w:val="■"/>
-      <w:lvlJc w:val="left"/>
-      <w:pPr>
-        <w:ind w:left="4320" w:hanging="360"/>
-      </w:pPr>
-    </w:lvl>
-    <w:lvl w:ilvl="6" w:tplc="23249304">
-      <w:start w:val="1"/>
-      <w:numFmt w:val="bullet"/>
-      <w:lvlText w:val="●"/>
-      <w:lvlJc w:val="left"/>
-      <w:pPr>
-        <w:ind w:left="5040" w:hanging="360"/>
-      </w:pPr>
-    </w:lvl>
-    <w:lvl w:ilvl="7" w:tplc="68AE5A32">
-      <w:start w:val="1"/>
-      <w:numFmt w:val="bullet"/>
-      <w:lvlText w:val="●"/>
-      <w:lvlJc w:val="left"/>
-      <w:pPr>
-        <w:ind w:left="5760" w:hanging="360"/>
-      </w:pPr>
-    </w:lvl>
-    <w:lvl w:ilvl="8" w:tplc="BB98433C">
-      <w:start w:val="1"/>
-      <w:numFmt w:val="bullet"/>
-      <w:lvlText w:val="●"/>
-      <w:lvlJc w:val="left"/>
-      <w:pPr>
-        <w:ind w:left="6480" w:hanging="360"/>
-      </w:pPr>
-    </w:lvl>
-  </w:abstractNum>
-  <w:abstractNum w:abstractNumId="1" w15:restartNumberingAfterBreak="0">
-    <w:nsid w:val="11F225BD"/>
-    <w:multiLevelType w:val="hybridMultilevel"/>
-    <w:tmpl w:val="D7184370"/>
-    <w:lvl w:ilvl="0" w:tplc="9716BD22">
+    <w:tmpl w:val="BBA097AC"/>
+    <w:lvl w:ilvl="0" w:tplc="14D24422">
       <w:start w:val="1"/>
       <w:numFmt w:val="bullet"/>
       <w:lvlText w:val="•"/>
@@ -9880,7 +15283,7 @@
         <w:ind w:left="720" w:hanging="360"/>
       </w:pPr>
     </w:lvl>
-    <w:lvl w:ilvl="1" w:tplc="4A9255C8">
+    <w:lvl w:ilvl="1" w:tplc="2C786D44">
       <w:start w:val="1"/>
       <w:numFmt w:val="bullet"/>
       <w:lvlText w:val="◦"/>
@@ -9889,47 +15292,133 @@
         <w:ind w:left="1440" w:hanging="360"/>
       </w:pPr>
     </w:lvl>
-    <w:lvl w:ilvl="2" w:tplc="55ECC5EA">
+    <w:lvl w:ilvl="2" w:tplc="320C7DAE">
       <w:numFmt w:val="decimal"/>
       <w:lvlText w:val=""/>
       <w:lvlJc w:val="left"/>
     </w:lvl>
-    <w:lvl w:ilvl="3" w:tplc="54C46A2E">
+    <w:lvl w:ilvl="3" w:tplc="DB584136">
       <w:numFmt w:val="decimal"/>
       <w:lvlText w:val=""/>
       <w:lvlJc w:val="left"/>
     </w:lvl>
-    <w:lvl w:ilvl="4" w:tplc="C7F0EC72">
+    <w:lvl w:ilvl="4" w:tplc="05620094">
       <w:numFmt w:val="decimal"/>
       <w:lvlText w:val=""/>
       <w:lvlJc w:val="left"/>
     </w:lvl>
-    <w:lvl w:ilvl="5" w:tplc="54AA7934">
+    <w:lvl w:ilvl="5" w:tplc="6DC22E92">
       <w:numFmt w:val="decimal"/>
       <w:lvlText w:val=""/>
       <w:lvlJc w:val="left"/>
     </w:lvl>
-    <w:lvl w:ilvl="6" w:tplc="4A562416">
+    <w:lvl w:ilvl="6" w:tplc="FBFA5B6A">
       <w:numFmt w:val="decimal"/>
       <w:lvlText w:val=""/>
       <w:lvlJc w:val="left"/>
     </w:lvl>
-    <w:lvl w:ilvl="7" w:tplc="A76C42C6">
+    <w:lvl w:ilvl="7" w:tplc="800CF40E">
       <w:numFmt w:val="decimal"/>
       <w:lvlText w:val=""/>
       <w:lvlJc w:val="left"/>
     </w:lvl>
-    <w:lvl w:ilvl="8" w:tplc="F68AA16A">
+    <w:lvl w:ilvl="8" w:tplc="5630CEE0">
       <w:numFmt w:val="decimal"/>
       <w:lvlText w:val=""/>
       <w:lvlJc w:val="left"/>
     </w:lvl>
   </w:abstractNum>
+  <w:abstractNum w:abstractNumId="1" w15:restartNumberingAfterBreak="0">
+    <w:nsid w:val="57E954C6"/>
+    <w:multiLevelType w:val="hybridMultilevel"/>
+    <w:tmpl w:val="E27A2246"/>
+    <w:lvl w:ilvl="0" w:tplc="62F6041A">
+      <w:start w:val="1"/>
+      <w:numFmt w:val="bullet"/>
+      <w:lvlText w:val="●"/>
+      <w:lvlJc w:val="left"/>
+      <w:pPr>
+        <w:ind w:left="720" w:hanging="360"/>
+      </w:pPr>
+    </w:lvl>
+    <w:lvl w:ilvl="1" w:tplc="AEA0D780">
+      <w:start w:val="1"/>
+      <w:numFmt w:val="bullet"/>
+      <w:lvlText w:val="○"/>
+      <w:lvlJc w:val="left"/>
+      <w:pPr>
+        <w:ind w:left="1440" w:hanging="360"/>
+      </w:pPr>
+    </w:lvl>
+    <w:lvl w:ilvl="2" w:tplc="E3BC2F40">
+      <w:start w:val="1"/>
+      <w:numFmt w:val="bullet"/>
+      <w:lvlText w:val="■"/>
+      <w:lvlJc w:val="left"/>
+      <w:pPr>
+        <w:ind w:left="2160" w:hanging="360"/>
+      </w:pPr>
+    </w:lvl>
+    <w:lvl w:ilvl="3" w:tplc="F19EF7AE">
+      <w:start w:val="1"/>
+      <w:numFmt w:val="bullet"/>
+      <w:lvlText w:val="●"/>
+      <w:lvlJc w:val="left"/>
+      <w:pPr>
+        <w:ind w:left="2880" w:hanging="360"/>
+      </w:pPr>
+    </w:lvl>
+    <w:lvl w:ilvl="4" w:tplc="5A689CEE">
+      <w:start w:val="1"/>
+      <w:numFmt w:val="bullet"/>
+      <w:lvlText w:val="○"/>
+      <w:lvlJc w:val="left"/>
+      <w:pPr>
+        <w:ind w:left="3600" w:hanging="360"/>
+      </w:pPr>
+    </w:lvl>
+    <w:lvl w:ilvl="5" w:tplc="D528D8B4">
+      <w:start w:val="1"/>
+      <w:numFmt w:val="bullet"/>
+      <w:lvlText w:val="■"/>
+      <w:lvlJc w:val="left"/>
+      <w:pPr>
+        <w:ind w:left="4320" w:hanging="360"/>
+      </w:pPr>
+    </w:lvl>
+    <w:lvl w:ilvl="6" w:tplc="301621AE">
+      <w:start w:val="1"/>
+      <w:numFmt w:val="bullet"/>
+      <w:lvlText w:val="●"/>
+      <w:lvlJc w:val="left"/>
+      <w:pPr>
+        <w:ind w:left="5040" w:hanging="360"/>
+      </w:pPr>
+    </w:lvl>
+    <w:lvl w:ilvl="7" w:tplc="75828016">
+      <w:start w:val="1"/>
+      <w:numFmt w:val="bullet"/>
+      <w:lvlText w:val="●"/>
+      <w:lvlJc w:val="left"/>
+      <w:pPr>
+        <w:ind w:left="5760" w:hanging="360"/>
+      </w:pPr>
+    </w:lvl>
+    <w:lvl w:ilvl="8" w:tplc="620E2C24">
+      <w:start w:val="1"/>
+      <w:numFmt w:val="bullet"/>
+      <w:lvlText w:val="●"/>
+      <w:lvlJc w:val="left"/>
+      <w:pPr>
+        <w:ind w:left="6480" w:hanging="360"/>
+      </w:pPr>
+    </w:lvl>
+  </w:abstractNum>
   <w:abstractNum w:abstractNumId="2" w15:restartNumberingAfterBreak="0">
-    <w:nsid w:val="73ED2C1B"/>
+    <w:nsid w:val="61E255FC"/>
     <w:multiLevelType w:val="hybridMultilevel"/>
-    <w:tmpl w:val="A1A01C1E"/>
-    <w:lvl w:ilvl="0" w:tplc="1B4207C0">
+    <w:tmpl w:val="F620D6C0"/>
+    <w:lvl w:ilvl="0" w:tplc="2BAA9CA8">
       <w:start w:val="1"/>
       <w:numFmt w:val="decimal"/>
       <w:lvlText w:val="%1."/>
@@ -9938,60 +15427,78 @@
         <w:ind w:left="720" w:hanging="360"/>
       </w:pPr>
     </w:lvl>
-    <w:lvl w:ilvl="1" w:tplc="94561146">
+    <w:lvl w:ilvl="1" w:tplc="870EA35A">
       <w:numFmt w:val="decimal"/>
       <w:lvlText w:val=""/>
       <w:lvlJc w:val="left"/>
     </w:lvl>
-    <w:lvl w:ilvl="2" w:tplc="EA402212">
+    <w:lvl w:ilvl="2" w:tplc="3B688DCC">
       <w:numFmt w:val="decimal"/>
       <w:lvlText w:val=""/>
       <w:lvlJc w:val="left"/>
     </w:lvl>
-    <w:lvl w:ilvl="3" w:tplc="9816051C">
+    <w:lvl w:ilvl="3" w:tplc="4460A268">
       <w:numFmt w:val="decimal"/>
       <w:lvlText w:val=""/>
       <w:lvlJc w:val="left"/>
     </w:lvl>
-    <w:lvl w:ilvl="4" w:tplc="70167EA2">
+    <w:lvl w:ilvl="4" w:tplc="ED8EE2C4">
       <w:numFmt w:val="decimal"/>
       <w:lvlText w:val=""/>
       <w:lvlJc w:val="left"/>
     </w:lvl>
-    <w:lvl w:ilvl="5" w:tplc="941C6020">
+    <w:lvl w:ilvl="5" w:tplc="FBA810F4">
       <w:numFmt w:val="decimal"/>
       <w:lvlText w:val=""/>
       <w:lvlJc w:val="left"/>
     </w:lvl>
-    <w:lvl w:ilvl="6" w:tplc="293A0B58">
+    <w:lvl w:ilvl="6" w:tplc="C562C206">
       <w:numFmt w:val="decimal"/>
       <w:lvlText w:val=""/>
       <w:lvlJc w:val="left"/>
     </w:lvl>
-    <w:lvl w:ilvl="7" w:tplc="9F307024">
+    <w:lvl w:ilvl="7" w:tplc="1AB882E2">
       <w:numFmt w:val="decimal"/>
       <w:lvlText w:val=""/>
       <w:lvlJc w:val="left"/>
     </w:lvl>
-    <w:lvl w:ilvl="8" w:tplc="975AC7DE">
+    <w:lvl w:ilvl="8" w:tplc="81C01B16">
       <w:numFmt w:val="decimal"/>
       <w:lvlText w:val=""/>
       <w:lvlJc w:val="left"/>
     </w:lvl>
   </w:abstractNum>
   <w:num w:numId="1">
+    <w:abstractNumId w:val="1"/>
+    <w:lvlOverride w:ilvl="0">
+      <w:startOverride w:val="1"/>
+    </w:lvlOverride>
+  </w:num>
+  <w:num w:numId="2">
     <w:abstractNumId w:val="0"/>
     <w:lvlOverride w:ilvl="0">
       <w:startOverride w:val="1"/>
     </w:lvlOverride>
   </w:num>
-  <w:num w:numId="2">
-    <w:abstractNumId w:val="1"/>
+  <w:num w:numId="3">
+    <w:abstractNumId w:val="2"/>
     <w:lvlOverride w:ilvl="0">
       <w:startOverride w:val="1"/>
     </w:lvlOverride>
   </w:num>
-  <w:num w:numId="3">
+  <w:num w:numId="4">
+    <w:abstractNumId w:val="2"/>
+    <w:lvlOverride w:ilvl="0">
+      <w:startOverride w:val="1"/>
+    </w:lvlOverride>
+  </w:num>
+  <w:num w:numId="5">
+    <w:abstractNumId w:val="2"/>
+    <w:lvlOverride w:ilvl="0">
+      <w:startOverride w:val="1"/>
+    </w:lvlOverride>
+  </w:num>
+  <w:num w:numId="6">
     <w:abstractNumId w:val="2"/>
     <w:lvlOverride w:ilvl="0">
       <w:startOverride w:val="1"/>
@@ -10615,7 +16122,7 @@
     <w:autoRedefine/>
     <w:uiPriority w:val="39"/>
     <w:unhideWhenUsed/>
-    <w:rsid w:val="00EA32AD"/>
+    <w:rsid w:val="003F0898"/>
     <w:pPr>
       <w:spacing w:after="100"/>
     </w:pPr>
@@ -10627,7 +16134,7 @@
     <w:autoRedefine/>
     <w:uiPriority w:val="39"/>
     <w:unhideWhenUsed/>
-    <w:rsid w:val="00EA32AD"/>
+    <w:rsid w:val="003F0898"/>
     <w:pPr>
       <w:spacing w:after="100"/>
       <w:ind w:left="240"/>

--- a/docs/informe.docx
+++ b/docs/informe.docx
@@ -2529,13 +2529,534 @@
               <w:szCs w:val="22"/>
             </w:rPr>
           </w:pPr>
+          <w:r>
+            <w:fldChar w:fldCharType="begin"/>
+          </w:r>
+          <w:r>
+            <w:instrText>TOC \h \o "1-2"</w:instrText>
+          </w:r>
+          <w:r>
+            <w:fldChar w:fldCharType="separate"/>
+          </w:r>
+          <w:hyperlink w:anchor="_Toc_ws_8" w:history="1">
+            <w:r>
+              <w:rPr>
+                <w:rStyle w:val="Hipervnculo"/>
+                <w:noProof/>
+              </w:rPr>
+              <w:t>8. Comunicación en tiempo real con WebSocket</w:t>
+            </w:r>
+            <w:r>
+              <w:rPr>
+                <w:noProof/>
+              </w:rPr>
+              <w:tab/>
+            </w:r>
+            <w:r>
+              <w:rPr>
+                <w:noProof/>
+              </w:rPr>
+              <w:fldChar w:fldCharType="begin"/>
+            </w:r>
+            <w:r>
+              <w:rPr>
+                <w:noProof/>
+              </w:rPr>
+              <w:instrText xml:space="preserve"> PAGEREF _Toc_ws_8 \h </w:instrText>
+            </w:r>
+            <w:r>
+              <w:rPr>
+                <w:noProof/>
+              </w:rPr>
+            </w:r>
+            <w:r>
+              <w:rPr>
+                <w:noProof/>
+              </w:rPr>
+              <w:fldChar w:fldCharType="separate"/>
+            </w:r>
+            <w:r>
+              <w:rPr>
+                <w:noProof/>
+              </w:rPr>
+              <w:t>3</w:t>
+            </w:r>
+            <w:r>
+              <w:rPr>
+                <w:noProof/>
+              </w:rPr>
+              <w:fldChar w:fldCharType="end"/>
+            </w:r>
+          </w:hyperlink>
+        </w:p>
+        <w:p>
+          <w:pPr>
+            <w:pStyle w:val="TDC2"/>
+            <w:tabs>
+              <w:tab w:val="right" w:leader="dot" w:pos="9350"/>
+            </w:tabs>
+            <w:rPr>
+              <w:rFonts w:asciiTheme="minorHAnsi" w:eastAsiaTheme="minorEastAsia" w:hAnsiTheme="minorHAnsi" w:cstheme="minorBidi"/>
+              <w:noProof/>
+              <w:sz w:val="22"/>
+              <w:szCs w:val="22"/>
+            </w:rPr>
+          </w:pPr>
+          <w:hyperlink w:anchor="_Toc_ws_8_1" w:history="1">
+            <w:r>
+              <w:rPr>
+                <w:rStyle w:val="Hipervnculo"/>
+                <w:noProof/>
+              </w:rPr>
+              <w:t>8.1 Resumen</w:t>
+            </w:r>
+            <w:r>
+              <w:rPr>
+                <w:noProof/>
+              </w:rPr>
+              <w:tab/>
+            </w:r>
+            <w:r>
+              <w:rPr>
+                <w:noProof/>
+              </w:rPr>
+              <w:fldChar w:fldCharType="begin"/>
+            </w:r>
+            <w:r>
+              <w:rPr>
+                <w:noProof/>
+              </w:rPr>
+              <w:instrText xml:space="preserve"> PAGEREF _Toc_ws_8_1 \h </w:instrText>
+            </w:r>
+            <w:r>
+              <w:rPr>
+                <w:noProof/>
+              </w:rPr>
+            </w:r>
+            <w:r>
+              <w:rPr>
+                <w:noProof/>
+              </w:rPr>
+              <w:fldChar w:fldCharType="separate"/>
+            </w:r>
+            <w:r>
+              <w:rPr>
+                <w:noProof/>
+              </w:rPr>
+              <w:t>4</w:t>
+            </w:r>
+            <w:r>
+              <w:rPr>
+                <w:noProof/>
+              </w:rPr>
+              <w:fldChar w:fldCharType="end"/>
+            </w:r>
+          </w:hyperlink>
+        </w:p>
+        <w:p>
+          <w:pPr>
+            <w:pStyle w:val="TDC2"/>
+            <w:tabs>
+              <w:tab w:val="right" w:leader="dot" w:pos="9350"/>
+            </w:tabs>
+            <w:rPr>
+              <w:rFonts w:asciiTheme="minorHAnsi" w:eastAsiaTheme="minorEastAsia" w:hAnsiTheme="minorHAnsi" w:cstheme="minorBidi"/>
+              <w:noProof/>
+              <w:sz w:val="22"/>
+              <w:szCs w:val="22"/>
+            </w:rPr>
+          </w:pPr>
+          <w:hyperlink w:anchor="_Toc_ws_8_2" w:history="1">
+            <w:r>
+              <w:rPr>
+                <w:rStyle w:val="Hipervnculo"/>
+                <w:noProof/>
+              </w:rPr>
+              <w:t>8.2 Dónde se agregó</w:t>
+            </w:r>
+            <w:r>
+              <w:rPr>
+                <w:noProof/>
+              </w:rPr>
+              <w:tab/>
+            </w:r>
+            <w:r>
+              <w:rPr>
+                <w:noProof/>
+              </w:rPr>
+              <w:fldChar w:fldCharType="begin"/>
+            </w:r>
+            <w:r>
+              <w:rPr>
+                <w:noProof/>
+              </w:rPr>
+              <w:instrText xml:space="preserve"> PAGEREF _Toc_ws_8_2 \h </w:instrText>
+            </w:r>
+            <w:r>
+              <w:rPr>
+                <w:noProof/>
+              </w:rPr>
+            </w:r>
+            <w:r>
+              <w:rPr>
+                <w:noProof/>
+              </w:rPr>
+              <w:fldChar w:fldCharType="separate"/>
+            </w:r>
+            <w:r>
+              <w:rPr>
+                <w:noProof/>
+              </w:rPr>
+              <w:t>4</w:t>
+            </w:r>
+            <w:r>
+              <w:rPr>
+                <w:noProof/>
+              </w:rPr>
+              <w:fldChar w:fldCharType="end"/>
+            </w:r>
+          </w:hyperlink>
+        </w:p>
+        <w:p>
+          <w:pPr>
+            <w:pStyle w:val="TDC2"/>
+            <w:tabs>
+              <w:tab w:val="right" w:leader="dot" w:pos="9350"/>
+            </w:tabs>
+            <w:rPr>
+              <w:rFonts w:asciiTheme="minorHAnsi" w:eastAsiaTheme="minorEastAsia" w:hAnsiTheme="minorHAnsi" w:cstheme="minorBidi"/>
+              <w:noProof/>
+              <w:sz w:val="22"/>
+              <w:szCs w:val="22"/>
+            </w:rPr>
+          </w:pPr>
+          <w:hyperlink w:anchor="_Toc_ws_8_3" w:history="1">
+            <w:r>
+              <w:rPr>
+                <w:rStyle w:val="Hipervnculo"/>
+                <w:noProof/>
+              </w:rPr>
+              <w:t>8.3 Cómo funciona</w:t>
+            </w:r>
+            <w:r>
+              <w:rPr>
+                <w:noProof/>
+              </w:rPr>
+              <w:tab/>
+            </w:r>
+            <w:r>
+              <w:rPr>
+                <w:noProof/>
+              </w:rPr>
+              <w:fldChar w:fldCharType="begin"/>
+            </w:r>
+            <w:r>
+              <w:rPr>
+                <w:noProof/>
+              </w:rPr>
+              <w:instrText xml:space="preserve"> PAGEREF _Toc_ws_8_3 \h </w:instrText>
+            </w:r>
+            <w:r>
+              <w:rPr>
+                <w:noProof/>
+              </w:rPr>
+            </w:r>
+            <w:r>
+              <w:rPr>
+                <w:noProof/>
+              </w:rPr>
+              <w:fldChar w:fldCharType="separate"/>
+            </w:r>
+            <w:r>
+              <w:rPr>
+                <w:noProof/>
+              </w:rPr>
+              <w:t>4</w:t>
+            </w:r>
+            <w:r>
+              <w:rPr>
+                <w:noProof/>
+              </w:rPr>
+              <w:fldChar w:fldCharType="end"/>
+            </w:r>
+          </w:hyperlink>
+        </w:p>
+        <w:p>
+          <w:pPr>
+            <w:pStyle w:val="TDC2"/>
+            <w:tabs>
+              <w:tab w:val="right" w:leader="dot" w:pos="9350"/>
+            </w:tabs>
+            <w:rPr>
+              <w:rFonts w:asciiTheme="minorHAnsi" w:eastAsiaTheme="minorEastAsia" w:hAnsiTheme="minorHAnsi" w:cstheme="minorBidi"/>
+              <w:noProof/>
+              <w:sz w:val="22"/>
+              <w:szCs w:val="22"/>
+            </w:rPr>
+          </w:pPr>
+          <w:hyperlink w:anchor="_Toc_ws_8_4" w:history="1">
+            <w:r>
+              <w:rPr>
+                <w:rStyle w:val="Hipervnculo"/>
+                <w:noProof/>
+              </w:rPr>
+              <w:t>8.4 Seguridad y límites</w:t>
+            </w:r>
+            <w:r>
+              <w:rPr>
+                <w:noProof/>
+              </w:rPr>
+              <w:tab/>
+            </w:r>
+            <w:r>
+              <w:rPr>
+                <w:noProof/>
+              </w:rPr>
+              <w:fldChar w:fldCharType="begin"/>
+            </w:r>
+            <w:r>
+              <w:rPr>
+                <w:noProof/>
+              </w:rPr>
+              <w:instrText xml:space="preserve"> PAGEREF _Toc_ws_8_4 \h </w:instrText>
+            </w:r>
+            <w:r>
+              <w:rPr>
+                <w:noProof/>
+              </w:rPr>
+            </w:r>
+            <w:r>
+              <w:rPr>
+                <w:noProof/>
+              </w:rPr>
+              <w:fldChar w:fldCharType="separate"/>
+            </w:r>
+            <w:r>
+              <w:rPr>
+                <w:noProof/>
+              </w:rPr>
+              <w:t>4</w:t>
+            </w:r>
+            <w:r>
+              <w:rPr>
+                <w:noProof/>
+              </w:rPr>
+              <w:fldChar w:fldCharType="end"/>
+            </w:r>
+          </w:hyperlink>
+        </w:p>
+        <w:p>
+          <w:pPr>
+            <w:pStyle w:val="TDC2"/>
+            <w:tabs>
+              <w:tab w:val="right" w:leader="dot" w:pos="9350"/>
+            </w:tabs>
+            <w:rPr>
+              <w:rFonts w:asciiTheme="minorHAnsi" w:eastAsiaTheme="minorEastAsia" w:hAnsiTheme="minorHAnsi" w:cstheme="minorBidi"/>
+              <w:noProof/>
+              <w:sz w:val="22"/>
+              <w:szCs w:val="22"/>
+            </w:rPr>
+          </w:pPr>
+          <w:hyperlink w:anchor="_Toc_ws_8_5" w:history="1">
+            <w:r>
+              <w:rPr>
+                <w:rStyle w:val="Hipervnculo"/>
+                <w:noProof/>
+              </w:rPr>
+              <w:t>8.5 Evidencia</w:t>
+            </w:r>
+            <w:r>
+              <w:rPr>
+                <w:noProof/>
+              </w:rPr>
+              <w:tab/>
+            </w:r>
+            <w:r>
+              <w:rPr>
+                <w:noProof/>
+              </w:rPr>
+              <w:fldChar w:fldCharType="begin"/>
+            </w:r>
+            <w:r>
+              <w:rPr>
+                <w:noProof/>
+              </w:rPr>
+              <w:instrText xml:space="preserve"> PAGEREF _Toc_ws_8_5 \h </w:instrText>
+            </w:r>
+            <w:r>
+              <w:rPr>
+                <w:noProof/>
+              </w:rPr>
+            </w:r>
+            <w:r>
+              <w:rPr>
+                <w:noProof/>
+              </w:rPr>
+              <w:fldChar w:fldCharType="separate"/>
+            </w:r>
+            <w:r>
+              <w:rPr>
+                <w:noProof/>
+              </w:rPr>
+              <w:t>4</w:t>
+            </w:r>
+            <w:r>
+              <w:rPr>
+                <w:noProof/>
+              </w:rPr>
+              <w:fldChar w:fldCharType="end"/>
+            </w:r>
+          </w:hyperlink>
+        </w:p>
+        <w:p>
+          <w:pPr>
+            <w:pStyle w:val="TDC2"/>
+            <w:tabs>
+              <w:tab w:val="right" w:leader="dot" w:pos="9350"/>
+            </w:tabs>
+            <w:rPr>
+              <w:rFonts w:asciiTheme="minorHAnsi" w:eastAsiaTheme="minorEastAsia" w:hAnsiTheme="minorHAnsi" w:cstheme="minorBidi"/>
+              <w:noProof/>
+              <w:sz w:val="22"/>
+              <w:szCs w:val="22"/>
+            </w:rPr>
+          </w:pPr>
+          <w:hyperlink w:anchor="_Toc_ws_8_6" w:history="1">
+            <w:r>
+              <w:rPr>
+                <w:rStyle w:val="Hipervnculo"/>
+                <w:noProof/>
+              </w:rPr>
+              <w:t>8.6 Pruebas</w:t>
+            </w:r>
+            <w:r>
+              <w:rPr>
+                <w:noProof/>
+              </w:rPr>
+              <w:tab/>
+            </w:r>
+            <w:r>
+              <w:rPr>
+                <w:noProof/>
+              </w:rPr>
+              <w:fldChar w:fldCharType="begin"/>
+            </w:r>
+            <w:r>
+              <w:rPr>
+                <w:noProof/>
+              </w:rPr>
+              <w:instrText xml:space="preserve"> PAGEREF _Toc_ws_8_6 \h </w:instrText>
+            </w:r>
+            <w:r>
+              <w:rPr>
+                <w:noProof/>
+              </w:rPr>
+            </w:r>
+            <w:r>
+              <w:rPr>
+                <w:noProof/>
+              </w:rPr>
+              <w:fldChar w:fldCharType="separate"/>
+            </w:r>
+            <w:r>
+              <w:rPr>
+                <w:noProof/>
+              </w:rPr>
+              <w:t>4</w:t>
+            </w:r>
+            <w:r>
+              <w:rPr>
+                <w:noProof/>
+              </w:rPr>
+              <w:fldChar w:fldCharType="end"/>
+            </w:r>
+          </w:hyperlink>
+        </w:p>
+        <w:p>
+          <w:pPr>
+            <w:pStyle w:val="TDC2"/>
+            <w:tabs>
+              <w:tab w:val="right" w:leader="dot" w:pos="9350"/>
+            </w:tabs>
+            <w:rPr>
+              <w:rFonts w:asciiTheme="minorHAnsi" w:eastAsiaTheme="minorEastAsia" w:hAnsiTheme="minorHAnsi" w:cstheme="minorBidi"/>
+              <w:noProof/>
+              <w:sz w:val="22"/>
+              <w:szCs w:val="22"/>
+            </w:rPr>
+          </w:pPr>
+          <w:hyperlink w:anchor="_Toc_ws_8_7" w:history="1">
+            <w:r>
+              <w:rPr>
+                <w:rStyle w:val="Hipervnculo"/>
+                <w:noProof/>
+              </w:rPr>
+              <w:t>8.7 Conclusión del módulo</w:t>
+            </w:r>
+            <w:r>
+              <w:rPr>
+                <w:noProof/>
+              </w:rPr>
+              <w:tab/>
+            </w:r>
+            <w:r>
+              <w:rPr>
+                <w:noProof/>
+              </w:rPr>
+              <w:fldChar w:fldCharType="begin"/>
+            </w:r>
+            <w:r>
+              <w:rPr>
+                <w:noProof/>
+              </w:rPr>
+              <w:instrText xml:space="preserve"> PAGEREF _Toc_ws_8_7 \h </w:instrText>
+            </w:r>
+            <w:r>
+              <w:rPr>
+                <w:noProof/>
+              </w:rPr>
+            </w:r>
+            <w:r>
+              <w:rPr>
+                <w:noProof/>
+              </w:rPr>
+              <w:fldChar w:fldCharType="separate"/>
+            </w:r>
+            <w:r>
+              <w:rPr>
+                <w:noProof/>
+              </w:rPr>
+              <w:t>4</w:t>
+            </w:r>
+            <w:r>
+              <w:rPr>
+                <w:noProof/>
+              </w:rPr>
+              <w:fldChar w:fldCharType="end"/>
+            </w:r>
+          </w:hyperlink>
+        </w:p>
+        <w:p>
+          <w:pPr>
+            <w:pStyle w:val="TDC1"/>
+            <w:tabs>
+              <w:tab w:val="right" w:leader="dot" w:pos="9350"/>
+            </w:tabs>
+            <w:rPr>
+              <w:rFonts w:asciiTheme="minorHAnsi" w:eastAsiaTheme="minorEastAsia" w:hAnsiTheme="minorHAnsi" w:cstheme="minorBidi"/>
+              <w:noProof/>
+              <w:sz w:val="22"/>
+              <w:szCs w:val="22"/>
+            </w:rPr>
+          </w:pPr>
           <w:hyperlink w:anchor="_Toc240959711" w:history="1">
             <w:r>
               <w:rPr>
                 <w:rStyle w:val="Hipervnculo"/>
                 <w:noProof/>
               </w:rPr>
-              <w:t>8. Conclusiones</w:t>
+              <w:t>9. Conclusiones</w:t>
             </w:r>
             <w:r>
               <w:rPr>
@@ -3543,7 +4064,7 @@
         <w:spacing w:after="160"/>
       </w:pPr>
       <w:r>
-        <w:t>Este informe explica cómo se implementaron cinco requisitos del trabajo:</w:t>
+        <w:t>Este informe explica cómo se implementaron seis requisitos del trabajo:</w:t>
       </w:r>
     </w:p>
     <w:p>
@@ -3612,6 +4133,22 @@
       </w:r>
       <w:r>
         <w:t>end.</w:t>
+      </w:r>
+    </w:p>
+    <w:p>
+      <w:pPr>
+        <w:pStyle w:val="Prrafodelista"/>
+        <w:numPr>
+          <w:ilvl w:val="0"/>
+          <w:numId w:val="2"/>
+        </w:numPr>
+        <w:spacing w:after="100"/>
+      </w:pPr>
+      <w:r>
+        <w:t>la comunicación en tiempo real con WebSocket para el progreso de la digitalización.</w:t>
+      </w:r>
+      <w:r>
+        <w:t/>
       </w:r>
     </w:p>
     <w:p>
@@ -14676,10 +15213,4517 @@
         <w:pStyle w:val="Ttulo1"/>
         <w:pageBreakBefore/>
       </w:pPr>
+      <w:bookmarkStart w:id="31" w:name="_Toc_ws_8"/>
       <w:bookmarkStart w:id="30" w:name="_Toc240959711"/>
       <w:r>
-        <w:lastRenderedPageBreak/>
-        <w:t>8. Conclusion</w:t>
+        <w:t>8. Comunicación en tiempo real con WebSocket</w:t>
+      </w:r>
+      <w:r>
+        <w:t/>
+      </w:r>
+      <w:bookmarkEnd w:id="30"/>
+      <w:bookmarkEnd w:id="31"/>
+    </w:p>
+    <w:p>
+      <w:pPr>
+        <w:pStyle w:val="Ttulo2"/>
+      </w:pPr>
+      <w:bookmarkStart w:id="32" w:name="_Toc_ws_8_1"/>
+      <w:r>
+        <w:t xml:space="preserve">8.1 Resumen</w:t>
+      </w:r>
+      <w:bookmarkEnd w:id="32"/>
+    </w:p>
+    <w:p>
+      <w:r>
+        <w:t xml:space="preserve">El dueño digitaliza su carta enviando fotos a Gemini desde </w:t>
+      </w:r>
+      <w:r>
+        <w:rPr>
+          <w:rFonts w:ascii="Courier New" w:cs="Courier New" w:eastAsia="Courier New" w:hAnsi="Courier New"/>
+          <w:sz w:val="20"/>
+          <w:szCs w:val="20"/>
+          <w:shd w:fill="F2F2F2" w:color="auto" w:val="clear"/>
+        </w:rPr>
+        <w:t xml:space="preserve">/​admin/​menu</w:t>
+      </w:r>
+      <w:r>
+        <w:t xml:space="preserve">. La petición tarda varios segundos y, si Gemini falla y se reintenta, puede alargarse varios minutos (hasta tres intentos de 60 s cada uno). Antes, la pantalla avanzaba cuatro etapas con un temporizador fijo de 5 s que no sabía qué pasaba en el servidor.</w:t>
+      </w:r>
+    </w:p>
+    <w:p>
+      <w:r>
+        <w:t xml:space="preserve">Ahora la API informa cada etapa real por un </w:t>
+      </w:r>
+      <w:r>
+        <w:rPr>
+          <w:b/>
+          <w:bCs/>
+        </w:rPr>
+        <w:t xml:space="preserve">WebSocket</w:t>
+      </w:r>
+      <w:r>
+        <w:t xml:space="preserve"> (</w:t>
+      </w:r>
+      <w:r>
+        <w:rPr>
+          <w:rFonts w:ascii="Courier New" w:cs="Courier New" w:eastAsia="Courier New" w:hAnsi="Courier New"/>
+          <w:sz w:val="20"/>
+          <w:szCs w:val="20"/>
+          <w:shd w:fill="F2F2F2" w:color="auto" w:val="clear"/>
+        </w:rPr>
+        <w:t xml:space="preserve">/​api/​realtime</w:t>
+      </w:r>
+      <w:r>
+        <w:t xml:space="preserve">): fotos recibidas, Gemini leyendo (con el número de intento), reintento, validación, guardado y resultado. La pantalla muestra exactamente esas etapas, el tiempo transcurrido y, al terminar, cuántas secciones y productos se detectaron.</w:t>
+      </w:r>
+    </w:p>
+    <w:p>
+      <w:r>
+        <w:t xml:space="preserve">El WebSocket solo informa. La petición HTTP sigue decidiendo el resultado: si el socket no conecta, la digitalización funciona igual y la pantalla muestra una línea genérica, nunca etapas inventadas.</w:t>
+      </w:r>
+    </w:p>
+    <w:p>
+      <w:pPr>
+        <w:pStyle w:val="Ttulo2"/>
+      </w:pPr>
+      <w:bookmarkStart w:id="33" w:name="_Toc_ws_8_2"/>
+      <w:r>
+        <w:t xml:space="preserve">8.2 Dónde se agregó</w:t>
+      </w:r>
+      <w:bookmarkEnd w:id="33"/>
+    </w:p>
+    <w:tbl>
+      <w:tblPr>
+        <w:tblStyle w:val="NormalTable"/>
+        <w:tblW w:type="dxa" w:w="9360"/>
+        <w:tblBorders>
+          <w:top w:val="single" w:color="auto" w:sz="4"/>
+          <w:left w:val="single" w:color="auto" w:sz="4"/>
+          <w:bottom w:val="single" w:color="auto" w:sz="4"/>
+          <w:right w:val="single" w:color="auto" w:sz="4"/>
+          <w:insideH w:val="single" w:color="auto" w:sz="4"/>
+          <w:insideV w:val="single" w:color="auto" w:sz="4"/>
+        </w:tblBorders>
+        <w:tblLayout w:type="fixed"/>
+      </w:tblPr>
+      <w:tblGrid>
+        <w:gridCol w:w="1526"/>
+        <w:gridCol w:w="3764"/>
+        <w:gridCol w:w="4070"/>
+      </w:tblGrid>
+      <w:tr>
+        <w:trPr>
+          <w:cantSplit/>
+          <w:tblHeader/>
+        </w:trPr>
+        <w:tc>
+          <w:tcPr>
+            <w:tcW w:type="dxa" w:w="1526"/>
+            <w:tcBorders>
+              <w:top w:val="single" w:color="BFBFBF" w:sz="4"/>
+              <w:left w:val="single" w:color="BFBFBF" w:sz="4"/>
+              <w:bottom w:val="single" w:color="BFBFBF" w:sz="4"/>
+              <w:right w:val="single" w:color="BFBFBF" w:sz="4"/>
+            </w:tcBorders>
+            <w:shd w:fill="D9D9D9" w:color="auto" w:val="clear"/>
+            <w:tcMar>
+              <w:top w:type="dxa" w:w="60"/>
+              <w:left w:type="dxa" w:w="100"/>
+              <w:bottom w:type="dxa" w:w="60"/>
+              <w:right w:type="dxa" w:w="100"/>
+            </w:tcMar>
+          </w:tcPr>
+          <w:p>
+            <w:pPr>
+              <w:keepNext/>
+              <w:spacing w:after="0" w:before="0"/>
+            </w:pPr>
+            <w:r>
+              <w:rPr>
+                <w:b/>
+                <w:bCs/>
+                <w:sz w:val="18"/>
+                <w:szCs w:val="18"/>
+              </w:rPr>
+              <w:t xml:space="preserve">Capa</w:t>
+            </w:r>
+          </w:p>
+        </w:tc>
+        <w:tc>
+          <w:tcPr>
+            <w:tcW w:type="dxa" w:w="3764"/>
+            <w:tcBorders>
+              <w:top w:val="single" w:color="BFBFBF" w:sz="4"/>
+              <w:left w:val="single" w:color="BFBFBF" w:sz="4"/>
+              <w:bottom w:val="single" w:color="BFBFBF" w:sz="4"/>
+              <w:right w:val="single" w:color="BFBFBF" w:sz="4"/>
+            </w:tcBorders>
+            <w:shd w:fill="D9D9D9" w:color="auto" w:val="clear"/>
+            <w:tcMar>
+              <w:top w:type="dxa" w:w="60"/>
+              <w:left w:type="dxa" w:w="100"/>
+              <w:bottom w:type="dxa" w:w="60"/>
+              <w:right w:type="dxa" w:w="100"/>
+            </w:tcMar>
+          </w:tcPr>
+          <w:p>
+            <w:pPr>
+              <w:keepNext/>
+              <w:spacing w:after="0" w:before="0"/>
+            </w:pPr>
+            <w:r>
+              <w:rPr>
+                <w:b/>
+                <w:bCs/>
+                <w:sz w:val="18"/>
+                <w:szCs w:val="18"/>
+              </w:rPr>
+              <w:t xml:space="preserve">Archivo</w:t>
+            </w:r>
+          </w:p>
+        </w:tc>
+        <w:tc>
+          <w:tcPr>
+            <w:tcW w:type="dxa" w:w="4070"/>
+            <w:tcBorders>
+              <w:top w:val="single" w:color="BFBFBF" w:sz="4"/>
+              <w:left w:val="single" w:color="BFBFBF" w:sz="4"/>
+              <w:bottom w:val="single" w:color="BFBFBF" w:sz="4"/>
+              <w:right w:val="single" w:color="BFBFBF" w:sz="4"/>
+            </w:tcBorders>
+            <w:shd w:fill="D9D9D9" w:color="auto" w:val="clear"/>
+            <w:tcMar>
+              <w:top w:type="dxa" w:w="60"/>
+              <w:left w:type="dxa" w:w="100"/>
+              <w:bottom w:type="dxa" w:w="60"/>
+              <w:right w:type="dxa" w:w="100"/>
+            </w:tcMar>
+          </w:tcPr>
+          <w:p>
+            <w:pPr>
+              <w:keepNext/>
+              <w:spacing w:after="0" w:before="0"/>
+            </w:pPr>
+            <w:r>
+              <w:rPr>
+                <w:b/>
+                <w:bCs/>
+                <w:sz w:val="18"/>
+                <w:szCs w:val="18"/>
+              </w:rPr>
+              <w:t xml:space="preserve">Qué hace</w:t>
+            </w:r>
+          </w:p>
+        </w:tc>
+      </w:tr>
+      <w:tr>
+        <w:trPr>
+          <w:cantSplit/>
+          <w:tblHeader w:val="off"/>
+        </w:trPr>
+        <w:tc>
+          <w:tcPr>
+            <w:tcW w:type="dxa" w:w="1526"/>
+            <w:tcBorders>
+              <w:top w:val="single" w:color="BFBFBF" w:sz="4"/>
+              <w:left w:val="single" w:color="BFBFBF" w:sz="4"/>
+              <w:bottom w:val="single" w:color="BFBFBF" w:sz="4"/>
+              <w:right w:val="single" w:color="BFBFBF" w:sz="4"/>
+            </w:tcBorders>
+            <w:tcMar>
+              <w:top w:type="dxa" w:w="60"/>
+              <w:left w:type="dxa" w:w="100"/>
+              <w:bottom w:type="dxa" w:w="60"/>
+              <w:right w:type="dxa" w:w="100"/>
+            </w:tcMar>
+          </w:tcPr>
+          <w:p>
+            <w:pPr>
+              <w:keepNext w:val="false"/>
+              <w:spacing w:after="0" w:before="0"/>
+            </w:pPr>
+            <w:r>
+              <w:rPr>
+                <w:b w:val="false"/>
+                <w:bCs w:val="false"/>
+                <w:sz w:val="18"/>
+                <w:szCs w:val="18"/>
+              </w:rPr>
+              <w:t xml:space="preserve">Protocolo compartido</w:t>
+            </w:r>
+          </w:p>
+        </w:tc>
+        <w:tc>
+          <w:tcPr>
+            <w:tcW w:type="dxa" w:w="3764"/>
+            <w:tcBorders>
+              <w:top w:val="single" w:color="BFBFBF" w:sz="4"/>
+              <w:left w:val="single" w:color="BFBFBF" w:sz="4"/>
+              <w:bottom w:val="single" w:color="BFBFBF" w:sz="4"/>
+              <w:right w:val="single" w:color="BFBFBF" w:sz="4"/>
+            </w:tcBorders>
+            <w:tcMar>
+              <w:top w:type="dxa" w:w="60"/>
+              <w:left w:type="dxa" w:w="100"/>
+              <w:bottom w:type="dxa" w:w="60"/>
+              <w:right w:type="dxa" w:w="100"/>
+            </w:tcMar>
+          </w:tcPr>
+          <w:p>
+            <w:pPr>
+              <w:keepNext w:val="false"/>
+              <w:spacing w:after="0" w:before="0"/>
+            </w:pPr>
+            <w:r>
+              <w:rPr>
+                <w:rFonts w:ascii="Courier New" w:cs="Courier New" w:eastAsia="Courier New" w:hAnsi="Courier New"/>
+                <w:b w:val="false"/>
+                <w:bCs w:val="false"/>
+                <w:sz w:val="16"/>
+                <w:szCs w:val="16"/>
+                <w:shd w:fill="F2F2F2" w:color="auto" w:val="clear"/>
+              </w:rPr>
+              <w:t xml:space="preserve">packages/​shared/​src/​realtime.ts:5</w:t>
+            </w:r>
+          </w:p>
+        </w:tc>
+        <w:tc>
+          <w:tcPr>
+            <w:tcW w:type="dxa" w:w="4070"/>
+            <w:tcBorders>
+              <w:top w:val="single" w:color="BFBFBF" w:sz="4"/>
+              <w:left w:val="single" w:color="BFBFBF" w:sz="4"/>
+              <w:bottom w:val="single" w:color="BFBFBF" w:sz="4"/>
+              <w:right w:val="single" w:color="BFBFBF" w:sz="4"/>
+            </w:tcBorders>
+            <w:tcMar>
+              <w:top w:type="dxa" w:w="60"/>
+              <w:left w:type="dxa" w:w="100"/>
+              <w:bottom w:type="dxa" w:w="60"/>
+              <w:right w:type="dxa" w:w="100"/>
+            </w:tcMar>
+          </w:tcPr>
+          <w:p>
+            <w:pPr>
+              <w:keepNext w:val="false"/>
+              <w:spacing w:after="0" w:before="0"/>
+            </w:pPr>
+            <w:r>
+              <w:rPr>
+                <w:b w:val="false"/>
+                <w:bCs w:val="false"/>
+                <w:sz w:val="18"/>
+                <w:szCs w:val="18"/>
+              </w:rPr>
+              <w:t xml:space="preserve">Ruta </w:t>
+            </w:r>
+            <w:r>
+              <w:rPr>
+                <w:rFonts w:ascii="Courier New" w:cs="Courier New" w:eastAsia="Courier New" w:hAnsi="Courier New"/>
+                <w:b w:val="false"/>
+                <w:bCs w:val="false"/>
+                <w:sz w:val="16"/>
+                <w:szCs w:val="16"/>
+                <w:shd w:fill="F2F2F2" w:color="auto" w:val="clear"/>
+              </w:rPr>
+              <w:t xml:space="preserve">/​api/​realtime</w:t>
+            </w:r>
+            <w:r>
+              <w:rPr>
+                <w:b w:val="false"/>
+                <w:bCs w:val="false"/>
+                <w:sz w:val="18"/>
+                <w:szCs w:val="18"/>
+              </w:rPr>
+              <w:t xml:space="preserve">, códigos de cierre, mensajes y el tipo </w:t>
+            </w:r>
+            <w:r>
+              <w:rPr>
+                <w:rFonts w:ascii="Courier New" w:cs="Courier New" w:eastAsia="Courier New" w:hAnsi="Courier New"/>
+                <w:b w:val="false"/>
+                <w:bCs w:val="false"/>
+                <w:sz w:val="16"/>
+                <w:szCs w:val="16"/>
+                <w:shd w:fill="F2F2F2" w:color="auto" w:val="clear"/>
+              </w:rPr>
+              <w:t xml:space="preserve">DigitizationProgress</w:t>
+            </w:r>
+            <w:r>
+              <w:rPr>
+                <w:b w:val="false"/>
+                <w:bCs w:val="false"/>
+                <w:sz w:val="18"/>
+                <w:szCs w:val="18"/>
+              </w:rPr>
+              <w:t xml:space="preserve">; lo usan la API y la web</w:t>
+            </w:r>
+          </w:p>
+        </w:tc>
+      </w:tr>
+      <w:tr>
+        <w:trPr>
+          <w:cantSplit/>
+          <w:tblHeader w:val="off"/>
+        </w:trPr>
+        <w:tc>
+          <w:tcPr>
+            <w:tcW w:type="dxa" w:w="1526"/>
+            <w:tcBorders>
+              <w:top w:val="single" w:color="BFBFBF" w:sz="4"/>
+              <w:left w:val="single" w:color="BFBFBF" w:sz="4"/>
+              <w:bottom w:val="single" w:color="BFBFBF" w:sz="4"/>
+              <w:right w:val="single" w:color="BFBFBF" w:sz="4"/>
+            </w:tcBorders>
+            <w:tcMar>
+              <w:top w:type="dxa" w:w="60"/>
+              <w:left w:type="dxa" w:w="100"/>
+              <w:bottom w:type="dxa" w:w="60"/>
+              <w:right w:type="dxa" w:w="100"/>
+            </w:tcMar>
+          </w:tcPr>
+          <w:p>
+            <w:pPr>
+              <w:keepNext w:val="false"/>
+              <w:spacing w:after="0" w:before="0"/>
+            </w:pPr>
+            <w:r>
+              <w:rPr>
+                <w:b w:val="false"/>
+                <w:bCs w:val="false"/>
+                <w:sz w:val="18"/>
+                <w:szCs w:val="18"/>
+              </w:rPr>
+              <w:t xml:space="preserve">API · gateway</w:t>
+            </w:r>
+          </w:p>
+        </w:tc>
+        <w:tc>
+          <w:tcPr>
+            <w:tcW w:type="dxa" w:w="3764"/>
+            <w:tcBorders>
+              <w:top w:val="single" w:color="BFBFBF" w:sz="4"/>
+              <w:left w:val="single" w:color="BFBFBF" w:sz="4"/>
+              <w:bottom w:val="single" w:color="BFBFBF" w:sz="4"/>
+              <w:right w:val="single" w:color="BFBFBF" w:sz="4"/>
+            </w:tcBorders>
+            <w:tcMar>
+              <w:top w:type="dxa" w:w="60"/>
+              <w:left w:type="dxa" w:w="100"/>
+              <w:bottom w:type="dxa" w:w="60"/>
+              <w:right w:type="dxa" w:w="100"/>
+            </w:tcMar>
+          </w:tcPr>
+          <w:p>
+            <w:pPr>
+              <w:keepNext w:val="false"/>
+              <w:spacing w:after="0" w:before="0"/>
+            </w:pPr>
+            <w:r>
+              <w:rPr>
+                <w:rFonts w:ascii="Courier New" w:cs="Courier New" w:eastAsia="Courier New" w:hAnsi="Courier New"/>
+                <w:b w:val="false"/>
+                <w:bCs w:val="false"/>
+                <w:sz w:val="16"/>
+                <w:szCs w:val="16"/>
+                <w:shd w:fill="F2F2F2" w:color="auto" w:val="clear"/>
+              </w:rPr>
+              <w:t xml:space="preserve">apps/​api/​src/​realtime/​presentation/​realtime.gateway.ts:53</w:t>
+            </w:r>
+          </w:p>
+        </w:tc>
+        <w:tc>
+          <w:tcPr>
+            <w:tcW w:type="dxa" w:w="4070"/>
+            <w:tcBorders>
+              <w:top w:val="single" w:color="BFBFBF" w:sz="4"/>
+              <w:left w:val="single" w:color="BFBFBF" w:sz="4"/>
+              <w:bottom w:val="single" w:color="BFBFBF" w:sz="4"/>
+              <w:right w:val="single" w:color="BFBFBF" w:sz="4"/>
+            </w:tcBorders>
+            <w:tcMar>
+              <w:top w:type="dxa" w:w="60"/>
+              <w:left w:type="dxa" w:w="100"/>
+              <w:bottom w:type="dxa" w:w="60"/>
+              <w:right w:type="dxa" w:w="100"/>
+            </w:tcMar>
+          </w:tcPr>
+          <w:p>
+            <w:pPr>
+              <w:keepNext w:val="false"/>
+              <w:spacing w:after="0" w:before="0"/>
+            </w:pPr>
+            <w:r>
+              <w:rPr>
+                <w:b w:val="false"/>
+                <w:bCs w:val="false"/>
+                <w:sz w:val="18"/>
+                <w:szCs w:val="18"/>
+              </w:rPr>
+              <w:t xml:space="preserve">Servidor WebSocket: valida el handshake (</w:t>
+            </w:r>
+            <w:r>
+              <w:rPr>
+                <w:b w:val="false"/>
+                <w:bCs w:val="false"/>
+                <w:sz w:val="18"/>
+                <w:szCs w:val="18"/>
+              </w:rPr>
+              <w:t xml:space="preserve">L76</w:t>
+            </w:r>
+            <w:r>
+              <w:rPr>
+                <w:b w:val="false"/>
+                <w:bCs w:val="false"/>
+                <w:sz w:val="18"/>
+                <w:szCs w:val="18"/>
+              </w:rPr>
+              <w:t xml:space="preserve">), atiende </w:t>
+            </w:r>
+            <w:r>
+              <w:rPr>
+                <w:rFonts w:ascii="Courier New" w:cs="Courier New" w:eastAsia="Courier New" w:hAnsi="Courier New"/>
+                <w:b w:val="false"/>
+                <w:bCs w:val="false"/>
+                <w:sz w:val="16"/>
+                <w:szCs w:val="16"/>
+                <w:shd w:fill="F2F2F2" w:color="auto" w:val="clear"/>
+              </w:rPr>
+              <w:t xml:space="preserve">subscribe</w:t>
+            </w:r>
+            <w:r>
+              <w:rPr>
+                <w:b w:val="false"/>
+                <w:bCs w:val="false"/>
+                <w:sz w:val="18"/>
+                <w:szCs w:val="18"/>
+              </w:rPr>
+              <w:t xml:space="preserve"> (</w:t>
+            </w:r>
+            <w:r>
+              <w:rPr>
+                <w:b w:val="false"/>
+                <w:bCs w:val="false"/>
+                <w:sz w:val="18"/>
+                <w:szCs w:val="18"/>
+              </w:rPr>
+              <w:t xml:space="preserve">L100</w:t>
+            </w:r>
+            <w:r>
+              <w:rPr>
+                <w:b w:val="false"/>
+                <w:bCs w:val="false"/>
+                <w:sz w:val="18"/>
+                <w:szCs w:val="18"/>
+              </w:rPr>
+              <w:t xml:space="preserve">) y hace ping o cierra conexiones (</w:t>
+            </w:r>
+            <w:r>
+              <w:rPr>
+                <w:b w:val="false"/>
+                <w:bCs w:val="false"/>
+                <w:sz w:val="18"/>
+                <w:szCs w:val="18"/>
+              </w:rPr>
+              <w:t xml:space="preserve">L136</w:t>
+            </w:r>
+            <w:r>
+              <w:rPr>
+                <w:b w:val="false"/>
+                <w:bCs w:val="false"/>
+                <w:sz w:val="18"/>
+                <w:szCs w:val="18"/>
+              </w:rPr>
+              <w:t xml:space="preserve">)</w:t>
+            </w:r>
+          </w:p>
+        </w:tc>
+      </w:tr>
+      <w:tr>
+        <w:trPr>
+          <w:cantSplit/>
+          <w:tblHeader w:val="off"/>
+        </w:trPr>
+        <w:tc>
+          <w:tcPr>
+            <w:tcW w:type="dxa" w:w="1526"/>
+            <w:tcBorders>
+              <w:top w:val="single" w:color="BFBFBF" w:sz="4"/>
+              <w:left w:val="single" w:color="BFBFBF" w:sz="4"/>
+              <w:bottom w:val="single" w:color="BFBFBF" w:sz="4"/>
+              <w:right w:val="single" w:color="BFBFBF" w:sz="4"/>
+            </w:tcBorders>
+            <w:tcMar>
+              <w:top w:type="dxa" w:w="60"/>
+              <w:left w:type="dxa" w:w="100"/>
+              <w:bottom w:type="dxa" w:w="60"/>
+              <w:right w:type="dxa" w:w="100"/>
+            </w:tcMar>
+          </w:tcPr>
+          <w:p>
+            <w:pPr>
+              <w:keepNext w:val="false"/>
+              <w:spacing w:after="0" w:before="0"/>
+            </w:pPr>
+            <w:r>
+              <w:rPr>
+                <w:b w:val="false"/>
+                <w:bCs w:val="false"/>
+                <w:sz w:val="18"/>
+                <w:szCs w:val="18"/>
+              </w:rPr>
+              <w:t xml:space="preserve">API · reglas del handshake</w:t>
+            </w:r>
+          </w:p>
+        </w:tc>
+        <w:tc>
+          <w:tcPr>
+            <w:tcW w:type="dxa" w:w="3764"/>
+            <w:tcBorders>
+              <w:top w:val="single" w:color="BFBFBF" w:sz="4"/>
+              <w:left w:val="single" w:color="BFBFBF" w:sz="4"/>
+              <w:bottom w:val="single" w:color="BFBFBF" w:sz="4"/>
+              <w:right w:val="single" w:color="BFBFBF" w:sz="4"/>
+            </w:tcBorders>
+            <w:tcMar>
+              <w:top w:type="dxa" w:w="60"/>
+              <w:left w:type="dxa" w:w="100"/>
+              <w:bottom w:type="dxa" w:w="60"/>
+              <w:right w:type="dxa" w:w="100"/>
+            </w:tcMar>
+          </w:tcPr>
+          <w:p>
+            <w:pPr>
+              <w:keepNext w:val="false"/>
+              <w:spacing w:after="0" w:before="0"/>
+            </w:pPr>
+            <w:r>
+              <w:rPr>
+                <w:rFonts w:ascii="Courier New" w:cs="Courier New" w:eastAsia="Courier New" w:hAnsi="Courier New"/>
+                <w:b w:val="false"/>
+                <w:bCs w:val="false"/>
+                <w:sz w:val="16"/>
+                <w:szCs w:val="16"/>
+                <w:shd w:fill="F2F2F2" w:color="auto" w:val="clear"/>
+              </w:rPr>
+              <w:t xml:space="preserve">apps/​api/​src/​realtime/​presentation/​realtime-protocol.ts:27</w:t>
+            </w:r>
+          </w:p>
+        </w:tc>
+        <w:tc>
+          <w:tcPr>
+            <w:tcW w:type="dxa" w:w="4070"/>
+            <w:tcBorders>
+              <w:top w:val="single" w:color="BFBFBF" w:sz="4"/>
+              <w:left w:val="single" w:color="BFBFBF" w:sz="4"/>
+              <w:bottom w:val="single" w:color="BFBFBF" w:sz="4"/>
+              <w:right w:val="single" w:color="BFBFBF" w:sz="4"/>
+            </w:tcBorders>
+            <w:tcMar>
+              <w:top w:type="dxa" w:w="60"/>
+              <w:left w:type="dxa" w:w="100"/>
+              <w:bottom w:type="dxa" w:w="60"/>
+              <w:right w:type="dxa" w:w="100"/>
+            </w:tcMar>
+          </w:tcPr>
+          <w:p>
+            <w:pPr>
+              <w:keepNext w:val="false"/>
+              <w:spacing w:after="0" w:before="0"/>
+            </w:pPr>
+            <w:r>
+              <w:rPr>
+                <w:b w:val="false"/>
+                <w:bCs w:val="false"/>
+                <w:sz w:val="18"/>
+                <w:szCs w:val="18"/>
+              </w:rPr>
+              <w:t xml:space="preserve">Lectura de la cookie, verificación del </w:t>
+            </w:r>
+            <w:r>
+              <w:rPr>
+                <w:rFonts w:ascii="Courier New" w:cs="Courier New" w:eastAsia="Courier New" w:hAnsi="Courier New"/>
+                <w:b w:val="false"/>
+                <w:bCs w:val="false"/>
+                <w:sz w:val="16"/>
+                <w:szCs w:val="16"/>
+                <w:shd w:fill="F2F2F2" w:color="auto" w:val="clear"/>
+              </w:rPr>
+              <w:t xml:space="preserve">Origin</w:t>
+            </w:r>
+            <w:r>
+              <w:rPr>
+                <w:b w:val="false"/>
+                <w:bCs w:val="false"/>
+                <w:sz w:val="18"/>
+                <w:szCs w:val="18"/>
+              </w:rPr>
+              <w:t xml:space="preserve"> y validación de la suscripción</w:t>
+            </w:r>
+          </w:p>
+        </w:tc>
+      </w:tr>
+      <w:tr>
+        <w:trPr>
+          <w:cantSplit/>
+          <w:tblHeader w:val="off"/>
+        </w:trPr>
+        <w:tc>
+          <w:tcPr>
+            <w:tcW w:type="dxa" w:w="1526"/>
+            <w:tcBorders>
+              <w:top w:val="single" w:color="BFBFBF" w:sz="4"/>
+              <w:left w:val="single" w:color="BFBFBF" w:sz="4"/>
+              <w:bottom w:val="single" w:color="BFBFBF" w:sz="4"/>
+              <w:right w:val="single" w:color="BFBFBF" w:sz="4"/>
+            </w:tcBorders>
+            <w:tcMar>
+              <w:top w:type="dxa" w:w="60"/>
+              <w:left w:type="dxa" w:w="100"/>
+              <w:bottom w:type="dxa" w:w="60"/>
+              <w:right w:type="dxa" w:w="100"/>
+            </w:tcMar>
+          </w:tcPr>
+          <w:p>
+            <w:pPr>
+              <w:keepNext w:val="false"/>
+              <w:spacing w:after="0" w:before="0"/>
+            </w:pPr>
+            <w:r>
+              <w:rPr>
+                <w:b w:val="false"/>
+                <w:bCs w:val="false"/>
+                <w:sz w:val="18"/>
+                <w:szCs w:val="18"/>
+              </w:rPr>
+              <w:t xml:space="preserve">API · suscripciones</w:t>
+            </w:r>
+          </w:p>
+        </w:tc>
+        <w:tc>
+          <w:tcPr>
+            <w:tcW w:type="dxa" w:w="3764"/>
+            <w:tcBorders>
+              <w:top w:val="single" w:color="BFBFBF" w:sz="4"/>
+              <w:left w:val="single" w:color="BFBFBF" w:sz="4"/>
+              <w:bottom w:val="single" w:color="BFBFBF" w:sz="4"/>
+              <w:right w:val="single" w:color="BFBFBF" w:sz="4"/>
+            </w:tcBorders>
+            <w:tcMar>
+              <w:top w:type="dxa" w:w="60"/>
+              <w:left w:type="dxa" w:w="100"/>
+              <w:bottom w:type="dxa" w:w="60"/>
+              <w:right w:type="dxa" w:w="100"/>
+            </w:tcMar>
+          </w:tcPr>
+          <w:p>
+            <w:pPr>
+              <w:keepNext w:val="false"/>
+              <w:spacing w:after="0" w:before="0"/>
+            </w:pPr>
+            <w:r>
+              <w:rPr>
+                <w:rFonts w:ascii="Courier New" w:cs="Courier New" w:eastAsia="Courier New" w:hAnsi="Courier New"/>
+                <w:b w:val="false"/>
+                <w:bCs w:val="false"/>
+                <w:sz w:val="16"/>
+                <w:szCs w:val="16"/>
+                <w:shd w:fill="F2F2F2" w:color="auto" w:val="clear"/>
+              </w:rPr>
+              <w:t xml:space="preserve">apps/​api/​src/​realtime/​application/​subscription-hub.ts:16</w:t>
+            </w:r>
+          </w:p>
+        </w:tc>
+        <w:tc>
+          <w:tcPr>
+            <w:tcW w:type="dxa" w:w="4070"/>
+            <w:tcBorders>
+              <w:top w:val="single" w:color="BFBFBF" w:sz="4"/>
+              <w:left w:val="single" w:color="BFBFBF" w:sz="4"/>
+              <w:bottom w:val="single" w:color="BFBFBF" w:sz="4"/>
+              <w:right w:val="single" w:color="BFBFBF" w:sz="4"/>
+            </w:tcBorders>
+            <w:tcMar>
+              <w:top w:type="dxa" w:w="60"/>
+              <w:left w:type="dxa" w:w="100"/>
+              <w:bottom w:type="dxa" w:w="60"/>
+              <w:right w:type="dxa" w:w="100"/>
+            </w:tcMar>
+          </w:tcPr>
+          <w:p>
+            <w:pPr>
+              <w:keepNext w:val="false"/>
+              <w:spacing w:after="0" w:before="0"/>
+            </w:pPr>
+            <w:r>
+              <w:rPr>
+                <w:b w:val="false"/>
+                <w:bCs w:val="false"/>
+                <w:sz w:val="18"/>
+                <w:szCs w:val="18"/>
+              </w:rPr>
+              <w:t xml:space="preserve">Registro en memoria de qué socket escucha qué digitalización</w:t>
+            </w:r>
+          </w:p>
+        </w:tc>
+      </w:tr>
+      <w:tr>
+        <w:trPr>
+          <w:cantSplit/>
+          <w:tblHeader w:val="off"/>
+        </w:trPr>
+        <w:tc>
+          <w:tcPr>
+            <w:tcW w:type="dxa" w:w="1526"/>
+            <w:tcBorders>
+              <w:top w:val="single" w:color="BFBFBF" w:sz="4"/>
+              <w:left w:val="single" w:color="BFBFBF" w:sz="4"/>
+              <w:bottom w:val="single" w:color="BFBFBF" w:sz="4"/>
+              <w:right w:val="single" w:color="BFBFBF" w:sz="4"/>
+            </w:tcBorders>
+            <w:tcMar>
+              <w:top w:type="dxa" w:w="60"/>
+              <w:left w:type="dxa" w:w="100"/>
+              <w:bottom w:type="dxa" w:w="60"/>
+              <w:right w:type="dxa" w:w="100"/>
+            </w:tcMar>
+          </w:tcPr>
+          <w:p>
+            <w:pPr>
+              <w:keepNext w:val="false"/>
+              <w:spacing w:after="0" w:before="0"/>
+            </w:pPr>
+            <w:r>
+              <w:rPr>
+                <w:b w:val="false"/>
+                <w:bCs w:val="false"/>
+                <w:sz w:val="18"/>
+                <w:szCs w:val="18"/>
+              </w:rPr>
+              <w:t xml:space="preserve">API · arranque</w:t>
+            </w:r>
+          </w:p>
+        </w:tc>
+        <w:tc>
+          <w:tcPr>
+            <w:tcW w:type="dxa" w:w="3764"/>
+            <w:tcBorders>
+              <w:top w:val="single" w:color="BFBFBF" w:sz="4"/>
+              <w:left w:val="single" w:color="BFBFBF" w:sz="4"/>
+              <w:bottom w:val="single" w:color="BFBFBF" w:sz="4"/>
+              <w:right w:val="single" w:color="BFBFBF" w:sz="4"/>
+            </w:tcBorders>
+            <w:tcMar>
+              <w:top w:type="dxa" w:w="60"/>
+              <w:left w:type="dxa" w:w="100"/>
+              <w:bottom w:type="dxa" w:w="60"/>
+              <w:right w:type="dxa" w:w="100"/>
+            </w:tcMar>
+          </w:tcPr>
+          <w:p>
+            <w:pPr>
+              <w:keepNext w:val="false"/>
+              <w:spacing w:after="0" w:before="0"/>
+            </w:pPr>
+            <w:r>
+              <w:rPr>
+                <w:rFonts w:ascii="Courier New" w:cs="Courier New" w:eastAsia="Courier New" w:hAnsi="Courier New"/>
+                <w:b w:val="false"/>
+                <w:bCs w:val="false"/>
+                <w:sz w:val="16"/>
+                <w:szCs w:val="16"/>
+                <w:shd w:fill="F2F2F2" w:color="auto" w:val="clear"/>
+              </w:rPr>
+              <w:t xml:space="preserve">apps/​api/​src/​main.ts:32</w:t>
+            </w:r>
+            <w:r>
+              <w:rPr>
+                <w:b w:val="false"/>
+                <w:bCs w:val="false"/>
+                <w:sz w:val="18"/>
+                <w:szCs w:val="18"/>
+              </w:rPr>
+              <w:t xml:space="preserve"> y </w:t>
+            </w:r>
+            <w:r>
+              <w:rPr>
+                <w:rFonts w:ascii="Courier New" w:cs="Courier New" w:eastAsia="Courier New" w:hAnsi="Courier New"/>
+                <w:b w:val="false"/>
+                <w:bCs w:val="false"/>
+                <w:sz w:val="16"/>
+                <w:szCs w:val="16"/>
+                <w:shd w:fill="F2F2F2" w:color="auto" w:val="clear"/>
+              </w:rPr>
+              <w:t xml:space="preserve">apps/​api/​src/​realtime/​realtime.module.ts:31</w:t>
+            </w:r>
+          </w:p>
+        </w:tc>
+        <w:tc>
+          <w:tcPr>
+            <w:tcW w:type="dxa" w:w="4070"/>
+            <w:tcBorders>
+              <w:top w:val="single" w:color="BFBFBF" w:sz="4"/>
+              <w:left w:val="single" w:color="BFBFBF" w:sz="4"/>
+              <w:bottom w:val="single" w:color="BFBFBF" w:sz="4"/>
+              <w:right w:val="single" w:color="BFBFBF" w:sz="4"/>
+            </w:tcBorders>
+            <w:tcMar>
+              <w:top w:type="dxa" w:w="60"/>
+              <w:left w:type="dxa" w:w="100"/>
+              <w:bottom w:type="dxa" w:w="60"/>
+              <w:right w:type="dxa" w:w="100"/>
+            </w:tcMar>
+          </w:tcPr>
+          <w:p>
+            <w:pPr>
+              <w:keepNext w:val="false"/>
+              <w:spacing w:after="0" w:before="0"/>
+            </w:pPr>
+            <w:r>
+              <w:rPr>
+                <w:b w:val="false"/>
+                <w:bCs w:val="false"/>
+                <w:sz w:val="18"/>
+                <w:szCs w:val="18"/>
+              </w:rPr>
+              <w:t xml:space="preserve">Activa el adaptador </w:t>
+            </w:r>
+            <w:r>
+              <w:rPr>
+                <w:rFonts w:ascii="Courier New" w:cs="Courier New" w:eastAsia="Courier New" w:hAnsi="Courier New"/>
+                <w:b w:val="false"/>
+                <w:bCs w:val="false"/>
+                <w:sz w:val="16"/>
+                <w:szCs w:val="16"/>
+                <w:shd w:fill="F2F2F2" w:color="auto" w:val="clear"/>
+              </w:rPr>
+              <w:t xml:space="preserve">ws</w:t>
+            </w:r>
+            <w:r>
+              <w:rPr>
+                <w:b w:val="false"/>
+                <w:bCs w:val="false"/>
+                <w:sz w:val="18"/>
+                <w:szCs w:val="18"/>
+              </w:rPr>
+              <w:t xml:space="preserve"> de NestJS y registra el módulo</w:t>
+            </w:r>
+          </w:p>
+        </w:tc>
+      </w:tr>
+      <w:tr>
+        <w:trPr>
+          <w:cantSplit/>
+          <w:tblHeader w:val="off"/>
+        </w:trPr>
+        <w:tc>
+          <w:tcPr>
+            <w:tcW w:type="dxa" w:w="1526"/>
+            <w:tcBorders>
+              <w:top w:val="single" w:color="BFBFBF" w:sz="4"/>
+              <w:left w:val="single" w:color="BFBFBF" w:sz="4"/>
+              <w:bottom w:val="single" w:color="BFBFBF" w:sz="4"/>
+              <w:right w:val="single" w:color="BFBFBF" w:sz="4"/>
+            </w:tcBorders>
+            <w:tcMar>
+              <w:top w:type="dxa" w:w="60"/>
+              <w:left w:type="dxa" w:w="100"/>
+              <w:bottom w:type="dxa" w:w="60"/>
+              <w:right w:type="dxa" w:w="100"/>
+            </w:tcMar>
+          </w:tcPr>
+          <w:p>
+            <w:pPr>
+              <w:keepNext w:val="false"/>
+              <w:spacing w:after="0" w:before="0"/>
+            </w:pPr>
+            <w:r>
+              <w:rPr>
+                <w:b w:val="false"/>
+                <w:bCs w:val="false"/>
+                <w:sz w:val="18"/>
+                <w:szCs w:val="18"/>
+              </w:rPr>
+              <w:t xml:space="preserve">API · caso de uso</w:t>
+            </w:r>
+          </w:p>
+        </w:tc>
+        <w:tc>
+          <w:tcPr>
+            <w:tcW w:type="dxa" w:w="3764"/>
+            <w:tcBorders>
+              <w:top w:val="single" w:color="BFBFBF" w:sz="4"/>
+              <w:left w:val="single" w:color="BFBFBF" w:sz="4"/>
+              <w:bottom w:val="single" w:color="BFBFBF" w:sz="4"/>
+              <w:right w:val="single" w:color="BFBFBF" w:sz="4"/>
+            </w:tcBorders>
+            <w:tcMar>
+              <w:top w:type="dxa" w:w="60"/>
+              <w:left w:type="dxa" w:w="100"/>
+              <w:bottom w:type="dxa" w:w="60"/>
+              <w:right w:type="dxa" w:w="100"/>
+            </w:tcMar>
+          </w:tcPr>
+          <w:p>
+            <w:pPr>
+              <w:keepNext w:val="false"/>
+              <w:spacing w:after="0" w:before="0"/>
+            </w:pPr>
+            <w:r>
+              <w:rPr>
+                <w:rFonts w:ascii="Courier New" w:cs="Courier New" w:eastAsia="Courier New" w:hAnsi="Courier New"/>
+                <w:b w:val="false"/>
+                <w:bCs w:val="false"/>
+                <w:sz w:val="16"/>
+                <w:szCs w:val="16"/>
+                <w:shd w:fill="F2F2F2" w:color="auto" w:val="clear"/>
+              </w:rPr>
+              <w:t xml:space="preserve">apps/​api/​src/​digitization/​application/​use-cases/​digitize-menu.ts:38</w:t>
+            </w:r>
+          </w:p>
+        </w:tc>
+        <w:tc>
+          <w:tcPr>
+            <w:tcW w:type="dxa" w:w="4070"/>
+            <w:tcBorders>
+              <w:top w:val="single" w:color="BFBFBF" w:sz="4"/>
+              <w:left w:val="single" w:color="BFBFBF" w:sz="4"/>
+              <w:bottom w:val="single" w:color="BFBFBF" w:sz="4"/>
+              <w:right w:val="single" w:color="BFBFBF" w:sz="4"/>
+            </w:tcBorders>
+            <w:tcMar>
+              <w:top w:type="dxa" w:w="60"/>
+              <w:left w:type="dxa" w:w="100"/>
+              <w:bottom w:type="dxa" w:w="60"/>
+              <w:right w:type="dxa" w:w="100"/>
+            </w:tcMar>
+          </w:tcPr>
+          <w:p>
+            <w:pPr>
+              <w:keepNext w:val="false"/>
+              <w:spacing w:after="0" w:before="0"/>
+            </w:pPr>
+            <w:r>
+              <w:rPr>
+                <w:b w:val="false"/>
+                <w:bCs w:val="false"/>
+                <w:sz w:val="18"/>
+                <w:szCs w:val="18"/>
+              </w:rPr>
+              <w:t xml:space="preserve">Publica cada etapa a través del puerto </w:t>
+            </w:r>
+            <w:r>
+              <w:rPr>
+                <w:rFonts w:ascii="Courier New" w:cs="Courier New" w:eastAsia="Courier New" w:hAnsi="Courier New"/>
+                <w:b w:val="false"/>
+                <w:bCs w:val="false"/>
+                <w:sz w:val="16"/>
+                <w:szCs w:val="16"/>
+                <w:shd w:fill="F2F2F2" w:color="auto" w:val="clear"/>
+              </w:rPr>
+              <w:t xml:space="preserve">DigitizationProgressReporter</w:t>
+            </w:r>
+          </w:p>
+        </w:tc>
+      </w:tr>
+      <w:tr>
+        <w:trPr>
+          <w:cantSplit/>
+          <w:tblHeader w:val="off"/>
+        </w:trPr>
+        <w:tc>
+          <w:tcPr>
+            <w:tcW w:type="dxa" w:w="1526"/>
+            <w:tcBorders>
+              <w:top w:val="single" w:color="BFBFBF" w:sz="4"/>
+              <w:left w:val="single" w:color="BFBFBF" w:sz="4"/>
+              <w:bottom w:val="single" w:color="BFBFBF" w:sz="4"/>
+              <w:right w:val="single" w:color="BFBFBF" w:sz="4"/>
+            </w:tcBorders>
+            <w:tcMar>
+              <w:top w:type="dxa" w:w="60"/>
+              <w:left w:type="dxa" w:w="100"/>
+              <w:bottom w:type="dxa" w:w="60"/>
+              <w:right w:type="dxa" w:w="100"/>
+            </w:tcMar>
+          </w:tcPr>
+          <w:p>
+            <w:pPr>
+              <w:keepNext w:val="false"/>
+              <w:spacing w:after="0" w:before="0"/>
+            </w:pPr>
+            <w:r>
+              <w:rPr>
+                <w:b w:val="false"/>
+                <w:bCs w:val="false"/>
+                <w:sz w:val="18"/>
+                <w:szCs w:val="18"/>
+              </w:rPr>
+              <w:t xml:space="preserve">API · Gemini</w:t>
+            </w:r>
+          </w:p>
+        </w:tc>
+        <w:tc>
+          <w:tcPr>
+            <w:tcW w:type="dxa" w:w="3764"/>
+            <w:tcBorders>
+              <w:top w:val="single" w:color="BFBFBF" w:sz="4"/>
+              <w:left w:val="single" w:color="BFBFBF" w:sz="4"/>
+              <w:bottom w:val="single" w:color="BFBFBF" w:sz="4"/>
+              <w:right w:val="single" w:color="BFBFBF" w:sz="4"/>
+            </w:tcBorders>
+            <w:tcMar>
+              <w:top w:type="dxa" w:w="60"/>
+              <w:left w:type="dxa" w:w="100"/>
+              <w:bottom w:type="dxa" w:w="60"/>
+              <w:right w:type="dxa" w:w="100"/>
+            </w:tcMar>
+          </w:tcPr>
+          <w:p>
+            <w:pPr>
+              <w:keepNext w:val="false"/>
+              <w:spacing w:after="0" w:before="0"/>
+            </w:pPr>
+            <w:r>
+              <w:rPr>
+                <w:rFonts w:ascii="Courier New" w:cs="Courier New" w:eastAsia="Courier New" w:hAnsi="Courier New"/>
+                <w:b w:val="false"/>
+                <w:bCs w:val="false"/>
+                <w:sz w:val="16"/>
+                <w:szCs w:val="16"/>
+                <w:shd w:fill="F2F2F2" w:color="auto" w:val="clear"/>
+              </w:rPr>
+              <w:t xml:space="preserve">apps/​api/​src/​digitization/​infrastructure/​gemini-menu-extraction.gateway.ts:73</w:t>
+            </w:r>
+          </w:p>
+        </w:tc>
+        <w:tc>
+          <w:tcPr>
+            <w:tcW w:type="dxa" w:w="4070"/>
+            <w:tcBorders>
+              <w:top w:val="single" w:color="BFBFBF" w:sz="4"/>
+              <w:left w:val="single" w:color="BFBFBF" w:sz="4"/>
+              <w:bottom w:val="single" w:color="BFBFBF" w:sz="4"/>
+              <w:right w:val="single" w:color="BFBFBF" w:sz="4"/>
+            </w:tcBorders>
+            <w:tcMar>
+              <w:top w:type="dxa" w:w="60"/>
+              <w:left w:type="dxa" w:w="100"/>
+              <w:bottom w:type="dxa" w:w="60"/>
+              <w:right w:type="dxa" w:w="100"/>
+            </w:tcMar>
+          </w:tcPr>
+          <w:p>
+            <w:pPr>
+              <w:keepNext w:val="false"/>
+              <w:spacing w:after="0" w:before="0"/>
+            </w:pPr>
+            <w:r>
+              <w:rPr>
+                <w:b w:val="false"/>
+                <w:bCs w:val="false"/>
+                <w:sz w:val="18"/>
+                <w:szCs w:val="18"/>
+              </w:rPr>
+              <w:t xml:space="preserve">Avisa al empezar cada intento y antes de cada reintento</w:t>
+            </w:r>
+          </w:p>
+        </w:tc>
+      </w:tr>
+      <w:tr>
+        <w:trPr>
+          <w:cantSplit/>
+          <w:tblHeader w:val="off"/>
+        </w:trPr>
+        <w:tc>
+          <w:tcPr>
+            <w:tcW w:type="dxa" w:w="1526"/>
+            <w:tcBorders>
+              <w:top w:val="single" w:color="BFBFBF" w:sz="4"/>
+              <w:left w:val="single" w:color="BFBFBF" w:sz="4"/>
+              <w:bottom w:val="single" w:color="BFBFBF" w:sz="4"/>
+              <w:right w:val="single" w:color="BFBFBF" w:sz="4"/>
+            </w:tcBorders>
+            <w:tcMar>
+              <w:top w:type="dxa" w:w="60"/>
+              <w:left w:type="dxa" w:w="100"/>
+              <w:bottom w:type="dxa" w:w="60"/>
+              <w:right w:type="dxa" w:w="100"/>
+            </w:tcMar>
+          </w:tcPr>
+          <w:p>
+            <w:pPr>
+              <w:keepNext w:val="false"/>
+              <w:spacing w:after="0" w:before="0"/>
+            </w:pPr>
+            <w:r>
+              <w:rPr>
+                <w:b w:val="false"/>
+                <w:bCs w:val="false"/>
+                <w:sz w:val="18"/>
+                <w:szCs w:val="18"/>
+              </w:rPr>
+              <w:t xml:space="preserve">API · adaptador</w:t>
+            </w:r>
+          </w:p>
+        </w:tc>
+        <w:tc>
+          <w:tcPr>
+            <w:tcW w:type="dxa" w:w="3764"/>
+            <w:tcBorders>
+              <w:top w:val="single" w:color="BFBFBF" w:sz="4"/>
+              <w:left w:val="single" w:color="BFBFBF" w:sz="4"/>
+              <w:bottom w:val="single" w:color="BFBFBF" w:sz="4"/>
+              <w:right w:val="single" w:color="BFBFBF" w:sz="4"/>
+            </w:tcBorders>
+            <w:tcMar>
+              <w:top w:type="dxa" w:w="60"/>
+              <w:left w:type="dxa" w:w="100"/>
+              <w:bottom w:type="dxa" w:w="60"/>
+              <w:right w:type="dxa" w:w="100"/>
+            </w:tcMar>
+          </w:tcPr>
+          <w:p>
+            <w:pPr>
+              <w:keepNext w:val="false"/>
+              <w:spacing w:after="0" w:before="0"/>
+            </w:pPr>
+            <w:r>
+              <w:rPr>
+                <w:rFonts w:ascii="Courier New" w:cs="Courier New" w:eastAsia="Courier New" w:hAnsi="Courier New"/>
+                <w:b w:val="false"/>
+                <w:bCs w:val="false"/>
+                <w:sz w:val="16"/>
+                <w:szCs w:val="16"/>
+                <w:shd w:fill="F2F2F2" w:color="auto" w:val="clear"/>
+              </w:rPr>
+              <w:t xml:space="preserve">apps/​api/​src/​digitization/​infrastructure/​realtime-progress.reporter.ts:11</w:t>
+            </w:r>
+          </w:p>
+        </w:tc>
+        <w:tc>
+          <w:tcPr>
+            <w:tcW w:type="dxa" w:w="4070"/>
+            <w:tcBorders>
+              <w:top w:val="single" w:color="BFBFBF" w:sz="4"/>
+              <w:left w:val="single" w:color="BFBFBF" w:sz="4"/>
+              <w:bottom w:val="single" w:color="BFBFBF" w:sz="4"/>
+              <w:right w:val="single" w:color="BFBFBF" w:sz="4"/>
+            </w:tcBorders>
+            <w:tcMar>
+              <w:top w:type="dxa" w:w="60"/>
+              <w:left w:type="dxa" w:w="100"/>
+              <w:bottom w:type="dxa" w:w="60"/>
+              <w:right w:type="dxa" w:w="100"/>
+            </w:tcMar>
+          </w:tcPr>
+          <w:p>
+            <w:pPr>
+              <w:keepNext w:val="false"/>
+              <w:spacing w:after="0" w:before="0"/>
+            </w:pPr>
+            <w:r>
+              <w:rPr>
+                <w:b w:val="false"/>
+                <w:bCs w:val="false"/>
+                <w:sz w:val="18"/>
+                <w:szCs w:val="18"/>
+              </w:rPr>
+              <w:t xml:space="preserve">Implementa el puerto enviando las etapas por el WebSocket</w:t>
+            </w:r>
+          </w:p>
+        </w:tc>
+      </w:tr>
+      <w:tr>
+        <w:trPr>
+          <w:cantSplit/>
+          <w:tblHeader w:val="off"/>
+        </w:trPr>
+        <w:tc>
+          <w:tcPr>
+            <w:tcW w:type="dxa" w:w="1526"/>
+            <w:tcBorders>
+              <w:top w:val="single" w:color="BFBFBF" w:sz="4"/>
+              <w:left w:val="single" w:color="BFBFBF" w:sz="4"/>
+              <w:bottom w:val="single" w:color="BFBFBF" w:sz="4"/>
+              <w:right w:val="single" w:color="BFBFBF" w:sz="4"/>
+            </w:tcBorders>
+            <w:tcMar>
+              <w:top w:type="dxa" w:w="60"/>
+              <w:left w:type="dxa" w:w="100"/>
+              <w:bottom w:type="dxa" w:w="60"/>
+              <w:right w:type="dxa" w:w="100"/>
+            </w:tcMar>
+          </w:tcPr>
+          <w:p>
+            <w:pPr>
+              <w:keepNext w:val="false"/>
+              <w:spacing w:after="0" w:before="0"/>
+            </w:pPr>
+            <w:r>
+              <w:rPr>
+                <w:b w:val="false"/>
+                <w:bCs w:val="false"/>
+                <w:sz w:val="18"/>
+                <w:szCs w:val="18"/>
+              </w:rPr>
+              <w:t xml:space="preserve">API · controlador</w:t>
+            </w:r>
+          </w:p>
+        </w:tc>
+        <w:tc>
+          <w:tcPr>
+            <w:tcW w:type="dxa" w:w="3764"/>
+            <w:tcBorders>
+              <w:top w:val="single" w:color="BFBFBF" w:sz="4"/>
+              <w:left w:val="single" w:color="BFBFBF" w:sz="4"/>
+              <w:bottom w:val="single" w:color="BFBFBF" w:sz="4"/>
+              <w:right w:val="single" w:color="BFBFBF" w:sz="4"/>
+            </w:tcBorders>
+            <w:tcMar>
+              <w:top w:type="dxa" w:w="60"/>
+              <w:left w:type="dxa" w:w="100"/>
+              <w:bottom w:type="dxa" w:w="60"/>
+              <w:right w:type="dxa" w:w="100"/>
+            </w:tcMar>
+          </w:tcPr>
+          <w:p>
+            <w:pPr>
+              <w:keepNext w:val="false"/>
+              <w:spacing w:after="0" w:before="0"/>
+            </w:pPr>
+            <w:r>
+              <w:rPr>
+                <w:rFonts w:ascii="Courier New" w:cs="Courier New" w:eastAsia="Courier New" w:hAnsi="Courier New"/>
+                <w:b w:val="false"/>
+                <w:bCs w:val="false"/>
+                <w:sz w:val="16"/>
+                <w:szCs w:val="16"/>
+                <w:shd w:fill="F2F2F2" w:color="auto" w:val="clear"/>
+              </w:rPr>
+              <w:t xml:space="preserve">apps/​api/​src/​digitization/​digitization.controller.ts:76</w:t>
+            </w:r>
+          </w:p>
+        </w:tc>
+        <w:tc>
+          <w:tcPr>
+            <w:tcW w:type="dxa" w:w="4070"/>
+            <w:tcBorders>
+              <w:top w:val="single" w:color="BFBFBF" w:sz="4"/>
+              <w:left w:val="single" w:color="BFBFBF" w:sz="4"/>
+              <w:bottom w:val="single" w:color="BFBFBF" w:sz="4"/>
+              <w:right w:val="single" w:color="BFBFBF" w:sz="4"/>
+            </w:tcBorders>
+            <w:tcMar>
+              <w:top w:type="dxa" w:w="60"/>
+              <w:left w:type="dxa" w:w="100"/>
+              <w:bottom w:type="dxa" w:w="60"/>
+              <w:right w:type="dxa" w:w="100"/>
+            </w:tcMar>
+          </w:tcPr>
+          <w:p>
+            <w:pPr>
+              <w:keepNext w:val="false"/>
+              <w:spacing w:after="0" w:before="0"/>
+            </w:pPr>
+            <w:r>
+              <w:rPr>
+                <w:b w:val="false"/>
+                <w:bCs w:val="false"/>
+                <w:sz w:val="18"/>
+                <w:szCs w:val="18"/>
+              </w:rPr>
+              <w:t xml:space="preserve">Lee la cabecera </w:t>
+            </w:r>
+            <w:r>
+              <w:rPr>
+                <w:rFonts w:ascii="Courier New" w:cs="Courier New" w:eastAsia="Courier New" w:hAnsi="Courier New"/>
+                <w:b w:val="false"/>
+                <w:bCs w:val="false"/>
+                <w:sz w:val="16"/>
+                <w:szCs w:val="16"/>
+                <w:shd w:fill="F2F2F2" w:color="auto" w:val="clear"/>
+              </w:rPr>
+              <w:t xml:space="preserve">x-digitization-progress-id</w:t>
+            </w:r>
+            <w:r>
+              <w:rPr>
+                <w:b w:val="false"/>
+                <w:bCs w:val="false"/>
+                <w:sz w:val="18"/>
+                <w:szCs w:val="18"/>
+              </w:rPr>
+              <w:t xml:space="preserve"> que une la petición con la suscripción</w:t>
+            </w:r>
+          </w:p>
+        </w:tc>
+      </w:tr>
+      <w:tr>
+        <w:trPr>
+          <w:cantSplit/>
+          <w:tblHeader w:val="off"/>
+        </w:trPr>
+        <w:tc>
+          <w:tcPr>
+            <w:tcW w:type="dxa" w:w="1526"/>
+            <w:tcBorders>
+              <w:top w:val="single" w:color="BFBFBF" w:sz="4"/>
+              <w:left w:val="single" w:color="BFBFBF" w:sz="4"/>
+              <w:bottom w:val="single" w:color="BFBFBF" w:sz="4"/>
+              <w:right w:val="single" w:color="BFBFBF" w:sz="4"/>
+            </w:tcBorders>
+            <w:tcMar>
+              <w:top w:type="dxa" w:w="60"/>
+              <w:left w:type="dxa" w:w="100"/>
+              <w:bottom w:type="dxa" w:w="60"/>
+              <w:right w:type="dxa" w:w="100"/>
+            </w:tcMar>
+          </w:tcPr>
+          <w:p>
+            <w:pPr>
+              <w:keepNext w:val="false"/>
+              <w:spacing w:after="0" w:before="0"/>
+            </w:pPr>
+            <w:r>
+              <w:rPr>
+                <w:b w:val="false"/>
+                <w:bCs w:val="false"/>
+                <w:sz w:val="18"/>
+                <w:szCs w:val="18"/>
+              </w:rPr>
+              <w:t xml:space="preserve">Web · proxy</w:t>
+            </w:r>
+          </w:p>
+        </w:tc>
+        <w:tc>
+          <w:tcPr>
+            <w:tcW w:type="dxa" w:w="3764"/>
+            <w:tcBorders>
+              <w:top w:val="single" w:color="BFBFBF" w:sz="4"/>
+              <w:left w:val="single" w:color="BFBFBF" w:sz="4"/>
+              <w:bottom w:val="single" w:color="BFBFBF" w:sz="4"/>
+              <w:right w:val="single" w:color="BFBFBF" w:sz="4"/>
+            </w:tcBorders>
+            <w:tcMar>
+              <w:top w:type="dxa" w:w="60"/>
+              <w:left w:type="dxa" w:w="100"/>
+              <w:bottom w:type="dxa" w:w="60"/>
+              <w:right w:type="dxa" w:w="100"/>
+            </w:tcMar>
+          </w:tcPr>
+          <w:p>
+            <w:pPr>
+              <w:keepNext w:val="false"/>
+              <w:spacing w:after="0" w:before="0"/>
+            </w:pPr>
+            <w:r>
+              <w:rPr>
+                <w:rFonts w:ascii="Courier New" w:cs="Courier New" w:eastAsia="Courier New" w:hAnsi="Courier New"/>
+                <w:b w:val="false"/>
+                <w:bCs w:val="false"/>
+                <w:sz w:val="16"/>
+                <w:szCs w:val="16"/>
+                <w:shd w:fill="F2F2F2" w:color="auto" w:val="clear"/>
+              </w:rPr>
+              <w:t xml:space="preserve">apps/​web/​next.config.ts:41</w:t>
+            </w:r>
+          </w:p>
+        </w:tc>
+        <w:tc>
+          <w:tcPr>
+            <w:tcW w:type="dxa" w:w="4070"/>
+            <w:tcBorders>
+              <w:top w:val="single" w:color="BFBFBF" w:sz="4"/>
+              <w:left w:val="single" w:color="BFBFBF" w:sz="4"/>
+              <w:bottom w:val="single" w:color="BFBFBF" w:sz="4"/>
+              <w:right w:val="single" w:color="BFBFBF" w:sz="4"/>
+            </w:tcBorders>
+            <w:tcMar>
+              <w:top w:type="dxa" w:w="60"/>
+              <w:left w:type="dxa" w:w="100"/>
+              <w:bottom w:type="dxa" w:w="60"/>
+              <w:right w:type="dxa" w:w="100"/>
+            </w:tcMar>
+          </w:tcPr>
+          <w:p>
+            <w:pPr>
+              <w:keepNext w:val="false"/>
+              <w:spacing w:after="0" w:before="0"/>
+            </w:pPr>
+            <w:r>
+              <w:rPr>
+                <w:rFonts w:ascii="Courier New" w:cs="Courier New" w:eastAsia="Courier New" w:hAnsi="Courier New"/>
+                <w:b w:val="false"/>
+                <w:bCs w:val="false"/>
+                <w:sz w:val="16"/>
+                <w:szCs w:val="16"/>
+                <w:shd w:fill="F2F2F2" w:color="auto" w:val="clear"/>
+              </w:rPr>
+              <w:t xml:space="preserve">rewrite</w:t>
+            </w:r>
+            <w:r>
+              <w:rPr>
+                <w:b w:val="false"/>
+                <w:bCs w:val="false"/>
+                <w:sz w:val="18"/>
+                <w:szCs w:val="18"/>
+              </w:rPr>
+              <w:t xml:space="preserve"> de </w:t>
+            </w:r>
+            <w:r>
+              <w:rPr>
+                <w:rFonts w:ascii="Courier New" w:cs="Courier New" w:eastAsia="Courier New" w:hAnsi="Courier New"/>
+                <w:b w:val="false"/>
+                <w:bCs w:val="false"/>
+                <w:sz w:val="16"/>
+                <w:szCs w:val="16"/>
+                <w:shd w:fill="F2F2F2" w:color="auto" w:val="clear"/>
+              </w:rPr>
+              <w:t xml:space="preserve">/​api/​realtime</w:t>
+            </w:r>
+            <w:r>
+              <w:rPr>
+                <w:b w:val="false"/>
+                <w:bCs w:val="false"/>
+                <w:sz w:val="18"/>
+                <w:szCs w:val="18"/>
+              </w:rPr>
+              <w:t xml:space="preserve"> hacia NestJS: Next.js reenvía el upgrade del WebSocket</w:t>
+            </w:r>
+          </w:p>
+        </w:tc>
+      </w:tr>
+      <w:tr>
+        <w:trPr>
+          <w:cantSplit/>
+          <w:tblHeader w:val="off"/>
+        </w:trPr>
+        <w:tc>
+          <w:tcPr>
+            <w:tcW w:type="dxa" w:w="1526"/>
+            <w:tcBorders>
+              <w:top w:val="single" w:color="BFBFBF" w:sz="4"/>
+              <w:left w:val="single" w:color="BFBFBF" w:sz="4"/>
+              <w:bottom w:val="single" w:color="BFBFBF" w:sz="4"/>
+              <w:right w:val="single" w:color="BFBFBF" w:sz="4"/>
+            </w:tcBorders>
+            <w:tcMar>
+              <w:top w:type="dxa" w:w="60"/>
+              <w:left w:type="dxa" w:w="100"/>
+              <w:bottom w:type="dxa" w:w="60"/>
+              <w:right w:type="dxa" w:w="100"/>
+            </w:tcMar>
+          </w:tcPr>
+          <w:p>
+            <w:pPr>
+              <w:keepNext w:val="false"/>
+              <w:spacing w:after="0" w:before="0"/>
+            </w:pPr>
+            <w:r>
+              <w:rPr>
+                <w:b w:val="false"/>
+                <w:bCs w:val="false"/>
+                <w:sz w:val="18"/>
+                <w:szCs w:val="18"/>
+              </w:rPr>
+              <w:t xml:space="preserve">Web · BFF</w:t>
+            </w:r>
+          </w:p>
+        </w:tc>
+        <w:tc>
+          <w:tcPr>
+            <w:tcW w:type="dxa" w:w="3764"/>
+            <w:tcBorders>
+              <w:top w:val="single" w:color="BFBFBF" w:sz="4"/>
+              <w:left w:val="single" w:color="BFBFBF" w:sz="4"/>
+              <w:bottom w:val="single" w:color="BFBFBF" w:sz="4"/>
+              <w:right w:val="single" w:color="BFBFBF" w:sz="4"/>
+            </w:tcBorders>
+            <w:tcMar>
+              <w:top w:type="dxa" w:w="60"/>
+              <w:left w:type="dxa" w:w="100"/>
+              <w:bottom w:type="dxa" w:w="60"/>
+              <w:right w:type="dxa" w:w="100"/>
+            </w:tcMar>
+          </w:tcPr>
+          <w:p>
+            <w:pPr>
+              <w:keepNext w:val="false"/>
+              <w:spacing w:after="0" w:before="0"/>
+            </w:pPr>
+            <w:r>
+              <w:rPr>
+                <w:rFonts w:ascii="Courier New" w:cs="Courier New" w:eastAsia="Courier New" w:hAnsi="Courier New"/>
+                <w:b w:val="false"/>
+                <w:bCs w:val="false"/>
+                <w:sz w:val="16"/>
+                <w:szCs w:val="16"/>
+                <w:shd w:fill="F2F2F2" w:color="auto" w:val="clear"/>
+              </w:rPr>
+              <w:t xml:space="preserve">apps/​web/​src/​app/​api/​owner/​restaurants/​[restaurantId]/​menu/​digitize/​route.ts:42</w:t>
+            </w:r>
+          </w:p>
+        </w:tc>
+        <w:tc>
+          <w:tcPr>
+            <w:tcW w:type="dxa" w:w="4070"/>
+            <w:tcBorders>
+              <w:top w:val="single" w:color="BFBFBF" w:sz="4"/>
+              <w:left w:val="single" w:color="BFBFBF" w:sz="4"/>
+              <w:bottom w:val="single" w:color="BFBFBF" w:sz="4"/>
+              <w:right w:val="single" w:color="BFBFBF" w:sz="4"/>
+            </w:tcBorders>
+            <w:tcMar>
+              <w:top w:type="dxa" w:w="60"/>
+              <w:left w:type="dxa" w:w="100"/>
+              <w:bottom w:type="dxa" w:w="60"/>
+              <w:right w:type="dxa" w:w="100"/>
+            </w:tcMar>
+          </w:tcPr>
+          <w:p>
+            <w:pPr>
+              <w:keepNext w:val="false"/>
+              <w:spacing w:after="0" w:before="0"/>
+            </w:pPr>
+            <w:r>
+              <w:rPr>
+                <w:b w:val="false"/>
+                <w:bCs w:val="false"/>
+                <w:sz w:val="18"/>
+                <w:szCs w:val="18"/>
+              </w:rPr>
+              <w:t xml:space="preserve">Reenvía la cabecera de progreso a la API</w:t>
+            </w:r>
+          </w:p>
+        </w:tc>
+      </w:tr>
+      <w:tr>
+        <w:trPr>
+          <w:cantSplit/>
+          <w:tblHeader w:val="off"/>
+        </w:trPr>
+        <w:tc>
+          <w:tcPr>
+            <w:tcW w:type="dxa" w:w="1526"/>
+            <w:tcBorders>
+              <w:top w:val="single" w:color="BFBFBF" w:sz="4"/>
+              <w:left w:val="single" w:color="BFBFBF" w:sz="4"/>
+              <w:bottom w:val="single" w:color="BFBFBF" w:sz="4"/>
+              <w:right w:val="single" w:color="BFBFBF" w:sz="4"/>
+            </w:tcBorders>
+            <w:tcMar>
+              <w:top w:type="dxa" w:w="60"/>
+              <w:left w:type="dxa" w:w="100"/>
+              <w:bottom w:type="dxa" w:w="60"/>
+              <w:right w:type="dxa" w:w="100"/>
+            </w:tcMar>
+          </w:tcPr>
+          <w:p>
+            <w:pPr>
+              <w:keepNext w:val="false"/>
+              <w:spacing w:after="0" w:before="0"/>
+            </w:pPr>
+            <w:r>
+              <w:rPr>
+                <w:b w:val="false"/>
+                <w:bCs w:val="false"/>
+                <w:sz w:val="18"/>
+                <w:szCs w:val="18"/>
+              </w:rPr>
+              <w:t xml:space="preserve">Web · cliente</w:t>
+            </w:r>
+          </w:p>
+        </w:tc>
+        <w:tc>
+          <w:tcPr>
+            <w:tcW w:type="dxa" w:w="3764"/>
+            <w:tcBorders>
+              <w:top w:val="single" w:color="BFBFBF" w:sz="4"/>
+              <w:left w:val="single" w:color="BFBFBF" w:sz="4"/>
+              <w:bottom w:val="single" w:color="BFBFBF" w:sz="4"/>
+              <w:right w:val="single" w:color="BFBFBF" w:sz="4"/>
+            </w:tcBorders>
+            <w:tcMar>
+              <w:top w:type="dxa" w:w="60"/>
+              <w:left w:type="dxa" w:w="100"/>
+              <w:bottom w:type="dxa" w:w="60"/>
+              <w:right w:type="dxa" w:w="100"/>
+            </w:tcMar>
+          </w:tcPr>
+          <w:p>
+            <w:pPr>
+              <w:keepNext w:val="false"/>
+              <w:spacing w:after="0" w:before="0"/>
+            </w:pPr>
+            <w:r>
+              <w:rPr>
+                <w:rFonts w:ascii="Courier New" w:cs="Courier New" w:eastAsia="Courier New" w:hAnsi="Courier New"/>
+                <w:b w:val="false"/>
+                <w:bCs w:val="false"/>
+                <w:sz w:val="16"/>
+                <w:szCs w:val="16"/>
+                <w:shd w:fill="F2F2F2" w:color="auto" w:val="clear"/>
+              </w:rPr>
+              <w:t xml:space="preserve">apps/​web/​src/​app/​admin/​menu/​use-digitization-progress.ts:30</w:t>
+            </w:r>
+          </w:p>
+        </w:tc>
+        <w:tc>
+          <w:tcPr>
+            <w:tcW w:type="dxa" w:w="4070"/>
+            <w:tcBorders>
+              <w:top w:val="single" w:color="BFBFBF" w:sz="4"/>
+              <w:left w:val="single" w:color="BFBFBF" w:sz="4"/>
+              <w:bottom w:val="single" w:color="BFBFBF" w:sz="4"/>
+              <w:right w:val="single" w:color="BFBFBF" w:sz="4"/>
+            </w:tcBorders>
+            <w:tcMar>
+              <w:top w:type="dxa" w:w="60"/>
+              <w:left w:type="dxa" w:w="100"/>
+              <w:bottom w:type="dxa" w:w="60"/>
+              <w:right w:type="dxa" w:w="100"/>
+            </w:tcMar>
+          </w:tcPr>
+          <w:p>
+            <w:pPr>
+              <w:keepNext w:val="false"/>
+              <w:spacing w:after="0" w:before="0"/>
+            </w:pPr>
+            <w:r>
+              <w:rPr>
+                <w:b w:val="false"/>
+                <w:bCs w:val="false"/>
+                <w:sz w:val="18"/>
+                <w:szCs w:val="18"/>
+              </w:rPr>
+              <w:t xml:space="preserve">Hook que abre el socket (</w:t>
+            </w:r>
+            <w:r>
+              <w:rPr>
+                <w:b w:val="false"/>
+                <w:bCs w:val="false"/>
+                <w:sz w:val="18"/>
+                <w:szCs w:val="18"/>
+              </w:rPr>
+              <w:t xml:space="preserve">L46</w:t>
+            </w:r>
+            <w:r>
+              <w:rPr>
+                <w:b w:val="false"/>
+                <w:bCs w:val="false"/>
+                <w:sz w:val="18"/>
+                <w:szCs w:val="18"/>
+              </w:rPr>
+              <w:t xml:space="preserve">), se suscribe y entrega las etapas</w:t>
+            </w:r>
+          </w:p>
+        </w:tc>
+      </w:tr>
+      <w:tr>
+        <w:trPr>
+          <w:cantSplit/>
+          <w:tblHeader w:val="off"/>
+        </w:trPr>
+        <w:tc>
+          <w:tcPr>
+            <w:tcW w:type="dxa" w:w="1526"/>
+            <w:tcBorders>
+              <w:top w:val="single" w:color="BFBFBF" w:sz="4"/>
+              <w:left w:val="single" w:color="BFBFBF" w:sz="4"/>
+              <w:bottom w:val="single" w:color="BFBFBF" w:sz="4"/>
+              <w:right w:val="single" w:color="BFBFBF" w:sz="4"/>
+            </w:tcBorders>
+            <w:tcMar>
+              <w:top w:type="dxa" w:w="60"/>
+              <w:left w:type="dxa" w:w="100"/>
+              <w:bottom w:type="dxa" w:w="60"/>
+              <w:right w:type="dxa" w:w="100"/>
+            </w:tcMar>
+          </w:tcPr>
+          <w:p>
+            <w:pPr>
+              <w:keepNext w:val="false"/>
+              <w:spacing w:after="0" w:before="0"/>
+            </w:pPr>
+            <w:r>
+              <w:rPr>
+                <w:b w:val="false"/>
+                <w:bCs w:val="false"/>
+                <w:sz w:val="18"/>
+                <w:szCs w:val="18"/>
+              </w:rPr>
+              <w:t xml:space="preserve">Web · pantalla</w:t>
+            </w:r>
+          </w:p>
+        </w:tc>
+        <w:tc>
+          <w:tcPr>
+            <w:tcW w:type="dxa" w:w="3764"/>
+            <w:tcBorders>
+              <w:top w:val="single" w:color="BFBFBF" w:sz="4"/>
+              <w:left w:val="single" w:color="BFBFBF" w:sz="4"/>
+              <w:bottom w:val="single" w:color="BFBFBF" w:sz="4"/>
+              <w:right w:val="single" w:color="BFBFBF" w:sz="4"/>
+            </w:tcBorders>
+            <w:tcMar>
+              <w:top w:type="dxa" w:w="60"/>
+              <w:left w:type="dxa" w:w="100"/>
+              <w:bottom w:type="dxa" w:w="60"/>
+              <w:right w:type="dxa" w:w="100"/>
+            </w:tcMar>
+          </w:tcPr>
+          <w:p>
+            <w:pPr>
+              <w:keepNext w:val="false"/>
+              <w:spacing w:after="0" w:before="0"/>
+            </w:pPr>
+            <w:r>
+              <w:rPr>
+                <w:rFonts w:ascii="Courier New" w:cs="Courier New" w:eastAsia="Courier New" w:hAnsi="Courier New"/>
+                <w:b w:val="false"/>
+                <w:bCs w:val="false"/>
+                <w:sz w:val="16"/>
+                <w:szCs w:val="16"/>
+                <w:shd w:fill="F2F2F2" w:color="auto" w:val="clear"/>
+              </w:rPr>
+              <w:t xml:space="preserve">apps/​web/​src/​app/​admin/​menu/​menu-digitizer.tsx:166</w:t>
+            </w:r>
+          </w:p>
+        </w:tc>
+        <w:tc>
+          <w:tcPr>
+            <w:tcW w:type="dxa" w:w="4070"/>
+            <w:tcBorders>
+              <w:top w:val="single" w:color="BFBFBF" w:sz="4"/>
+              <w:left w:val="single" w:color="BFBFBF" w:sz="4"/>
+              <w:bottom w:val="single" w:color="BFBFBF" w:sz="4"/>
+              <w:right w:val="single" w:color="BFBFBF" w:sz="4"/>
+            </w:tcBorders>
+            <w:tcMar>
+              <w:top w:type="dxa" w:w="60"/>
+              <w:left w:type="dxa" w:w="100"/>
+              <w:bottom w:type="dxa" w:w="60"/>
+              <w:right w:type="dxa" w:w="100"/>
+            </w:tcMar>
+          </w:tcPr>
+          <w:p>
+            <w:pPr>
+              <w:keepNext w:val="false"/>
+              <w:spacing w:after="0" w:before="0"/>
+            </w:pPr>
+            <w:r>
+              <w:rPr>
+                <w:b w:val="false"/>
+                <w:bCs w:val="false"/>
+                <w:sz w:val="18"/>
+                <w:szCs w:val="18"/>
+              </w:rPr>
+              <w:t xml:space="preserve">Se suscribe antes de enviar las fotos y pinta el panel </w:t>
+            </w:r>
+            <w:r>
+              <w:rPr>
+                <w:rFonts w:ascii="Courier New" w:cs="Courier New" w:eastAsia="Courier New" w:hAnsi="Courier New"/>
+                <w:b w:val="false"/>
+                <w:bCs w:val="false"/>
+                <w:sz w:val="16"/>
+                <w:szCs w:val="16"/>
+                <w:shd w:fill="F2F2F2" w:color="auto" w:val="clear"/>
+              </w:rPr>
+              <w:t xml:space="preserve">ProcessingState</w:t>
+            </w:r>
+          </w:p>
+        </w:tc>
+      </w:tr>
+      <w:tr>
+        <w:trPr>
+          <w:cantSplit/>
+          <w:tblHeader w:val="off"/>
+        </w:trPr>
+        <w:tc>
+          <w:tcPr>
+            <w:tcW w:type="dxa" w:w="1526"/>
+            <w:tcBorders>
+              <w:top w:val="single" w:color="BFBFBF" w:sz="4"/>
+              <w:left w:val="single" w:color="BFBFBF" w:sz="4"/>
+              <w:bottom w:val="single" w:color="BFBFBF" w:sz="4"/>
+              <w:right w:val="single" w:color="BFBFBF" w:sz="4"/>
+            </w:tcBorders>
+            <w:tcMar>
+              <w:top w:type="dxa" w:w="60"/>
+              <w:left w:type="dxa" w:w="100"/>
+              <w:bottom w:type="dxa" w:w="60"/>
+              <w:right w:type="dxa" w:w="100"/>
+            </w:tcMar>
+          </w:tcPr>
+          <w:p>
+            <w:pPr>
+              <w:keepNext w:val="false"/>
+              <w:spacing w:after="0" w:before="0"/>
+            </w:pPr>
+            <w:r>
+              <w:rPr>
+                <w:b w:val="false"/>
+                <w:bCs w:val="false"/>
+                <w:sz w:val="18"/>
+                <w:szCs w:val="18"/>
+              </w:rPr>
+              <w:t xml:space="preserve">Infraestructura</w:t>
+            </w:r>
+          </w:p>
+        </w:tc>
+        <w:tc>
+          <w:tcPr>
+            <w:tcW w:type="dxa" w:w="3764"/>
+            <w:tcBorders>
+              <w:top w:val="single" w:color="BFBFBF" w:sz="4"/>
+              <w:left w:val="single" w:color="BFBFBF" w:sz="4"/>
+              <w:bottom w:val="single" w:color="BFBFBF" w:sz="4"/>
+              <w:right w:val="single" w:color="BFBFBF" w:sz="4"/>
+            </w:tcBorders>
+            <w:tcMar>
+              <w:top w:type="dxa" w:w="60"/>
+              <w:left w:type="dxa" w:w="100"/>
+              <w:bottom w:type="dxa" w:w="60"/>
+              <w:right w:type="dxa" w:w="100"/>
+            </w:tcMar>
+          </w:tcPr>
+          <w:p>
+            <w:pPr>
+              <w:keepNext w:val="false"/>
+              <w:spacing w:after="0" w:before="0"/>
+            </w:pPr>
+            <w:r>
+              <w:rPr>
+                <w:rFonts w:ascii="Courier New" w:cs="Courier New" w:eastAsia="Courier New" w:hAnsi="Courier New"/>
+                <w:b w:val="false"/>
+                <w:bCs w:val="false"/>
+                <w:sz w:val="16"/>
+                <w:szCs w:val="16"/>
+                <w:shd w:fill="F2F2F2" w:color="auto" w:val="clear"/>
+              </w:rPr>
+              <w:t xml:space="preserve">docker/​nginx.conf:8</w:t>
+            </w:r>
+          </w:p>
+        </w:tc>
+        <w:tc>
+          <w:tcPr>
+            <w:tcW w:type="dxa" w:w="4070"/>
+            <w:tcBorders>
+              <w:top w:val="single" w:color="BFBFBF" w:sz="4"/>
+              <w:left w:val="single" w:color="BFBFBF" w:sz="4"/>
+              <w:bottom w:val="single" w:color="BFBFBF" w:sz="4"/>
+              <w:right w:val="single" w:color="BFBFBF" w:sz="4"/>
+            </w:tcBorders>
+            <w:tcMar>
+              <w:top w:type="dxa" w:w="60"/>
+              <w:left w:type="dxa" w:w="100"/>
+              <w:bottom w:type="dxa" w:w="60"/>
+              <w:right w:type="dxa" w:w="100"/>
+            </w:tcMar>
+          </w:tcPr>
+          <w:p>
+            <w:pPr>
+              <w:keepNext w:val="false"/>
+              <w:spacing w:after="0" w:before="0"/>
+            </w:pPr>
+            <w:r>
+              <w:rPr>
+                <w:b w:val="false"/>
+                <w:bCs w:val="false"/>
+                <w:sz w:val="18"/>
+                <w:szCs w:val="18"/>
+              </w:rPr>
+              <w:t xml:space="preserve">Conserva las cabeceras </w:t>
+            </w:r>
+            <w:r>
+              <w:rPr>
+                <w:rFonts w:ascii="Courier New" w:cs="Courier New" w:eastAsia="Courier New" w:hAnsi="Courier New"/>
+                <w:b w:val="false"/>
+                <w:bCs w:val="false"/>
+                <w:sz w:val="16"/>
+                <w:szCs w:val="16"/>
+                <w:shd w:fill="F2F2F2" w:color="auto" w:val="clear"/>
+              </w:rPr>
+              <w:t xml:space="preserve">Upgrade</w:t>
+            </w:r>
+            <w:r>
+              <w:rPr>
+                <w:b w:val="false"/>
+                <w:bCs w:val="false"/>
+                <w:sz w:val="18"/>
+                <w:szCs w:val="18"/>
+              </w:rPr>
+              <w:t xml:space="preserve"> y </w:t>
+            </w:r>
+            <w:r>
+              <w:rPr>
+                <w:rFonts w:ascii="Courier New" w:cs="Courier New" w:eastAsia="Courier New" w:hAnsi="Courier New"/>
+                <w:b w:val="false"/>
+                <w:bCs w:val="false"/>
+                <w:sz w:val="16"/>
+                <w:szCs w:val="16"/>
+                <w:shd w:fill="F2F2F2" w:color="auto" w:val="clear"/>
+              </w:rPr>
+              <w:t xml:space="preserve">Connection</w:t>
+            </w:r>
+            <w:r>
+              <w:rPr>
+                <w:b w:val="false"/>
+                <w:bCs w:val="false"/>
+                <w:sz w:val="18"/>
+                <w:szCs w:val="18"/>
+              </w:rPr>
+              <w:t xml:space="preserve"> (</w:t>
+            </w:r>
+            <w:r>
+              <w:rPr>
+                <w:b w:val="false"/>
+                <w:bCs w:val="false"/>
+                <w:sz w:val="18"/>
+                <w:szCs w:val="18"/>
+              </w:rPr>
+              <w:t xml:space="preserve">L40</w:t>
+            </w:r>
+            <w:r>
+              <w:rPr>
+                <w:b w:val="false"/>
+                <w:bCs w:val="false"/>
+                <w:sz w:val="18"/>
+                <w:szCs w:val="18"/>
+              </w:rPr>
+              <w:t xml:space="preserve">)</w:t>
+            </w:r>
+          </w:p>
+        </w:tc>
+      </w:tr>
+    </w:tbl>
+    <w:p>
+      <w:pPr>
+        <w:spacing w:after="0" w:before="0"/>
+      </w:pPr>
+    </w:p>
+    <w:p>
+      <w:r>
+        <w:t xml:space="preserve">El módulo de digitalización sigue la arquitectura hexagonal del resto de la API: el caso de uso solo conoce el puerto </w:t>
+      </w:r>
+      <w:r>
+        <w:rPr>
+          <w:rFonts w:ascii="Courier New" w:cs="Courier New" w:eastAsia="Courier New" w:hAnsi="Courier New"/>
+          <w:sz w:val="20"/>
+          <w:szCs w:val="20"/>
+          <w:shd w:fill="F2F2F2" w:color="auto" w:val="clear"/>
+        </w:rPr>
+        <w:t xml:space="preserve">DigitizationProgressReporter</w:t>
+      </w:r>
+      <w:r>
+        <w:t xml:space="preserve">, y es el adaptador el que sabe que existe un WebSocket. Por eso el caso de uso se prueba sin levantar NestJS ni abrir sockets.</w:t>
+      </w:r>
+    </w:p>
+    <w:p>
+      <w:pPr>
+        <w:pStyle w:val="Ttulo2"/>
+      </w:pPr>
+      <w:bookmarkStart w:id="34" w:name="_Toc_ws_8_3"/>
+      <w:r>
+        <w:t xml:space="preserve">8.3 Cómo funciona</w:t>
+      </w:r>
+      <w:bookmarkEnd w:id="34"/>
+    </w:p>
+    <w:p>
+      <w:pPr>
+        <w:pStyle w:val="ListParagraph"/>
+        <w:numPr>
+          <w:ilvl w:val="0"/>
+          <w:numId w:val="4"/>
+        </w:numPr>
+      </w:pPr>
+      <w:r>
+        <w:t xml:space="preserve">El dueño pulsa «Digitalizar en borrador». La página genera un identificador aleatorio (</w:t>
+      </w:r>
+      <w:r>
+        <w:rPr>
+          <w:rFonts w:ascii="Courier New" w:cs="Courier New" w:eastAsia="Courier New" w:hAnsi="Courier New"/>
+          <w:sz w:val="20"/>
+          <w:szCs w:val="20"/>
+          <w:shd w:fill="F2F2F2" w:color="auto" w:val="clear"/>
+        </w:rPr>
+        <w:t xml:space="preserve">progressId</w:t>
+      </w:r>
+      <w:r>
+        <w:t xml:space="preserve">) y abre </w:t>
+      </w:r>
+      <w:r>
+        <w:rPr>
+          <w:rFonts w:ascii="Courier New" w:cs="Courier New" w:eastAsia="Courier New" w:hAnsi="Courier New"/>
+          <w:sz w:val="20"/>
+          <w:szCs w:val="20"/>
+          <w:shd w:fill="F2F2F2" w:color="auto" w:val="clear"/>
+        </w:rPr>
+        <w:t xml:space="preserve">ws:/​/​&lt;origen&gt;/​api/​realtime</w:t>
+      </w:r>
+      <w:r>
+        <w:t xml:space="preserve"> (</w:t>
+      </w:r>
+      <w:r>
+        <w:rPr>
+          <w:rFonts w:ascii="Courier New" w:cs="Courier New" w:eastAsia="Courier New" w:hAnsi="Courier New"/>
+          <w:sz w:val="20"/>
+          <w:szCs w:val="20"/>
+          <w:shd w:fill="F2F2F2" w:color="auto" w:val="clear"/>
+        </w:rPr>
+        <w:t xml:space="preserve">wss:/​/​</w:t>
+      </w:r>
+      <w:r>
+        <w:t xml:space="preserve"> en producción).</w:t>
+      </w:r>
+    </w:p>
+    <w:p>
+      <w:pPr>
+        <w:pStyle w:val="ListParagraph"/>
+        <w:numPr>
+          <w:ilvl w:val="0"/>
+          <w:numId w:val="4"/>
+        </w:numPr>
+      </w:pPr>
+      <w:r>
+        <w:t xml:space="preserve">El navegador solo habla con Next.js. Next.js reenvía la conexión a NestJS mediante un </w:t>
+      </w:r>
+      <w:r>
+        <w:rPr>
+          <w:rFonts w:ascii="Courier New" w:cs="Courier New" w:eastAsia="Courier New" w:hAnsi="Courier New"/>
+          <w:sz w:val="20"/>
+          <w:szCs w:val="20"/>
+          <w:shd w:fill="F2F2F2" w:color="auto" w:val="clear"/>
+        </w:rPr>
+        <w:t xml:space="preserve">rewrite</w:t>
+      </w:r>
+      <w:r>
+        <w:t xml:space="preserve">, igual que hace con </w:t>
+      </w:r>
+      <w:r>
+        <w:rPr>
+          <w:rFonts w:ascii="Courier New" w:cs="Courier New" w:eastAsia="Courier New" w:hAnsi="Courier New"/>
+          <w:sz w:val="20"/>
+          <w:szCs w:val="20"/>
+          <w:shd w:fill="F2F2F2" w:color="auto" w:val="clear"/>
+        </w:rPr>
+        <w:t xml:space="preserve">/​api/​auth/​*</w:t>
+      </w:r>
+      <w:r>
+        <w:t xml:space="preserve">; en producción, nginx deja pasar el cambio de protocolo.</w:t>
+      </w:r>
+    </w:p>
+    <w:p>
+      <w:pPr>
+        <w:pStyle w:val="ListParagraph"/>
+        <w:numPr>
+          <w:ilvl w:val="0"/>
+          <w:numId w:val="4"/>
+        </w:numPr>
+      </w:pPr>
+      <w:r>
+        <w:t xml:space="preserve">NestJS acepta el handshake solo si el </w:t>
+      </w:r>
+      <w:r>
+        <w:rPr>
+          <w:rFonts w:ascii="Courier New" w:cs="Courier New" w:eastAsia="Courier New" w:hAnsi="Courier New"/>
+          <w:sz w:val="20"/>
+          <w:szCs w:val="20"/>
+          <w:shd w:fill="F2F2F2" w:color="auto" w:val="clear"/>
+        </w:rPr>
+        <w:t xml:space="preserve">Origin</w:t>
+      </w:r>
+      <w:r>
+        <w:t xml:space="preserve"> es el de la aplicación, si trae la cookie de sesión </w:t>
+      </w:r>
+      <w:r>
+        <w:rPr>
+          <w:rFonts w:ascii="Courier New" w:cs="Courier New" w:eastAsia="Courier New" w:hAnsi="Courier New"/>
+          <w:sz w:val="20"/>
+          <w:szCs w:val="20"/>
+          <w:shd w:fill="F2F2F2" w:color="auto" w:val="clear"/>
+        </w:rPr>
+        <w:t xml:space="preserve">sirio_access</w:t>
+      </w:r>
+      <w:r>
+        <w:t xml:space="preserve"> y si la sesión es de un dueño. Si no, cierra con </w:t>
+      </w:r>
+      <w:r>
+        <w:rPr>
+          <w:rFonts w:ascii="Courier New" w:cs="Courier New" w:eastAsia="Courier New" w:hAnsi="Courier New"/>
+          <w:sz w:val="20"/>
+          <w:szCs w:val="20"/>
+          <w:shd w:fill="F2F2F2" w:color="auto" w:val="clear"/>
+        </w:rPr>
+        <w:t xml:space="preserve">4403</w:t>
+      </w:r>
+      <w:r>
+        <w:t xml:space="preserve"> (origen) o </w:t>
+      </w:r>
+      <w:r>
+        <w:rPr>
+          <w:rFonts w:ascii="Courier New" w:cs="Courier New" w:eastAsia="Courier New" w:hAnsi="Courier New"/>
+          <w:sz w:val="20"/>
+          <w:szCs w:val="20"/>
+          <w:shd w:fill="F2F2F2" w:color="auto" w:val="clear"/>
+        </w:rPr>
+        <w:t xml:space="preserve">4401</w:t>
+      </w:r>
+      <w:r>
+        <w:t xml:space="preserve"> (sesión). Si la sesión caducó, la página la renueva una vez y vuelve a intentarlo.</w:t>
+      </w:r>
+    </w:p>
+    <w:p>
+      <w:pPr>
+        <w:pStyle w:val="ListParagraph"/>
+        <w:numPr>
+          <w:ilvl w:val="0"/>
+          <w:numId w:val="4"/>
+        </w:numPr>
+      </w:pPr>
+      <w:r>
+        <w:t xml:space="preserve">La página envía </w:t>
+      </w:r>
+      <w:r>
+        <w:rPr>
+          <w:rFonts w:ascii="Courier New" w:cs="Courier New" w:eastAsia="Courier New" w:hAnsi="Courier New"/>
+          <w:sz w:val="20"/>
+          <w:szCs w:val="20"/>
+          <w:shd w:fill="F2F2F2" w:color="auto" w:val="clear"/>
+        </w:rPr>
+        <w:t xml:space="preserve">subscribe</w:t>
+      </w:r>
+      <w:r>
+        <w:t xml:space="preserve"> con el restaurante y el </w:t>
+      </w:r>
+      <w:r>
+        <w:rPr>
+          <w:rFonts w:ascii="Courier New" w:cs="Courier New" w:eastAsia="Courier New" w:hAnsi="Courier New"/>
+          <w:sz w:val="20"/>
+          <w:szCs w:val="20"/>
+          <w:shd w:fill="F2F2F2" w:color="auto" w:val="clear"/>
+        </w:rPr>
+        <w:t xml:space="preserve">progressId</w:t>
+      </w:r>
+      <w:r>
+        <w:t xml:space="preserve">. La API comprueba que el restaurante pertenezca a ese dueño y responde </w:t>
+      </w:r>
+      <w:r>
+        <w:rPr>
+          <w:rFonts w:ascii="Courier New" w:cs="Courier New" w:eastAsia="Courier New" w:hAnsi="Courier New"/>
+          <w:sz w:val="20"/>
+          <w:szCs w:val="20"/>
+          <w:shd w:fill="F2F2F2" w:color="auto" w:val="clear"/>
+        </w:rPr>
+        <w:t xml:space="preserve">subscribed</w:t>
+      </w:r>
+      <w:r>
+        <w:t xml:space="preserve">.</w:t>
+      </w:r>
+    </w:p>
+    <w:p>
+      <w:pPr>
+        <w:pStyle w:val="ListParagraph"/>
+        <w:numPr>
+          <w:ilvl w:val="0"/>
+          <w:numId w:val="4"/>
+        </w:numPr>
+      </w:pPr>
+      <w:r>
+        <w:t xml:space="preserve">Solo entonces la página envía las fotos por HTTP con la cabecera </w:t>
+      </w:r>
+      <w:r>
+        <w:rPr>
+          <w:rFonts w:ascii="Courier New" w:cs="Courier New" w:eastAsia="Courier New" w:hAnsi="Courier New"/>
+          <w:sz w:val="20"/>
+          <w:szCs w:val="20"/>
+          <w:shd w:fill="F2F2F2" w:color="auto" w:val="clear"/>
+        </w:rPr>
+        <w:t xml:space="preserve">x-digitization-progress-id</w:t>
+      </w:r>
+      <w:r>
+        <w:t xml:space="preserve">, así que ninguna etapa se publica antes de que alguien escuche.</w:t>
+      </w:r>
+    </w:p>
+    <w:p>
+      <w:pPr>
+        <w:pStyle w:val="ListParagraph"/>
+        <w:numPr>
+          <w:ilvl w:val="0"/>
+          <w:numId w:val="4"/>
+        </w:numPr>
+      </w:pPr>
+      <w:r>
+        <w:t xml:space="preserve">Mientras trabaja, </w:t>
+      </w:r>
+      <w:r>
+        <w:rPr>
+          <w:rFonts w:ascii="Courier New" w:cs="Courier New" w:eastAsia="Courier New" w:hAnsi="Courier New"/>
+          <w:sz w:val="20"/>
+          <w:szCs w:val="20"/>
+          <w:shd w:fill="F2F2F2" w:color="auto" w:val="clear"/>
+        </w:rPr>
+        <w:t xml:space="preserve">DigitizeMenu</w:t>
+      </w:r>
+      <w:r>
+        <w:t xml:space="preserve"> publica </w:t>
+      </w:r>
+      <w:r>
+        <w:rPr>
+          <w:rFonts w:ascii="Courier New" w:cs="Courier New" w:eastAsia="Courier New" w:hAnsi="Courier New"/>
+          <w:sz w:val="20"/>
+          <w:szCs w:val="20"/>
+          <w:shd w:fill="F2F2F2" w:color="auto" w:val="clear"/>
+        </w:rPr>
+        <w:t xml:space="preserve">digitization.progress</w:t>
+      </w:r>
+      <w:r>
+        <w:t xml:space="preserve"> con cada etapa:</w:t>
+      </w:r>
+    </w:p>
+    <w:tbl>
+      <w:tblPr>
+        <w:tblStyle w:val="NormalTable"/>
+        <w:tblW w:type="dxa" w:w="9360"/>
+        <w:tblBorders>
+          <w:top w:val="single" w:color="auto" w:sz="4"/>
+          <w:left w:val="single" w:color="auto" w:sz="4"/>
+          <w:bottom w:val="single" w:color="auto" w:sz="4"/>
+          <w:right w:val="single" w:color="auto" w:sz="4"/>
+          <w:insideH w:val="single" w:color="auto" w:sz="4"/>
+          <w:insideV w:val="single" w:color="auto" w:sz="4"/>
+        </w:tblBorders>
+        <w:tblLayout w:type="fixed"/>
+      </w:tblPr>
+      <w:tblGrid>
+        <w:gridCol w:w="2160"/>
+        <w:gridCol w:w="2340"/>
+        <w:gridCol w:w="4860"/>
+      </w:tblGrid>
+      <w:tr>
+        <w:trPr>
+          <w:cantSplit/>
+          <w:tblHeader/>
+        </w:trPr>
+        <w:tc>
+          <w:tcPr>
+            <w:tcW w:type="dxa" w:w="2160"/>
+            <w:tcBorders>
+              <w:top w:val="single" w:color="BFBFBF" w:sz="4"/>
+              <w:left w:val="single" w:color="BFBFBF" w:sz="4"/>
+              <w:bottom w:val="single" w:color="BFBFBF" w:sz="4"/>
+              <w:right w:val="single" w:color="BFBFBF" w:sz="4"/>
+            </w:tcBorders>
+            <w:shd w:fill="D9D9D9" w:color="auto" w:val="clear"/>
+            <w:tcMar>
+              <w:top w:type="dxa" w:w="60"/>
+              <w:left w:type="dxa" w:w="100"/>
+              <w:bottom w:type="dxa" w:w="60"/>
+              <w:right w:type="dxa" w:w="100"/>
+            </w:tcMar>
+          </w:tcPr>
+          <w:p>
+            <w:pPr>
+              <w:keepNext/>
+              <w:spacing w:after="0" w:before="0"/>
+            </w:pPr>
+            <w:r>
+              <w:rPr>
+                <w:b/>
+                <w:bCs/>
+                <w:sz w:val="18"/>
+                <w:szCs w:val="18"/>
+              </w:rPr>
+              <w:t xml:space="preserve">Etapa</w:t>
+            </w:r>
+          </w:p>
+        </w:tc>
+        <w:tc>
+          <w:tcPr>
+            <w:tcW w:type="dxa" w:w="2340"/>
+            <w:tcBorders>
+              <w:top w:val="single" w:color="BFBFBF" w:sz="4"/>
+              <w:left w:val="single" w:color="BFBFBF" w:sz="4"/>
+              <w:bottom w:val="single" w:color="BFBFBF" w:sz="4"/>
+              <w:right w:val="single" w:color="BFBFBF" w:sz="4"/>
+            </w:tcBorders>
+            <w:shd w:fill="D9D9D9" w:color="auto" w:val="clear"/>
+            <w:tcMar>
+              <w:top w:type="dxa" w:w="60"/>
+              <w:left w:type="dxa" w:w="100"/>
+              <w:bottom w:type="dxa" w:w="60"/>
+              <w:right w:type="dxa" w:w="100"/>
+            </w:tcMar>
+          </w:tcPr>
+          <w:p>
+            <w:pPr>
+              <w:keepNext/>
+              <w:spacing w:after="0" w:before="0"/>
+            </w:pPr>
+            <w:r>
+              <w:rPr>
+                <w:b/>
+                <w:bCs/>
+                <w:sz w:val="18"/>
+                <w:szCs w:val="18"/>
+              </w:rPr>
+              <w:t xml:space="preserve">Cuándo</w:t>
+            </w:r>
+          </w:p>
+        </w:tc>
+        <w:tc>
+          <w:tcPr>
+            <w:tcW w:type="dxa" w:w="4860"/>
+            <w:tcBorders>
+              <w:top w:val="single" w:color="BFBFBF" w:sz="4"/>
+              <w:left w:val="single" w:color="BFBFBF" w:sz="4"/>
+              <w:bottom w:val="single" w:color="BFBFBF" w:sz="4"/>
+              <w:right w:val="single" w:color="BFBFBF" w:sz="4"/>
+            </w:tcBorders>
+            <w:shd w:fill="D9D9D9" w:color="auto" w:val="clear"/>
+            <w:tcMar>
+              <w:top w:type="dxa" w:w="60"/>
+              <w:left w:type="dxa" w:w="100"/>
+              <w:bottom w:type="dxa" w:w="60"/>
+              <w:right w:type="dxa" w:w="100"/>
+            </w:tcMar>
+          </w:tcPr>
+          <w:p>
+            <w:pPr>
+              <w:keepNext/>
+              <w:spacing w:after="0" w:before="0"/>
+            </w:pPr>
+            <w:r>
+              <w:rPr>
+                <w:b/>
+                <w:bCs/>
+                <w:sz w:val="18"/>
+                <w:szCs w:val="18"/>
+              </w:rPr>
+              <w:t xml:space="preserve">Lo que ve el dueño</w:t>
+            </w:r>
+          </w:p>
+        </w:tc>
+      </w:tr>
+      <w:tr>
+        <w:trPr>
+          <w:cantSplit/>
+          <w:tblHeader w:val="off"/>
+        </w:trPr>
+        <w:tc>
+          <w:tcPr>
+            <w:tcW w:type="dxa" w:w="2160"/>
+            <w:tcBorders>
+              <w:top w:val="single" w:color="BFBFBF" w:sz="4"/>
+              <w:left w:val="single" w:color="BFBFBF" w:sz="4"/>
+              <w:bottom w:val="single" w:color="BFBFBF" w:sz="4"/>
+              <w:right w:val="single" w:color="BFBFBF" w:sz="4"/>
+            </w:tcBorders>
+            <w:tcMar>
+              <w:top w:type="dxa" w:w="60"/>
+              <w:left w:type="dxa" w:w="100"/>
+              <w:bottom w:type="dxa" w:w="60"/>
+              <w:right w:type="dxa" w:w="100"/>
+            </w:tcMar>
+          </w:tcPr>
+          <w:p>
+            <w:pPr>
+              <w:keepNext/>
+              <w:spacing w:after="0" w:before="0"/>
+            </w:pPr>
+            <w:r>
+              <w:rPr>
+                <w:rFonts w:ascii="Courier New" w:cs="Courier New" w:eastAsia="Courier New" w:hAnsi="Courier New"/>
+                <w:b w:val="false"/>
+                <w:bCs w:val="false"/>
+                <w:sz w:val="16"/>
+                <w:szCs w:val="16"/>
+                <w:shd w:fill="F2F2F2" w:color="auto" w:val="clear"/>
+              </w:rPr>
+              <w:t xml:space="preserve">received</w:t>
+            </w:r>
+          </w:p>
+        </w:tc>
+        <w:tc>
+          <w:tcPr>
+            <w:tcW w:type="dxa" w:w="2340"/>
+            <w:tcBorders>
+              <w:top w:val="single" w:color="BFBFBF" w:sz="4"/>
+              <w:left w:val="single" w:color="BFBFBF" w:sz="4"/>
+              <w:bottom w:val="single" w:color="BFBFBF" w:sz="4"/>
+              <w:right w:val="single" w:color="BFBFBF" w:sz="4"/>
+            </w:tcBorders>
+            <w:tcMar>
+              <w:top w:type="dxa" w:w="60"/>
+              <w:left w:type="dxa" w:w="100"/>
+              <w:bottom w:type="dxa" w:w="60"/>
+              <w:right w:type="dxa" w:w="100"/>
+            </w:tcMar>
+          </w:tcPr>
+          <w:p>
+            <w:pPr>
+              <w:keepNext/>
+              <w:spacing w:after="0" w:before="0"/>
+            </w:pPr>
+            <w:r>
+              <w:rPr>
+                <w:b w:val="false"/>
+                <w:bCs w:val="false"/>
+                <w:sz w:val="18"/>
+                <w:szCs w:val="18"/>
+              </w:rPr>
+              <w:t xml:space="preserve">Fotos validadas</w:t>
+            </w:r>
+          </w:p>
+        </w:tc>
+        <w:tc>
+          <w:tcPr>
+            <w:tcW w:type="dxa" w:w="4860"/>
+            <w:tcBorders>
+              <w:top w:val="single" w:color="BFBFBF" w:sz="4"/>
+              <w:left w:val="single" w:color="BFBFBF" w:sz="4"/>
+              <w:bottom w:val="single" w:color="BFBFBF" w:sz="4"/>
+              <w:right w:val="single" w:color="BFBFBF" w:sz="4"/>
+            </w:tcBorders>
+            <w:tcMar>
+              <w:top w:type="dxa" w:w="60"/>
+              <w:left w:type="dxa" w:w="100"/>
+              <w:bottom w:type="dxa" w:w="60"/>
+              <w:right w:type="dxa" w:w="100"/>
+            </w:tcMar>
+          </w:tcPr>
+          <w:p>
+            <w:pPr>
+              <w:keepNext/>
+              <w:spacing w:after="0" w:before="0"/>
+            </w:pPr>
+            <w:r>
+              <w:rPr>
+                <w:b w:val="false"/>
+                <w:bCs w:val="false"/>
+                <w:sz w:val="18"/>
+                <w:szCs w:val="18"/>
+              </w:rPr>
+              <w:t xml:space="preserve">«Foto recibida y validada.»</w:t>
+            </w:r>
+          </w:p>
+        </w:tc>
+      </w:tr>
+      <w:tr>
+        <w:trPr>
+          <w:cantSplit/>
+          <w:tblHeader w:val="off"/>
+        </w:trPr>
+        <w:tc>
+          <w:tcPr>
+            <w:tcW w:type="dxa" w:w="2160"/>
+            <w:tcBorders>
+              <w:top w:val="single" w:color="BFBFBF" w:sz="4"/>
+              <w:left w:val="single" w:color="BFBFBF" w:sz="4"/>
+              <w:bottom w:val="single" w:color="BFBFBF" w:sz="4"/>
+              <w:right w:val="single" w:color="BFBFBF" w:sz="4"/>
+            </w:tcBorders>
+            <w:tcMar>
+              <w:top w:type="dxa" w:w="60"/>
+              <w:left w:type="dxa" w:w="100"/>
+              <w:bottom w:type="dxa" w:w="60"/>
+              <w:right w:type="dxa" w:w="100"/>
+            </w:tcMar>
+          </w:tcPr>
+          <w:p>
+            <w:pPr>
+              <w:keepNext/>
+              <w:spacing w:after="0" w:before="0"/>
+            </w:pPr>
+            <w:r>
+              <w:rPr>
+                <w:rFonts w:ascii="Courier New" w:cs="Courier New" w:eastAsia="Courier New" w:hAnsi="Courier New"/>
+                <w:b w:val="false"/>
+                <w:bCs w:val="false"/>
+                <w:sz w:val="16"/>
+                <w:szCs w:val="16"/>
+                <w:shd w:fill="F2F2F2" w:color="auto" w:val="clear"/>
+              </w:rPr>
+              <w:t xml:space="preserve">reading</w:t>
+            </w:r>
+          </w:p>
+        </w:tc>
+        <w:tc>
+          <w:tcPr>
+            <w:tcW w:type="dxa" w:w="2340"/>
+            <w:tcBorders>
+              <w:top w:val="single" w:color="BFBFBF" w:sz="4"/>
+              <w:left w:val="single" w:color="BFBFBF" w:sz="4"/>
+              <w:bottom w:val="single" w:color="BFBFBF" w:sz="4"/>
+              <w:right w:val="single" w:color="BFBFBF" w:sz="4"/>
+            </w:tcBorders>
+            <w:tcMar>
+              <w:top w:type="dxa" w:w="60"/>
+              <w:left w:type="dxa" w:w="100"/>
+              <w:bottom w:type="dxa" w:w="60"/>
+              <w:right w:type="dxa" w:w="100"/>
+            </w:tcMar>
+          </w:tcPr>
+          <w:p>
+            <w:pPr>
+              <w:keepNext/>
+              <w:spacing w:after="0" w:before="0"/>
+            </w:pPr>
+            <w:r>
+              <w:rPr>
+                <w:b w:val="false"/>
+                <w:bCs w:val="false"/>
+                <w:sz w:val="18"/>
+                <w:szCs w:val="18"/>
+              </w:rPr>
+              <w:t xml:space="preserve">Empieza un intento contra Gemini</w:t>
+            </w:r>
+          </w:p>
+        </w:tc>
+        <w:tc>
+          <w:tcPr>
+            <w:tcW w:type="dxa" w:w="4860"/>
+            <w:tcBorders>
+              <w:top w:val="single" w:color="BFBFBF" w:sz="4"/>
+              <w:left w:val="single" w:color="BFBFBF" w:sz="4"/>
+              <w:bottom w:val="single" w:color="BFBFBF" w:sz="4"/>
+              <w:right w:val="single" w:color="BFBFBF" w:sz="4"/>
+            </w:tcBorders>
+            <w:tcMar>
+              <w:top w:type="dxa" w:w="60"/>
+              <w:left w:type="dxa" w:w="100"/>
+              <w:bottom w:type="dxa" w:w="60"/>
+              <w:right w:type="dxa" w:w="100"/>
+            </w:tcMar>
+          </w:tcPr>
+          <w:p>
+            <w:pPr>
+              <w:keepNext/>
+              <w:spacing w:after="0" w:before="0"/>
+            </w:pPr>
+            <w:r>
+              <w:rPr>
+                <w:b w:val="false"/>
+                <w:bCs w:val="false"/>
+                <w:sz w:val="18"/>
+                <w:szCs w:val="18"/>
+              </w:rPr>
+              <w:t xml:space="preserve">«Gemini está leyendo tu carta…» (con «intento 2 de 3» si es un reintento)</w:t>
+            </w:r>
+          </w:p>
+        </w:tc>
+      </w:tr>
+      <w:tr>
+        <w:trPr>
+          <w:cantSplit/>
+          <w:tblHeader w:val="off"/>
+        </w:trPr>
+        <w:tc>
+          <w:tcPr>
+            <w:tcW w:type="dxa" w:w="2160"/>
+            <w:tcBorders>
+              <w:top w:val="single" w:color="BFBFBF" w:sz="4"/>
+              <w:left w:val="single" w:color="BFBFBF" w:sz="4"/>
+              <w:bottom w:val="single" w:color="BFBFBF" w:sz="4"/>
+              <w:right w:val="single" w:color="BFBFBF" w:sz="4"/>
+            </w:tcBorders>
+            <w:tcMar>
+              <w:top w:type="dxa" w:w="60"/>
+              <w:left w:type="dxa" w:w="100"/>
+              <w:bottom w:type="dxa" w:w="60"/>
+              <w:right w:type="dxa" w:w="100"/>
+            </w:tcMar>
+          </w:tcPr>
+          <w:p>
+            <w:pPr>
+              <w:keepNext/>
+              <w:spacing w:after="0" w:before="0"/>
+            </w:pPr>
+            <w:r>
+              <w:rPr>
+                <w:rFonts w:ascii="Courier New" w:cs="Courier New" w:eastAsia="Courier New" w:hAnsi="Courier New"/>
+                <w:b w:val="false"/>
+                <w:bCs w:val="false"/>
+                <w:sz w:val="16"/>
+                <w:szCs w:val="16"/>
+                <w:shd w:fill="F2F2F2" w:color="auto" w:val="clear"/>
+              </w:rPr>
+              <w:t xml:space="preserve">retrying</w:t>
+            </w:r>
+          </w:p>
+        </w:tc>
+        <w:tc>
+          <w:tcPr>
+            <w:tcW w:type="dxa" w:w="2340"/>
+            <w:tcBorders>
+              <w:top w:val="single" w:color="BFBFBF" w:sz="4"/>
+              <w:left w:val="single" w:color="BFBFBF" w:sz="4"/>
+              <w:bottom w:val="single" w:color="BFBFBF" w:sz="4"/>
+              <w:right w:val="single" w:color="BFBFBF" w:sz="4"/>
+            </w:tcBorders>
+            <w:tcMar>
+              <w:top w:type="dxa" w:w="60"/>
+              <w:left w:type="dxa" w:w="100"/>
+              <w:bottom w:type="dxa" w:w="60"/>
+              <w:right w:type="dxa" w:w="100"/>
+            </w:tcMar>
+          </w:tcPr>
+          <w:p>
+            <w:pPr>
+              <w:keepNext/>
+              <w:spacing w:after="0" w:before="0"/>
+            </w:pPr>
+            <w:r>
+              <w:rPr>
+                <w:b w:val="false"/>
+                <w:bCs w:val="false"/>
+                <w:sz w:val="18"/>
+                <w:szCs w:val="18"/>
+              </w:rPr>
+              <w:t xml:space="preserve">El intento falló</w:t>
+            </w:r>
+          </w:p>
+        </w:tc>
+        <w:tc>
+          <w:tcPr>
+            <w:tcW w:type="dxa" w:w="4860"/>
+            <w:tcBorders>
+              <w:top w:val="single" w:color="BFBFBF" w:sz="4"/>
+              <w:left w:val="single" w:color="BFBFBF" w:sz="4"/>
+              <w:bottom w:val="single" w:color="BFBFBF" w:sz="4"/>
+              <w:right w:val="single" w:color="BFBFBF" w:sz="4"/>
+            </w:tcBorders>
+            <w:tcMar>
+              <w:top w:type="dxa" w:w="60"/>
+              <w:left w:type="dxa" w:w="100"/>
+              <w:bottom w:type="dxa" w:w="60"/>
+              <w:right w:type="dxa" w:w="100"/>
+            </w:tcMar>
+          </w:tcPr>
+          <w:p>
+            <w:pPr>
+              <w:keepNext/>
+              <w:spacing w:after="0" w:before="0"/>
+            </w:pPr>
+            <w:r>
+              <w:rPr>
+                <w:b w:val="false"/>
+                <w:bCs w:val="false"/>
+                <w:sz w:val="18"/>
+                <w:szCs w:val="18"/>
+              </w:rPr>
+              <w:t xml:space="preserve">«Gemini no respondió. Reintentando (intento 2 de 3)…»</w:t>
+            </w:r>
+          </w:p>
+        </w:tc>
+      </w:tr>
+      <w:tr>
+        <w:trPr>
+          <w:cantSplit/>
+          <w:tblHeader w:val="off"/>
+        </w:trPr>
+        <w:tc>
+          <w:tcPr>
+            <w:tcW w:type="dxa" w:w="2160"/>
+            <w:tcBorders>
+              <w:top w:val="single" w:color="BFBFBF" w:sz="4"/>
+              <w:left w:val="single" w:color="BFBFBF" w:sz="4"/>
+              <w:bottom w:val="single" w:color="BFBFBF" w:sz="4"/>
+              <w:right w:val="single" w:color="BFBFBF" w:sz="4"/>
+            </w:tcBorders>
+            <w:tcMar>
+              <w:top w:type="dxa" w:w="60"/>
+              <w:left w:type="dxa" w:w="100"/>
+              <w:bottom w:type="dxa" w:w="60"/>
+              <w:right w:type="dxa" w:w="100"/>
+            </w:tcMar>
+          </w:tcPr>
+          <w:p>
+            <w:pPr>
+              <w:keepNext/>
+              <w:spacing w:after="0" w:before="0"/>
+            </w:pPr>
+            <w:r>
+              <w:rPr>
+                <w:rFonts w:ascii="Courier New" w:cs="Courier New" w:eastAsia="Courier New" w:hAnsi="Courier New"/>
+                <w:b w:val="false"/>
+                <w:bCs w:val="false"/>
+                <w:sz w:val="16"/>
+                <w:szCs w:val="16"/>
+                <w:shd w:fill="F2F2F2" w:color="auto" w:val="clear"/>
+              </w:rPr>
+              <w:t xml:space="preserve">validating</w:t>
+            </w:r>
+          </w:p>
+        </w:tc>
+        <w:tc>
+          <w:tcPr>
+            <w:tcW w:type="dxa" w:w="2340"/>
+            <w:tcBorders>
+              <w:top w:val="single" w:color="BFBFBF" w:sz="4"/>
+              <w:left w:val="single" w:color="BFBFBF" w:sz="4"/>
+              <w:bottom w:val="single" w:color="BFBFBF" w:sz="4"/>
+              <w:right w:val="single" w:color="BFBFBF" w:sz="4"/>
+            </w:tcBorders>
+            <w:tcMar>
+              <w:top w:type="dxa" w:w="60"/>
+              <w:left w:type="dxa" w:w="100"/>
+              <w:bottom w:type="dxa" w:w="60"/>
+              <w:right w:type="dxa" w:w="100"/>
+            </w:tcMar>
+          </w:tcPr>
+          <w:p>
+            <w:pPr>
+              <w:keepNext/>
+              <w:spacing w:after="0" w:before="0"/>
+            </w:pPr>
+            <w:r>
+              <w:rPr>
+                <w:b w:val="false"/>
+                <w:bCs w:val="false"/>
+                <w:sz w:val="18"/>
+                <w:szCs w:val="18"/>
+              </w:rPr>
+              <w:t xml:space="preserve">Gemini respondió</w:t>
+            </w:r>
+          </w:p>
+        </w:tc>
+        <w:tc>
+          <w:tcPr>
+            <w:tcW w:type="dxa" w:w="4860"/>
+            <w:tcBorders>
+              <w:top w:val="single" w:color="BFBFBF" w:sz="4"/>
+              <w:left w:val="single" w:color="BFBFBF" w:sz="4"/>
+              <w:bottom w:val="single" w:color="BFBFBF" w:sz="4"/>
+              <w:right w:val="single" w:color="BFBFBF" w:sz="4"/>
+            </w:tcBorders>
+            <w:tcMar>
+              <w:top w:type="dxa" w:w="60"/>
+              <w:left w:type="dxa" w:w="100"/>
+              <w:bottom w:type="dxa" w:w="60"/>
+              <w:right w:type="dxa" w:w="100"/>
+            </w:tcMar>
+          </w:tcPr>
+          <w:p>
+            <w:pPr>
+              <w:keepNext/>
+              <w:spacing w:after="0" w:before="0"/>
+            </w:pPr>
+            <w:r>
+              <w:rPr>
+                <w:b w:val="false"/>
+                <w:bCs w:val="false"/>
+                <w:sz w:val="18"/>
+                <w:szCs w:val="18"/>
+              </w:rPr>
+              <w:t xml:space="preserve">«Validando secciones, platos y precios…»</w:t>
+            </w:r>
+          </w:p>
+        </w:tc>
+      </w:tr>
+      <w:tr>
+        <w:trPr>
+          <w:cantSplit/>
+          <w:tblHeader w:val="off"/>
+        </w:trPr>
+        <w:tc>
+          <w:tcPr>
+            <w:tcW w:type="dxa" w:w="2160"/>
+            <w:tcBorders>
+              <w:top w:val="single" w:color="BFBFBF" w:sz="4"/>
+              <w:left w:val="single" w:color="BFBFBF" w:sz="4"/>
+              <w:bottom w:val="single" w:color="BFBFBF" w:sz="4"/>
+              <w:right w:val="single" w:color="BFBFBF" w:sz="4"/>
+            </w:tcBorders>
+            <w:tcMar>
+              <w:top w:type="dxa" w:w="60"/>
+              <w:left w:type="dxa" w:w="100"/>
+              <w:bottom w:type="dxa" w:w="60"/>
+              <w:right w:type="dxa" w:w="100"/>
+            </w:tcMar>
+          </w:tcPr>
+          <w:p>
+            <w:pPr>
+              <w:keepNext/>
+              <w:spacing w:after="0" w:before="0"/>
+            </w:pPr>
+            <w:r>
+              <w:rPr>
+                <w:rFonts w:ascii="Courier New" w:cs="Courier New" w:eastAsia="Courier New" w:hAnsi="Courier New"/>
+                <w:b w:val="false"/>
+                <w:bCs w:val="false"/>
+                <w:sz w:val="16"/>
+                <w:szCs w:val="16"/>
+                <w:shd w:fill="F2F2F2" w:color="auto" w:val="clear"/>
+              </w:rPr>
+              <w:t xml:space="preserve">saving</w:t>
+            </w:r>
+          </w:p>
+        </w:tc>
+        <w:tc>
+          <w:tcPr>
+            <w:tcW w:type="dxa" w:w="2340"/>
+            <w:tcBorders>
+              <w:top w:val="single" w:color="BFBFBF" w:sz="4"/>
+              <w:left w:val="single" w:color="BFBFBF" w:sz="4"/>
+              <w:bottom w:val="single" w:color="BFBFBF" w:sz="4"/>
+              <w:right w:val="single" w:color="BFBFBF" w:sz="4"/>
+            </w:tcBorders>
+            <w:tcMar>
+              <w:top w:type="dxa" w:w="60"/>
+              <w:left w:type="dxa" w:w="100"/>
+              <w:bottom w:type="dxa" w:w="60"/>
+              <w:right w:type="dxa" w:w="100"/>
+            </w:tcMar>
+          </w:tcPr>
+          <w:p>
+            <w:pPr>
+              <w:keepNext/>
+              <w:spacing w:after="0" w:before="0"/>
+            </w:pPr>
+            <w:r>
+              <w:rPr>
+                <w:b w:val="false"/>
+                <w:bCs w:val="false"/>
+                <w:sz w:val="18"/>
+                <w:szCs w:val="18"/>
+              </w:rPr>
+              <w:t xml:space="preserve">Se guarda el borrador</w:t>
+            </w:r>
+          </w:p>
+        </w:tc>
+        <w:tc>
+          <w:tcPr>
+            <w:tcW w:type="dxa" w:w="4860"/>
+            <w:tcBorders>
+              <w:top w:val="single" w:color="BFBFBF" w:sz="4"/>
+              <w:left w:val="single" w:color="BFBFBF" w:sz="4"/>
+              <w:bottom w:val="single" w:color="BFBFBF" w:sz="4"/>
+              <w:right w:val="single" w:color="BFBFBF" w:sz="4"/>
+            </w:tcBorders>
+            <w:tcMar>
+              <w:top w:type="dxa" w:w="60"/>
+              <w:left w:type="dxa" w:w="100"/>
+              <w:bottom w:type="dxa" w:w="60"/>
+              <w:right w:type="dxa" w:w="100"/>
+            </w:tcMar>
+          </w:tcPr>
+          <w:p>
+            <w:pPr>
+              <w:keepNext/>
+              <w:spacing w:after="0" w:before="0"/>
+            </w:pPr>
+            <w:r>
+              <w:rPr>
+                <w:b w:val="false"/>
+                <w:bCs w:val="false"/>
+                <w:sz w:val="18"/>
+                <w:szCs w:val="18"/>
+              </w:rPr>
+              <w:t xml:space="preserve">«Guardando el borrador…»</w:t>
+            </w:r>
+          </w:p>
+        </w:tc>
+      </w:tr>
+      <w:tr>
+        <w:trPr>
+          <w:cantSplit/>
+          <w:tblHeader w:val="off"/>
+        </w:trPr>
+        <w:tc>
+          <w:tcPr>
+            <w:tcW w:type="dxa" w:w="2160"/>
+            <w:tcBorders>
+              <w:top w:val="single" w:color="BFBFBF" w:sz="4"/>
+              <w:left w:val="single" w:color="BFBFBF" w:sz="4"/>
+              <w:bottom w:val="single" w:color="BFBFBF" w:sz="4"/>
+              <w:right w:val="single" w:color="BFBFBF" w:sz="4"/>
+            </w:tcBorders>
+            <w:tcMar>
+              <w:top w:type="dxa" w:w="60"/>
+              <w:left w:type="dxa" w:w="100"/>
+              <w:bottom w:type="dxa" w:w="60"/>
+              <w:right w:type="dxa" w:w="100"/>
+            </w:tcMar>
+          </w:tcPr>
+          <w:p>
+            <w:pPr>
+              <w:keepNext/>
+              <w:spacing w:after="0" w:before="0"/>
+            </w:pPr>
+            <w:r>
+              <w:rPr>
+                <w:rFonts w:ascii="Courier New" w:cs="Courier New" w:eastAsia="Courier New" w:hAnsi="Courier New"/>
+                <w:b w:val="false"/>
+                <w:bCs w:val="false"/>
+                <w:sz w:val="16"/>
+                <w:szCs w:val="16"/>
+                <w:shd w:fill="F2F2F2" w:color="auto" w:val="clear"/>
+              </w:rPr>
+              <w:t xml:space="preserve">completed</w:t>
+            </w:r>
+          </w:p>
+        </w:tc>
+        <w:tc>
+          <w:tcPr>
+            <w:tcW w:type="dxa" w:w="2340"/>
+            <w:tcBorders>
+              <w:top w:val="single" w:color="BFBFBF" w:sz="4"/>
+              <w:left w:val="single" w:color="BFBFBF" w:sz="4"/>
+              <w:bottom w:val="single" w:color="BFBFBF" w:sz="4"/>
+              <w:right w:val="single" w:color="BFBFBF" w:sz="4"/>
+            </w:tcBorders>
+            <w:tcMar>
+              <w:top w:type="dxa" w:w="60"/>
+              <w:left w:type="dxa" w:w="100"/>
+              <w:bottom w:type="dxa" w:w="60"/>
+              <w:right w:type="dxa" w:w="100"/>
+            </w:tcMar>
+          </w:tcPr>
+          <w:p>
+            <w:pPr>
+              <w:keepNext/>
+              <w:spacing w:after="0" w:before="0"/>
+            </w:pPr>
+            <w:r>
+              <w:rPr>
+                <w:b w:val="false"/>
+                <w:bCs w:val="false"/>
+                <w:sz w:val="18"/>
+                <w:szCs w:val="18"/>
+              </w:rPr>
+              <w:t xml:space="preserve">Borrador guardado</w:t>
+            </w:r>
+          </w:p>
+        </w:tc>
+        <w:tc>
+          <w:tcPr>
+            <w:tcW w:type="dxa" w:w="4860"/>
+            <w:tcBorders>
+              <w:top w:val="single" w:color="BFBFBF" w:sz="4"/>
+              <w:left w:val="single" w:color="BFBFBF" w:sz="4"/>
+              <w:bottom w:val="single" w:color="BFBFBF" w:sz="4"/>
+              <w:right w:val="single" w:color="BFBFBF" w:sz="4"/>
+            </w:tcBorders>
+            <w:tcMar>
+              <w:top w:type="dxa" w:w="60"/>
+              <w:left w:type="dxa" w:w="100"/>
+              <w:bottom w:type="dxa" w:w="60"/>
+              <w:right w:type="dxa" w:w="100"/>
+            </w:tcMar>
+          </w:tcPr>
+          <w:p>
+            <w:pPr>
+              <w:keepNext/>
+              <w:spacing w:after="0" w:before="0"/>
+            </w:pPr>
+            <w:r>
+              <w:rPr>
+                <w:b w:val="false"/>
+                <w:bCs w:val="false"/>
+                <w:sz w:val="18"/>
+                <w:szCs w:val="18"/>
+              </w:rPr>
+              <w:t xml:space="preserve">«Borrador listo: 3 secciones y 5 productos.»</w:t>
+            </w:r>
+          </w:p>
+        </w:tc>
+      </w:tr>
+      <w:tr>
+        <w:trPr>
+          <w:cantSplit/>
+          <w:tblHeader w:val="off"/>
+        </w:trPr>
+        <w:tc>
+          <w:tcPr>
+            <w:tcW w:type="dxa" w:w="2160"/>
+            <w:tcBorders>
+              <w:top w:val="single" w:color="BFBFBF" w:sz="4"/>
+              <w:left w:val="single" w:color="BFBFBF" w:sz="4"/>
+              <w:bottom w:val="single" w:color="BFBFBF" w:sz="4"/>
+              <w:right w:val="single" w:color="BFBFBF" w:sz="4"/>
+            </w:tcBorders>
+            <w:tcMar>
+              <w:top w:type="dxa" w:w="60"/>
+              <w:left w:type="dxa" w:w="100"/>
+              <w:bottom w:type="dxa" w:w="60"/>
+              <w:right w:type="dxa" w:w="100"/>
+            </w:tcMar>
+          </w:tcPr>
+          <w:p>
+            <w:pPr>
+              <w:keepNext w:val="false"/>
+              <w:spacing w:after="0" w:before="0"/>
+            </w:pPr>
+            <w:r>
+              <w:rPr>
+                <w:rFonts w:ascii="Courier New" w:cs="Courier New" w:eastAsia="Courier New" w:hAnsi="Courier New"/>
+                <w:b w:val="false"/>
+                <w:bCs w:val="false"/>
+                <w:sz w:val="16"/>
+                <w:szCs w:val="16"/>
+                <w:shd w:fill="F2F2F2" w:color="auto" w:val="clear"/>
+              </w:rPr>
+              <w:t xml:space="preserve">failed</w:t>
+            </w:r>
+          </w:p>
+        </w:tc>
+        <w:tc>
+          <w:tcPr>
+            <w:tcW w:type="dxa" w:w="2340"/>
+            <w:tcBorders>
+              <w:top w:val="single" w:color="BFBFBF" w:sz="4"/>
+              <w:left w:val="single" w:color="BFBFBF" w:sz="4"/>
+              <w:bottom w:val="single" w:color="BFBFBF" w:sz="4"/>
+              <w:right w:val="single" w:color="BFBFBF" w:sz="4"/>
+            </w:tcBorders>
+            <w:tcMar>
+              <w:top w:type="dxa" w:w="60"/>
+              <w:left w:type="dxa" w:w="100"/>
+              <w:bottom w:type="dxa" w:w="60"/>
+              <w:right w:type="dxa" w:w="100"/>
+            </w:tcMar>
+          </w:tcPr>
+          <w:p>
+            <w:pPr>
+              <w:keepNext w:val="false"/>
+              <w:spacing w:after="0" w:before="0"/>
+            </w:pPr>
+            <w:r>
+              <w:rPr>
+                <w:b w:val="false"/>
+                <w:bCs w:val="false"/>
+                <w:sz w:val="18"/>
+                <w:szCs w:val="18"/>
+              </w:rPr>
+              <w:t xml:space="preserve">Algo falló tras recibir las fotos</w:t>
+            </w:r>
+          </w:p>
+        </w:tc>
+        <w:tc>
+          <w:tcPr>
+            <w:tcW w:type="dxa" w:w="4860"/>
+            <w:tcBorders>
+              <w:top w:val="single" w:color="BFBFBF" w:sz="4"/>
+              <w:left w:val="single" w:color="BFBFBF" w:sz="4"/>
+              <w:bottom w:val="single" w:color="BFBFBF" w:sz="4"/>
+              <w:right w:val="single" w:color="BFBFBF" w:sz="4"/>
+            </w:tcBorders>
+            <w:tcMar>
+              <w:top w:type="dxa" w:w="60"/>
+              <w:left w:type="dxa" w:w="100"/>
+              <w:bottom w:type="dxa" w:w="60"/>
+              <w:right w:type="dxa" w:w="100"/>
+            </w:tcMar>
+          </w:tcPr>
+          <w:p>
+            <w:pPr>
+              <w:keepNext w:val="false"/>
+              <w:spacing w:after="0" w:before="0"/>
+            </w:pPr>
+            <w:r>
+              <w:rPr>
+                <w:b w:val="false"/>
+                <w:bCs w:val="false"/>
+                <w:sz w:val="18"/>
+                <w:szCs w:val="18"/>
+              </w:rPr>
+              <w:t xml:space="preserve">El mismo código de error de la respuesta HTTP</w:t>
+            </w:r>
+          </w:p>
+        </w:tc>
+      </w:tr>
+    </w:tbl>
+    <w:p>
+      <w:pPr>
+        <w:spacing w:after="0" w:before="0"/>
+      </w:pPr>
+    </w:p>
+    <w:p>
+      <w:pPr>
+        <w:pStyle w:val="ListParagraph"/>
+        <w:numPr>
+          <w:ilvl w:val="0"/>
+          <w:numId w:val="4"/>
+        </w:numPr>
+      </w:pPr>
+      <w:r>
+        <w:t xml:space="preserve">Llega la respuesta HTTP con el borrador, la página muestra el resumen y cierra el socket.</w:t>
+      </w:r>
+    </w:p>
+    <w:p>
+      <w:pPr>
+        <w:pStyle w:val="Ttulo2"/>
+      </w:pPr>
+      <w:bookmarkStart w:id="35" w:name="_Toc_ws_8_4"/>
+      <w:r>
+        <w:t xml:space="preserve">8.4 Seguridad y límites</w:t>
+      </w:r>
+      <w:bookmarkEnd w:id="35"/>
+    </w:p>
+    <w:p>
+      <w:pPr>
+        <w:pStyle w:val="ListParagraph"/>
+        <w:numPr>
+          <w:ilvl w:val="0"/>
+          <w:numId w:val="2"/>
+        </w:numPr>
+      </w:pPr>
+      <w:r>
+        <w:rPr>
+          <w:b/>
+          <w:bCs/>
+        </w:rPr>
+        <w:t xml:space="preserve">Misma frontera que el resto de la aplicación.</w:t>
+      </w:r>
+      <w:r>
+        <w:t xml:space="preserve"> El navegador nunca se conecta directamente a NestJS: entra por Next.js, como todas las demás peticiones.</w:t>
+      </w:r>
+    </w:p>
+    <w:p>
+      <w:pPr>
+        <w:pStyle w:val="ListParagraph"/>
+        <w:numPr>
+          <w:ilvl w:val="0"/>
+          <w:numId w:val="2"/>
+        </w:numPr>
+      </w:pPr>
+      <w:r>
+        <w:rPr>
+          <w:b/>
+          <w:bCs/>
+        </w:rPr>
+        <w:t xml:space="preserve">El token no se expone.</w:t>
+      </w:r>
+      <w:r>
+        <w:t xml:space="preserve"> La cookie es </w:t>
+      </w:r>
+      <w:r>
+        <w:rPr>
+          <w:rFonts w:ascii="Courier New" w:cs="Courier New" w:eastAsia="Courier New" w:hAnsi="Courier New"/>
+          <w:sz w:val="20"/>
+          <w:szCs w:val="20"/>
+          <w:shd w:fill="F2F2F2" w:color="auto" w:val="clear"/>
+        </w:rPr>
+        <w:t xml:space="preserve">HttpOnly</w:t>
+      </w:r>
+      <w:r>
+        <w:t xml:space="preserve">: el navegador la envía en el handshake, pero el código de la página no puede leerla.</w:t>
+      </w:r>
+    </w:p>
+    <w:p>
+      <w:pPr>
+        <w:pStyle w:val="ListParagraph"/>
+        <w:numPr>
+          <w:ilvl w:val="0"/>
+          <w:numId w:val="2"/>
+        </w:numPr>
+      </w:pPr>
+      <w:r>
+        <w:rPr>
+          <w:b/>
+          <w:bCs/>
+        </w:rPr>
+        <w:t xml:space="preserve">Solo tu restaurante.</w:t>
+      </w:r>
+      <w:r>
+        <w:t xml:space="preserve"> Suscribirse al restaurante de otro dueño responde </w:t>
+      </w:r>
+      <w:r>
+        <w:rPr>
+          <w:rFonts w:ascii="Courier New" w:cs="Courier New" w:eastAsia="Courier New" w:hAnsi="Courier New"/>
+          <w:sz w:val="20"/>
+          <w:szCs w:val="20"/>
+          <w:shd w:fill="F2F2F2" w:color="auto" w:val="clear"/>
+        </w:rPr>
+        <w:t xml:space="preserve">ACCESS_DENIED</w:t>
+      </w:r>
+      <w:r>
+        <w:t xml:space="preserve">; es la misma defensa contra IDOR que protege las rutas HTTP.</w:t>
+      </w:r>
+    </w:p>
+    <w:p>
+      <w:pPr>
+        <w:pStyle w:val="ListParagraph"/>
+        <w:numPr>
+          <w:ilvl w:val="0"/>
+          <w:numId w:val="2"/>
+        </w:numPr>
+      </w:pPr>
+      <w:r>
+        <w:rPr>
+          <w:b/>
+          <w:bCs/>
+        </w:rPr>
+        <w:t xml:space="preserve">Otro sitio no puede usar tu sesión.</w:t>
+      </w:r>
+      <w:r>
+        <w:t xml:space="preserve"> Una página de otro dominio envía su propio </w:t>
+      </w:r>
+      <w:r>
+        <w:rPr>
+          <w:rFonts w:ascii="Courier New" w:cs="Courier New" w:eastAsia="Courier New" w:hAnsi="Courier New"/>
+          <w:sz w:val="20"/>
+          <w:szCs w:val="20"/>
+          <w:shd w:fill="F2F2F2" w:color="auto" w:val="clear"/>
+        </w:rPr>
+        <w:t xml:space="preserve">Origin</w:t>
+      </w:r>
+      <w:r>
+        <w:t xml:space="preserve"> y se cierra con </w:t>
+      </w:r>
+      <w:r>
+        <w:rPr>
+          <w:rFonts w:ascii="Courier New" w:cs="Courier New" w:eastAsia="Courier New" w:hAnsi="Courier New"/>
+          <w:sz w:val="20"/>
+          <w:szCs w:val="20"/>
+          <w:shd w:fill="F2F2F2" w:color="auto" w:val="clear"/>
+        </w:rPr>
+        <w:t xml:space="preserve">4403</w:t>
+      </w:r>
+      <w:r>
+        <w:t xml:space="preserve">, aunque la cookie viaje.</w:t>
+      </w:r>
+    </w:p>
+    <w:p>
+      <w:pPr>
+        <w:pStyle w:val="ListParagraph"/>
+        <w:numPr>
+          <w:ilvl w:val="0"/>
+          <w:numId w:val="2"/>
+        </w:numPr>
+      </w:pPr>
+      <w:r>
+        <w:rPr>
+          <w:b/>
+          <w:bCs/>
+        </w:rPr>
+        <w:t xml:space="preserve">Límites:</w:t>
+      </w:r>
+      <w:r>
+        <w:t xml:space="preserve"> 4 suscripciones por conexión, mensajes de hasta 4 KB, un ping cada 20 s que cierra los sockets que no responden y un cierre forzado (</w:t>
+      </w:r>
+      <w:r>
+        <w:rPr>
+          <w:rFonts w:ascii="Courier New" w:cs="Courier New" w:eastAsia="Courier New" w:hAnsi="Courier New"/>
+          <w:sz w:val="20"/>
+          <w:szCs w:val="20"/>
+          <w:shd w:fill="F2F2F2" w:color="auto" w:val="clear"/>
+        </w:rPr>
+        <w:t xml:space="preserve">4408</w:t>
+      </w:r>
+      <w:r>
+        <w:t xml:space="preserve">) a los 5 minutos.</w:t>
+      </w:r>
+    </w:p>
+    <w:p>
+      <w:pPr>
+        <w:pStyle w:val="ListParagraph"/>
+        <w:numPr>
+          <w:ilvl w:val="0"/>
+          <w:numId w:val="2"/>
+        </w:numPr>
+      </w:pPr>
+      <w:r>
+        <w:rPr>
+          <w:b/>
+          <w:bCs/>
+        </w:rPr>
+        <w:t xml:space="preserve">Informar nunca rompe la digitalización.</w:t>
+      </w:r>
+      <w:r>
+        <w:t xml:space="preserve"> Si enviar una etapa falla, se registra en el log y la digitalización continúa.</w:t>
+      </w:r>
+    </w:p>
+    <w:p>
+      <w:pPr>
+        <w:pStyle w:val="Ttulo2"/>
+      </w:pPr>
+      <w:bookmarkStart w:id="36" w:name="_Toc_ws_8_5"/>
+      <w:r>
+        <w:t xml:space="preserve">8.5 Evidencia</w:t>
+      </w:r>
+      <w:bookmarkEnd w:id="36"/>
+    </w:p>
+    <w:p>
+      <w:r>
+        <w:t xml:space="preserve">Las capturas se tomaron con un script de Playwright contra el stack completo de Docker Compose (PostgreSQL, NestJS, Next.js y nginx), con digitalizaciones reales en Gemini de una carta de prueba de tres secciones y cinco productos.</w:t>
+      </w:r>
+    </w:p>
+    <w:p>
+      <w:pPr>
+        <w:keepNext/>
+        <w:spacing w:after="80" w:before="240"/>
+        <w:jc w:val="center"/>
+      </w:pPr>
+      <w:r>
+        <w:drawing>
+          <wp:inline distT="0" distB="0" distL="0" distR="0">
+            <wp:extent cx="5943600" cy="4229100"/>
+            <wp:effectExtent t="0" r="0" b="0" l="0"/>
+            <wp:docPr id="1" name="" descr="" title=""/>
+            <wp:cNvGraphicFramePr>
+              <a:graphicFrameLocks xmlns:a="http://schemas.openxmlformats.org/drawingml/2006/main" noChangeAspect="1"/>
+            </wp:cNvGraphicFramePr>
+            <a:graphic xmlns:a="http://schemas.openxmlformats.org/drawingml/2006/main">
+              <a:graphicData uri="http://schemas.openxmlformats.org/drawingml/2006/picture">
+                <pic:pic xmlns:pic="http://schemas.openxmlformats.org/drawingml/2006/picture">
+                  <pic:nvPicPr>
+                    <pic:cNvPr id="0" name="" descr=""/>
+                    <pic:cNvPicPr>
+                      <a:picLocks noChangeAspect="1" noChangeArrowheads="1"/>
+                    </pic:cNvPicPr>
+                  </pic:nvPicPr>
+                  <pic:blipFill>
+                    <a:blip r:embed="rId28" cstate="none"/>
+                    <a:srcRect/>
+                    <a:stretch>
+                      <a:fillRect/>
+                    </a:stretch>
+                  </pic:blipFill>
+                  <pic:spPr bwMode="auto">
+                    <a:xfrm>
+                      <a:off x="0" y="0"/>
+                      <a:ext cx="5943600" cy="4229100"/>
+                    </a:xfrm>
+                    <a:prstGeom prst="rect">
+                      <a:avLst/>
+                    </a:prstGeom>
+                  </pic:spPr>
+                </pic:pic>
+              </a:graphicData>
+            </a:graphic>
+          </wp:inline>
+        </w:drawing>
+      </w:r>
+    </w:p>
+    <w:p>
+      <w:pPr>
+        <w:spacing w:after="280"/>
+        <w:jc w:val="center"/>
+      </w:pPr>
+      <w:r>
+        <w:rPr>
+          <w:i/>
+          <w:iCs/>
+          <w:color w:val="595959"/>
+          <w:sz w:val="18"/>
+          <w:szCs w:val="18"/>
+        </w:rPr>
+        <w:t xml:space="preserve">Figura 9. Escritorio (1280 px): la etapa real «Gemini está leyendo tu carta…», dos de los cuatro tramos de la barra y el tiempo transcurrido, junto a la foto enviada.</w:t>
+      </w:r>
+    </w:p>
+    <w:p>
+      <w:pPr>
+        <w:keepNext/>
+        <w:spacing w:after="80" w:before="240"/>
+        <w:jc w:val="center"/>
+      </w:pPr>
+      <w:r>
+        <w:drawing>
+          <wp:inline distT="0" distB="0" distL="0" distR="0">
+            <wp:extent cx="3190875" cy="5762625"/>
+            <wp:effectExtent t="0" r="0" b="0" l="0"/>
+            <wp:docPr id="2" name="" descr="" title=""/>
+            <wp:cNvGraphicFramePr>
+              <a:graphicFrameLocks xmlns:a="http://schemas.openxmlformats.org/drawingml/2006/main" noChangeAspect="1"/>
+            </wp:cNvGraphicFramePr>
+            <a:graphic xmlns:a="http://schemas.openxmlformats.org/drawingml/2006/main">
+              <a:graphicData uri="http://schemas.openxmlformats.org/drawingml/2006/picture">
+                <pic:pic xmlns:pic="http://schemas.openxmlformats.org/drawingml/2006/picture">
+                  <pic:nvPicPr>
+                    <pic:cNvPr id="0" name="" descr=""/>
+                    <pic:cNvPicPr>
+                      <a:picLocks noChangeAspect="1" noChangeArrowheads="1"/>
+                    </pic:cNvPicPr>
+                  </pic:nvPicPr>
+                  <pic:blipFill>
+                    <a:blip r:embed="rId29" cstate="none"/>
+                    <a:srcRect/>
+                    <a:stretch>
+                      <a:fillRect/>
+                    </a:stretch>
+                  </pic:blipFill>
+                  <pic:spPr bwMode="auto">
+                    <a:xfrm>
+                      <a:off x="0" y="0"/>
+                      <a:ext cx="3190875" cy="5762625"/>
+                    </a:xfrm>
+                    <a:prstGeom prst="rect">
+                      <a:avLst/>
+                    </a:prstGeom>
+                  </pic:spPr>
+                </pic:pic>
+              </a:graphicData>
+            </a:graphic>
+          </wp:inline>
+        </w:drawing>
+      </w:r>
+    </w:p>
+    <w:p>
+      <w:pPr>
+        <w:spacing w:after="280"/>
+        <w:jc w:val="center"/>
+      </w:pPr>
+      <w:r>
+        <w:rPr>
+          <w:i/>
+          <w:iCs/>
+          <w:color w:val="595959"/>
+          <w:sz w:val="18"/>
+          <w:szCs w:val="18"/>
+        </w:rPr>
+        <w:t xml:space="preserve">Figura 10. El mismo panel en un móvil (390 px).</w:t>
+      </w:r>
+    </w:p>
+    <w:p>
+      <w:pPr>
+        <w:keepNext/>
+        <w:spacing w:after="80" w:before="240"/>
+        <w:jc w:val="center"/>
+      </w:pPr>
+      <w:r>
+        <w:drawing>
+          <wp:inline distT="0" distB="0" distL="0" distR="0">
+            <wp:extent cx="5943600" cy="4181475"/>
+            <wp:effectExtent t="0" r="0" b="0" l="0"/>
+            <wp:docPr id="3" name="" descr="" title=""/>
+            <wp:cNvGraphicFramePr>
+              <a:graphicFrameLocks xmlns:a="http://schemas.openxmlformats.org/drawingml/2006/main" noChangeAspect="1"/>
+            </wp:cNvGraphicFramePr>
+            <a:graphic xmlns:a="http://schemas.openxmlformats.org/drawingml/2006/main">
+              <a:graphicData uri="http://schemas.openxmlformats.org/drawingml/2006/picture">
+                <pic:pic xmlns:pic="http://schemas.openxmlformats.org/drawingml/2006/picture">
+                  <pic:nvPicPr>
+                    <pic:cNvPr id="0" name="" descr=""/>
+                    <pic:cNvPicPr>
+                      <a:picLocks noChangeAspect="1" noChangeArrowheads="1"/>
+                    </pic:cNvPicPr>
+                  </pic:nvPicPr>
+                  <pic:blipFill>
+                    <a:blip r:embed="rId30" cstate="none"/>
+                    <a:srcRect/>
+                    <a:stretch>
+                      <a:fillRect/>
+                    </a:stretch>
+                  </pic:blipFill>
+                  <pic:spPr bwMode="auto">
+                    <a:xfrm>
+                      <a:off x="0" y="0"/>
+                      <a:ext cx="5943600" cy="4181475"/>
+                    </a:xfrm>
+                    <a:prstGeom prst="rect">
+                      <a:avLst/>
+                    </a:prstGeom>
+                  </pic:spPr>
+                </pic:pic>
+              </a:graphicData>
+            </a:graphic>
+          </wp:inline>
+        </w:drawing>
+      </w:r>
+    </w:p>
+    <w:p>
+      <w:pPr>
+        <w:spacing w:after="280"/>
+        <w:jc w:val="center"/>
+      </w:pPr>
+      <w:r>
+        <w:rPr>
+          <w:i/>
+          <w:iCs/>
+          <w:color w:val="595959"/>
+          <w:sz w:val="18"/>
+          <w:szCs w:val="18"/>
+        </w:rPr>
+        <w:t xml:space="preserve">Figura 11. Al terminar, el aviso resume lo que detectó Gemini: «3 secciones y 5 productos», los mismos números que envió la etapa </w:t>
+      </w:r>
+      <w:r>
+        <w:rPr>
+          <w:rFonts w:ascii="Courier New" w:cs="Courier New" w:eastAsia="Courier New" w:hAnsi="Courier New"/>
+          <w:i/>
+          <w:iCs/>
+          <w:color w:val="595959"/>
+          <w:sz w:val="16"/>
+          <w:szCs w:val="16"/>
+          <w:shd w:fill="F2F2F2" w:color="auto" w:val="clear"/>
+        </w:rPr>
+        <w:t xml:space="preserve">completed</w:t>
+      </w:r>
+      <w:r>
+        <w:rPr>
+          <w:i/>
+          <w:iCs/>
+          <w:color w:val="595959"/>
+          <w:sz w:val="18"/>
+          <w:szCs w:val="18"/>
+        </w:rPr>
+        <w:t xml:space="preserve">.</w:t>
+      </w:r>
+    </w:p>
+    <w:p>
+      <w:pPr>
+        <w:keepNext/>
+        <w:spacing w:after="80" w:before="240"/>
+        <w:jc w:val="center"/>
+      </w:pPr>
+      <w:r>
+        <w:drawing>
+          <wp:inline distT="0" distB="0" distL="0" distR="0">
+            <wp:extent cx="4095750" cy="4448175"/>
+            <wp:effectExtent t="0" r="0" b="0" l="0"/>
+            <wp:docPr id="4" name="" descr="" title=""/>
+            <wp:cNvGraphicFramePr>
+              <a:graphicFrameLocks xmlns:a="http://schemas.openxmlformats.org/drawingml/2006/main" noChangeAspect="1"/>
+            </wp:cNvGraphicFramePr>
+            <a:graphic xmlns:a="http://schemas.openxmlformats.org/drawingml/2006/main">
+              <a:graphicData uri="http://schemas.openxmlformats.org/drawingml/2006/picture">
+                <pic:pic xmlns:pic="http://schemas.openxmlformats.org/drawingml/2006/picture">
+                  <pic:nvPicPr>
+                    <pic:cNvPr id="0" name="" descr=""/>
+                    <pic:cNvPicPr>
+                      <a:picLocks noChangeAspect="1" noChangeArrowheads="1"/>
+                    </pic:cNvPicPr>
+                  </pic:nvPicPr>
+                  <pic:blipFill>
+                    <a:blip r:embed="rId31" cstate="none"/>
+                    <a:srcRect/>
+                    <a:stretch>
+                      <a:fillRect/>
+                    </a:stretch>
+                  </pic:blipFill>
+                  <pic:spPr bwMode="auto">
+                    <a:xfrm>
+                      <a:off x="0" y="0"/>
+                      <a:ext cx="4095750" cy="4448175"/>
+                    </a:xfrm>
+                    <a:prstGeom prst="rect">
+                      <a:avLst/>
+                    </a:prstGeom>
+                  </pic:spPr>
+                </pic:pic>
+              </a:graphicData>
+            </a:graphic>
+          </wp:inline>
+        </w:drawing>
+      </w:r>
+    </w:p>
+    <w:p>
+      <w:pPr>
+        <w:spacing w:after="280"/>
+        <w:jc w:val="center"/>
+      </w:pPr>
+      <w:r>
+        <w:rPr>
+          <w:i/>
+          <w:iCs/>
+          <w:color w:val="595959"/>
+          <w:sz w:val="18"/>
+          <w:szCs w:val="18"/>
+        </w:rPr>
+        <w:t xml:space="preserve">Figura 12. Sin WebSocket: una sola línea genérica, sin barra. Para provocarlo, el script rechazó la conexión con </w:t>
+      </w:r>
+      <w:r>
+        <w:rPr>
+          <w:rFonts w:ascii="Courier New" w:cs="Courier New" w:eastAsia="Courier New" w:hAnsi="Courier New"/>
+          <w:i/>
+          <w:iCs/>
+          <w:color w:val="595959"/>
+          <w:sz w:val="16"/>
+          <w:szCs w:val="16"/>
+          <w:shd w:fill="F2F2F2" w:color="auto" w:val="clear"/>
+        </w:rPr>
+        <w:t xml:space="preserve">page.routeWebSocket</w:t>
+      </w:r>
+      <w:r>
+        <w:rPr>
+          <w:i/>
+          <w:iCs/>
+          <w:color w:val="595959"/>
+          <w:sz w:val="18"/>
+          <w:szCs w:val="18"/>
+        </w:rPr>
+        <w:t xml:space="preserve"> y retuvo la petición unos segundos para poder tomar la imagen; la digitalización terminó con normalidad.</w:t>
+      </w:r>
+    </w:p>
+    <w:p>
+      <w:pPr>
+        <w:keepNext/>
+        <w:spacing w:after="80" w:before="240"/>
+        <w:jc w:val="center"/>
+      </w:pPr>
+      <w:r>
+        <w:drawing>
+          <wp:inline distT="0" distB="0" distL="0" distR="0">
+            <wp:extent cx="5943600" cy="3286125"/>
+            <wp:effectExtent t="0" r="0" b="0" l="0"/>
+            <wp:docPr id="5" name="" descr="" title=""/>
+            <wp:cNvGraphicFramePr>
+              <a:graphicFrameLocks xmlns:a="http://schemas.openxmlformats.org/drawingml/2006/main" noChangeAspect="1"/>
+            </wp:cNvGraphicFramePr>
+            <a:graphic xmlns:a="http://schemas.openxmlformats.org/drawingml/2006/main">
+              <a:graphicData uri="http://schemas.openxmlformats.org/drawingml/2006/picture">
+                <pic:pic xmlns:pic="http://schemas.openxmlformats.org/drawingml/2006/picture">
+                  <pic:nvPicPr>
+                    <pic:cNvPr id="0" name="" descr=""/>
+                    <pic:cNvPicPr>
+                      <a:picLocks noChangeAspect="1" noChangeArrowheads="1"/>
+                    </pic:cNvPicPr>
+                  </pic:nvPicPr>
+                  <pic:blipFill>
+                    <a:blip r:embed="rId32" cstate="none"/>
+                    <a:srcRect/>
+                    <a:stretch>
+                      <a:fillRect/>
+                    </a:stretch>
+                  </pic:blipFill>
+                  <pic:spPr bwMode="auto">
+                    <a:xfrm>
+                      <a:off x="0" y="0"/>
+                      <a:ext cx="5943600" cy="3286125"/>
+                    </a:xfrm>
+                    <a:prstGeom prst="rect">
+                      <a:avLst/>
+                    </a:prstGeom>
+                  </pic:spPr>
+                </pic:pic>
+              </a:graphicData>
+            </a:graphic>
+          </wp:inline>
+        </w:drawing>
+      </w:r>
+    </w:p>
+    <w:p>
+      <w:pPr>
+        <w:spacing w:after="280"/>
+        <w:jc w:val="center"/>
+      </w:pPr>
+      <w:r>
+        <w:rPr>
+          <w:i/>
+          <w:iCs/>
+          <w:color w:val="595959"/>
+          <w:sz w:val="18"/>
+          <w:szCs w:val="18"/>
+        </w:rPr>
+        <w:t xml:space="preserve">Figura 13. Frames reales de la digitalización de la figura 9, registrados por Chromium mediante el protocolo DevTools. La tabla es la presentación de esos datos: handshake </w:t>
+      </w:r>
+      <w:r>
+        <w:rPr>
+          <w:rFonts w:ascii="Courier New" w:cs="Courier New" w:eastAsia="Courier New" w:hAnsi="Courier New"/>
+          <w:i/>
+          <w:iCs/>
+          <w:color w:val="595959"/>
+          <w:sz w:val="16"/>
+          <w:szCs w:val="16"/>
+          <w:shd w:fill="F2F2F2" w:color="auto" w:val="clear"/>
+        </w:rPr>
+        <w:t xml:space="preserve">101</w:t>
+      </w:r>
+      <w:r>
+        <w:rPr>
+          <w:i/>
+          <w:iCs/>
+          <w:color w:val="595959"/>
+          <w:sz w:val="18"/>
+          <w:szCs w:val="18"/>
+        </w:rPr>
+        <w:t xml:space="preserve">, suscripción a los 35 ms, petición HTTP a los 39 ms con el mismo </w:t>
+      </w:r>
+      <w:r>
+        <w:rPr>
+          <w:rFonts w:ascii="Courier New" w:cs="Courier New" w:eastAsia="Courier New" w:hAnsi="Courier New"/>
+          <w:i/>
+          <w:iCs/>
+          <w:color w:val="595959"/>
+          <w:sz w:val="16"/>
+          <w:szCs w:val="16"/>
+          <w:shd w:fill="F2F2F2" w:color="auto" w:val="clear"/>
+        </w:rPr>
+        <w:t xml:space="preserve">progressId</w:t>
+      </w:r>
+      <w:r>
+        <w:rPr>
+          <w:i/>
+          <w:iCs/>
+          <w:color w:val="595959"/>
+          <w:sz w:val="18"/>
+          <w:szCs w:val="18"/>
+        </w:rPr>
+        <w:t xml:space="preserve"> y las etapas hasta </w:t>
+      </w:r>
+      <w:r>
+        <w:rPr>
+          <w:rFonts w:ascii="Courier New" w:cs="Courier New" w:eastAsia="Courier New" w:hAnsi="Courier New"/>
+          <w:i/>
+          <w:iCs/>
+          <w:color w:val="595959"/>
+          <w:sz w:val="16"/>
+          <w:szCs w:val="16"/>
+          <w:shd w:fill="F2F2F2" w:color="auto" w:val="clear"/>
+        </w:rPr>
+        <w:t xml:space="preserve">completed</w:t>
+      </w:r>
+      <w:r>
+        <w:rPr>
+          <w:i/>
+          <w:iCs/>
+          <w:color w:val="595959"/>
+          <w:sz w:val="18"/>
+          <w:szCs w:val="18"/>
+        </w:rPr>
+        <w:t xml:space="preserve"> a los 3,8 s.</w:t>
+      </w:r>
+    </w:p>
+    <w:p>
+      <w:pPr>
+        <w:pStyle w:val="Ttulo2"/>
+      </w:pPr>
+      <w:bookmarkStart w:id="37" w:name="_Toc_ws_8_6"/>
+      <w:r>
+        <w:t xml:space="preserve">8.6 Pruebas</w:t>
+      </w:r>
+      <w:bookmarkEnd w:id="37"/>
+    </w:p>
+    <w:tbl>
+      <w:tblPr>
+        <w:tblStyle w:val="NormalTable"/>
+        <w:tblW w:type="dxa" w:w="9360"/>
+        <w:tblBorders>
+          <w:top w:val="single" w:color="auto" w:sz="4"/>
+          <w:left w:val="single" w:color="auto" w:sz="4"/>
+          <w:bottom w:val="single" w:color="auto" w:sz="4"/>
+          <w:right w:val="single" w:color="auto" w:sz="4"/>
+          <w:insideH w:val="single" w:color="auto" w:sz="4"/>
+          <w:insideV w:val="single" w:color="auto" w:sz="4"/>
+        </w:tblBorders>
+        <w:tblLayout w:type="fixed"/>
+      </w:tblPr>
+      <w:tblGrid>
+        <w:gridCol w:w="4738"/>
+        <w:gridCol w:w="4622"/>
+      </w:tblGrid>
+      <w:tr>
+        <w:trPr>
+          <w:cantSplit/>
+          <w:tblHeader/>
+        </w:trPr>
+        <w:tc>
+          <w:tcPr>
+            <w:tcW w:type="dxa" w:w="4738"/>
+            <w:tcBorders>
+              <w:top w:val="single" w:color="BFBFBF" w:sz="4"/>
+              <w:left w:val="single" w:color="BFBFBF" w:sz="4"/>
+              <w:bottom w:val="single" w:color="BFBFBF" w:sz="4"/>
+              <w:right w:val="single" w:color="BFBFBF" w:sz="4"/>
+            </w:tcBorders>
+            <w:shd w:fill="D9D9D9" w:color="auto" w:val="clear"/>
+            <w:tcMar>
+              <w:top w:type="dxa" w:w="60"/>
+              <w:left w:type="dxa" w:w="100"/>
+              <w:bottom w:type="dxa" w:w="60"/>
+              <w:right w:type="dxa" w:w="100"/>
+            </w:tcMar>
+          </w:tcPr>
+          <w:p>
+            <w:pPr>
+              <w:keepNext/>
+              <w:spacing w:after="0" w:before="0"/>
+            </w:pPr>
+            <w:r>
+              <w:rPr>
+                <w:b/>
+                <w:bCs/>
+                <w:sz w:val="18"/>
+                <w:szCs w:val="18"/>
+              </w:rPr>
+              <w:t xml:space="preserve">Prueba</w:t>
+            </w:r>
+          </w:p>
+        </w:tc>
+        <w:tc>
+          <w:tcPr>
+            <w:tcW w:type="dxa" w:w="4622"/>
+            <w:tcBorders>
+              <w:top w:val="single" w:color="BFBFBF" w:sz="4"/>
+              <w:left w:val="single" w:color="BFBFBF" w:sz="4"/>
+              <w:bottom w:val="single" w:color="BFBFBF" w:sz="4"/>
+              <w:right w:val="single" w:color="BFBFBF" w:sz="4"/>
+            </w:tcBorders>
+            <w:shd w:fill="D9D9D9" w:color="auto" w:val="clear"/>
+            <w:tcMar>
+              <w:top w:type="dxa" w:w="60"/>
+              <w:left w:type="dxa" w:w="100"/>
+              <w:bottom w:type="dxa" w:w="60"/>
+              <w:right w:type="dxa" w:w="100"/>
+            </w:tcMar>
+          </w:tcPr>
+          <w:p>
+            <w:pPr>
+              <w:keepNext/>
+              <w:spacing w:after="0" w:before="0"/>
+            </w:pPr>
+            <w:r>
+              <w:rPr>
+                <w:b/>
+                <w:bCs/>
+                <w:sz w:val="18"/>
+                <w:szCs w:val="18"/>
+              </w:rPr>
+              <w:t xml:space="preserve">Qué verifica</w:t>
+            </w:r>
+          </w:p>
+        </w:tc>
+      </w:tr>
+      <w:tr>
+        <w:trPr>
+          <w:cantSplit/>
+          <w:tblHeader w:val="off"/>
+        </w:trPr>
+        <w:tc>
+          <w:tcPr>
+            <w:tcW w:type="dxa" w:w="4738"/>
+            <w:tcBorders>
+              <w:top w:val="single" w:color="BFBFBF" w:sz="4"/>
+              <w:left w:val="single" w:color="BFBFBF" w:sz="4"/>
+              <w:bottom w:val="single" w:color="BFBFBF" w:sz="4"/>
+              <w:right w:val="single" w:color="BFBFBF" w:sz="4"/>
+            </w:tcBorders>
+            <w:tcMar>
+              <w:top w:type="dxa" w:w="60"/>
+              <w:left w:type="dxa" w:w="100"/>
+              <w:bottom w:type="dxa" w:w="60"/>
+              <w:right w:type="dxa" w:w="100"/>
+            </w:tcMar>
+          </w:tcPr>
+          <w:p>
+            <w:pPr>
+              <w:keepNext/>
+              <w:spacing w:after="0" w:before="0"/>
+            </w:pPr>
+            <w:r>
+              <w:rPr>
+                <w:rFonts w:ascii="Courier New" w:cs="Courier New" w:eastAsia="Courier New" w:hAnsi="Courier New"/>
+                <w:b w:val="false"/>
+                <w:bCs w:val="false"/>
+                <w:sz w:val="16"/>
+                <w:szCs w:val="16"/>
+                <w:shd w:fill="F2F2F2" w:color="auto" w:val="clear"/>
+              </w:rPr>
+              <w:t xml:space="preserve">apps/​api/​src/​realtime/​presentation/​realtime.gateway.spec.ts</w:t>
+            </w:r>
+          </w:p>
+        </w:tc>
+        <w:tc>
+          <w:tcPr>
+            <w:tcW w:type="dxa" w:w="4622"/>
+            <w:tcBorders>
+              <w:top w:val="single" w:color="BFBFBF" w:sz="4"/>
+              <w:left w:val="single" w:color="BFBFBF" w:sz="4"/>
+              <w:bottom w:val="single" w:color="BFBFBF" w:sz="4"/>
+              <w:right w:val="single" w:color="BFBFBF" w:sz="4"/>
+            </w:tcBorders>
+            <w:tcMar>
+              <w:top w:type="dxa" w:w="60"/>
+              <w:left w:type="dxa" w:w="100"/>
+              <w:bottom w:type="dxa" w:w="60"/>
+              <w:right w:type="dxa" w:w="100"/>
+            </w:tcMar>
+          </w:tcPr>
+          <w:p>
+            <w:pPr>
+              <w:keepNext/>
+              <w:spacing w:after="0" w:before="0"/>
+            </w:pPr>
+            <w:r>
+              <w:rPr>
+                <w:b w:val="false"/>
+                <w:bCs w:val="false"/>
+                <w:sz w:val="18"/>
+                <w:szCs w:val="18"/>
+              </w:rPr>
+              <w:t xml:space="preserve">Rechazo por origen, sin cookie, token inválido o rol administrador; suscripción a un restaurante propio y ajeno; límite de suscripciones; ping y cierre por antigüedad</w:t>
+            </w:r>
+          </w:p>
+        </w:tc>
+      </w:tr>
+      <w:tr>
+        <w:trPr>
+          <w:cantSplit/>
+          <w:tblHeader w:val="off"/>
+        </w:trPr>
+        <w:tc>
+          <w:tcPr>
+            <w:tcW w:type="dxa" w:w="4738"/>
+            <w:tcBorders>
+              <w:top w:val="single" w:color="BFBFBF" w:sz="4"/>
+              <w:left w:val="single" w:color="BFBFBF" w:sz="4"/>
+              <w:bottom w:val="single" w:color="BFBFBF" w:sz="4"/>
+              <w:right w:val="single" w:color="BFBFBF" w:sz="4"/>
+            </w:tcBorders>
+            <w:tcMar>
+              <w:top w:type="dxa" w:w="60"/>
+              <w:left w:type="dxa" w:w="100"/>
+              <w:bottom w:type="dxa" w:w="60"/>
+              <w:right w:type="dxa" w:w="100"/>
+            </w:tcMar>
+          </w:tcPr>
+          <w:p>
+            <w:pPr>
+              <w:keepNext/>
+              <w:spacing w:after="0" w:before="0"/>
+            </w:pPr>
+            <w:r>
+              <w:rPr>
+                <w:rFonts w:ascii="Courier New" w:cs="Courier New" w:eastAsia="Courier New" w:hAnsi="Courier New"/>
+                <w:b w:val="false"/>
+                <w:bCs w:val="false"/>
+                <w:sz w:val="16"/>
+                <w:szCs w:val="16"/>
+                <w:shd w:fill="F2F2F2" w:color="auto" w:val="clear"/>
+              </w:rPr>
+              <w:t xml:space="preserve">apps/​api/​src/​realtime/​presentation/​realtime-protocol.spec.ts</w:t>
+            </w:r>
+            <w:r>
+              <w:rPr>
+                <w:b w:val="false"/>
+                <w:bCs w:val="false"/>
+                <w:sz w:val="18"/>
+                <w:szCs w:val="18"/>
+              </w:rPr>
+              <w:t xml:space="preserve"> y </w:t>
+            </w:r>
+            <w:r>
+              <w:rPr>
+                <w:rFonts w:ascii="Courier New" w:cs="Courier New" w:eastAsia="Courier New" w:hAnsi="Courier New"/>
+                <w:b w:val="false"/>
+                <w:bCs w:val="false"/>
+                <w:sz w:val="16"/>
+                <w:szCs w:val="16"/>
+                <w:shd w:fill="F2F2F2" w:color="auto" w:val="clear"/>
+              </w:rPr>
+              <w:t xml:space="preserve">apps/​api/​src/​realtime/​application/​subscription-hub.spec.ts</w:t>
+            </w:r>
+          </w:p>
+        </w:tc>
+        <w:tc>
+          <w:tcPr>
+            <w:tcW w:type="dxa" w:w="4622"/>
+            <w:tcBorders>
+              <w:top w:val="single" w:color="BFBFBF" w:sz="4"/>
+              <w:left w:val="single" w:color="BFBFBF" w:sz="4"/>
+              <w:bottom w:val="single" w:color="BFBFBF" w:sz="4"/>
+              <w:right w:val="single" w:color="BFBFBF" w:sz="4"/>
+            </w:tcBorders>
+            <w:tcMar>
+              <w:top w:type="dxa" w:w="60"/>
+              <w:left w:type="dxa" w:w="100"/>
+              <w:bottom w:type="dxa" w:w="60"/>
+              <w:right w:type="dxa" w:w="100"/>
+            </w:tcMar>
+          </w:tcPr>
+          <w:p>
+            <w:pPr>
+              <w:keepNext/>
+              <w:spacing w:after="0" w:before="0"/>
+            </w:pPr>
+            <w:r>
+              <w:rPr>
+                <w:b w:val="false"/>
+                <w:bCs w:val="false"/>
+                <w:sz w:val="18"/>
+                <w:szCs w:val="18"/>
+              </w:rPr>
+              <w:t xml:space="preserve">Lectura de la cookie, </w:t>
+            </w:r>
+            <w:r>
+              <w:rPr>
+                <w:rFonts w:ascii="Courier New" w:cs="Courier New" w:eastAsia="Courier New" w:hAnsi="Courier New"/>
+                <w:b w:val="false"/>
+                <w:bCs w:val="false"/>
+                <w:sz w:val="16"/>
+                <w:szCs w:val="16"/>
+                <w:shd w:fill="F2F2F2" w:color="auto" w:val="clear"/>
+              </w:rPr>
+              <w:t xml:space="preserve">Origin</w:t>
+            </w:r>
+            <w:r>
+              <w:rPr>
+                <w:b w:val="false"/>
+                <w:bCs w:val="false"/>
+                <w:sz w:val="18"/>
+                <w:szCs w:val="18"/>
+              </w:rPr>
+              <w:t xml:space="preserve"> permitido, mensajes válidos y entrega solo a quien está suscrito</w:t>
+            </w:r>
+          </w:p>
+        </w:tc>
+      </w:tr>
+      <w:tr>
+        <w:trPr>
+          <w:cantSplit/>
+          <w:tblHeader w:val="off"/>
+        </w:trPr>
+        <w:tc>
+          <w:tcPr>
+            <w:tcW w:type="dxa" w:w="4738"/>
+            <w:tcBorders>
+              <w:top w:val="single" w:color="BFBFBF" w:sz="4"/>
+              <w:left w:val="single" w:color="BFBFBF" w:sz="4"/>
+              <w:bottom w:val="single" w:color="BFBFBF" w:sz="4"/>
+              <w:right w:val="single" w:color="BFBFBF" w:sz="4"/>
+            </w:tcBorders>
+            <w:tcMar>
+              <w:top w:type="dxa" w:w="60"/>
+              <w:left w:type="dxa" w:w="100"/>
+              <w:bottom w:type="dxa" w:w="60"/>
+              <w:right w:type="dxa" w:w="100"/>
+            </w:tcMar>
+          </w:tcPr>
+          <w:p>
+            <w:pPr>
+              <w:keepNext/>
+              <w:spacing w:after="0" w:before="0"/>
+            </w:pPr>
+            <w:r>
+              <w:rPr>
+                <w:rFonts w:ascii="Courier New" w:cs="Courier New" w:eastAsia="Courier New" w:hAnsi="Courier New"/>
+                <w:b w:val="false"/>
+                <w:bCs w:val="false"/>
+                <w:sz w:val="16"/>
+                <w:szCs w:val="16"/>
+                <w:shd w:fill="F2F2F2" w:color="auto" w:val="clear"/>
+              </w:rPr>
+              <w:t xml:space="preserve">apps/​api/​src/​digitization/​application/​use-cases/​digitize-menu.spec.ts</w:t>
+            </w:r>
+          </w:p>
+        </w:tc>
+        <w:tc>
+          <w:tcPr>
+            <w:tcW w:type="dxa" w:w="4622"/>
+            <w:tcBorders>
+              <w:top w:val="single" w:color="BFBFBF" w:sz="4"/>
+              <w:left w:val="single" w:color="BFBFBF" w:sz="4"/>
+              <w:bottom w:val="single" w:color="BFBFBF" w:sz="4"/>
+              <w:right w:val="single" w:color="BFBFBF" w:sz="4"/>
+            </w:tcBorders>
+            <w:tcMar>
+              <w:top w:type="dxa" w:w="60"/>
+              <w:left w:type="dxa" w:w="100"/>
+              <w:bottom w:type="dxa" w:w="60"/>
+              <w:right w:type="dxa" w:w="100"/>
+            </w:tcMar>
+          </w:tcPr>
+          <w:p>
+            <w:pPr>
+              <w:keepNext/>
+              <w:spacing w:after="0" w:before="0"/>
+            </w:pPr>
+            <w:r>
+              <w:rPr>
+                <w:b w:val="false"/>
+                <w:bCs w:val="false"/>
+                <w:sz w:val="18"/>
+                <w:szCs w:val="18"/>
+              </w:rPr>
+              <w:t xml:space="preserve">Orden de las etapas con un reintento, etapa </w:t>
+            </w:r>
+            <w:r>
+              <w:rPr>
+                <w:rFonts w:ascii="Courier New" w:cs="Courier New" w:eastAsia="Courier New" w:hAnsi="Courier New"/>
+                <w:b w:val="false"/>
+                <w:bCs w:val="false"/>
+                <w:sz w:val="16"/>
+                <w:szCs w:val="16"/>
+                <w:shd w:fill="F2F2F2" w:color="auto" w:val="clear"/>
+              </w:rPr>
+              <w:t xml:space="preserve">failed</w:t>
+            </w:r>
+            <w:r>
+              <w:rPr>
+                <w:b w:val="false"/>
+                <w:bCs w:val="false"/>
+                <w:sz w:val="18"/>
+                <w:szCs w:val="18"/>
+              </w:rPr>
+              <w:t xml:space="preserve"> con el código HTTP y ningún evento si nadie se suscribió</w:t>
+            </w:r>
+          </w:p>
+        </w:tc>
+      </w:tr>
+      <w:tr>
+        <w:trPr>
+          <w:cantSplit/>
+          <w:tblHeader w:val="off"/>
+        </w:trPr>
+        <w:tc>
+          <w:tcPr>
+            <w:tcW w:type="dxa" w:w="4738"/>
+            <w:tcBorders>
+              <w:top w:val="single" w:color="BFBFBF" w:sz="4"/>
+              <w:left w:val="single" w:color="BFBFBF" w:sz="4"/>
+              <w:bottom w:val="single" w:color="BFBFBF" w:sz="4"/>
+              <w:right w:val="single" w:color="BFBFBF" w:sz="4"/>
+            </w:tcBorders>
+            <w:tcMar>
+              <w:top w:type="dxa" w:w="60"/>
+              <w:left w:type="dxa" w:w="100"/>
+              <w:bottom w:type="dxa" w:w="60"/>
+              <w:right w:type="dxa" w:w="100"/>
+            </w:tcMar>
+          </w:tcPr>
+          <w:p>
+            <w:pPr>
+              <w:keepNext/>
+              <w:spacing w:after="0" w:before="0"/>
+            </w:pPr>
+            <w:r>
+              <w:rPr>
+                <w:rFonts w:ascii="Courier New" w:cs="Courier New" w:eastAsia="Courier New" w:hAnsi="Courier New"/>
+                <w:b w:val="false"/>
+                <w:bCs w:val="false"/>
+                <w:sz w:val="16"/>
+                <w:szCs w:val="16"/>
+                <w:shd w:fill="F2F2F2" w:color="auto" w:val="clear"/>
+              </w:rPr>
+              <w:t xml:space="preserve">apps/​web/​src/​app/​admin/​menu/​menu-digitizer.test.tsx</w:t>
+            </w:r>
+          </w:p>
+        </w:tc>
+        <w:tc>
+          <w:tcPr>
+            <w:tcW w:type="dxa" w:w="4622"/>
+            <w:tcBorders>
+              <w:top w:val="single" w:color="BFBFBF" w:sz="4"/>
+              <w:left w:val="single" w:color="BFBFBF" w:sz="4"/>
+              <w:bottom w:val="single" w:color="BFBFBF" w:sz="4"/>
+              <w:right w:val="single" w:color="BFBFBF" w:sz="4"/>
+            </w:tcBorders>
+            <w:tcMar>
+              <w:top w:type="dxa" w:w="60"/>
+              <w:left w:type="dxa" w:w="100"/>
+              <w:bottom w:type="dxa" w:w="60"/>
+              <w:right w:type="dxa" w:w="100"/>
+            </w:tcMar>
+          </w:tcPr>
+          <w:p>
+            <w:pPr>
+              <w:keepNext/>
+              <w:spacing w:after="0" w:before="0"/>
+            </w:pPr>
+            <w:r>
+              <w:rPr>
+                <w:b w:val="false"/>
+                <w:bCs w:val="false"/>
+                <w:sz w:val="18"/>
+                <w:szCs w:val="18"/>
+              </w:rPr>
+              <w:t xml:space="preserve">La pantalla muestra cada etapa recibida, ignora las de otra digitalización, cae a la línea genérica sin socket y renueva una sesión caducada</w:t>
+            </w:r>
+          </w:p>
+        </w:tc>
+      </w:tr>
+      <w:tr>
+        <w:trPr>
+          <w:cantSplit/>
+          <w:tblHeader w:val="off"/>
+        </w:trPr>
+        <w:tc>
+          <w:tcPr>
+            <w:tcW w:type="dxa" w:w="4738"/>
+            <w:tcBorders>
+              <w:top w:val="single" w:color="BFBFBF" w:sz="4"/>
+              <w:left w:val="single" w:color="BFBFBF" w:sz="4"/>
+              <w:bottom w:val="single" w:color="BFBFBF" w:sz="4"/>
+              <w:right w:val="single" w:color="BFBFBF" w:sz="4"/>
+            </w:tcBorders>
+            <w:tcMar>
+              <w:top w:type="dxa" w:w="60"/>
+              <w:left w:type="dxa" w:w="100"/>
+              <w:bottom w:type="dxa" w:w="60"/>
+              <w:right w:type="dxa" w:w="100"/>
+            </w:tcMar>
+          </w:tcPr>
+          <w:p>
+            <w:pPr>
+              <w:keepNext/>
+              <w:spacing w:after="0" w:before="0"/>
+            </w:pPr>
+            <w:r>
+              <w:rPr>
+                <w:rFonts w:ascii="Courier New" w:cs="Courier New" w:eastAsia="Courier New" w:hAnsi="Courier New"/>
+                <w:b w:val="false"/>
+                <w:bCs w:val="false"/>
+                <w:sz w:val="16"/>
+                <w:szCs w:val="16"/>
+                <w:shd w:fill="F2F2F2" w:color="auto" w:val="clear"/>
+              </w:rPr>
+              <w:t xml:space="preserve">tests/​e2e/​realtime-websocket.spec.ts:89</w:t>
+            </w:r>
+            <w:r>
+              <w:rPr>
+                <w:b w:val="false"/>
+                <w:bCs w:val="false"/>
+                <w:sz w:val="18"/>
+                <w:szCs w:val="18"/>
+              </w:rPr>
+              <w:t xml:space="preserve"> (E2E)</w:t>
+            </w:r>
+          </w:p>
+        </w:tc>
+        <w:tc>
+          <w:tcPr>
+            <w:tcW w:type="dxa" w:w="4622"/>
+            <w:tcBorders>
+              <w:top w:val="single" w:color="BFBFBF" w:sz="4"/>
+              <w:left w:val="single" w:color="BFBFBF" w:sz="4"/>
+              <w:bottom w:val="single" w:color="BFBFBF" w:sz="4"/>
+              <w:right w:val="single" w:color="BFBFBF" w:sz="4"/>
+            </w:tcBorders>
+            <w:tcMar>
+              <w:top w:type="dxa" w:w="60"/>
+              <w:left w:type="dxa" w:w="100"/>
+              <w:bottom w:type="dxa" w:w="60"/>
+              <w:right w:type="dxa" w:w="100"/>
+            </w:tcMar>
+          </w:tcPr>
+          <w:p>
+            <w:pPr>
+              <w:keepNext/>
+              <w:spacing w:after="0" w:before="0"/>
+            </w:pPr>
+            <w:r>
+              <w:rPr>
+                <w:b w:val="false"/>
+                <w:bCs w:val="false"/>
+                <w:sz w:val="18"/>
+                <w:szCs w:val="18"/>
+              </w:rPr>
+              <w:t xml:space="preserve">Contra el stack real: el socket pasa por Next.js, se suscribe, rechaza el restaurante ajeno y cierra con </w:t>
+            </w:r>
+            <w:r>
+              <w:rPr>
+                <w:rFonts w:ascii="Courier New" w:cs="Courier New" w:eastAsia="Courier New" w:hAnsi="Courier New"/>
+                <w:b w:val="false"/>
+                <w:bCs w:val="false"/>
+                <w:sz w:val="16"/>
+                <w:szCs w:val="16"/>
+                <w:shd w:fill="F2F2F2" w:color="auto" w:val="clear"/>
+              </w:rPr>
+              <w:t xml:space="preserve">4401</w:t>
+            </w:r>
+            <w:r>
+              <w:rPr>
+                <w:b w:val="false"/>
+                <w:bCs w:val="false"/>
+                <w:sz w:val="18"/>
+                <w:szCs w:val="18"/>
+              </w:rPr>
+              <w:t xml:space="preserve"> y </w:t>
+            </w:r>
+            <w:r>
+              <w:rPr>
+                <w:rFonts w:ascii="Courier New" w:cs="Courier New" w:eastAsia="Courier New" w:hAnsi="Courier New"/>
+                <w:b w:val="false"/>
+                <w:bCs w:val="false"/>
+                <w:sz w:val="16"/>
+                <w:szCs w:val="16"/>
+                <w:shd w:fill="F2F2F2" w:color="auto" w:val="clear"/>
+              </w:rPr>
+              <w:t xml:space="preserve">4403</w:t>
+            </w:r>
+          </w:p>
+        </w:tc>
+      </w:tr>
+      <w:tr>
+        <w:trPr>
+          <w:cantSplit/>
+          <w:tblHeader w:val="off"/>
+        </w:trPr>
+        <w:tc>
+          <w:tcPr>
+            <w:tcW w:type="dxa" w:w="4738"/>
+            <w:tcBorders>
+              <w:top w:val="single" w:color="BFBFBF" w:sz="4"/>
+              <w:left w:val="single" w:color="BFBFBF" w:sz="4"/>
+              <w:bottom w:val="single" w:color="BFBFBF" w:sz="4"/>
+              <w:right w:val="single" w:color="BFBFBF" w:sz="4"/>
+            </w:tcBorders>
+            <w:tcMar>
+              <w:top w:type="dxa" w:w="60"/>
+              <w:left w:type="dxa" w:w="100"/>
+              <w:bottom w:type="dxa" w:w="60"/>
+              <w:right w:type="dxa" w:w="100"/>
+            </w:tcMar>
+          </w:tcPr>
+          <w:p>
+            <w:pPr>
+              <w:keepNext w:val="false"/>
+              <w:spacing w:after="0" w:before="0"/>
+            </w:pPr>
+            <w:r>
+              <w:rPr>
+                <w:rFonts w:ascii="Courier New" w:cs="Courier New" w:eastAsia="Courier New" w:hAnsi="Courier New"/>
+                <w:b w:val="false"/>
+                <w:bCs w:val="false"/>
+                <w:sz w:val="16"/>
+                <w:szCs w:val="16"/>
+                <w:shd w:fill="F2F2F2" w:color="auto" w:val="clear"/>
+              </w:rPr>
+              <w:t xml:space="preserve">tests/​e2e/​phase-four-menu-digitization.spec.ts:120</w:t>
+            </w:r>
+            <w:r>
+              <w:rPr>
+                <w:b w:val="false"/>
+                <w:bCs w:val="false"/>
+                <w:sz w:val="18"/>
+                <w:szCs w:val="18"/>
+              </w:rPr>
+              <w:t xml:space="preserve"> (E2E)</w:t>
+            </w:r>
+          </w:p>
+        </w:tc>
+        <w:tc>
+          <w:tcPr>
+            <w:tcW w:type="dxa" w:w="4622"/>
+            <w:tcBorders>
+              <w:top w:val="single" w:color="BFBFBF" w:sz="4"/>
+              <w:left w:val="single" w:color="BFBFBF" w:sz="4"/>
+              <w:bottom w:val="single" w:color="BFBFBF" w:sz="4"/>
+              <w:right w:val="single" w:color="BFBFBF" w:sz="4"/>
+            </w:tcBorders>
+            <w:tcMar>
+              <w:top w:type="dxa" w:w="60"/>
+              <w:left w:type="dxa" w:w="100"/>
+              <w:bottom w:type="dxa" w:w="60"/>
+              <w:right w:type="dxa" w:w="100"/>
+            </w:tcMar>
+          </w:tcPr>
+          <w:p>
+            <w:pPr>
+              <w:keepNext w:val="false"/>
+              <w:spacing w:after="0" w:before="0"/>
+            </w:pPr>
+            <w:r>
+              <w:rPr>
+                <w:b w:val="false"/>
+                <w:bCs w:val="false"/>
+                <w:sz w:val="18"/>
+                <w:szCs w:val="18"/>
+              </w:rPr>
+              <w:t xml:space="preserve">Con Gemini real: los frames llegan en orden </w:t>
+            </w:r>
+            <w:r>
+              <w:rPr>
+                <w:rFonts w:ascii="Courier New" w:cs="Courier New" w:eastAsia="Courier New" w:hAnsi="Courier New"/>
+                <w:b w:val="false"/>
+                <w:bCs w:val="false"/>
+                <w:sz w:val="16"/>
+                <w:szCs w:val="16"/>
+                <w:shd w:fill="F2F2F2" w:color="auto" w:val="clear"/>
+              </w:rPr>
+              <w:t xml:space="preserve">received → reading → validating → saving → completed</w:t>
+            </w:r>
+            <w:r>
+              <w:rPr>
+                <w:b w:val="false"/>
+                <w:bCs w:val="false"/>
+                <w:sz w:val="18"/>
+                <w:szCs w:val="18"/>
+              </w:rPr>
+              <w:t xml:space="preserve"> y el resumen coincide con lo reportado</w:t>
+            </w:r>
+          </w:p>
+        </w:tc>
+      </w:tr>
+    </w:tbl>
+    <w:p>
+      <w:pPr>
+        <w:spacing w:after="0" w:before="0"/>
+      </w:pPr>
+    </w:p>
+    <w:p>
+      <w:pPr>
+        <w:shd w:fill="F2F2F2" w:color="auto" w:val="clear"/>
+        <w:spacing w:after="0" w:before="120"/>
+      </w:pPr>
+      <w:r>
+        <w:rPr>
+          <w:rFonts w:ascii="Courier New" w:cs="Courier New" w:eastAsia="Courier New" w:hAnsi="Courier New"/>
+          <w:sz w:val="18"/>
+          <w:szCs w:val="18"/>
+        </w:rPr>
+        <w:t xml:space="preserve">pnpm --filter @sirio/api exec jest src/realtime src/digitization</w:t>
+      </w:r>
+    </w:p>
+    <w:p>
+      <w:pPr>
+        <w:shd w:fill="F2F2F2" w:color="auto" w:val="clear"/>
+        <w:spacing w:after="0" w:before="0"/>
+      </w:pPr>
+      <w:r>
+        <w:rPr>
+          <w:rFonts w:ascii="Courier New" w:cs="Courier New" w:eastAsia="Courier New" w:hAnsi="Courier New"/>
+          <w:sz w:val="18"/>
+          <w:szCs w:val="18"/>
+        </w:rPr>
+        <w:t xml:space="preserve">pnpm --filter @sirio/web exec jest src/app/admin/menu</w:t>
+      </w:r>
+    </w:p>
+    <w:p>
+      <w:pPr>
+        <w:shd w:fill="F2F2F2" w:color="auto" w:val="clear"/>
+        <w:spacing w:after="160" w:before="0"/>
+      </w:pPr>
+      <w:r>
+        <w:rPr>
+          <w:rFonts w:ascii="Courier New" w:cs="Courier New" w:eastAsia="Courier New" w:hAnsi="Courier New"/>
+          <w:sz w:val="18"/>
+          <w:szCs w:val="18"/>
+        </w:rPr>
+        <w:t xml:space="preserve">pnpm exec playwright test tests/e2e/realtime-websocket.spec.ts tests/e2e/phase-four-menu-digitization.spec.ts --project=desktop-chromium</w:t>
+      </w:r>
+    </w:p>
+    <w:p>
+      <w:r>
+        <w:t xml:space="preserve">Las pruebas E2E necesitan el stack levantado (</w:t>
+      </w:r>
+      <w:r>
+        <w:rPr>
+          <w:rFonts w:ascii="Courier New" w:cs="Courier New" w:eastAsia="Courier New" w:hAnsi="Courier New"/>
+          <w:sz w:val="20"/>
+          <w:szCs w:val="20"/>
+          <w:shd w:fill="F2F2F2" w:color="auto" w:val="clear"/>
+        </w:rPr>
+        <w:t xml:space="preserve">pnpm compose:dev</w:t>
+      </w:r>
+      <w:r>
+        <w:t xml:space="preserve">).</w:t>
+      </w:r>
+    </w:p>
+    <w:p>
+      <w:pPr>
+        <w:pStyle w:val="Ttulo2"/>
+      </w:pPr>
+      <w:bookmarkStart w:id="38" w:name="_Toc_ws_8_7"/>
+      <w:r>
+        <w:t xml:space="preserve">8.7 Conclusión del módulo</w:t>
+      </w:r>
+      <w:bookmarkEnd w:id="38"/>
+    </w:p>
+    <w:p>
+      <w:r>
+        <w:t xml:space="preserve">El WebSocket resuelve un problema concreto: el dueño ve lo que realmente ocurre mientras Gemini lee su carta, en lugar de una animación con tiempos fijos. Se integró sin romper la regla de que el navegador solo habla con Next.js, reutiliza la sesión y la defensa contra IDOR existentes, y no hace que la digitalización dependa de él.</w:t>
+      </w:r>
+    </w:p>
+    <w:p>
+      <w:pPr>
+        <w:pStyle w:val="Ttulo1"/>
+        <w:pageBreakBefore/>
+      </w:pPr>
+      <w:bookmarkStart w:id="30" w:name="_Toc240959711"/>
+      <w:r>
+        <w:t>9. Conclusion</w:t>
       </w:r>
       <w:r>
         <w:t>es</w:t>
@@ -14848,6 +19892,29 @@
       </w:r>
       <w:r>
         <w:t>no recibe datos privados. Las respuestas del tercero se validan antes de usarse, y un fallo del servicio solo afecta a su tarjeta.</w:t>
+      </w:r>
+    </w:p>
+    <w:p>
+      <w:pPr>
+        <w:pStyle w:val="Prrafodelista"/>
+        <w:numPr>
+          <w:ilvl w:val="0"/>
+          <w:numId w:val="2"/>
+        </w:numPr>
+        <w:spacing w:after="100"/>
+      </w:pPr>
+      <w:r>
+        <w:rPr>
+          <w:b/>
+          <w:bCs/>
+        </w:rPr>
+        <w:t>WebSocket para tiempo real. </w:t>
+      </w:r>
+      <w:r>
+        <w:t xml:space="preserve">El WebSocket informa al dueño el progreso real de la digitalización de su carta con Gemini (fotos recibidas, lectura, reintentos, validación y guardado), evitando tiempos de espera ciegos. Se integró sin romper la frontera del BFF con Next.js, reutiliza la sesión y la defensa contra IDOR existentes, y no hace que la digitalización dependa de él si la conexión se interrumpe.</w:t>
+      </w:r>
+      <w:r>
+        <w:t/>
       </w:r>
     </w:p>
     <w:p>
